--- a/Assignment on customers salespeople and orders table.docx
+++ b/Assignment on customers salespeople and orders table.docx
@@ -8,15 +8,11 @@
         <w:ind w:left="360"/>
         <w:rPr>
           <w:rFonts w:ascii="Palatino Linotype" w:hAnsi="Palatino Linotype"/>
-          <w:sz w:val="28"/>
-          <w:szCs w:val="28"/>
         </w:rPr>
       </w:pPr>
       <w:r>
         <w:rPr>
           <w:rFonts w:ascii="Palatino Linotype" w:hAnsi="Palatino Linotype"/>
-          <w:sz w:val="28"/>
-          <w:szCs w:val="28"/>
         </w:rPr>
         <w:t>Database Query Writing 1</w:t>
       </w:r>
@@ -26,16 +22,12 @@
         <w:spacing w:after="0" w:line="240" w:lineRule="auto"/>
         <w:rPr>
           <w:rFonts w:ascii="Palatino Linotype" w:hAnsi="Palatino Linotype"/>
-          <w:sz w:val="24"/>
-          <w:szCs w:val="24"/>
         </w:rPr>
       </w:pPr>
       <w:r>
         <w:rPr>
           <w:rFonts w:ascii="Palatino Linotype" w:hAnsi="Palatino Linotype"/>
           <w:noProof/>
-          <w:sz w:val="24"/>
-          <w:szCs w:val="24"/>
         </w:rPr>
         <w:pict w14:anchorId="4883DF70">
           <v:shapetype id="_x0000_t32" coordsize="21600,21600" o:spt="32" o:oned="t" path="m,l21600,21600e" filled="f">
@@ -52,55 +44,23 @@
         <w:ind w:left="360"/>
         <w:rPr>
           <w:rFonts w:ascii="Palatino Linotype" w:hAnsi="Palatino Linotype"/>
-          <w:sz w:val="28"/>
-          <w:szCs w:val="28"/>
         </w:rPr>
       </w:pPr>
       <w:r>
         <w:rPr>
           <w:rFonts w:ascii="Palatino Linotype" w:hAnsi="Palatino Linotype"/>
-          <w:sz w:val="28"/>
-          <w:szCs w:val="28"/>
         </w:rPr>
         <w:t xml:space="preserve">Assignments on </w:t>
       </w:r>
       <w:r>
         <w:rPr>
           <w:rFonts w:ascii="Palatino Linotype" w:hAnsi="Palatino Linotype"/>
-          <w:sz w:val="28"/>
-          <w:szCs w:val="28"/>
         </w:rPr>
-        <w:t>customers</w:t>
+        <w:t xml:space="preserve">customers, salespeople and </w:t>
       </w:r>
       <w:r>
         <w:rPr>
           <w:rFonts w:ascii="Palatino Linotype" w:hAnsi="Palatino Linotype"/>
-          <w:sz w:val="28"/>
-          <w:szCs w:val="28"/>
-        </w:rPr>
-        <w:t xml:space="preserve">, </w:t>
-      </w:r>
-      <w:r>
-        <w:rPr>
-          <w:rFonts w:ascii="Palatino Linotype" w:hAnsi="Palatino Linotype"/>
-          <w:sz w:val="28"/>
-          <w:szCs w:val="28"/>
-        </w:rPr>
-        <w:t>salespeople</w:t>
-      </w:r>
-      <w:r>
-        <w:rPr>
-          <w:rFonts w:ascii="Palatino Linotype" w:hAnsi="Palatino Linotype"/>
-          <w:sz w:val="28"/>
-          <w:szCs w:val="28"/>
-        </w:rPr>
-        <w:t xml:space="preserve"> and </w:t>
-      </w:r>
-      <w:r>
-        <w:rPr>
-          <w:rFonts w:ascii="Palatino Linotype" w:hAnsi="Palatino Linotype"/>
-          <w:sz w:val="28"/>
-          <w:szCs w:val="28"/>
         </w:rPr>
         <w:t>orders Table</w:t>
       </w:r>
@@ -112,8 +72,6 @@
           <w:rFonts w:ascii="Palatino Linotype" w:hAnsi="Palatino Linotype"/>
           <w:bCs/>
           <w:iCs/>
-          <w:sz w:val="24"/>
-          <w:szCs w:val="24"/>
         </w:rPr>
       </w:pPr>
     </w:p>
@@ -138,8 +96,6 @@
                 <w:rFonts w:ascii="Palatino Linotype" w:hAnsi="Palatino Linotype"/>
                 <w:bCs/>
                 <w:iCs/>
-                <w:sz w:val="24"/>
-                <w:szCs w:val="24"/>
               </w:rPr>
             </w:pPr>
             <w:r>
@@ -163,8 +119,6 @@
                 <w:bCs/>
                 <w:iCs/>
                 <w:color w:val="0070C0"/>
-                <w:sz w:val="24"/>
-                <w:szCs w:val="24"/>
               </w:rPr>
             </w:pPr>
             <w:r>
@@ -188,8 +142,6 @@
                 <w:bCs/>
                 <w:iCs/>
                 <w:color w:val="0070C0"/>
-                <w:sz w:val="24"/>
-                <w:szCs w:val="24"/>
               </w:rPr>
             </w:pPr>
             <w:r>
@@ -212,8 +164,6 @@
                 <w:rFonts w:ascii="Palatino Linotype" w:hAnsi="Palatino Linotype"/>
                 <w:bCs/>
                 <w:iCs/>
-                <w:sz w:val="24"/>
-                <w:szCs w:val="24"/>
               </w:rPr>
             </w:pPr>
             <w:r>
@@ -236,8 +186,6 @@
                 <w:rFonts w:ascii="Palatino Linotype" w:hAnsi="Palatino Linotype"/>
                 <w:bCs/>
                 <w:iCs/>
-                <w:sz w:val="24"/>
-                <w:szCs w:val="24"/>
               </w:rPr>
             </w:pPr>
             <w:r>
@@ -261,8 +209,6 @@
                 <w:bCs/>
                 <w:iCs/>
                 <w:color w:val="0070C0"/>
-                <w:sz w:val="24"/>
-                <w:szCs w:val="24"/>
               </w:rPr>
             </w:pPr>
             <w:r>
@@ -286,8 +232,6 @@
                 <w:bCs/>
                 <w:iCs/>
                 <w:color w:val="0070C0"/>
-                <w:sz w:val="24"/>
-                <w:szCs w:val="24"/>
               </w:rPr>
             </w:pPr>
             <w:r>
@@ -310,8 +254,6 @@
                 <w:rFonts w:ascii="Palatino Linotype" w:hAnsi="Palatino Linotype"/>
                 <w:bCs/>
                 <w:iCs/>
-                <w:sz w:val="24"/>
-                <w:szCs w:val="24"/>
               </w:rPr>
             </w:pPr>
             <w:r>
@@ -334,8 +276,6 @@
                 <w:rFonts w:ascii="Palatino Linotype" w:hAnsi="Palatino Linotype"/>
                 <w:bCs/>
                 <w:iCs/>
-                <w:sz w:val="24"/>
-                <w:szCs w:val="24"/>
               </w:rPr>
             </w:pPr>
             <w:r>
@@ -359,8 +299,6 @@
                 <w:bCs/>
                 <w:iCs/>
                 <w:color w:val="0070C0"/>
-                <w:sz w:val="24"/>
-                <w:szCs w:val="24"/>
               </w:rPr>
             </w:pPr>
             <w:r>
@@ -383,8 +321,6 @@
                 <w:rFonts w:ascii="Palatino Linotype" w:hAnsi="Palatino Linotype"/>
                 <w:bCs/>
                 <w:iCs/>
-                <w:sz w:val="24"/>
-                <w:szCs w:val="24"/>
               </w:rPr>
             </w:pPr>
             <w:r>
@@ -407,8 +343,6 @@
                 <w:rFonts w:ascii="Palatino Linotype" w:hAnsi="Palatino Linotype"/>
                 <w:bCs/>
                 <w:iCs/>
-                <w:sz w:val="24"/>
-                <w:szCs w:val="24"/>
               </w:rPr>
             </w:pPr>
             <w:r>
@@ -432,8 +366,6 @@
                 <w:bCs/>
                 <w:iCs/>
                 <w:color w:val="0070C0"/>
-                <w:sz w:val="24"/>
-                <w:szCs w:val="24"/>
               </w:rPr>
             </w:pPr>
             <w:r>
@@ -456,8 +388,6 @@
                 <w:rFonts w:ascii="Palatino Linotype" w:hAnsi="Palatino Linotype"/>
                 <w:bCs/>
                 <w:iCs/>
-                <w:sz w:val="24"/>
-                <w:szCs w:val="24"/>
               </w:rPr>
             </w:pPr>
             <w:r>
@@ -480,8 +410,6 @@
                 <w:rFonts w:ascii="Palatino Linotype" w:hAnsi="Palatino Linotype"/>
                 <w:bCs/>
                 <w:iCs/>
-                <w:sz w:val="24"/>
-                <w:szCs w:val="24"/>
               </w:rPr>
             </w:pPr>
             <w:r>
@@ -504,8 +432,6 @@
                 <w:rFonts w:ascii="Palatino Linotype" w:hAnsi="Palatino Linotype"/>
                 <w:bCs/>
                 <w:iCs/>
-                <w:sz w:val="24"/>
-                <w:szCs w:val="24"/>
               </w:rPr>
             </w:pPr>
             <w:r>
@@ -529,8 +455,6 @@
                 <w:bCs/>
                 <w:iCs/>
                 <w:color w:val="0070C0"/>
-                <w:sz w:val="24"/>
-                <w:szCs w:val="24"/>
               </w:rPr>
             </w:pPr>
             <w:r>
@@ -553,8 +477,6 @@
                 <w:rFonts w:ascii="Palatino Linotype" w:hAnsi="Palatino Linotype"/>
                 <w:bCs/>
                 <w:iCs/>
-                <w:sz w:val="24"/>
-                <w:szCs w:val="24"/>
               </w:rPr>
             </w:pPr>
             <w:r>
@@ -577,8 +499,6 @@
                 <w:rFonts w:ascii="Palatino Linotype" w:hAnsi="Palatino Linotype"/>
                 <w:bCs/>
                 <w:iCs/>
-                <w:sz w:val="24"/>
-                <w:szCs w:val="24"/>
               </w:rPr>
             </w:pPr>
             <w:r>
@@ -602,8 +522,6 @@
                 <w:bCs/>
                 <w:iCs/>
                 <w:color w:val="0070C0"/>
-                <w:sz w:val="24"/>
-                <w:szCs w:val="24"/>
               </w:rPr>
             </w:pPr>
             <w:r>
@@ -626,8 +544,6 @@
                 <w:rFonts w:ascii="Palatino Linotype" w:hAnsi="Palatino Linotype"/>
                 <w:bCs/>
                 <w:iCs/>
-                <w:sz w:val="24"/>
-                <w:szCs w:val="24"/>
               </w:rPr>
             </w:pPr>
             <w:r>
@@ -650,8 +566,6 @@
                 <w:rFonts w:ascii="Palatino Linotype" w:hAnsi="Palatino Linotype"/>
                 <w:bCs/>
                 <w:iCs/>
-                <w:sz w:val="24"/>
-                <w:szCs w:val="24"/>
               </w:rPr>
             </w:pPr>
             <w:r>
@@ -675,8 +589,6 @@
                 <w:bCs/>
                 <w:iCs/>
                 <w:color w:val="0070C0"/>
-                <w:sz w:val="24"/>
-                <w:szCs w:val="24"/>
               </w:rPr>
             </w:pPr>
             <w:r>
@@ -699,8 +611,6 @@
                 <w:rFonts w:ascii="Palatino Linotype" w:hAnsi="Palatino Linotype"/>
                 <w:bCs/>
                 <w:iCs/>
-                <w:sz w:val="24"/>
-                <w:szCs w:val="24"/>
               </w:rPr>
             </w:pPr>
             <w:r>
@@ -723,8 +633,6 @@
                 <w:rFonts w:ascii="Palatino Linotype" w:hAnsi="Palatino Linotype"/>
                 <w:bCs/>
                 <w:iCs/>
-                <w:sz w:val="24"/>
-                <w:szCs w:val="24"/>
               </w:rPr>
             </w:pPr>
             <w:r>
@@ -748,8 +656,6 @@
                 <w:bCs/>
                 <w:iCs/>
                 <w:color w:val="0070C0"/>
-                <w:sz w:val="24"/>
-                <w:szCs w:val="24"/>
               </w:rPr>
             </w:pPr>
             <w:r>
@@ -772,8 +678,6 @@
                 <w:rFonts w:ascii="Palatino Linotype" w:hAnsi="Palatino Linotype"/>
                 <w:bCs/>
                 <w:iCs/>
-                <w:sz w:val="24"/>
-                <w:szCs w:val="24"/>
               </w:rPr>
             </w:pPr>
             <w:r>
@@ -796,8 +700,6 @@
                 <w:rFonts w:ascii="Palatino Linotype" w:hAnsi="Palatino Linotype"/>
                 <w:bCs/>
                 <w:iCs/>
-                <w:sz w:val="24"/>
-                <w:szCs w:val="24"/>
               </w:rPr>
             </w:pPr>
             <w:r>
@@ -820,8 +722,6 @@
                 <w:rFonts w:ascii="Palatino Linotype" w:hAnsi="Palatino Linotype"/>
                 <w:bCs/>
                 <w:iCs/>
-                <w:sz w:val="24"/>
-                <w:szCs w:val="24"/>
               </w:rPr>
             </w:pPr>
             <w:r>
@@ -844,8 +744,6 @@
                 <w:rFonts w:ascii="Palatino Linotype" w:hAnsi="Palatino Linotype"/>
                 <w:bCs/>
                 <w:iCs/>
-                <w:sz w:val="24"/>
-                <w:szCs w:val="24"/>
               </w:rPr>
             </w:pPr>
             <w:r>
@@ -868,8 +766,6 @@
                 <w:rFonts w:ascii="Palatino Linotype" w:hAnsi="Palatino Linotype"/>
                 <w:bCs/>
                 <w:iCs/>
-                <w:sz w:val="24"/>
-                <w:szCs w:val="24"/>
               </w:rPr>
             </w:pPr>
             <w:r>
@@ -892,8 +788,6 @@
                 <w:rFonts w:ascii="Palatino Linotype" w:hAnsi="Palatino Linotype"/>
                 <w:bCs/>
                 <w:iCs/>
-                <w:sz w:val="24"/>
-                <w:szCs w:val="24"/>
               </w:rPr>
             </w:pPr>
             <w:r>
@@ -916,8 +810,6 @@
                 <w:rFonts w:ascii="Palatino Linotype" w:hAnsi="Palatino Linotype"/>
                 <w:bCs/>
                 <w:iCs/>
-                <w:sz w:val="24"/>
-                <w:szCs w:val="24"/>
               </w:rPr>
             </w:pPr>
             <w:r>
@@ -940,8 +832,6 @@
                 <w:rFonts w:ascii="Palatino Linotype" w:hAnsi="Palatino Linotype"/>
                 <w:bCs/>
                 <w:iCs/>
-                <w:sz w:val="24"/>
-                <w:szCs w:val="24"/>
               </w:rPr>
             </w:pPr>
             <w:r>
@@ -964,8 +854,6 @@
                 <w:rFonts w:ascii="Palatino Linotype" w:hAnsi="Palatino Linotype"/>
                 <w:bCs/>
                 <w:iCs/>
-                <w:sz w:val="24"/>
-                <w:szCs w:val="24"/>
               </w:rPr>
             </w:pPr>
             <w:r>
@@ -988,8 +876,6 @@
                 <w:rFonts w:ascii="Palatino Linotype" w:hAnsi="Palatino Linotype"/>
                 <w:bCs/>
                 <w:iCs/>
-                <w:sz w:val="24"/>
-                <w:szCs w:val="24"/>
               </w:rPr>
             </w:pPr>
             <w:r>
@@ -1012,8 +898,6 @@
                 <w:rFonts w:ascii="Palatino Linotype" w:hAnsi="Palatino Linotype"/>
                 <w:bCs/>
                 <w:iCs/>
-                <w:sz w:val="24"/>
-                <w:szCs w:val="24"/>
               </w:rPr>
             </w:pPr>
             <w:r>
@@ -1036,46 +920,28 @@
                 <w:rFonts w:ascii="Palatino Linotype" w:hAnsi="Palatino Linotype"/>
                 <w:bCs/>
                 <w:iCs/>
-                <w:sz w:val="24"/>
-                <w:szCs w:val="24"/>
-              </w:rPr>
-            </w:pPr>
-            <w:r>
-              <w:rPr>
-                <w:rFonts w:ascii="Palatino Linotype" w:hAnsi="Palatino Linotype"/>
-              </w:rPr>
-              <w:t xml:space="preserve">Find payment methods containing the </w:t>
-            </w:r>
-            <w:proofErr w:type="gramStart"/>
-            <w:r>
-              <w:rPr>
-                <w:rFonts w:ascii="Palatino Linotype" w:hAnsi="Palatino Linotype"/>
-              </w:rPr>
-              <w:t>word</w:t>
-            </w:r>
-            <w:proofErr w:type="gramEnd"/>
-            <w:r>
-              <w:rPr>
-                <w:rFonts w:ascii="Palatino Linotype" w:hAnsi="Palatino Linotype"/>
-              </w:rPr>
-              <w:t xml:space="preserve"> Cards.</w:t>
-            </w:r>
-          </w:p>
-        </w:tc>
-      </w:tr>
-      <w:tr>
-        <w:tc>
-          <w:tcPr>
-            <w:tcW w:w="10422" w:type="dxa"/>
-          </w:tcPr>
-          <w:p>
-            <w:pPr>
-              <w:rPr>
-                <w:rFonts w:ascii="Palatino Linotype" w:hAnsi="Palatino Linotype"/>
-                <w:bCs/>
-                <w:iCs/>
-                <w:sz w:val="24"/>
-                <w:szCs w:val="24"/>
+              </w:rPr>
+            </w:pPr>
+            <w:r>
+              <w:rPr>
+                <w:rFonts w:ascii="Palatino Linotype" w:hAnsi="Palatino Linotype"/>
+              </w:rPr>
+              <w:t>Find payment methods containing the word Cards.</w:t>
+            </w:r>
+          </w:p>
+        </w:tc>
+      </w:tr>
+      <w:tr>
+        <w:tc>
+          <w:tcPr>
+            <w:tcW w:w="10422" w:type="dxa"/>
+          </w:tcPr>
+          <w:p>
+            <w:pPr>
+              <w:rPr>
+                <w:rFonts w:ascii="Palatino Linotype" w:hAnsi="Palatino Linotype"/>
+                <w:bCs/>
+                <w:iCs/>
               </w:rPr>
             </w:pPr>
             <w:r>
@@ -1098,8 +964,28 @@
                 <w:rFonts w:ascii="Palatino Linotype" w:hAnsi="Palatino Linotype"/>
                 <w:bCs/>
                 <w:iCs/>
-                <w:sz w:val="24"/>
-                <w:szCs w:val="24"/>
+              </w:rPr>
+            </w:pPr>
+            <w:r>
+              <w:rPr>
+                <w:rFonts w:ascii="Palatino Linotype" w:hAnsi="Palatino Linotype"/>
+              </w:rPr>
+              <w:t>Replace Online with Web in output.</w:t>
+            </w:r>
+          </w:p>
+        </w:tc>
+      </w:tr>
+      <w:tr>
+        <w:tc>
+          <w:tcPr>
+            <w:tcW w:w="10422" w:type="dxa"/>
+          </w:tcPr>
+          <w:p>
+            <w:pPr>
+              <w:rPr>
+                <w:rFonts w:ascii="Palatino Linotype" w:hAnsi="Palatino Linotype"/>
+                <w:bCs/>
+                <w:iCs/>
               </w:rPr>
             </w:pPr>
             <w:r>
@@ -1107,30 +993,6 @@
                 <w:rFonts w:ascii="Palatino Linotype" w:hAnsi="Palatino Linotype"/>
               </w:rPr>
               <w:lastRenderedPageBreak/>
-              <w:t>Replace Online with Web in output.</w:t>
-            </w:r>
-          </w:p>
-        </w:tc>
-      </w:tr>
-      <w:tr>
-        <w:tc>
-          <w:tcPr>
-            <w:tcW w:w="10422" w:type="dxa"/>
-          </w:tcPr>
-          <w:p>
-            <w:pPr>
-              <w:rPr>
-                <w:rFonts w:ascii="Palatino Linotype" w:hAnsi="Palatino Linotype"/>
-                <w:bCs/>
-                <w:iCs/>
-                <w:sz w:val="24"/>
-                <w:szCs w:val="24"/>
-              </w:rPr>
-            </w:pPr>
-            <w:r>
-              <w:rPr>
-                <w:rFonts w:ascii="Palatino Linotype" w:hAnsi="Palatino Linotype"/>
-              </w:rPr>
               <w:t>Find length of each payment type.</w:t>
             </w:r>
           </w:p>
@@ -1147,8 +1009,6 @@
                 <w:rFonts w:ascii="Palatino Linotype" w:hAnsi="Palatino Linotype"/>
                 <w:bCs/>
                 <w:iCs/>
-                <w:sz w:val="24"/>
-                <w:szCs w:val="24"/>
               </w:rPr>
             </w:pPr>
             <w:r>
@@ -1171,8 +1031,6 @@
                 <w:rFonts w:ascii="Palatino Linotype" w:hAnsi="Palatino Linotype"/>
                 <w:bCs/>
                 <w:iCs/>
-                <w:sz w:val="24"/>
-                <w:szCs w:val="24"/>
               </w:rPr>
             </w:pPr>
             <w:r>
@@ -1195,8 +1053,6 @@
                 <w:rFonts w:ascii="Palatino Linotype" w:hAnsi="Palatino Linotype"/>
                 <w:bCs/>
                 <w:iCs/>
-                <w:sz w:val="24"/>
-                <w:szCs w:val="24"/>
               </w:rPr>
             </w:pPr>
             <w:r>
@@ -1219,8 +1075,6 @@
                 <w:rFonts w:ascii="Palatino Linotype" w:hAnsi="Palatino Linotype"/>
                 <w:bCs/>
                 <w:iCs/>
-                <w:sz w:val="24"/>
-                <w:szCs w:val="24"/>
               </w:rPr>
             </w:pPr>
             <w:r>
@@ -1243,8 +1097,6 @@
                 <w:rFonts w:ascii="Palatino Linotype" w:hAnsi="Palatino Linotype"/>
                 <w:bCs/>
                 <w:iCs/>
-                <w:sz w:val="24"/>
-                <w:szCs w:val="24"/>
               </w:rPr>
             </w:pPr>
             <w:r>
@@ -1267,8 +1119,6 @@
                 <w:rFonts w:ascii="Palatino Linotype" w:hAnsi="Palatino Linotype"/>
                 <w:bCs/>
                 <w:iCs/>
-                <w:sz w:val="24"/>
-                <w:szCs w:val="24"/>
               </w:rPr>
             </w:pPr>
             <w:r>
@@ -1291,8 +1141,6 @@
                 <w:rFonts w:ascii="Palatino Linotype" w:hAnsi="Palatino Linotype"/>
                 <w:bCs/>
                 <w:iCs/>
-                <w:sz w:val="24"/>
-                <w:szCs w:val="24"/>
               </w:rPr>
             </w:pPr>
             <w:r>
@@ -1315,8 +1163,6 @@
                 <w:rFonts w:ascii="Palatino Linotype" w:hAnsi="Palatino Linotype"/>
                 <w:bCs/>
                 <w:iCs/>
-                <w:sz w:val="24"/>
-                <w:szCs w:val="24"/>
               </w:rPr>
             </w:pPr>
             <w:r>
@@ -1339,8 +1185,6 @@
                 <w:rFonts w:ascii="Palatino Linotype" w:hAnsi="Palatino Linotype"/>
                 <w:bCs/>
                 <w:iCs/>
-                <w:sz w:val="24"/>
-                <w:szCs w:val="24"/>
               </w:rPr>
             </w:pPr>
             <w:r>
@@ -1363,8 +1207,6 @@
                 <w:rFonts w:ascii="Palatino Linotype" w:hAnsi="Palatino Linotype"/>
                 <w:bCs/>
                 <w:iCs/>
-                <w:sz w:val="24"/>
-                <w:szCs w:val="24"/>
               </w:rPr>
             </w:pPr>
             <w:r>
@@ -1387,8 +1229,6 @@
                 <w:rFonts w:ascii="Palatino Linotype" w:hAnsi="Palatino Linotype"/>
                 <w:bCs/>
                 <w:iCs/>
-                <w:sz w:val="24"/>
-                <w:szCs w:val="24"/>
               </w:rPr>
             </w:pPr>
             <w:r>
@@ -1411,8 +1251,6 @@
                 <w:rFonts w:ascii="Palatino Linotype" w:hAnsi="Palatino Linotype"/>
                 <w:bCs/>
                 <w:iCs/>
-                <w:sz w:val="24"/>
-                <w:szCs w:val="24"/>
               </w:rPr>
             </w:pPr>
             <w:r>
@@ -1435,8 +1273,6 @@
                 <w:rFonts w:ascii="Palatino Linotype" w:hAnsi="Palatino Linotype"/>
                 <w:bCs/>
                 <w:iCs/>
-                <w:sz w:val="24"/>
-                <w:szCs w:val="24"/>
               </w:rPr>
             </w:pPr>
             <w:r>
@@ -1459,8 +1295,6 @@
                 <w:rFonts w:ascii="Palatino Linotype" w:hAnsi="Palatino Linotype"/>
                 <w:bCs/>
                 <w:iCs/>
-                <w:sz w:val="24"/>
-                <w:szCs w:val="24"/>
               </w:rPr>
             </w:pPr>
             <w:r>
@@ -1483,8 +1317,6 @@
                 <w:rFonts w:ascii="Palatino Linotype" w:hAnsi="Palatino Linotype"/>
                 <w:bCs/>
                 <w:iCs/>
-                <w:sz w:val="24"/>
-                <w:szCs w:val="24"/>
               </w:rPr>
             </w:pPr>
             <w:r>
@@ -1507,8 +1339,6 @@
                 <w:rFonts w:ascii="Palatino Linotype" w:hAnsi="Palatino Linotype"/>
                 <w:bCs/>
                 <w:iCs/>
-                <w:sz w:val="24"/>
-                <w:szCs w:val="24"/>
               </w:rPr>
             </w:pPr>
             <w:r>
@@ -1531,8 +1361,6 @@
                 <w:rFonts w:ascii="Palatino Linotype" w:hAnsi="Palatino Linotype"/>
                 <w:bCs/>
                 <w:iCs/>
-                <w:sz w:val="24"/>
-                <w:szCs w:val="24"/>
               </w:rPr>
             </w:pPr>
             <w:r>
@@ -1555,8 +1383,6 @@
                 <w:rFonts w:ascii="Palatino Linotype" w:hAnsi="Palatino Linotype"/>
                 <w:bCs/>
                 <w:iCs/>
-                <w:sz w:val="24"/>
-                <w:szCs w:val="24"/>
               </w:rPr>
             </w:pPr>
             <w:r>
@@ -1579,8 +1405,6 @@
                 <w:rFonts w:ascii="Palatino Linotype" w:hAnsi="Palatino Linotype"/>
                 <w:bCs/>
                 <w:iCs/>
-                <w:sz w:val="24"/>
-                <w:szCs w:val="24"/>
               </w:rPr>
             </w:pPr>
             <w:r>
@@ -1603,8 +1427,6 @@
                 <w:rFonts w:ascii="Palatino Linotype" w:hAnsi="Palatino Linotype"/>
                 <w:bCs/>
                 <w:iCs/>
-                <w:sz w:val="24"/>
-                <w:szCs w:val="24"/>
               </w:rPr>
             </w:pPr>
             <w:r>
@@ -1627,8 +1449,6 @@
                 <w:rFonts w:ascii="Palatino Linotype" w:hAnsi="Palatino Linotype"/>
                 <w:bCs/>
                 <w:iCs/>
-                <w:sz w:val="24"/>
-                <w:szCs w:val="24"/>
               </w:rPr>
             </w:pPr>
             <w:r>
@@ -1651,8 +1471,6 @@
                 <w:rFonts w:ascii="Palatino Linotype" w:hAnsi="Palatino Linotype"/>
                 <w:bCs/>
                 <w:iCs/>
-                <w:sz w:val="24"/>
-                <w:szCs w:val="24"/>
               </w:rPr>
             </w:pPr>
             <w:r>
@@ -1675,8 +1493,6 @@
                 <w:rFonts w:ascii="Palatino Linotype" w:hAnsi="Palatino Linotype"/>
                 <w:bCs/>
                 <w:iCs/>
-                <w:sz w:val="24"/>
-                <w:szCs w:val="24"/>
               </w:rPr>
             </w:pPr>
             <w:r>
@@ -1699,8 +1515,6 @@
                 <w:rFonts w:ascii="Palatino Linotype" w:hAnsi="Palatino Linotype"/>
                 <w:bCs/>
                 <w:iCs/>
-                <w:sz w:val="24"/>
-                <w:szCs w:val="24"/>
               </w:rPr>
             </w:pPr>
             <w:r>
@@ -1723,8 +1537,6 @@
                 <w:rFonts w:ascii="Palatino Linotype" w:hAnsi="Palatino Linotype"/>
                 <w:bCs/>
                 <w:iCs/>
-                <w:sz w:val="24"/>
-                <w:szCs w:val="24"/>
               </w:rPr>
             </w:pPr>
             <w:r>
@@ -1747,17 +1559,13 @@
                 <w:rFonts w:ascii="Palatino Linotype" w:hAnsi="Palatino Linotype"/>
                 <w:bCs/>
                 <w:iCs/>
-                <w:sz w:val="24"/>
-                <w:szCs w:val="24"/>
-              </w:rPr>
-            </w:pPr>
-            <w:r>
-              <w:rPr>
-                <w:rFonts w:ascii="Palatino Linotype" w:hAnsi="Palatino Linotype"/>
-                <w:bCs/>
-                <w:iCs/>
-                <w:sz w:val="24"/>
-                <w:szCs w:val="24"/>
+              </w:rPr>
+            </w:pPr>
+            <w:r>
+              <w:rPr>
+                <w:rFonts w:ascii="Palatino Linotype" w:hAnsi="Palatino Linotype"/>
+                <w:bCs/>
+                <w:iCs/>
               </w:rPr>
               <w:t xml:space="preserve">Categorize orders: </w:t>
             </w:r>
@@ -1772,17 +1580,13 @@
                 <w:rFonts w:ascii="Palatino Linotype" w:hAnsi="Palatino Linotype"/>
                 <w:bCs/>
                 <w:iCs/>
-                <w:sz w:val="24"/>
-                <w:szCs w:val="24"/>
-              </w:rPr>
-            </w:pPr>
-            <w:r>
-              <w:rPr>
-                <w:rFonts w:ascii="Palatino Linotype" w:hAnsi="Palatino Linotype"/>
-                <w:bCs/>
-                <w:iCs/>
-                <w:sz w:val="24"/>
-                <w:szCs w:val="24"/>
+              </w:rPr>
+            </w:pPr>
+            <w:r>
+              <w:rPr>
+                <w:rFonts w:ascii="Palatino Linotype" w:hAnsi="Palatino Linotype"/>
+                <w:bCs/>
+                <w:iCs/>
               </w:rPr>
               <w:t xml:space="preserve">Below 500 </w:t>
             </w:r>
@@ -1791,8 +1595,6 @@
                 <w:rFonts w:ascii="Times New Roman" w:hAnsi="Times New Roman" w:cs="Times New Roman"/>
                 <w:bCs/>
                 <w:iCs/>
-                <w:sz w:val="24"/>
-                <w:szCs w:val="24"/>
               </w:rPr>
               <w:t>→</w:t>
             </w:r>
@@ -1801,8 +1603,6 @@
                 <w:rFonts w:ascii="Palatino Linotype" w:hAnsi="Palatino Linotype"/>
                 <w:bCs/>
                 <w:iCs/>
-                <w:sz w:val="24"/>
-                <w:szCs w:val="24"/>
               </w:rPr>
               <w:t xml:space="preserve"> Low </w:t>
             </w:r>
@@ -1817,17 +1617,13 @@
                 <w:rFonts w:ascii="Palatino Linotype" w:hAnsi="Palatino Linotype"/>
                 <w:bCs/>
                 <w:iCs/>
-                <w:sz w:val="24"/>
-                <w:szCs w:val="24"/>
-              </w:rPr>
-            </w:pPr>
-            <w:r>
-              <w:rPr>
-                <w:rFonts w:ascii="Palatino Linotype" w:hAnsi="Palatino Linotype"/>
-                <w:bCs/>
-                <w:iCs/>
-                <w:sz w:val="24"/>
-                <w:szCs w:val="24"/>
+              </w:rPr>
+            </w:pPr>
+            <w:r>
+              <w:rPr>
+                <w:rFonts w:ascii="Palatino Linotype" w:hAnsi="Palatino Linotype"/>
+                <w:bCs/>
+                <w:iCs/>
               </w:rPr>
               <w:t xml:space="preserve">500–2000 </w:t>
             </w:r>
@@ -1836,8 +1632,6 @@
                 <w:rFonts w:ascii="Times New Roman" w:hAnsi="Times New Roman" w:cs="Times New Roman"/>
                 <w:bCs/>
                 <w:iCs/>
-                <w:sz w:val="24"/>
-                <w:szCs w:val="24"/>
               </w:rPr>
               <w:t>→</w:t>
             </w:r>
@@ -1846,8 +1640,6 @@
                 <w:rFonts w:ascii="Palatino Linotype" w:hAnsi="Palatino Linotype"/>
                 <w:bCs/>
                 <w:iCs/>
-                <w:sz w:val="24"/>
-                <w:szCs w:val="24"/>
               </w:rPr>
               <w:t xml:space="preserve"> Medium </w:t>
             </w:r>
@@ -1862,17 +1654,13 @@
                 <w:rFonts w:ascii="Palatino Linotype" w:hAnsi="Palatino Linotype"/>
                 <w:bCs/>
                 <w:iCs/>
-                <w:sz w:val="24"/>
-                <w:szCs w:val="24"/>
-              </w:rPr>
-            </w:pPr>
-            <w:r>
-              <w:rPr>
-                <w:rFonts w:ascii="Palatino Linotype" w:hAnsi="Palatino Linotype"/>
-                <w:bCs/>
-                <w:iCs/>
-                <w:sz w:val="24"/>
-                <w:szCs w:val="24"/>
+              </w:rPr>
+            </w:pPr>
+            <w:r>
+              <w:rPr>
+                <w:rFonts w:ascii="Palatino Linotype" w:hAnsi="Palatino Linotype"/>
+                <w:bCs/>
+                <w:iCs/>
               </w:rPr>
               <w:t xml:space="preserve">Above 2000 </w:t>
             </w:r>
@@ -1881,8 +1669,6 @@
                 <w:rFonts w:ascii="Times New Roman" w:hAnsi="Times New Roman" w:cs="Times New Roman"/>
                 <w:bCs/>
                 <w:iCs/>
-                <w:sz w:val="24"/>
-                <w:szCs w:val="24"/>
               </w:rPr>
               <w:t>→</w:t>
             </w:r>
@@ -1891,8 +1677,6 @@
                 <w:rFonts w:ascii="Palatino Linotype" w:hAnsi="Palatino Linotype"/>
                 <w:bCs/>
                 <w:iCs/>
-                <w:sz w:val="24"/>
-                <w:szCs w:val="24"/>
               </w:rPr>
               <w:t xml:space="preserve"> High</w:t>
             </w:r>
@@ -1910,17 +1694,13 @@
                 <w:rFonts w:ascii="Palatino Linotype" w:hAnsi="Palatino Linotype"/>
                 <w:bCs/>
                 <w:iCs/>
-                <w:sz w:val="24"/>
-                <w:szCs w:val="24"/>
-              </w:rPr>
-            </w:pPr>
-            <w:r>
-              <w:rPr>
-                <w:rFonts w:ascii="Palatino Linotype" w:hAnsi="Palatino Linotype"/>
-                <w:bCs/>
-                <w:iCs/>
-                <w:sz w:val="24"/>
-                <w:szCs w:val="24"/>
+              </w:rPr>
+            </w:pPr>
+            <w:r>
+              <w:rPr>
+                <w:rFonts w:ascii="Palatino Linotype" w:hAnsi="Palatino Linotype"/>
+                <w:bCs/>
+                <w:iCs/>
               </w:rPr>
               <w:t>Display Registered or Guest instead of 1 and 0.</w:t>
             </w:r>
@@ -1938,17 +1718,13 @@
                 <w:rFonts w:ascii="Palatino Linotype" w:hAnsi="Palatino Linotype"/>
                 <w:bCs/>
                 <w:iCs/>
-                <w:sz w:val="24"/>
-                <w:szCs w:val="24"/>
-              </w:rPr>
-            </w:pPr>
-            <w:r>
-              <w:rPr>
-                <w:rFonts w:ascii="Palatino Linotype" w:hAnsi="Palatino Linotype"/>
-                <w:bCs/>
-                <w:iCs/>
-                <w:sz w:val="24"/>
-                <w:szCs w:val="24"/>
+              </w:rPr>
+            </w:pPr>
+            <w:r>
+              <w:rPr>
+                <w:rFonts w:ascii="Palatino Linotype" w:hAnsi="Palatino Linotype"/>
+                <w:bCs/>
+                <w:iCs/>
               </w:rPr>
               <w:t xml:space="preserve">Show discount eligibility: </w:t>
             </w:r>
@@ -1963,17 +1739,13 @@
                 <w:rFonts w:ascii="Palatino Linotype" w:hAnsi="Palatino Linotype"/>
                 <w:bCs/>
                 <w:iCs/>
-                <w:sz w:val="24"/>
-                <w:szCs w:val="24"/>
-              </w:rPr>
-            </w:pPr>
-            <w:r>
-              <w:rPr>
-                <w:rFonts w:ascii="Palatino Linotype" w:hAnsi="Palatino Linotype"/>
-                <w:bCs/>
-                <w:iCs/>
-                <w:sz w:val="24"/>
-                <w:szCs w:val="24"/>
+              </w:rPr>
+            </w:pPr>
+            <w:r>
+              <w:rPr>
+                <w:rFonts w:ascii="Palatino Linotype" w:hAnsi="Palatino Linotype"/>
+                <w:bCs/>
+                <w:iCs/>
               </w:rPr>
               <w:t xml:space="preserve">Amount &gt; 5000 </w:t>
             </w:r>
@@ -1982,8 +1754,6 @@
                 <w:rFonts w:ascii="Times New Roman" w:hAnsi="Times New Roman" w:cs="Times New Roman"/>
                 <w:bCs/>
                 <w:iCs/>
-                <w:sz w:val="24"/>
-                <w:szCs w:val="24"/>
               </w:rPr>
               <w:t>→</w:t>
             </w:r>
@@ -1992,8 +1762,6 @@
                 <w:rFonts w:ascii="Palatino Linotype" w:hAnsi="Palatino Linotype"/>
                 <w:bCs/>
                 <w:iCs/>
-                <w:sz w:val="24"/>
-                <w:szCs w:val="24"/>
               </w:rPr>
               <w:t xml:space="preserve"> Eligible </w:t>
             </w:r>
@@ -2008,17 +1776,13 @@
                 <w:rFonts w:ascii="Palatino Linotype" w:hAnsi="Palatino Linotype"/>
                 <w:bCs/>
                 <w:iCs/>
-                <w:sz w:val="24"/>
-                <w:szCs w:val="24"/>
-              </w:rPr>
-            </w:pPr>
-            <w:r>
-              <w:rPr>
-                <w:rFonts w:ascii="Palatino Linotype" w:hAnsi="Palatino Linotype"/>
-                <w:bCs/>
-                <w:iCs/>
-                <w:sz w:val="24"/>
-                <w:szCs w:val="24"/>
+              </w:rPr>
+            </w:pPr>
+            <w:r>
+              <w:rPr>
+                <w:rFonts w:ascii="Palatino Linotype" w:hAnsi="Palatino Linotype"/>
+                <w:bCs/>
+                <w:iCs/>
               </w:rPr>
               <w:t xml:space="preserve">Else </w:t>
             </w:r>
@@ -2027,8 +1791,6 @@
                 <w:rFonts w:ascii="Times New Roman" w:hAnsi="Times New Roman" w:cs="Times New Roman"/>
                 <w:bCs/>
                 <w:iCs/>
-                <w:sz w:val="24"/>
-                <w:szCs w:val="24"/>
               </w:rPr>
               <w:t>→</w:t>
             </w:r>
@@ -2037,8 +1799,6 @@
                 <w:rFonts w:ascii="Palatino Linotype" w:hAnsi="Palatino Linotype"/>
                 <w:bCs/>
                 <w:iCs/>
-                <w:sz w:val="24"/>
-                <w:szCs w:val="24"/>
               </w:rPr>
               <w:t xml:space="preserve"> Not Eligible</w:t>
             </w:r>
@@ -2056,17 +1816,13 @@
                 <w:rFonts w:ascii="Palatino Linotype" w:hAnsi="Palatino Linotype"/>
                 <w:bCs/>
                 <w:iCs/>
-                <w:sz w:val="24"/>
-                <w:szCs w:val="24"/>
-              </w:rPr>
-            </w:pPr>
-            <w:r>
-              <w:rPr>
-                <w:rFonts w:ascii="Palatino Linotype" w:hAnsi="Palatino Linotype"/>
-                <w:bCs/>
-                <w:iCs/>
-                <w:sz w:val="24"/>
-                <w:szCs w:val="24"/>
+              </w:rPr>
+            </w:pPr>
+            <w:r>
+              <w:rPr>
+                <w:rFonts w:ascii="Palatino Linotype" w:hAnsi="Palatino Linotype"/>
+                <w:bCs/>
+                <w:iCs/>
               </w:rPr>
               <w:t xml:space="preserve">Display delivery mode: </w:t>
             </w:r>
@@ -2081,17 +1837,13 @@
                 <w:rFonts w:ascii="Palatino Linotype" w:hAnsi="Palatino Linotype"/>
                 <w:bCs/>
                 <w:iCs/>
-                <w:sz w:val="24"/>
-                <w:szCs w:val="24"/>
-              </w:rPr>
-            </w:pPr>
-            <w:r>
-              <w:rPr>
-                <w:rFonts w:ascii="Palatino Linotype" w:hAnsi="Palatino Linotype"/>
-                <w:bCs/>
-                <w:iCs/>
-                <w:sz w:val="24"/>
-                <w:szCs w:val="24"/>
+              </w:rPr>
+            </w:pPr>
+            <w:r>
+              <w:rPr>
+                <w:rFonts w:ascii="Palatino Linotype" w:hAnsi="Palatino Linotype"/>
+                <w:bCs/>
+                <w:iCs/>
               </w:rPr>
               <w:t xml:space="preserve">Cash </w:t>
             </w:r>
@@ -2100,8 +1852,6 @@
                 <w:rFonts w:ascii="Times New Roman" w:hAnsi="Times New Roman" w:cs="Times New Roman"/>
                 <w:bCs/>
                 <w:iCs/>
-                <w:sz w:val="24"/>
-                <w:szCs w:val="24"/>
               </w:rPr>
               <w:t>→</w:t>
             </w:r>
@@ -2110,8 +1860,6 @@
                 <w:rFonts w:ascii="Palatino Linotype" w:hAnsi="Palatino Linotype"/>
                 <w:bCs/>
                 <w:iCs/>
-                <w:sz w:val="24"/>
-                <w:szCs w:val="24"/>
               </w:rPr>
               <w:t xml:space="preserve"> Offline Delivery </w:t>
             </w:r>
@@ -2126,17 +1874,13 @@
                 <w:rFonts w:ascii="Palatino Linotype" w:hAnsi="Palatino Linotype"/>
                 <w:bCs/>
                 <w:iCs/>
-                <w:sz w:val="24"/>
-                <w:szCs w:val="24"/>
-              </w:rPr>
-            </w:pPr>
-            <w:r>
-              <w:rPr>
-                <w:rFonts w:ascii="Palatino Linotype" w:hAnsi="Palatino Linotype"/>
-                <w:bCs/>
-                <w:iCs/>
-                <w:sz w:val="24"/>
-                <w:szCs w:val="24"/>
+              </w:rPr>
+            </w:pPr>
+            <w:r>
+              <w:rPr>
+                <w:rFonts w:ascii="Palatino Linotype" w:hAnsi="Palatino Linotype"/>
+                <w:bCs/>
+                <w:iCs/>
               </w:rPr>
               <w:t xml:space="preserve">Online </w:t>
             </w:r>
@@ -2145,8 +1889,6 @@
                 <w:rFonts w:ascii="Times New Roman" w:hAnsi="Times New Roman" w:cs="Times New Roman"/>
                 <w:bCs/>
                 <w:iCs/>
-                <w:sz w:val="24"/>
-                <w:szCs w:val="24"/>
               </w:rPr>
               <w:t>→</w:t>
             </w:r>
@@ -2155,8 +1897,6 @@
                 <w:rFonts w:ascii="Palatino Linotype" w:hAnsi="Palatino Linotype"/>
                 <w:bCs/>
                 <w:iCs/>
-                <w:sz w:val="24"/>
-                <w:szCs w:val="24"/>
               </w:rPr>
               <w:t xml:space="preserve"> Fast Delivery</w:t>
             </w:r>
@@ -2174,17 +1914,13 @@
                 <w:rFonts w:ascii="Palatino Linotype" w:hAnsi="Palatino Linotype"/>
                 <w:bCs/>
                 <w:iCs/>
-                <w:sz w:val="24"/>
-                <w:szCs w:val="24"/>
-              </w:rPr>
-            </w:pPr>
-            <w:r>
-              <w:rPr>
-                <w:rFonts w:ascii="Palatino Linotype" w:hAnsi="Palatino Linotype"/>
-                <w:bCs/>
-                <w:iCs/>
-                <w:sz w:val="24"/>
-                <w:szCs w:val="24"/>
+              </w:rPr>
+            </w:pPr>
+            <w:r>
+              <w:rPr>
+                <w:rFonts w:ascii="Palatino Linotype" w:hAnsi="Palatino Linotype"/>
+                <w:bCs/>
+                <w:iCs/>
               </w:rPr>
               <w:t xml:space="preserve">Show payment risk: </w:t>
             </w:r>
@@ -2199,17 +1935,13 @@
                 <w:rFonts w:ascii="Palatino Linotype" w:hAnsi="Palatino Linotype"/>
                 <w:bCs/>
                 <w:iCs/>
-                <w:sz w:val="24"/>
-                <w:szCs w:val="24"/>
-              </w:rPr>
-            </w:pPr>
-            <w:r>
-              <w:rPr>
-                <w:rFonts w:ascii="Palatino Linotype" w:hAnsi="Palatino Linotype"/>
-                <w:bCs/>
-                <w:iCs/>
-                <w:sz w:val="24"/>
-                <w:szCs w:val="24"/>
+              </w:rPr>
+            </w:pPr>
+            <w:r>
+              <w:rPr>
+                <w:rFonts w:ascii="Palatino Linotype" w:hAnsi="Palatino Linotype"/>
+                <w:bCs/>
+                <w:iCs/>
               </w:rPr>
               <w:t xml:space="preserve">COD </w:t>
             </w:r>
@@ -2218,8 +1950,6 @@
                 <w:rFonts w:ascii="Times New Roman" w:hAnsi="Times New Roman" w:cs="Times New Roman"/>
                 <w:bCs/>
                 <w:iCs/>
-                <w:sz w:val="24"/>
-                <w:szCs w:val="24"/>
               </w:rPr>
               <w:t>→</w:t>
             </w:r>
@@ -2228,8 +1958,6 @@
                 <w:rFonts w:ascii="Palatino Linotype" w:hAnsi="Palatino Linotype"/>
                 <w:bCs/>
                 <w:iCs/>
-                <w:sz w:val="24"/>
-                <w:szCs w:val="24"/>
               </w:rPr>
               <w:t xml:space="preserve"> High Risk </w:t>
             </w:r>
@@ -2244,17 +1972,13 @@
                 <w:rFonts w:ascii="Palatino Linotype" w:hAnsi="Palatino Linotype"/>
                 <w:bCs/>
                 <w:iCs/>
-                <w:sz w:val="24"/>
-                <w:szCs w:val="24"/>
-              </w:rPr>
-            </w:pPr>
-            <w:r>
-              <w:rPr>
-                <w:rFonts w:ascii="Palatino Linotype" w:hAnsi="Palatino Linotype"/>
-                <w:bCs/>
-                <w:iCs/>
-                <w:sz w:val="24"/>
-                <w:szCs w:val="24"/>
+              </w:rPr>
+            </w:pPr>
+            <w:r>
+              <w:rPr>
+                <w:rFonts w:ascii="Palatino Linotype" w:hAnsi="Palatino Linotype"/>
+                <w:bCs/>
+                <w:iCs/>
               </w:rPr>
               <w:t xml:space="preserve">Others </w:t>
             </w:r>
@@ -2263,8 +1987,6 @@
                 <w:rFonts w:ascii="Times New Roman" w:hAnsi="Times New Roman" w:cs="Times New Roman"/>
                 <w:bCs/>
                 <w:iCs/>
-                <w:sz w:val="24"/>
-                <w:szCs w:val="24"/>
               </w:rPr>
               <w:t>→</w:t>
             </w:r>
@@ -2273,8 +1995,6 @@
                 <w:rFonts w:ascii="Palatino Linotype" w:hAnsi="Palatino Linotype"/>
                 <w:bCs/>
                 <w:iCs/>
-                <w:sz w:val="24"/>
-                <w:szCs w:val="24"/>
               </w:rPr>
               <w:t xml:space="preserve"> Low Risk</w:t>
             </w:r>
@@ -2292,8 +2012,6 @@
                 <w:rFonts w:ascii="Palatino Linotype" w:hAnsi="Palatino Linotype"/>
                 <w:bCs/>
                 <w:iCs/>
-                <w:sz w:val="24"/>
-                <w:szCs w:val="24"/>
               </w:rPr>
             </w:pPr>
             <w:r>
@@ -2316,8 +2034,6 @@
                 <w:rFonts w:ascii="Palatino Linotype" w:hAnsi="Palatino Linotype"/>
                 <w:bCs/>
                 <w:iCs/>
-                <w:sz w:val="24"/>
-                <w:szCs w:val="24"/>
               </w:rPr>
             </w:pPr>
             <w:r>
@@ -2340,46 +2056,28 @@
                 <w:rFonts w:ascii="Palatino Linotype" w:hAnsi="Palatino Linotype"/>
                 <w:bCs/>
                 <w:iCs/>
-                <w:sz w:val="24"/>
-                <w:szCs w:val="24"/>
-              </w:rPr>
-            </w:pPr>
-            <w:r>
-              <w:rPr>
-                <w:rFonts w:ascii="Palatino Linotype" w:hAnsi="Palatino Linotype"/>
-              </w:rPr>
-              <w:t>Find highest order for each salesman using ROW_</w:t>
-            </w:r>
-            <w:proofErr w:type="gramStart"/>
-            <w:r>
-              <w:rPr>
-                <w:rFonts w:ascii="Palatino Linotype" w:hAnsi="Palatino Linotype"/>
-              </w:rPr>
-              <w:t>NUMBER(</w:t>
-            </w:r>
-            <w:proofErr w:type="gramEnd"/>
-            <w:r>
-              <w:rPr>
-                <w:rFonts w:ascii="Palatino Linotype" w:hAnsi="Palatino Linotype"/>
-              </w:rPr>
-              <w:t>).</w:t>
-            </w:r>
-          </w:p>
-        </w:tc>
-      </w:tr>
-      <w:tr>
-        <w:tc>
-          <w:tcPr>
-            <w:tcW w:w="10422" w:type="dxa"/>
-          </w:tcPr>
-          <w:p>
-            <w:pPr>
-              <w:rPr>
-                <w:rFonts w:ascii="Palatino Linotype" w:hAnsi="Palatino Linotype"/>
-                <w:bCs/>
-                <w:iCs/>
-                <w:sz w:val="24"/>
-                <w:szCs w:val="24"/>
+              </w:rPr>
+            </w:pPr>
+            <w:r>
+              <w:rPr>
+                <w:rFonts w:ascii="Palatino Linotype" w:hAnsi="Palatino Linotype"/>
+              </w:rPr>
+              <w:t>Find highest order for each salesman using ROW_NUMBER().</w:t>
+            </w:r>
+          </w:p>
+        </w:tc>
+      </w:tr>
+      <w:tr>
+        <w:tc>
+          <w:tcPr>
+            <w:tcW w:w="10422" w:type="dxa"/>
+          </w:tcPr>
+          <w:p>
+            <w:pPr>
+              <w:rPr>
+                <w:rFonts w:ascii="Palatino Linotype" w:hAnsi="Palatino Linotype"/>
+                <w:bCs/>
+                <w:iCs/>
               </w:rPr>
             </w:pPr>
             <w:r>
@@ -2402,84 +2100,50 @@
                 <w:rFonts w:ascii="Palatino Linotype" w:hAnsi="Palatino Linotype"/>
                 <w:bCs/>
                 <w:iCs/>
-                <w:sz w:val="24"/>
-                <w:szCs w:val="24"/>
-              </w:rPr>
-            </w:pPr>
-            <w:r>
-              <w:rPr>
-                <w:rFonts w:ascii="Palatino Linotype" w:hAnsi="Palatino Linotype"/>
-              </w:rPr>
-              <w:t xml:space="preserve">Find previous order amount using </w:t>
-            </w:r>
-            <w:proofErr w:type="gramStart"/>
-            <w:r>
-              <w:rPr>
-                <w:rFonts w:ascii="Palatino Linotype" w:hAnsi="Palatino Linotype"/>
-              </w:rPr>
-              <w:t>LAG(</w:t>
-            </w:r>
-            <w:proofErr w:type="gramEnd"/>
-            <w:r>
-              <w:rPr>
-                <w:rFonts w:ascii="Palatino Linotype" w:hAnsi="Palatino Linotype"/>
-              </w:rPr>
-              <w:t>).</w:t>
-            </w:r>
-          </w:p>
-        </w:tc>
-      </w:tr>
-      <w:tr>
-        <w:tc>
-          <w:tcPr>
-            <w:tcW w:w="10422" w:type="dxa"/>
-          </w:tcPr>
-          <w:p>
-            <w:pPr>
-              <w:rPr>
-                <w:rFonts w:ascii="Palatino Linotype" w:hAnsi="Palatino Linotype"/>
-                <w:bCs/>
-                <w:iCs/>
-                <w:sz w:val="24"/>
-                <w:szCs w:val="24"/>
-              </w:rPr>
-            </w:pPr>
-            <w:r>
-              <w:rPr>
-                <w:rFonts w:ascii="Palatino Linotype" w:hAnsi="Palatino Linotype"/>
-              </w:rPr>
-              <w:t xml:space="preserve">Find next order amount using </w:t>
-            </w:r>
-            <w:proofErr w:type="gramStart"/>
-            <w:r>
-              <w:rPr>
-                <w:rFonts w:ascii="Palatino Linotype" w:hAnsi="Palatino Linotype"/>
-              </w:rPr>
-              <w:t>LEAD(</w:t>
-            </w:r>
-            <w:proofErr w:type="gramEnd"/>
-            <w:r>
-              <w:rPr>
-                <w:rFonts w:ascii="Palatino Linotype" w:hAnsi="Palatino Linotype"/>
-              </w:rPr>
-              <w:t>).</w:t>
-            </w:r>
-          </w:p>
-        </w:tc>
-      </w:tr>
-      <w:tr>
-        <w:tc>
-          <w:tcPr>
-            <w:tcW w:w="10422" w:type="dxa"/>
-          </w:tcPr>
-          <w:p>
-            <w:pPr>
-              <w:rPr>
-                <w:rFonts w:ascii="Palatino Linotype" w:hAnsi="Palatino Linotype"/>
-                <w:bCs/>
-                <w:iCs/>
-                <w:sz w:val="24"/>
-                <w:szCs w:val="24"/>
+              </w:rPr>
+            </w:pPr>
+            <w:r>
+              <w:rPr>
+                <w:rFonts w:ascii="Palatino Linotype" w:hAnsi="Palatino Linotype"/>
+              </w:rPr>
+              <w:t>Find previous order amount using LAG().</w:t>
+            </w:r>
+          </w:p>
+        </w:tc>
+      </w:tr>
+      <w:tr>
+        <w:tc>
+          <w:tcPr>
+            <w:tcW w:w="10422" w:type="dxa"/>
+          </w:tcPr>
+          <w:p>
+            <w:pPr>
+              <w:rPr>
+                <w:rFonts w:ascii="Palatino Linotype" w:hAnsi="Palatino Linotype"/>
+                <w:bCs/>
+                <w:iCs/>
+              </w:rPr>
+            </w:pPr>
+            <w:r>
+              <w:rPr>
+                <w:rFonts w:ascii="Palatino Linotype" w:hAnsi="Palatino Linotype"/>
+              </w:rPr>
+              <w:t>Find next order amount using LEAD().</w:t>
+            </w:r>
+          </w:p>
+        </w:tc>
+      </w:tr>
+      <w:tr>
+        <w:tc>
+          <w:tcPr>
+            <w:tcW w:w="10422" w:type="dxa"/>
+          </w:tcPr>
+          <w:p>
+            <w:pPr>
+              <w:rPr>
+                <w:rFonts w:ascii="Palatino Linotype" w:hAnsi="Palatino Linotype"/>
+                <w:bCs/>
+                <w:iCs/>
               </w:rPr>
             </w:pPr>
             <w:r>
@@ -2502,8 +2166,6 @@
                 <w:rFonts w:ascii="Palatino Linotype" w:hAnsi="Palatino Linotype"/>
                 <w:bCs/>
                 <w:iCs/>
-                <w:sz w:val="24"/>
-                <w:szCs w:val="24"/>
               </w:rPr>
             </w:pPr>
             <w:r>
@@ -2526,8 +2188,6 @@
                 <w:rFonts w:ascii="Palatino Linotype" w:hAnsi="Palatino Linotype"/>
                 <w:bCs/>
                 <w:iCs/>
-                <w:sz w:val="24"/>
-                <w:szCs w:val="24"/>
               </w:rPr>
             </w:pPr>
             <w:r>
@@ -2550,8 +2210,6 @@
                 <w:rFonts w:ascii="Palatino Linotype" w:hAnsi="Palatino Linotype"/>
                 <w:bCs/>
                 <w:iCs/>
-                <w:sz w:val="24"/>
-                <w:szCs w:val="24"/>
               </w:rPr>
             </w:pPr>
             <w:r>
@@ -2574,8 +2232,6 @@
                 <w:rFonts w:ascii="Palatino Linotype" w:hAnsi="Palatino Linotype"/>
                 <w:bCs/>
                 <w:iCs/>
-                <w:sz w:val="24"/>
-                <w:szCs w:val="24"/>
               </w:rPr>
             </w:pPr>
             <w:r>
@@ -2598,8 +2254,6 @@
                 <w:rFonts w:ascii="Palatino Linotype" w:hAnsi="Palatino Linotype"/>
                 <w:bCs/>
                 <w:iCs/>
-                <w:sz w:val="24"/>
-                <w:szCs w:val="24"/>
               </w:rPr>
             </w:pPr>
             <w:r>
@@ -2622,8 +2276,6 @@
                 <w:rFonts w:ascii="Palatino Linotype" w:hAnsi="Palatino Linotype"/>
                 <w:bCs/>
                 <w:iCs/>
-                <w:sz w:val="24"/>
-                <w:szCs w:val="24"/>
               </w:rPr>
             </w:pPr>
             <w:r>
@@ -2646,8 +2298,6 @@
                 <w:rFonts w:ascii="Palatino Linotype" w:hAnsi="Palatino Linotype"/>
                 <w:bCs/>
                 <w:iCs/>
-                <w:sz w:val="24"/>
-                <w:szCs w:val="24"/>
               </w:rPr>
             </w:pPr>
             <w:r>
@@ -2670,8 +2320,6 @@
                 <w:rFonts w:ascii="Palatino Linotype" w:hAnsi="Palatino Linotype"/>
                 <w:bCs/>
                 <w:iCs/>
-                <w:sz w:val="24"/>
-                <w:szCs w:val="24"/>
               </w:rPr>
             </w:pPr>
             <w:r>
@@ -2694,8 +2342,6 @@
                 <w:rFonts w:ascii="Palatino Linotype" w:hAnsi="Palatino Linotype"/>
                 <w:bCs/>
                 <w:iCs/>
-                <w:sz w:val="24"/>
-                <w:szCs w:val="24"/>
               </w:rPr>
             </w:pPr>
             <w:r>
@@ -2718,8 +2364,6 @@
                 <w:rFonts w:ascii="Palatino Linotype" w:hAnsi="Palatino Linotype"/>
                 <w:bCs/>
                 <w:iCs/>
-                <w:sz w:val="24"/>
-                <w:szCs w:val="24"/>
               </w:rPr>
             </w:pPr>
             <w:r>
@@ -2742,8 +2386,6 @@
                 <w:rFonts w:ascii="Palatino Linotype" w:hAnsi="Palatino Linotype"/>
                 <w:bCs/>
                 <w:iCs/>
-                <w:sz w:val="24"/>
-                <w:szCs w:val="24"/>
               </w:rPr>
             </w:pPr>
             <w:r>
@@ -2766,8 +2408,6 @@
                 <w:rFonts w:ascii="Palatino Linotype" w:hAnsi="Palatino Linotype"/>
                 <w:bCs/>
                 <w:iCs/>
-                <w:sz w:val="24"/>
-                <w:szCs w:val="24"/>
               </w:rPr>
             </w:pPr>
             <w:r>
@@ -2790,8 +2430,6 @@
                 <w:rFonts w:ascii="Palatino Linotype" w:hAnsi="Palatino Linotype"/>
                 <w:bCs/>
                 <w:iCs/>
-                <w:sz w:val="24"/>
-                <w:szCs w:val="24"/>
               </w:rPr>
             </w:pPr>
             <w:r>
@@ -2814,8 +2452,6 @@
                 <w:rFonts w:ascii="Palatino Linotype" w:hAnsi="Palatino Linotype"/>
                 <w:bCs/>
                 <w:iCs/>
-                <w:sz w:val="24"/>
-                <w:szCs w:val="24"/>
               </w:rPr>
             </w:pPr>
           </w:p>
@@ -2833,17 +2469,13 @@
                 <w:rFonts w:ascii="Palatino Linotype" w:hAnsi="Palatino Linotype"/>
                 <w:bCs/>
                 <w:iCs/>
-                <w:sz w:val="24"/>
-                <w:szCs w:val="24"/>
-              </w:rPr>
-            </w:pPr>
-            <w:r>
-              <w:rPr>
-                <w:rFonts w:ascii="Palatino Linotype" w:hAnsi="Palatino Linotype"/>
-                <w:bCs/>
-                <w:iCs/>
-                <w:sz w:val="36"/>
-                <w:szCs w:val="36"/>
+              </w:rPr>
+            </w:pPr>
+            <w:r>
+              <w:rPr>
+                <w:rFonts w:ascii="Palatino Linotype" w:hAnsi="Palatino Linotype"/>
+                <w:bCs/>
+                <w:iCs/>
               </w:rPr>
               <w:t>PL/SQL</w:t>
             </w:r>
@@ -2861,26 +2493,22 @@
                 <w:rFonts w:ascii="Palatino Linotype" w:hAnsi="Palatino Linotype"/>
                 <w:bCs/>
                 <w:iCs/>
-                <w:sz w:val="24"/>
-                <w:szCs w:val="24"/>
-              </w:rPr>
-            </w:pPr>
-          </w:p>
-        </w:tc>
-      </w:tr>
-      <w:tr>
-        <w:tc>
-          <w:tcPr>
-            <w:tcW w:w="10422" w:type="dxa"/>
-          </w:tcPr>
-          <w:p>
-            <w:pPr>
-              <w:rPr>
-                <w:rFonts w:ascii="Palatino Linotype" w:hAnsi="Palatino Linotype"/>
-                <w:bCs/>
-                <w:iCs/>
-                <w:sz w:val="24"/>
-                <w:szCs w:val="24"/>
+              </w:rPr>
+            </w:pPr>
+          </w:p>
+        </w:tc>
+      </w:tr>
+      <w:tr>
+        <w:tc>
+          <w:tcPr>
+            <w:tcW w:w="10422" w:type="dxa"/>
+          </w:tcPr>
+          <w:p>
+            <w:pPr>
+              <w:rPr>
+                <w:rFonts w:ascii="Palatino Linotype" w:hAnsi="Palatino Linotype"/>
+                <w:bCs/>
+                <w:iCs/>
               </w:rPr>
             </w:pPr>
             <w:r>
@@ -2903,8 +2531,6 @@
                 <w:rFonts w:ascii="Palatino Linotype" w:hAnsi="Palatino Linotype"/>
                 <w:bCs/>
                 <w:iCs/>
-                <w:sz w:val="24"/>
-                <w:szCs w:val="24"/>
               </w:rPr>
             </w:pPr>
             <w:r>
@@ -2927,8 +2553,6 @@
                 <w:rFonts w:ascii="Palatino Linotype" w:hAnsi="Palatino Linotype"/>
                 <w:bCs/>
                 <w:iCs/>
-                <w:sz w:val="24"/>
-                <w:szCs w:val="24"/>
               </w:rPr>
             </w:pPr>
             <w:r>
@@ -2951,8 +2575,6 @@
                 <w:rFonts w:ascii="Palatino Linotype" w:hAnsi="Palatino Linotype"/>
                 <w:bCs/>
                 <w:iCs/>
-                <w:sz w:val="24"/>
-                <w:szCs w:val="24"/>
               </w:rPr>
             </w:pPr>
             <w:r>
@@ -2975,8 +2597,6 @@
                 <w:rFonts w:ascii="Palatino Linotype" w:hAnsi="Palatino Linotype"/>
                 <w:bCs/>
                 <w:iCs/>
-                <w:sz w:val="24"/>
-                <w:szCs w:val="24"/>
               </w:rPr>
             </w:pPr>
             <w:r>
@@ -2999,8 +2619,6 @@
                 <w:rFonts w:ascii="Palatino Linotype" w:hAnsi="Palatino Linotype"/>
                 <w:bCs/>
                 <w:iCs/>
-                <w:sz w:val="24"/>
-                <w:szCs w:val="24"/>
               </w:rPr>
             </w:pPr>
             <w:r>
@@ -3023,8 +2641,6 @@
                 <w:rFonts w:ascii="Palatino Linotype" w:hAnsi="Palatino Linotype"/>
                 <w:bCs/>
                 <w:iCs/>
-                <w:sz w:val="24"/>
-                <w:szCs w:val="24"/>
               </w:rPr>
             </w:pPr>
             <w:r>
@@ -3047,8 +2663,6 @@
                 <w:rFonts w:ascii="Palatino Linotype" w:hAnsi="Palatino Linotype"/>
                 <w:bCs/>
                 <w:iCs/>
-                <w:sz w:val="24"/>
-                <w:szCs w:val="24"/>
               </w:rPr>
             </w:pPr>
             <w:r>
@@ -3071,8 +2685,6 @@
                 <w:rFonts w:ascii="Palatino Linotype" w:hAnsi="Palatino Linotype"/>
                 <w:bCs/>
                 <w:iCs/>
-                <w:sz w:val="24"/>
-                <w:szCs w:val="24"/>
               </w:rPr>
             </w:pPr>
             <w:r>
@@ -3095,8 +2707,6 @@
                 <w:rFonts w:ascii="Palatino Linotype" w:hAnsi="Palatino Linotype"/>
                 <w:bCs/>
                 <w:iCs/>
-                <w:sz w:val="24"/>
-                <w:szCs w:val="24"/>
               </w:rPr>
             </w:pPr>
             <w:r>
@@ -3119,26 +2729,22 @@
                 <w:rFonts w:ascii="Palatino Linotype" w:hAnsi="Palatino Linotype"/>
                 <w:bCs/>
                 <w:iCs/>
-                <w:sz w:val="24"/>
-                <w:szCs w:val="24"/>
-              </w:rPr>
-            </w:pPr>
-          </w:p>
-        </w:tc>
-      </w:tr>
-      <w:tr>
-        <w:tc>
-          <w:tcPr>
-            <w:tcW w:w="10422" w:type="dxa"/>
-          </w:tcPr>
-          <w:p>
-            <w:pPr>
-              <w:rPr>
-                <w:rFonts w:ascii="Palatino Linotype" w:hAnsi="Palatino Linotype"/>
-                <w:bCs/>
-                <w:iCs/>
-                <w:sz w:val="24"/>
-                <w:szCs w:val="24"/>
+              </w:rPr>
+            </w:pPr>
+          </w:p>
+        </w:tc>
+      </w:tr>
+      <w:tr>
+        <w:tc>
+          <w:tcPr>
+            <w:tcW w:w="10422" w:type="dxa"/>
+          </w:tcPr>
+          <w:p>
+            <w:pPr>
+              <w:rPr>
+                <w:rFonts w:ascii="Palatino Linotype" w:hAnsi="Palatino Linotype"/>
+                <w:bCs/>
+                <w:iCs/>
               </w:rPr>
             </w:pPr>
           </w:p>
@@ -3156,17 +2762,13 @@
                 <w:rFonts w:ascii="Palatino Linotype" w:hAnsi="Palatino Linotype"/>
                 <w:bCs/>
                 <w:iCs/>
-                <w:sz w:val="36"/>
-                <w:szCs w:val="36"/>
-              </w:rPr>
-            </w:pPr>
-            <w:r>
-              <w:rPr>
-                <w:rFonts w:ascii="Palatino Linotype" w:hAnsi="Palatino Linotype"/>
-                <w:bCs/>
-                <w:iCs/>
-                <w:sz w:val="36"/>
-                <w:szCs w:val="36"/>
+              </w:rPr>
+            </w:pPr>
+            <w:r>
+              <w:rPr>
+                <w:rFonts w:ascii="Palatino Linotype" w:hAnsi="Palatino Linotype"/>
+                <w:bCs/>
+                <w:iCs/>
               </w:rPr>
               <w:t>Trigger</w:t>
             </w:r>
@@ -3185,8 +2787,6 @@
                 <w:b/>
                 <w:bCs/>
                 <w:iCs/>
-                <w:sz w:val="24"/>
-                <w:szCs w:val="24"/>
               </w:rPr>
             </w:pPr>
             <w:r>
@@ -3195,8 +2795,6 @@
                 <w:b/>
                 <w:bCs/>
                 <w:iCs/>
-                <w:sz w:val="24"/>
-                <w:szCs w:val="24"/>
               </w:rPr>
               <w:t>Auto-Set registered, type, and paymentType</w:t>
             </w:r>
@@ -3208,8 +2806,6 @@
                 <w:b/>
                 <w:bCs/>
                 <w:iCs/>
-                <w:sz w:val="24"/>
-                <w:szCs w:val="24"/>
               </w:rPr>
             </w:pPr>
             <w:r>
@@ -3218,8 +2814,6 @@
                 <w:b/>
                 <w:bCs/>
                 <w:iCs/>
-                <w:sz w:val="24"/>
-                <w:szCs w:val="24"/>
               </w:rPr>
               <w:t>Rule</w:t>
             </w:r>
@@ -3234,17 +2828,13 @@
                 <w:rFonts w:ascii="Palatino Linotype" w:hAnsi="Palatino Linotype"/>
                 <w:bCs/>
                 <w:iCs/>
-                <w:sz w:val="24"/>
-                <w:szCs w:val="24"/>
-              </w:rPr>
-            </w:pPr>
-            <w:r>
-              <w:rPr>
-                <w:rFonts w:ascii="Palatino Linotype" w:hAnsi="Palatino Linotype"/>
-                <w:bCs/>
-                <w:iCs/>
-                <w:sz w:val="24"/>
-                <w:szCs w:val="24"/>
+              </w:rPr>
+            </w:pPr>
+            <w:r>
+              <w:rPr>
+                <w:rFonts w:ascii="Palatino Linotype" w:hAnsi="Palatino Linotype"/>
+                <w:bCs/>
+                <w:iCs/>
               </w:rPr>
               <w:t xml:space="preserve">If CNUM is NULL: </w:t>
             </w:r>
@@ -3259,17 +2849,13 @@
                 <w:rFonts w:ascii="Palatino Linotype" w:hAnsi="Palatino Linotype"/>
                 <w:bCs/>
                 <w:iCs/>
-                <w:sz w:val="24"/>
-                <w:szCs w:val="24"/>
-              </w:rPr>
-            </w:pPr>
-            <w:r>
-              <w:rPr>
-                <w:rFonts w:ascii="Palatino Linotype" w:hAnsi="Palatino Linotype"/>
-                <w:bCs/>
-                <w:iCs/>
-                <w:sz w:val="24"/>
-                <w:szCs w:val="24"/>
+              </w:rPr>
+            </w:pPr>
+            <w:r>
+              <w:rPr>
+                <w:rFonts w:ascii="Palatino Linotype" w:hAnsi="Palatino Linotype"/>
+                <w:bCs/>
+                <w:iCs/>
               </w:rPr>
               <w:t xml:space="preserve">registered = 0 </w:t>
             </w:r>
@@ -3284,17 +2870,13 @@
                 <w:rFonts w:ascii="Palatino Linotype" w:hAnsi="Palatino Linotype"/>
                 <w:bCs/>
                 <w:iCs/>
-                <w:sz w:val="24"/>
-                <w:szCs w:val="24"/>
-              </w:rPr>
-            </w:pPr>
-            <w:r>
-              <w:rPr>
-                <w:rFonts w:ascii="Palatino Linotype" w:hAnsi="Palatino Linotype"/>
-                <w:bCs/>
-                <w:iCs/>
-                <w:sz w:val="24"/>
-                <w:szCs w:val="24"/>
+              </w:rPr>
+            </w:pPr>
+            <w:r>
+              <w:rPr>
+                <w:rFonts w:ascii="Palatino Linotype" w:hAnsi="Palatino Linotype"/>
+                <w:bCs/>
+                <w:iCs/>
               </w:rPr>
               <w:t xml:space="preserve">type = 'Guest' </w:t>
             </w:r>
@@ -3309,17 +2891,13 @@
                 <w:rFonts w:ascii="Palatino Linotype" w:hAnsi="Palatino Linotype"/>
                 <w:bCs/>
                 <w:iCs/>
-                <w:sz w:val="24"/>
-                <w:szCs w:val="24"/>
-              </w:rPr>
-            </w:pPr>
-            <w:r>
-              <w:rPr>
-                <w:rFonts w:ascii="Palatino Linotype" w:hAnsi="Palatino Linotype"/>
-                <w:bCs/>
-                <w:iCs/>
-                <w:sz w:val="24"/>
-                <w:szCs w:val="24"/>
+              </w:rPr>
+            </w:pPr>
+            <w:r>
+              <w:rPr>
+                <w:rFonts w:ascii="Palatino Linotype" w:hAnsi="Palatino Linotype"/>
+                <w:bCs/>
+                <w:iCs/>
               </w:rPr>
               <w:t xml:space="preserve">If payment type is NULL </w:t>
             </w:r>
@@ -3328,8 +2906,6 @@
                 <w:rFonts w:ascii="Times New Roman" w:hAnsi="Times New Roman" w:cs="Times New Roman"/>
                 <w:bCs/>
                 <w:iCs/>
-                <w:sz w:val="24"/>
-                <w:szCs w:val="24"/>
               </w:rPr>
               <w:t>→</w:t>
             </w:r>
@@ -3338,8 +2914,6 @@
                 <w:rFonts w:ascii="Palatino Linotype" w:hAnsi="Palatino Linotype"/>
                 <w:bCs/>
                 <w:iCs/>
-                <w:sz w:val="24"/>
-                <w:szCs w:val="24"/>
               </w:rPr>
               <w:t xml:space="preserve"> set paymentType = 'COD'</w:t>
             </w:r>
@@ -3358,8 +2932,6 @@
                 <w:b/>
                 <w:bCs/>
                 <w:iCs/>
-                <w:sz w:val="24"/>
-                <w:szCs w:val="24"/>
               </w:rPr>
             </w:pPr>
             <w:r>
@@ -3368,8 +2940,6 @@
                 <w:b/>
                 <w:bCs/>
                 <w:iCs/>
-                <w:sz w:val="24"/>
-                <w:szCs w:val="24"/>
               </w:rPr>
               <w:t>Prevent Invalid Cash Orders</w:t>
             </w:r>
@@ -3381,8 +2951,6 @@
                 <w:b/>
                 <w:bCs/>
                 <w:iCs/>
-                <w:sz w:val="24"/>
-                <w:szCs w:val="24"/>
               </w:rPr>
             </w:pPr>
             <w:r>
@@ -3391,8 +2959,6 @@
                 <w:b/>
                 <w:bCs/>
                 <w:iCs/>
-                <w:sz w:val="24"/>
-                <w:szCs w:val="24"/>
               </w:rPr>
               <w:t>Rule</w:t>
             </w:r>
@@ -3407,17 +2973,13 @@
                 <w:rFonts w:ascii="Palatino Linotype" w:hAnsi="Palatino Linotype"/>
                 <w:bCs/>
                 <w:iCs/>
-                <w:sz w:val="24"/>
-                <w:szCs w:val="24"/>
-              </w:rPr>
-            </w:pPr>
-            <w:r>
-              <w:rPr>
-                <w:rFonts w:ascii="Palatino Linotype" w:hAnsi="Palatino Linotype"/>
-                <w:bCs/>
-                <w:iCs/>
-                <w:sz w:val="24"/>
-                <w:szCs w:val="24"/>
+              </w:rPr>
+            </w:pPr>
+            <w:r>
+              <w:rPr>
+                <w:rFonts w:ascii="Palatino Linotype" w:hAnsi="Palatino Linotype"/>
+                <w:bCs/>
+                <w:iCs/>
               </w:rPr>
               <w:t xml:space="preserve">If order type is Cash </w:t>
             </w:r>
@@ -3432,17 +2994,13 @@
                 <w:rFonts w:ascii="Palatino Linotype" w:hAnsi="Palatino Linotype"/>
                 <w:bCs/>
                 <w:iCs/>
-                <w:sz w:val="24"/>
-                <w:szCs w:val="24"/>
-              </w:rPr>
-            </w:pPr>
-            <w:r>
-              <w:rPr>
-                <w:rFonts w:ascii="Palatino Linotype" w:hAnsi="Palatino Linotype"/>
-                <w:bCs/>
-                <w:iCs/>
-                <w:sz w:val="24"/>
-                <w:szCs w:val="24"/>
+              </w:rPr>
+            </w:pPr>
+            <w:r>
+              <w:rPr>
+                <w:rFonts w:ascii="Palatino Linotype" w:hAnsi="Palatino Linotype"/>
+                <w:bCs/>
+                <w:iCs/>
               </w:rPr>
               <w:t>Payment method must be COD</w:t>
             </w:r>
@@ -3461,8 +3019,6 @@
                 <w:b/>
                 <w:bCs/>
                 <w:iCs/>
-                <w:sz w:val="24"/>
-                <w:szCs w:val="24"/>
               </w:rPr>
             </w:pPr>
             <w:r>
@@ -3471,8 +3027,6 @@
                 <w:b/>
                 <w:bCs/>
                 <w:iCs/>
-                <w:sz w:val="24"/>
-                <w:szCs w:val="24"/>
               </w:rPr>
               <w:t>Auto-Assign Delivery Partner</w:t>
             </w:r>
@@ -3484,8 +3038,6 @@
                 <w:b/>
                 <w:bCs/>
                 <w:iCs/>
-                <w:sz w:val="24"/>
-                <w:szCs w:val="24"/>
               </w:rPr>
             </w:pPr>
             <w:r>
@@ -3494,8 +3046,6 @@
                 <w:b/>
                 <w:bCs/>
                 <w:iCs/>
-                <w:sz w:val="24"/>
-                <w:szCs w:val="24"/>
               </w:rPr>
               <w:t>Rule</w:t>
             </w:r>
@@ -3510,17 +3060,13 @@
                 <w:rFonts w:ascii="Palatino Linotype" w:hAnsi="Palatino Linotype"/>
                 <w:bCs/>
                 <w:iCs/>
-                <w:sz w:val="24"/>
-                <w:szCs w:val="24"/>
-              </w:rPr>
-            </w:pPr>
-            <w:r>
-              <w:rPr>
-                <w:rFonts w:ascii="Palatino Linotype" w:hAnsi="Palatino Linotype"/>
-                <w:bCs/>
-                <w:iCs/>
-                <w:sz w:val="24"/>
-                <w:szCs w:val="24"/>
+              </w:rPr>
+            </w:pPr>
+            <w:r>
+              <w:rPr>
+                <w:rFonts w:ascii="Palatino Linotype" w:hAnsi="Palatino Linotype"/>
+                <w:bCs/>
+                <w:iCs/>
               </w:rPr>
               <w:t xml:space="preserve">Amount &gt; 5000 </w:t>
             </w:r>
@@ -3529,8 +3075,6 @@
                 <w:rFonts w:ascii="Times New Roman" w:hAnsi="Times New Roman" w:cs="Times New Roman"/>
                 <w:bCs/>
                 <w:iCs/>
-                <w:sz w:val="24"/>
-                <w:szCs w:val="24"/>
               </w:rPr>
               <w:t>→</w:t>
             </w:r>
@@ -3539,32 +3083,8 @@
                 <w:rFonts w:ascii="Palatino Linotype" w:hAnsi="Palatino Linotype"/>
                 <w:bCs/>
                 <w:iCs/>
-                <w:sz w:val="24"/>
-                <w:szCs w:val="24"/>
-              </w:rPr>
-              <w:t xml:space="preserve"> </w:t>
-            </w:r>
-            <w:proofErr w:type="spellStart"/>
-            <w:r>
-              <w:rPr>
-                <w:rFonts w:ascii="Palatino Linotype" w:hAnsi="Palatino Linotype"/>
-                <w:bCs/>
-                <w:iCs/>
-                <w:sz w:val="24"/>
-                <w:szCs w:val="24"/>
-              </w:rPr>
-              <w:t>BlueDart</w:t>
-            </w:r>
-            <w:proofErr w:type="spellEnd"/>
-            <w:r>
-              <w:rPr>
-                <w:rFonts w:ascii="Palatino Linotype" w:hAnsi="Palatino Linotype"/>
-                <w:bCs/>
-                <w:iCs/>
-                <w:sz w:val="24"/>
-                <w:szCs w:val="24"/>
-              </w:rPr>
-              <w:t xml:space="preserve"> </w:t>
+              </w:rPr>
+              <w:t xml:space="preserve"> BlueDart </w:t>
             </w:r>
           </w:p>
           <w:p>
@@ -3577,17 +3097,13 @@
                 <w:rFonts w:ascii="Palatino Linotype" w:hAnsi="Palatino Linotype"/>
                 <w:bCs/>
                 <w:iCs/>
-                <w:sz w:val="24"/>
-                <w:szCs w:val="24"/>
-              </w:rPr>
-            </w:pPr>
-            <w:r>
-              <w:rPr>
-                <w:rFonts w:ascii="Palatino Linotype" w:hAnsi="Palatino Linotype"/>
-                <w:bCs/>
-                <w:iCs/>
-                <w:sz w:val="24"/>
-                <w:szCs w:val="24"/>
+              </w:rPr>
+            </w:pPr>
+            <w:r>
+              <w:rPr>
+                <w:rFonts w:ascii="Palatino Linotype" w:hAnsi="Palatino Linotype"/>
+                <w:bCs/>
+                <w:iCs/>
               </w:rPr>
               <w:t xml:space="preserve">Amount between 1000–5000 </w:t>
             </w:r>
@@ -3596,8 +3112,6 @@
                 <w:rFonts w:ascii="Times New Roman" w:hAnsi="Times New Roman" w:cs="Times New Roman"/>
                 <w:bCs/>
                 <w:iCs/>
-                <w:sz w:val="24"/>
-                <w:szCs w:val="24"/>
               </w:rPr>
               <w:t>→</w:t>
             </w:r>
@@ -3606,32 +3120,8 @@
                 <w:rFonts w:ascii="Palatino Linotype" w:hAnsi="Palatino Linotype"/>
                 <w:bCs/>
                 <w:iCs/>
-                <w:sz w:val="24"/>
-                <w:szCs w:val="24"/>
-              </w:rPr>
-              <w:t xml:space="preserve"> </w:t>
-            </w:r>
-            <w:proofErr w:type="spellStart"/>
-            <w:r>
-              <w:rPr>
-                <w:rFonts w:ascii="Palatino Linotype" w:hAnsi="Palatino Linotype"/>
-                <w:bCs/>
-                <w:iCs/>
-                <w:sz w:val="24"/>
-                <w:szCs w:val="24"/>
-              </w:rPr>
-              <w:t>Delhivery</w:t>
-            </w:r>
-            <w:proofErr w:type="spellEnd"/>
-            <w:r>
-              <w:rPr>
-                <w:rFonts w:ascii="Palatino Linotype" w:hAnsi="Palatino Linotype"/>
-                <w:bCs/>
-                <w:iCs/>
-                <w:sz w:val="24"/>
-                <w:szCs w:val="24"/>
-              </w:rPr>
-              <w:t xml:space="preserve"> </w:t>
+              </w:rPr>
+              <w:t xml:space="preserve"> Delhivery </w:t>
             </w:r>
           </w:p>
           <w:p>
@@ -3644,17 +3134,13 @@
                 <w:rFonts w:ascii="Palatino Linotype" w:hAnsi="Palatino Linotype"/>
                 <w:bCs/>
                 <w:iCs/>
-                <w:sz w:val="24"/>
-                <w:szCs w:val="24"/>
-              </w:rPr>
-            </w:pPr>
-            <w:r>
-              <w:rPr>
-                <w:rFonts w:ascii="Palatino Linotype" w:hAnsi="Palatino Linotype"/>
-                <w:bCs/>
-                <w:iCs/>
-                <w:sz w:val="24"/>
-                <w:szCs w:val="24"/>
+              </w:rPr>
+            </w:pPr>
+            <w:r>
+              <w:rPr>
+                <w:rFonts w:ascii="Palatino Linotype" w:hAnsi="Palatino Linotype"/>
+                <w:bCs/>
+                <w:iCs/>
               </w:rPr>
               <w:t xml:space="preserve">Otherwise </w:t>
             </w:r>
@@ -3663,8 +3149,6 @@
                 <w:rFonts w:ascii="Times New Roman" w:hAnsi="Times New Roman" w:cs="Times New Roman"/>
                 <w:bCs/>
                 <w:iCs/>
-                <w:sz w:val="24"/>
-                <w:szCs w:val="24"/>
               </w:rPr>
               <w:t>→</w:t>
             </w:r>
@@ -3673,8 +3157,6 @@
                 <w:rFonts w:ascii="Palatino Linotype" w:hAnsi="Palatino Linotype"/>
                 <w:bCs/>
                 <w:iCs/>
-                <w:sz w:val="24"/>
-                <w:szCs w:val="24"/>
               </w:rPr>
               <w:t xml:space="preserve"> Local Courier</w:t>
             </w:r>
@@ -3693,8 +3175,6 @@
                 <w:b/>
                 <w:bCs/>
                 <w:iCs/>
-                <w:sz w:val="24"/>
-                <w:szCs w:val="24"/>
               </w:rPr>
             </w:pPr>
             <w:r>
@@ -3703,8 +3183,6 @@
                 <w:b/>
                 <w:bCs/>
                 <w:iCs/>
-                <w:sz w:val="24"/>
-                <w:szCs w:val="24"/>
               </w:rPr>
               <w:t>Prevent Duplicate Orders Within 5 Minutes</w:t>
             </w:r>
@@ -3716,8 +3194,6 @@
                 <w:b/>
                 <w:bCs/>
                 <w:iCs/>
-                <w:sz w:val="24"/>
-                <w:szCs w:val="24"/>
               </w:rPr>
             </w:pPr>
             <w:r>
@@ -3726,8 +3202,6 @@
                 <w:b/>
                 <w:bCs/>
                 <w:iCs/>
-                <w:sz w:val="24"/>
-                <w:szCs w:val="24"/>
               </w:rPr>
               <w:t>Rule</w:t>
             </w:r>
@@ -3743,17 +3217,13 @@
                 <w:rFonts w:ascii="Palatino Linotype" w:hAnsi="Palatino Linotype"/>
                 <w:bCs/>
                 <w:iCs/>
-                <w:sz w:val="24"/>
-                <w:szCs w:val="24"/>
-              </w:rPr>
-            </w:pPr>
-            <w:r>
-              <w:rPr>
-                <w:rFonts w:ascii="Palatino Linotype" w:hAnsi="Palatino Linotype"/>
-                <w:bCs/>
-                <w:iCs/>
-                <w:sz w:val="24"/>
-                <w:szCs w:val="24"/>
+              </w:rPr>
+            </w:pPr>
+            <w:r>
+              <w:rPr>
+                <w:rFonts w:ascii="Palatino Linotype" w:hAnsi="Palatino Linotype"/>
+                <w:bCs/>
+                <w:iCs/>
               </w:rPr>
               <w:t>Prevent same customer placing same amount order within 5 minutes.</w:t>
             </w:r>
@@ -3772,8 +3242,6 @@
                 <w:b/>
                 <w:bCs/>
                 <w:iCs/>
-                <w:sz w:val="24"/>
-                <w:szCs w:val="24"/>
               </w:rPr>
             </w:pPr>
             <w:r>
@@ -3782,8 +3250,6 @@
                 <w:b/>
                 <w:bCs/>
                 <w:iCs/>
-                <w:sz w:val="24"/>
-                <w:szCs w:val="24"/>
               </w:rPr>
               <w:t>Auto-Apply Discount Flag</w:t>
             </w:r>
@@ -3800,8 +3266,6 @@
                 <w:b/>
                 <w:bCs/>
                 <w:iCs/>
-                <w:sz w:val="24"/>
-                <w:szCs w:val="24"/>
               </w:rPr>
             </w:pPr>
             <w:r>
@@ -3810,8 +3274,6 @@
                 <w:b/>
                 <w:bCs/>
                 <w:iCs/>
-                <w:sz w:val="24"/>
-                <w:szCs w:val="24"/>
               </w:rPr>
               <w:t>Add Column</w:t>
             </w:r>
@@ -3828,17 +3290,13 @@
                 <w:rFonts w:ascii="Palatino Linotype" w:hAnsi="Palatino Linotype"/>
                 <w:bCs/>
                 <w:iCs/>
-                <w:sz w:val="24"/>
-                <w:szCs w:val="24"/>
-              </w:rPr>
-            </w:pPr>
-            <w:r>
-              <w:rPr>
-                <w:rFonts w:ascii="Palatino Linotype" w:hAnsi="Palatino Linotype"/>
-                <w:bCs/>
-                <w:iCs/>
-                <w:sz w:val="24"/>
-                <w:szCs w:val="24"/>
+              </w:rPr>
+            </w:pPr>
+            <w:r>
+              <w:rPr>
+                <w:rFonts w:ascii="Palatino Linotype" w:hAnsi="Palatino Linotype"/>
+                <w:bCs/>
+                <w:iCs/>
               </w:rPr>
               <w:t>AMT &gt;= 5000 then discount_flag = 'PREMIUM'</w:t>
             </w:r>
@@ -3855,17 +3313,13 @@
                 <w:rFonts w:ascii="Palatino Linotype" w:hAnsi="Palatino Linotype"/>
                 <w:bCs/>
                 <w:iCs/>
-                <w:sz w:val="24"/>
-                <w:szCs w:val="24"/>
-              </w:rPr>
-            </w:pPr>
-            <w:r>
-              <w:rPr>
-                <w:rFonts w:ascii="Palatino Linotype" w:hAnsi="Palatino Linotype"/>
-                <w:bCs/>
-                <w:iCs/>
-                <w:sz w:val="24"/>
-                <w:szCs w:val="24"/>
+              </w:rPr>
+            </w:pPr>
+            <w:r>
+              <w:rPr>
+                <w:rFonts w:ascii="Palatino Linotype" w:hAnsi="Palatino Linotype"/>
+                <w:bCs/>
+                <w:iCs/>
               </w:rPr>
               <w:t>AMT &gt;= 2000 then discount_flag = 'STANDARD'</w:t>
             </w:r>
@@ -3882,17 +3336,13 @@
                 <w:rFonts w:ascii="Palatino Linotype" w:hAnsi="Palatino Linotype"/>
                 <w:bCs/>
                 <w:iCs/>
-                <w:sz w:val="24"/>
-                <w:szCs w:val="24"/>
-              </w:rPr>
-            </w:pPr>
-            <w:r>
-              <w:rPr>
-                <w:rFonts w:ascii="Palatino Linotype" w:hAnsi="Palatino Linotype"/>
-                <w:bCs/>
-                <w:iCs/>
-                <w:sz w:val="24"/>
-                <w:szCs w:val="24"/>
+              </w:rPr>
+            </w:pPr>
+            <w:r>
+              <w:rPr>
+                <w:rFonts w:ascii="Palatino Linotype" w:hAnsi="Palatino Linotype"/>
+                <w:bCs/>
+                <w:iCs/>
               </w:rPr>
               <w:t>ELSE discount_flag = 'NONE'</w:t>
             </w:r>
@@ -3908,892 +3358,1159 @@
             <w:pPr>
               <w:rPr>
                 <w:rFonts w:ascii="Palatino Linotype" w:hAnsi="Palatino Linotype"/>
-                <w:bCs/>
-                <w:iCs/>
-                <w:sz w:val="24"/>
-                <w:szCs w:val="24"/>
-              </w:rPr>
-            </w:pPr>
-          </w:p>
-        </w:tc>
-      </w:tr>
-      <w:tr>
-        <w:tc>
-          <w:tcPr>
-            <w:tcW w:w="10422" w:type="dxa"/>
-          </w:tcPr>
-          <w:p>
-            <w:pPr>
-              <w:rPr>
-                <w:rFonts w:ascii="Palatino Linotype" w:hAnsi="Palatino Linotype"/>
-                <w:bCs/>
-                <w:iCs/>
-                <w:sz w:val="24"/>
-                <w:szCs w:val="24"/>
-              </w:rPr>
-            </w:pPr>
-          </w:p>
-        </w:tc>
-      </w:tr>
-      <w:tr>
-        <w:tc>
-          <w:tcPr>
-            <w:tcW w:w="10422" w:type="dxa"/>
-          </w:tcPr>
-          <w:p>
-            <w:pPr>
-              <w:rPr>
-                <w:rFonts w:ascii="Palatino Linotype" w:hAnsi="Palatino Linotype"/>
-                <w:bCs/>
-                <w:iCs/>
-                <w:sz w:val="24"/>
-                <w:szCs w:val="24"/>
-              </w:rPr>
-            </w:pPr>
-          </w:p>
-        </w:tc>
-      </w:tr>
-      <w:tr>
-        <w:tc>
-          <w:tcPr>
-            <w:tcW w:w="10422" w:type="dxa"/>
-          </w:tcPr>
-          <w:p>
-            <w:pPr>
-              <w:rPr>
-                <w:rFonts w:ascii="Palatino Linotype" w:hAnsi="Palatino Linotype"/>
-                <w:bCs/>
-                <w:iCs/>
-                <w:sz w:val="24"/>
-                <w:szCs w:val="24"/>
-              </w:rPr>
-            </w:pPr>
-          </w:p>
-        </w:tc>
-      </w:tr>
-      <w:tr>
-        <w:tc>
-          <w:tcPr>
-            <w:tcW w:w="10422" w:type="dxa"/>
-          </w:tcPr>
-          <w:p>
-            <w:pPr>
-              <w:rPr>
-                <w:rFonts w:ascii="Palatino Linotype" w:hAnsi="Palatino Linotype"/>
-                <w:bCs/>
-                <w:iCs/>
-                <w:sz w:val="24"/>
-                <w:szCs w:val="24"/>
-              </w:rPr>
-            </w:pPr>
-          </w:p>
-        </w:tc>
-      </w:tr>
-      <w:tr>
-        <w:tc>
-          <w:tcPr>
-            <w:tcW w:w="10422" w:type="dxa"/>
-          </w:tcPr>
-          <w:p>
-            <w:pPr>
-              <w:rPr>
-                <w:rFonts w:ascii="Palatino Linotype" w:hAnsi="Palatino Linotype"/>
-                <w:bCs/>
-                <w:iCs/>
-                <w:sz w:val="24"/>
-                <w:szCs w:val="24"/>
-              </w:rPr>
-            </w:pPr>
-          </w:p>
-        </w:tc>
-      </w:tr>
-      <w:tr>
-        <w:tc>
-          <w:tcPr>
-            <w:tcW w:w="10422" w:type="dxa"/>
-          </w:tcPr>
-          <w:p>
-            <w:pPr>
-              <w:rPr>
-                <w:rFonts w:ascii="Palatino Linotype" w:hAnsi="Palatino Linotype"/>
-                <w:bCs/>
-                <w:iCs/>
-                <w:sz w:val="24"/>
-                <w:szCs w:val="24"/>
-              </w:rPr>
-            </w:pPr>
-          </w:p>
-        </w:tc>
-      </w:tr>
-      <w:tr>
-        <w:tc>
-          <w:tcPr>
-            <w:tcW w:w="10422" w:type="dxa"/>
-          </w:tcPr>
-          <w:p>
-            <w:pPr>
-              <w:rPr>
-                <w:rFonts w:ascii="Palatino Linotype" w:hAnsi="Palatino Linotype"/>
-                <w:bCs/>
-                <w:iCs/>
-                <w:sz w:val="24"/>
-                <w:szCs w:val="24"/>
-              </w:rPr>
-            </w:pPr>
-          </w:p>
-        </w:tc>
-      </w:tr>
-      <w:tr>
-        <w:tc>
-          <w:tcPr>
-            <w:tcW w:w="10422" w:type="dxa"/>
-          </w:tcPr>
-          <w:p>
-            <w:pPr>
-              <w:rPr>
-                <w:rFonts w:ascii="Palatino Linotype" w:hAnsi="Palatino Linotype"/>
-                <w:bCs/>
-                <w:iCs/>
-                <w:sz w:val="24"/>
-                <w:szCs w:val="24"/>
-              </w:rPr>
-            </w:pPr>
-          </w:p>
-        </w:tc>
-      </w:tr>
-      <w:tr>
-        <w:tc>
-          <w:tcPr>
-            <w:tcW w:w="10422" w:type="dxa"/>
-          </w:tcPr>
-          <w:p>
-            <w:pPr>
-              <w:rPr>
-                <w:rFonts w:ascii="Palatino Linotype" w:hAnsi="Palatino Linotype"/>
-                <w:bCs/>
-                <w:iCs/>
-                <w:sz w:val="24"/>
-                <w:szCs w:val="24"/>
-              </w:rPr>
-            </w:pPr>
-          </w:p>
-        </w:tc>
-      </w:tr>
-      <w:tr>
-        <w:tc>
-          <w:tcPr>
-            <w:tcW w:w="10422" w:type="dxa"/>
-          </w:tcPr>
-          <w:p>
-            <w:pPr>
-              <w:rPr>
-                <w:rFonts w:ascii="Palatino Linotype" w:hAnsi="Palatino Linotype"/>
-                <w:bCs/>
-                <w:iCs/>
-                <w:sz w:val="24"/>
-                <w:szCs w:val="24"/>
-              </w:rPr>
-            </w:pPr>
-          </w:p>
-        </w:tc>
-      </w:tr>
-      <w:tr>
-        <w:tc>
-          <w:tcPr>
-            <w:tcW w:w="10422" w:type="dxa"/>
-          </w:tcPr>
-          <w:p>
-            <w:pPr>
-              <w:rPr>
-                <w:rFonts w:ascii="Palatino Linotype" w:hAnsi="Palatino Linotype"/>
-                <w:bCs/>
-                <w:iCs/>
-                <w:sz w:val="24"/>
-                <w:szCs w:val="24"/>
-              </w:rPr>
-            </w:pPr>
-          </w:p>
-        </w:tc>
-      </w:tr>
-      <w:tr>
-        <w:tc>
-          <w:tcPr>
-            <w:tcW w:w="10422" w:type="dxa"/>
-          </w:tcPr>
-          <w:p>
-            <w:pPr>
-              <w:rPr>
-                <w:rFonts w:ascii="Palatino Linotype" w:hAnsi="Palatino Linotype"/>
-                <w:bCs/>
-                <w:iCs/>
-                <w:sz w:val="24"/>
-                <w:szCs w:val="24"/>
-              </w:rPr>
-            </w:pPr>
-          </w:p>
-        </w:tc>
-      </w:tr>
-      <w:tr>
-        <w:tc>
-          <w:tcPr>
-            <w:tcW w:w="10422" w:type="dxa"/>
-          </w:tcPr>
-          <w:p>
-            <w:pPr>
-              <w:rPr>
-                <w:rFonts w:ascii="Palatino Linotype" w:hAnsi="Palatino Linotype"/>
-                <w:bCs/>
-                <w:iCs/>
-                <w:sz w:val="24"/>
-                <w:szCs w:val="24"/>
-              </w:rPr>
-            </w:pPr>
-          </w:p>
-        </w:tc>
-      </w:tr>
-      <w:tr>
-        <w:tc>
-          <w:tcPr>
-            <w:tcW w:w="10422" w:type="dxa"/>
-          </w:tcPr>
-          <w:p>
-            <w:pPr>
-              <w:rPr>
-                <w:rFonts w:ascii="Palatino Linotype" w:hAnsi="Palatino Linotype"/>
-                <w:bCs/>
-                <w:iCs/>
-                <w:sz w:val="24"/>
-                <w:szCs w:val="24"/>
-              </w:rPr>
-            </w:pPr>
-          </w:p>
-        </w:tc>
-      </w:tr>
-      <w:tr>
-        <w:tc>
-          <w:tcPr>
-            <w:tcW w:w="10422" w:type="dxa"/>
-          </w:tcPr>
-          <w:p>
-            <w:pPr>
-              <w:rPr>
-                <w:rFonts w:ascii="Palatino Linotype" w:hAnsi="Palatino Linotype"/>
-                <w:bCs/>
-                <w:iCs/>
-                <w:sz w:val="24"/>
-                <w:szCs w:val="24"/>
-              </w:rPr>
-            </w:pPr>
-          </w:p>
-        </w:tc>
-      </w:tr>
-      <w:tr>
-        <w:tc>
-          <w:tcPr>
-            <w:tcW w:w="10422" w:type="dxa"/>
-          </w:tcPr>
-          <w:p>
-            <w:pPr>
-              <w:rPr>
-                <w:rFonts w:ascii="Palatino Linotype" w:hAnsi="Palatino Linotype"/>
-                <w:bCs/>
-                <w:iCs/>
-                <w:sz w:val="24"/>
-                <w:szCs w:val="24"/>
-              </w:rPr>
-            </w:pPr>
-          </w:p>
-        </w:tc>
-      </w:tr>
-      <w:tr>
-        <w:tc>
-          <w:tcPr>
-            <w:tcW w:w="10422" w:type="dxa"/>
-          </w:tcPr>
-          <w:p>
-            <w:pPr>
-              <w:rPr>
-                <w:rFonts w:ascii="Palatino Linotype" w:hAnsi="Palatino Linotype"/>
-                <w:bCs/>
-                <w:iCs/>
-                <w:sz w:val="24"/>
-                <w:szCs w:val="24"/>
-              </w:rPr>
-            </w:pPr>
-          </w:p>
-        </w:tc>
-      </w:tr>
-      <w:tr>
-        <w:tc>
-          <w:tcPr>
-            <w:tcW w:w="10422" w:type="dxa"/>
-          </w:tcPr>
-          <w:p>
-            <w:pPr>
-              <w:rPr>
-                <w:rFonts w:ascii="Palatino Linotype" w:hAnsi="Palatino Linotype"/>
-                <w:bCs/>
-                <w:iCs/>
-                <w:sz w:val="24"/>
-                <w:szCs w:val="24"/>
-              </w:rPr>
-            </w:pPr>
-          </w:p>
-        </w:tc>
-      </w:tr>
-      <w:tr>
-        <w:tc>
-          <w:tcPr>
-            <w:tcW w:w="10422" w:type="dxa"/>
-          </w:tcPr>
-          <w:p>
-            <w:pPr>
-              <w:rPr>
-                <w:rFonts w:ascii="Palatino Linotype" w:hAnsi="Palatino Linotype"/>
-                <w:bCs/>
-                <w:iCs/>
-                <w:sz w:val="24"/>
-                <w:szCs w:val="24"/>
-              </w:rPr>
-            </w:pPr>
-          </w:p>
-        </w:tc>
-      </w:tr>
-      <w:tr>
-        <w:tc>
-          <w:tcPr>
-            <w:tcW w:w="10422" w:type="dxa"/>
-          </w:tcPr>
-          <w:p>
-            <w:pPr>
-              <w:rPr>
-                <w:rFonts w:ascii="Palatino Linotype" w:hAnsi="Palatino Linotype"/>
-                <w:bCs/>
-                <w:iCs/>
-                <w:sz w:val="24"/>
-                <w:szCs w:val="24"/>
-              </w:rPr>
-            </w:pPr>
-          </w:p>
-        </w:tc>
-      </w:tr>
-      <w:tr>
-        <w:tc>
-          <w:tcPr>
-            <w:tcW w:w="10422" w:type="dxa"/>
-          </w:tcPr>
-          <w:p>
-            <w:pPr>
-              <w:rPr>
-                <w:rFonts w:ascii="Palatino Linotype" w:hAnsi="Palatino Linotype"/>
-                <w:bCs/>
-                <w:iCs/>
-                <w:sz w:val="24"/>
-                <w:szCs w:val="24"/>
-              </w:rPr>
-            </w:pPr>
-          </w:p>
-        </w:tc>
-      </w:tr>
-      <w:tr>
-        <w:tc>
-          <w:tcPr>
-            <w:tcW w:w="10422" w:type="dxa"/>
-          </w:tcPr>
-          <w:p>
-            <w:pPr>
-              <w:rPr>
-                <w:rFonts w:ascii="Palatino Linotype" w:hAnsi="Palatino Linotype"/>
-                <w:bCs/>
-                <w:iCs/>
-                <w:sz w:val="24"/>
-                <w:szCs w:val="24"/>
-              </w:rPr>
-            </w:pPr>
-          </w:p>
-        </w:tc>
-      </w:tr>
-      <w:tr>
-        <w:tc>
-          <w:tcPr>
-            <w:tcW w:w="10422" w:type="dxa"/>
-          </w:tcPr>
-          <w:p>
-            <w:pPr>
-              <w:rPr>
-                <w:rFonts w:ascii="Palatino Linotype" w:hAnsi="Palatino Linotype"/>
-                <w:bCs/>
-                <w:iCs/>
-                <w:sz w:val="24"/>
-                <w:szCs w:val="24"/>
-              </w:rPr>
-            </w:pPr>
-          </w:p>
-        </w:tc>
-      </w:tr>
-      <w:tr>
-        <w:tc>
-          <w:tcPr>
-            <w:tcW w:w="10422" w:type="dxa"/>
-          </w:tcPr>
-          <w:p>
-            <w:pPr>
-              <w:rPr>
-                <w:rFonts w:ascii="Palatino Linotype" w:hAnsi="Palatino Linotype"/>
-                <w:bCs/>
-                <w:iCs/>
-                <w:sz w:val="24"/>
-                <w:szCs w:val="24"/>
-              </w:rPr>
-            </w:pPr>
-          </w:p>
-        </w:tc>
-      </w:tr>
-      <w:tr>
-        <w:tc>
-          <w:tcPr>
-            <w:tcW w:w="10422" w:type="dxa"/>
-          </w:tcPr>
-          <w:p>
-            <w:pPr>
-              <w:rPr>
-                <w:rFonts w:ascii="Palatino Linotype" w:hAnsi="Palatino Linotype"/>
-                <w:bCs/>
-                <w:iCs/>
-                <w:sz w:val="24"/>
-                <w:szCs w:val="24"/>
-              </w:rPr>
-            </w:pPr>
-          </w:p>
-        </w:tc>
-      </w:tr>
-      <w:tr>
-        <w:tc>
-          <w:tcPr>
-            <w:tcW w:w="10422" w:type="dxa"/>
-          </w:tcPr>
-          <w:p>
-            <w:pPr>
-              <w:rPr>
-                <w:rFonts w:ascii="Palatino Linotype" w:hAnsi="Palatino Linotype"/>
-                <w:bCs/>
-                <w:iCs/>
-                <w:sz w:val="24"/>
-                <w:szCs w:val="24"/>
-              </w:rPr>
-            </w:pPr>
-          </w:p>
-        </w:tc>
-      </w:tr>
-      <w:tr>
-        <w:tc>
-          <w:tcPr>
-            <w:tcW w:w="10422" w:type="dxa"/>
-          </w:tcPr>
-          <w:p>
-            <w:pPr>
-              <w:rPr>
-                <w:rFonts w:ascii="Palatino Linotype" w:hAnsi="Palatino Linotype"/>
-                <w:bCs/>
-                <w:iCs/>
-                <w:sz w:val="24"/>
-                <w:szCs w:val="24"/>
-              </w:rPr>
-            </w:pPr>
-          </w:p>
-        </w:tc>
-      </w:tr>
-      <w:tr>
-        <w:tc>
-          <w:tcPr>
-            <w:tcW w:w="10422" w:type="dxa"/>
-          </w:tcPr>
-          <w:p>
-            <w:pPr>
-              <w:rPr>
-                <w:rFonts w:ascii="Palatino Linotype" w:hAnsi="Palatino Linotype"/>
-                <w:bCs/>
-                <w:iCs/>
-                <w:sz w:val="24"/>
-                <w:szCs w:val="24"/>
-              </w:rPr>
-            </w:pPr>
-          </w:p>
-        </w:tc>
-      </w:tr>
-      <w:tr>
-        <w:tc>
-          <w:tcPr>
-            <w:tcW w:w="10422" w:type="dxa"/>
-          </w:tcPr>
-          <w:p>
-            <w:pPr>
-              <w:rPr>
-                <w:rFonts w:ascii="Palatino Linotype" w:hAnsi="Palatino Linotype"/>
-                <w:bCs/>
-                <w:iCs/>
-                <w:sz w:val="24"/>
-                <w:szCs w:val="24"/>
-              </w:rPr>
-            </w:pPr>
-          </w:p>
-        </w:tc>
-      </w:tr>
-      <w:tr>
-        <w:tc>
-          <w:tcPr>
-            <w:tcW w:w="10422" w:type="dxa"/>
-          </w:tcPr>
-          <w:p>
-            <w:pPr>
-              <w:rPr>
-                <w:rFonts w:ascii="Palatino Linotype" w:hAnsi="Palatino Linotype"/>
-                <w:bCs/>
-                <w:iCs/>
-                <w:sz w:val="24"/>
-                <w:szCs w:val="24"/>
-              </w:rPr>
-            </w:pPr>
-          </w:p>
-        </w:tc>
-      </w:tr>
-      <w:tr>
-        <w:tc>
-          <w:tcPr>
-            <w:tcW w:w="10422" w:type="dxa"/>
-          </w:tcPr>
-          <w:p>
-            <w:pPr>
-              <w:rPr>
-                <w:rFonts w:ascii="Palatino Linotype" w:hAnsi="Palatino Linotype"/>
-                <w:bCs/>
-                <w:iCs/>
-                <w:sz w:val="24"/>
-                <w:szCs w:val="24"/>
-              </w:rPr>
-            </w:pPr>
-          </w:p>
-        </w:tc>
-      </w:tr>
-      <w:tr>
-        <w:tc>
-          <w:tcPr>
-            <w:tcW w:w="10422" w:type="dxa"/>
-          </w:tcPr>
-          <w:p>
-            <w:pPr>
-              <w:rPr>
-                <w:rFonts w:ascii="Palatino Linotype" w:hAnsi="Palatino Linotype"/>
-                <w:bCs/>
-                <w:iCs/>
-                <w:sz w:val="24"/>
-                <w:szCs w:val="24"/>
-              </w:rPr>
-            </w:pPr>
-          </w:p>
-        </w:tc>
-      </w:tr>
-      <w:tr>
-        <w:tc>
-          <w:tcPr>
-            <w:tcW w:w="10422" w:type="dxa"/>
-          </w:tcPr>
-          <w:p>
-            <w:pPr>
-              <w:rPr>
-                <w:rFonts w:ascii="Palatino Linotype" w:hAnsi="Palatino Linotype"/>
-                <w:bCs/>
-                <w:iCs/>
-                <w:sz w:val="24"/>
-                <w:szCs w:val="24"/>
-              </w:rPr>
-            </w:pPr>
-          </w:p>
-        </w:tc>
-      </w:tr>
-      <w:tr>
-        <w:tc>
-          <w:tcPr>
-            <w:tcW w:w="10422" w:type="dxa"/>
-          </w:tcPr>
-          <w:p>
-            <w:pPr>
-              <w:rPr>
-                <w:rFonts w:ascii="Palatino Linotype" w:hAnsi="Palatino Linotype"/>
-                <w:bCs/>
-                <w:iCs/>
-                <w:sz w:val="24"/>
-                <w:szCs w:val="24"/>
-              </w:rPr>
-            </w:pPr>
-          </w:p>
-        </w:tc>
-      </w:tr>
-      <w:tr>
-        <w:tc>
-          <w:tcPr>
-            <w:tcW w:w="10422" w:type="dxa"/>
-          </w:tcPr>
-          <w:p>
-            <w:pPr>
-              <w:rPr>
-                <w:rFonts w:ascii="Palatino Linotype" w:hAnsi="Palatino Linotype"/>
-                <w:bCs/>
-                <w:iCs/>
-                <w:sz w:val="24"/>
-                <w:szCs w:val="24"/>
-              </w:rPr>
-            </w:pPr>
-          </w:p>
-        </w:tc>
-      </w:tr>
-      <w:tr>
-        <w:tc>
-          <w:tcPr>
-            <w:tcW w:w="10422" w:type="dxa"/>
-          </w:tcPr>
-          <w:p>
-            <w:pPr>
-              <w:rPr>
-                <w:rFonts w:ascii="Palatino Linotype" w:hAnsi="Palatino Linotype"/>
-                <w:bCs/>
-                <w:iCs/>
-                <w:sz w:val="24"/>
-                <w:szCs w:val="24"/>
-              </w:rPr>
-            </w:pPr>
-          </w:p>
-        </w:tc>
-      </w:tr>
-      <w:tr>
-        <w:tc>
-          <w:tcPr>
-            <w:tcW w:w="10422" w:type="dxa"/>
-          </w:tcPr>
-          <w:p>
-            <w:pPr>
-              <w:rPr>
-                <w:rFonts w:ascii="Palatino Linotype" w:hAnsi="Palatino Linotype"/>
-                <w:bCs/>
-                <w:iCs/>
-                <w:sz w:val="24"/>
-                <w:szCs w:val="24"/>
-              </w:rPr>
-            </w:pPr>
-          </w:p>
-        </w:tc>
-      </w:tr>
-      <w:tr>
-        <w:tc>
-          <w:tcPr>
-            <w:tcW w:w="10422" w:type="dxa"/>
-          </w:tcPr>
-          <w:p>
-            <w:pPr>
-              <w:rPr>
-                <w:rFonts w:ascii="Palatino Linotype" w:hAnsi="Palatino Linotype"/>
-                <w:bCs/>
-                <w:iCs/>
-                <w:sz w:val="24"/>
-                <w:szCs w:val="24"/>
-              </w:rPr>
-            </w:pPr>
-          </w:p>
-        </w:tc>
-      </w:tr>
-      <w:tr>
-        <w:tc>
-          <w:tcPr>
-            <w:tcW w:w="10422" w:type="dxa"/>
-          </w:tcPr>
-          <w:p>
-            <w:pPr>
-              <w:rPr>
-                <w:rFonts w:ascii="Palatino Linotype" w:hAnsi="Palatino Linotype"/>
-                <w:bCs/>
-                <w:iCs/>
-                <w:sz w:val="24"/>
-                <w:szCs w:val="24"/>
-              </w:rPr>
-            </w:pPr>
-          </w:p>
-        </w:tc>
-      </w:tr>
-      <w:tr>
-        <w:tc>
-          <w:tcPr>
-            <w:tcW w:w="10422" w:type="dxa"/>
-          </w:tcPr>
-          <w:p>
-            <w:pPr>
-              <w:rPr>
-                <w:rFonts w:ascii="Palatino Linotype" w:hAnsi="Palatino Linotype"/>
-                <w:bCs/>
-                <w:iCs/>
-                <w:sz w:val="24"/>
-                <w:szCs w:val="24"/>
-              </w:rPr>
-            </w:pPr>
-          </w:p>
-        </w:tc>
-      </w:tr>
-      <w:tr>
-        <w:tc>
-          <w:tcPr>
-            <w:tcW w:w="10422" w:type="dxa"/>
-          </w:tcPr>
-          <w:p>
-            <w:pPr>
-              <w:rPr>
-                <w:rFonts w:ascii="Palatino Linotype" w:hAnsi="Palatino Linotype"/>
-                <w:bCs/>
-                <w:iCs/>
-                <w:sz w:val="24"/>
-                <w:szCs w:val="24"/>
-              </w:rPr>
-            </w:pPr>
-          </w:p>
-        </w:tc>
-      </w:tr>
-      <w:tr>
-        <w:tc>
-          <w:tcPr>
-            <w:tcW w:w="10422" w:type="dxa"/>
-          </w:tcPr>
-          <w:p>
-            <w:pPr>
-              <w:rPr>
-                <w:rFonts w:ascii="Palatino Linotype" w:hAnsi="Palatino Linotype"/>
-                <w:bCs/>
-                <w:iCs/>
-                <w:sz w:val="24"/>
-                <w:szCs w:val="24"/>
-              </w:rPr>
-            </w:pPr>
-          </w:p>
-        </w:tc>
-      </w:tr>
-      <w:tr>
-        <w:tc>
-          <w:tcPr>
-            <w:tcW w:w="10422" w:type="dxa"/>
-          </w:tcPr>
-          <w:p>
-            <w:pPr>
-              <w:rPr>
-                <w:rFonts w:ascii="Palatino Linotype" w:hAnsi="Palatino Linotype"/>
-                <w:bCs/>
-                <w:iCs/>
-                <w:sz w:val="24"/>
-                <w:szCs w:val="24"/>
-              </w:rPr>
-            </w:pPr>
-          </w:p>
-        </w:tc>
-      </w:tr>
-      <w:tr>
-        <w:tc>
-          <w:tcPr>
-            <w:tcW w:w="10422" w:type="dxa"/>
-          </w:tcPr>
-          <w:p>
-            <w:pPr>
-              <w:rPr>
-                <w:rFonts w:ascii="Palatino Linotype" w:hAnsi="Palatino Linotype"/>
-                <w:bCs/>
-                <w:iCs/>
-                <w:sz w:val="24"/>
-                <w:szCs w:val="24"/>
-              </w:rPr>
-            </w:pPr>
-          </w:p>
-        </w:tc>
-      </w:tr>
-      <w:tr>
-        <w:tc>
-          <w:tcPr>
-            <w:tcW w:w="10422" w:type="dxa"/>
-          </w:tcPr>
-          <w:p>
-            <w:pPr>
-              <w:rPr>
-                <w:rFonts w:ascii="Palatino Linotype" w:hAnsi="Palatino Linotype"/>
-                <w:bCs/>
-                <w:iCs/>
-                <w:sz w:val="24"/>
-                <w:szCs w:val="24"/>
-              </w:rPr>
-            </w:pPr>
-          </w:p>
-        </w:tc>
-      </w:tr>
-      <w:tr>
-        <w:tc>
-          <w:tcPr>
-            <w:tcW w:w="10422" w:type="dxa"/>
-          </w:tcPr>
-          <w:p>
-            <w:pPr>
-              <w:rPr>
-                <w:rFonts w:ascii="Palatino Linotype" w:hAnsi="Palatino Linotype"/>
-                <w:bCs/>
-                <w:iCs/>
-                <w:sz w:val="24"/>
-                <w:szCs w:val="24"/>
-              </w:rPr>
-            </w:pPr>
-          </w:p>
-        </w:tc>
-      </w:tr>
-      <w:tr>
-        <w:tc>
-          <w:tcPr>
-            <w:tcW w:w="10422" w:type="dxa"/>
-          </w:tcPr>
-          <w:p>
-            <w:pPr>
-              <w:rPr>
-                <w:rFonts w:ascii="Palatino Linotype" w:hAnsi="Palatino Linotype"/>
-                <w:bCs/>
-                <w:iCs/>
-                <w:sz w:val="24"/>
-                <w:szCs w:val="24"/>
-              </w:rPr>
-            </w:pPr>
-          </w:p>
-        </w:tc>
-      </w:tr>
-      <w:tr>
-        <w:tc>
-          <w:tcPr>
-            <w:tcW w:w="10422" w:type="dxa"/>
-          </w:tcPr>
-          <w:p>
-            <w:pPr>
-              <w:rPr>
-                <w:rFonts w:ascii="Palatino Linotype" w:hAnsi="Palatino Linotype"/>
-                <w:bCs/>
-                <w:iCs/>
-                <w:sz w:val="24"/>
-                <w:szCs w:val="24"/>
-              </w:rPr>
-            </w:pPr>
-          </w:p>
-        </w:tc>
-      </w:tr>
-      <w:tr>
-        <w:tc>
-          <w:tcPr>
-            <w:tcW w:w="10422" w:type="dxa"/>
-          </w:tcPr>
-          <w:p>
-            <w:pPr>
-              <w:rPr>
-                <w:rFonts w:ascii="Palatino Linotype" w:hAnsi="Palatino Linotype"/>
-                <w:bCs/>
-                <w:iCs/>
-                <w:sz w:val="24"/>
-                <w:szCs w:val="24"/>
+                <w:b/>
+                <w:bCs/>
+                <w:iCs/>
+              </w:rPr>
+            </w:pPr>
+            <w:r>
+              <w:rPr>
+                <w:rFonts w:ascii="Palatino Linotype" w:hAnsi="Palatino Linotype"/>
+                <w:b/>
+                <w:bCs/>
+                <w:iCs/>
+              </w:rPr>
+              <w:t>Maintain Audit Log Table</w:t>
+            </w:r>
+          </w:p>
+          <w:p>
+            <w:pPr>
+              <w:rPr>
+                <w:rFonts w:ascii="Palatino Linotype" w:hAnsi="Palatino Linotype"/>
+                <w:b/>
+                <w:bCs/>
+                <w:iCs/>
+              </w:rPr>
+            </w:pPr>
+            <w:r>
+              <w:rPr>
+                <w:rFonts w:ascii="Palatino Linotype" w:hAnsi="Palatino Linotype"/>
+                <w:b/>
+                <w:bCs/>
+                <w:iCs/>
+              </w:rPr>
+              <w:t>Audit Table</w:t>
+            </w:r>
+          </w:p>
+          <w:p>
+            <w:pPr>
+              <w:ind w:left="567"/>
+              <w:rPr>
+                <w:rFonts w:ascii="Palatino Linotype" w:hAnsi="Palatino Linotype"/>
+                <w:bCs/>
+                <w:iCs/>
+              </w:rPr>
+            </w:pPr>
+            <w:r>
+              <w:rPr>
+                <w:rFonts w:ascii="Palatino Linotype" w:hAnsi="Palatino Linotype"/>
+                <w:bCs/>
+                <w:iCs/>
+              </w:rPr>
+              <w:t>CREATE TABLE order_audit (</w:t>
+            </w:r>
+          </w:p>
+          <w:p>
+            <w:pPr>
+              <w:ind w:left="567"/>
+              <w:rPr>
+                <w:rFonts w:ascii="Palatino Linotype" w:hAnsi="Palatino Linotype"/>
+                <w:bCs/>
+                <w:iCs/>
+              </w:rPr>
+            </w:pPr>
+            <w:r>
+              <w:rPr>
+                <w:rFonts w:ascii="Palatino Linotype" w:hAnsi="Palatino Linotype"/>
+                <w:bCs/>
+                <w:iCs/>
+              </w:rPr>
+              <w:t xml:space="preserve">    audit_id INT AUTO_INCREMENT PRIMARY KEY,</w:t>
+            </w:r>
+          </w:p>
+          <w:p>
+            <w:pPr>
+              <w:ind w:left="567"/>
+              <w:rPr>
+                <w:rFonts w:ascii="Palatino Linotype" w:hAnsi="Palatino Linotype"/>
+                <w:bCs/>
+                <w:iCs/>
+              </w:rPr>
+            </w:pPr>
+            <w:r>
+              <w:rPr>
+                <w:rFonts w:ascii="Palatino Linotype" w:hAnsi="Palatino Linotype"/>
+                <w:bCs/>
+                <w:iCs/>
+              </w:rPr>
+              <w:t xml:space="preserve">    onum INT,</w:t>
+            </w:r>
+          </w:p>
+          <w:p>
+            <w:pPr>
+              <w:ind w:left="567"/>
+              <w:rPr>
+                <w:rFonts w:ascii="Palatino Linotype" w:hAnsi="Palatino Linotype"/>
+                <w:bCs/>
+                <w:iCs/>
+              </w:rPr>
+            </w:pPr>
+            <w:r>
+              <w:rPr>
+                <w:rFonts w:ascii="Palatino Linotype" w:hAnsi="Palatino Linotype"/>
+                <w:bCs/>
+                <w:iCs/>
+              </w:rPr>
+              <w:t xml:space="preserve">    old_amt DECIMAL(10,2),</w:t>
+            </w:r>
+          </w:p>
+          <w:p>
+            <w:pPr>
+              <w:ind w:left="567"/>
+              <w:rPr>
+                <w:rFonts w:ascii="Palatino Linotype" w:hAnsi="Palatino Linotype"/>
+                <w:bCs/>
+                <w:iCs/>
+              </w:rPr>
+            </w:pPr>
+            <w:r>
+              <w:rPr>
+                <w:rFonts w:ascii="Palatino Linotype" w:hAnsi="Palatino Linotype"/>
+                <w:bCs/>
+                <w:iCs/>
+              </w:rPr>
+              <w:t xml:space="preserve">    new_amt DECIMAL(10,2),</w:t>
+            </w:r>
+          </w:p>
+          <w:p>
+            <w:pPr>
+              <w:ind w:left="567"/>
+              <w:rPr>
+                <w:rFonts w:ascii="Palatino Linotype" w:hAnsi="Palatino Linotype"/>
+                <w:bCs/>
+                <w:iCs/>
+              </w:rPr>
+            </w:pPr>
+            <w:r>
+              <w:rPr>
+                <w:rFonts w:ascii="Palatino Linotype" w:hAnsi="Palatino Linotype"/>
+                <w:bCs/>
+                <w:iCs/>
+              </w:rPr>
+              <w:t xml:space="preserve">    changed_on TIMESTAMP DEFAULT CURRENT_TIMESTAMP</w:t>
+            </w:r>
+          </w:p>
+          <w:p>
+            <w:pPr>
+              <w:ind w:left="567"/>
+              <w:rPr>
+                <w:rFonts w:ascii="Palatino Linotype" w:hAnsi="Palatino Linotype"/>
+                <w:bCs/>
+                <w:iCs/>
+              </w:rPr>
+            </w:pPr>
+            <w:r>
+              <w:rPr>
+                <w:rFonts w:ascii="Palatino Linotype" w:hAnsi="Palatino Linotype"/>
+                <w:bCs/>
+                <w:iCs/>
+              </w:rPr>
+              <w:t>);</w:t>
+            </w:r>
+          </w:p>
+          <w:p>
+            <w:pPr>
+              <w:ind w:left="567"/>
+              <w:rPr>
+                <w:rFonts w:ascii="Palatino Linotype" w:hAnsi="Palatino Linotype"/>
+                <w:bCs/>
+                <w:iCs/>
+                <w:sz w:val="8"/>
+                <w:szCs w:val="8"/>
+              </w:rPr>
+            </w:pPr>
+          </w:p>
+          <w:p>
+            <w:pPr>
+              <w:rPr>
+                <w:rFonts w:ascii="Palatino Linotype" w:hAnsi="Palatino Linotype"/>
+                <w:b/>
+                <w:iCs/>
+              </w:rPr>
+            </w:pPr>
+            <w:r>
+              <w:rPr>
+                <w:rFonts w:ascii="Palatino Linotype" w:hAnsi="Palatino Linotype"/>
+                <w:b/>
+                <w:iCs/>
+              </w:rPr>
+              <w:t>Task:</w:t>
+            </w:r>
+          </w:p>
+          <w:p>
+            <w:pPr>
+              <w:rPr>
+                <w:rFonts w:ascii="Palatino Linotype" w:hAnsi="Palatino Linotype"/>
+                <w:bCs/>
+                <w:iCs/>
+              </w:rPr>
+            </w:pPr>
+            <w:r>
+              <w:rPr>
+                <w:rFonts w:ascii="Palatino Linotype" w:hAnsi="Palatino Linotype"/>
+                <w:bCs/>
+                <w:iCs/>
+              </w:rPr>
+              <w:t>IF OLD.AMT &lt;&gt; NEW.AMT THEN</w:t>
+            </w:r>
+            <w:r>
+              <w:rPr>
+                <w:rFonts w:ascii="Palatino Linotype" w:hAnsi="Palatino Linotype"/>
+                <w:bCs/>
+                <w:iCs/>
+              </w:rPr>
+              <w:t xml:space="preserve"> </w:t>
+            </w:r>
+          </w:p>
+          <w:p>
+            <w:pPr>
+              <w:rPr>
+                <w:rFonts w:ascii="Palatino Linotype" w:hAnsi="Palatino Linotype"/>
+                <w:bCs/>
+                <w:iCs/>
+              </w:rPr>
+            </w:pPr>
+          </w:p>
+          <w:p>
+            <w:pPr>
+              <w:pStyle w:val="ListParagraph"/>
+              <w:numPr>
+                <w:ilvl w:val="0"/>
+                <w:numId w:val="49"/>
+              </w:numPr>
+              <w:rPr>
+                <w:rFonts w:ascii="Palatino Linotype" w:hAnsi="Palatino Linotype"/>
+                <w:bCs/>
+                <w:iCs/>
+              </w:rPr>
+            </w:pPr>
+            <w:r>
+              <w:rPr>
+                <w:rFonts w:ascii="Palatino Linotype" w:hAnsi="Palatino Linotype"/>
+                <w:bCs/>
+                <w:iCs/>
+              </w:rPr>
+              <w:t>INSERT INTO order_audit</w:t>
+            </w:r>
+            <w:r>
+              <w:rPr>
+                <w:rFonts w:ascii="Palatino Linotype" w:hAnsi="Palatino Linotype"/>
+                <w:bCs/>
+                <w:iCs/>
+              </w:rPr>
+              <w:t xml:space="preserve"> </w:t>
+            </w:r>
+            <w:r>
+              <w:rPr>
+                <w:rFonts w:ascii="Palatino Linotype" w:hAnsi="Palatino Linotype"/>
+                <w:bCs/>
+                <w:iCs/>
+              </w:rPr>
+              <w:t>(onum, old_amt, new_amt)</w:t>
+            </w:r>
+            <w:r>
+              <w:rPr>
+                <w:rFonts w:ascii="Palatino Linotype" w:hAnsi="Palatino Linotype"/>
+                <w:bCs/>
+                <w:iCs/>
+              </w:rPr>
+              <w:t xml:space="preserve"> </w:t>
+            </w:r>
+            <w:r>
+              <w:rPr>
+                <w:rFonts w:ascii="Palatino Linotype" w:hAnsi="Palatino Linotype"/>
+                <w:bCs/>
+                <w:iCs/>
+              </w:rPr>
+              <w:t>VALUES</w:t>
+            </w:r>
+            <w:r>
+              <w:rPr>
+                <w:rFonts w:ascii="Palatino Linotype" w:hAnsi="Palatino Linotype"/>
+                <w:bCs/>
+                <w:iCs/>
+              </w:rPr>
+              <w:t xml:space="preserve"> </w:t>
+            </w:r>
+            <w:r>
+              <w:rPr>
+                <w:rFonts w:ascii="Palatino Linotype" w:hAnsi="Palatino Linotype"/>
+                <w:bCs/>
+                <w:iCs/>
+              </w:rPr>
+              <w:t>(OLD.ONUM, OLD.AMT, NEW.AMT);</w:t>
+            </w:r>
+          </w:p>
+        </w:tc>
+      </w:tr>
+      <w:tr>
+        <w:tc>
+          <w:tcPr>
+            <w:tcW w:w="10422" w:type="dxa"/>
+          </w:tcPr>
+          <w:p>
+            <w:pPr>
+              <w:rPr>
+                <w:rFonts w:ascii="Palatino Linotype" w:hAnsi="Palatino Linotype"/>
+                <w:bCs/>
+                <w:iCs/>
+              </w:rPr>
+            </w:pPr>
+            <w:r>
+              <w:rPr>
+                <w:rFonts w:ascii="Palatino Linotype" w:hAnsi="Palatino Linotype"/>
+                <w:bCs/>
+                <w:iCs/>
+              </w:rPr>
+              <w:t>Block Orders on Sunday</w:t>
+            </w:r>
+          </w:p>
+        </w:tc>
+      </w:tr>
+      <w:tr>
+        <w:tc>
+          <w:tcPr>
+            <w:tcW w:w="10422" w:type="dxa"/>
+          </w:tcPr>
+          <w:p>
+            <w:pPr>
+              <w:rPr>
+                <w:rFonts w:ascii="Palatino Linotype" w:hAnsi="Palatino Linotype"/>
+                <w:b/>
+                <w:bCs/>
+                <w:iCs/>
+              </w:rPr>
+            </w:pPr>
+            <w:r>
+              <w:rPr>
+                <w:rFonts w:ascii="Palatino Linotype" w:hAnsi="Palatino Linotype"/>
+                <w:b/>
+                <w:bCs/>
+                <w:iCs/>
+              </w:rPr>
+              <w:t>Auto-Reward Loyal Customers</w:t>
+            </w:r>
+          </w:p>
+          <w:p>
+            <w:pPr>
+              <w:rPr>
+                <w:rFonts w:ascii="Palatino Linotype" w:hAnsi="Palatino Linotype"/>
+                <w:b/>
+                <w:bCs/>
+                <w:iCs/>
+              </w:rPr>
+            </w:pPr>
+            <w:r>
+              <w:rPr>
+                <w:rFonts w:ascii="Palatino Linotype" w:hAnsi="Palatino Linotype"/>
+                <w:b/>
+                <w:bCs/>
+                <w:iCs/>
+              </w:rPr>
+              <w:t>Add Column</w:t>
+            </w:r>
+          </w:p>
+          <w:p>
+            <w:pPr>
+              <w:rPr>
+                <w:rFonts w:ascii="Palatino Linotype" w:hAnsi="Palatino Linotype"/>
+                <w:bCs/>
+                <w:iCs/>
+              </w:rPr>
+            </w:pPr>
+          </w:p>
+          <w:p>
+            <w:pPr>
+              <w:rPr>
+                <w:rFonts w:ascii="Palatino Linotype" w:hAnsi="Palatino Linotype"/>
+                <w:bCs/>
+                <w:iCs/>
+              </w:rPr>
+            </w:pPr>
+            <w:r>
+              <w:rPr>
+                <w:rFonts w:ascii="Palatino Linotype" w:hAnsi="Palatino Linotype"/>
+                <w:bCs/>
+                <w:iCs/>
+              </w:rPr>
+              <w:t>ALTER TABLE orders</w:t>
+            </w:r>
+            <w:r>
+              <w:rPr>
+                <w:rFonts w:ascii="Palatino Linotype" w:hAnsi="Palatino Linotype"/>
+                <w:bCs/>
+                <w:iCs/>
+              </w:rPr>
+              <w:t xml:space="preserve"> </w:t>
+            </w:r>
+            <w:r>
+              <w:rPr>
+                <w:rFonts w:ascii="Palatino Linotype" w:hAnsi="Palatino Linotype"/>
+                <w:bCs/>
+                <w:iCs/>
+              </w:rPr>
+              <w:t>ADD COLUMN reward_points INT DEFAULT 0;</w:t>
+            </w:r>
+          </w:p>
+        </w:tc>
+      </w:tr>
+      <w:tr>
+        <w:tc>
+          <w:tcPr>
+            <w:tcW w:w="10422" w:type="dxa"/>
+          </w:tcPr>
+          <w:p>
+            <w:pPr>
+              <w:rPr>
+                <w:rFonts w:ascii="Palatino Linotype" w:hAnsi="Palatino Linotype"/>
+                <w:bCs/>
+                <w:iCs/>
+              </w:rPr>
+            </w:pPr>
+          </w:p>
+        </w:tc>
+      </w:tr>
+      <w:tr>
+        <w:tc>
+          <w:tcPr>
+            <w:tcW w:w="10422" w:type="dxa"/>
+          </w:tcPr>
+          <w:p>
+            <w:pPr>
+              <w:rPr>
+                <w:rFonts w:ascii="Palatino Linotype" w:hAnsi="Palatino Linotype"/>
+                <w:bCs/>
+                <w:iCs/>
+              </w:rPr>
+            </w:pPr>
+          </w:p>
+        </w:tc>
+      </w:tr>
+      <w:tr>
+        <w:tc>
+          <w:tcPr>
+            <w:tcW w:w="10422" w:type="dxa"/>
+          </w:tcPr>
+          <w:p>
+            <w:pPr>
+              <w:rPr>
+                <w:rFonts w:ascii="Palatino Linotype" w:hAnsi="Palatino Linotype"/>
+                <w:bCs/>
+                <w:iCs/>
+              </w:rPr>
+            </w:pPr>
+          </w:p>
+        </w:tc>
+      </w:tr>
+      <w:tr>
+        <w:tc>
+          <w:tcPr>
+            <w:tcW w:w="10422" w:type="dxa"/>
+          </w:tcPr>
+          <w:p>
+            <w:pPr>
+              <w:rPr>
+                <w:rFonts w:ascii="Palatino Linotype" w:hAnsi="Palatino Linotype"/>
+                <w:bCs/>
+                <w:iCs/>
+              </w:rPr>
+            </w:pPr>
+          </w:p>
+        </w:tc>
+      </w:tr>
+      <w:tr>
+        <w:tc>
+          <w:tcPr>
+            <w:tcW w:w="10422" w:type="dxa"/>
+          </w:tcPr>
+          <w:p>
+            <w:pPr>
+              <w:rPr>
+                <w:rFonts w:ascii="Palatino Linotype" w:hAnsi="Palatino Linotype"/>
+                <w:bCs/>
+                <w:iCs/>
+              </w:rPr>
+            </w:pPr>
+          </w:p>
+        </w:tc>
+      </w:tr>
+      <w:tr>
+        <w:tc>
+          <w:tcPr>
+            <w:tcW w:w="10422" w:type="dxa"/>
+          </w:tcPr>
+          <w:p>
+            <w:pPr>
+              <w:rPr>
+                <w:rFonts w:ascii="Palatino Linotype" w:hAnsi="Palatino Linotype"/>
+                <w:bCs/>
+                <w:iCs/>
+              </w:rPr>
+            </w:pPr>
+          </w:p>
+        </w:tc>
+      </w:tr>
+      <w:tr>
+        <w:tc>
+          <w:tcPr>
+            <w:tcW w:w="10422" w:type="dxa"/>
+          </w:tcPr>
+          <w:p>
+            <w:pPr>
+              <w:rPr>
+                <w:rFonts w:ascii="Palatino Linotype" w:hAnsi="Palatino Linotype"/>
+                <w:bCs/>
+                <w:iCs/>
+              </w:rPr>
+            </w:pPr>
+          </w:p>
+        </w:tc>
+      </w:tr>
+      <w:tr>
+        <w:tc>
+          <w:tcPr>
+            <w:tcW w:w="10422" w:type="dxa"/>
+          </w:tcPr>
+          <w:p>
+            <w:pPr>
+              <w:rPr>
+                <w:rFonts w:ascii="Palatino Linotype" w:hAnsi="Palatino Linotype"/>
+                <w:bCs/>
+                <w:iCs/>
+              </w:rPr>
+            </w:pPr>
+          </w:p>
+        </w:tc>
+      </w:tr>
+      <w:tr>
+        <w:tc>
+          <w:tcPr>
+            <w:tcW w:w="10422" w:type="dxa"/>
+          </w:tcPr>
+          <w:p>
+            <w:pPr>
+              <w:rPr>
+                <w:rFonts w:ascii="Palatino Linotype" w:hAnsi="Palatino Linotype"/>
+                <w:bCs/>
+                <w:iCs/>
+              </w:rPr>
+            </w:pPr>
+          </w:p>
+        </w:tc>
+      </w:tr>
+      <w:tr>
+        <w:tc>
+          <w:tcPr>
+            <w:tcW w:w="10422" w:type="dxa"/>
+          </w:tcPr>
+          <w:p>
+            <w:pPr>
+              <w:rPr>
+                <w:rFonts w:ascii="Palatino Linotype" w:hAnsi="Palatino Linotype"/>
+                <w:bCs/>
+                <w:iCs/>
+              </w:rPr>
+            </w:pPr>
+          </w:p>
+        </w:tc>
+      </w:tr>
+      <w:tr>
+        <w:tc>
+          <w:tcPr>
+            <w:tcW w:w="10422" w:type="dxa"/>
+          </w:tcPr>
+          <w:p>
+            <w:pPr>
+              <w:rPr>
+                <w:rFonts w:ascii="Palatino Linotype" w:hAnsi="Palatino Linotype"/>
+                <w:bCs/>
+                <w:iCs/>
+              </w:rPr>
+            </w:pPr>
+          </w:p>
+        </w:tc>
+      </w:tr>
+      <w:tr>
+        <w:tc>
+          <w:tcPr>
+            <w:tcW w:w="10422" w:type="dxa"/>
+          </w:tcPr>
+          <w:p>
+            <w:pPr>
+              <w:rPr>
+                <w:rFonts w:ascii="Palatino Linotype" w:hAnsi="Palatino Linotype"/>
+                <w:bCs/>
+                <w:iCs/>
+              </w:rPr>
+            </w:pPr>
+          </w:p>
+        </w:tc>
+      </w:tr>
+      <w:tr>
+        <w:tc>
+          <w:tcPr>
+            <w:tcW w:w="10422" w:type="dxa"/>
+          </w:tcPr>
+          <w:p>
+            <w:pPr>
+              <w:rPr>
+                <w:rFonts w:ascii="Palatino Linotype" w:hAnsi="Palatino Linotype"/>
+                <w:bCs/>
+                <w:iCs/>
+              </w:rPr>
+            </w:pPr>
+          </w:p>
+        </w:tc>
+      </w:tr>
+      <w:tr>
+        <w:tc>
+          <w:tcPr>
+            <w:tcW w:w="10422" w:type="dxa"/>
+          </w:tcPr>
+          <w:p>
+            <w:pPr>
+              <w:rPr>
+                <w:rFonts w:ascii="Palatino Linotype" w:hAnsi="Palatino Linotype"/>
+                <w:bCs/>
+                <w:iCs/>
+              </w:rPr>
+            </w:pPr>
+          </w:p>
+        </w:tc>
+      </w:tr>
+      <w:tr>
+        <w:tc>
+          <w:tcPr>
+            <w:tcW w:w="10422" w:type="dxa"/>
+          </w:tcPr>
+          <w:p>
+            <w:pPr>
+              <w:rPr>
+                <w:rFonts w:ascii="Palatino Linotype" w:hAnsi="Palatino Linotype"/>
+                <w:bCs/>
+                <w:iCs/>
+              </w:rPr>
+            </w:pPr>
+          </w:p>
+        </w:tc>
+      </w:tr>
+      <w:tr>
+        <w:tc>
+          <w:tcPr>
+            <w:tcW w:w="10422" w:type="dxa"/>
+          </w:tcPr>
+          <w:p>
+            <w:pPr>
+              <w:rPr>
+                <w:rFonts w:ascii="Palatino Linotype" w:hAnsi="Palatino Linotype"/>
+                <w:bCs/>
+                <w:iCs/>
+              </w:rPr>
+            </w:pPr>
+          </w:p>
+        </w:tc>
+      </w:tr>
+      <w:tr>
+        <w:tc>
+          <w:tcPr>
+            <w:tcW w:w="10422" w:type="dxa"/>
+          </w:tcPr>
+          <w:p>
+            <w:pPr>
+              <w:rPr>
+                <w:rFonts w:ascii="Palatino Linotype" w:hAnsi="Palatino Linotype"/>
+                <w:bCs/>
+                <w:iCs/>
+              </w:rPr>
+            </w:pPr>
+          </w:p>
+        </w:tc>
+      </w:tr>
+      <w:tr>
+        <w:tc>
+          <w:tcPr>
+            <w:tcW w:w="10422" w:type="dxa"/>
+          </w:tcPr>
+          <w:p>
+            <w:pPr>
+              <w:rPr>
+                <w:rFonts w:ascii="Palatino Linotype" w:hAnsi="Palatino Linotype"/>
+                <w:bCs/>
+                <w:iCs/>
+              </w:rPr>
+            </w:pPr>
+          </w:p>
+        </w:tc>
+      </w:tr>
+      <w:tr>
+        <w:tc>
+          <w:tcPr>
+            <w:tcW w:w="10422" w:type="dxa"/>
+          </w:tcPr>
+          <w:p>
+            <w:pPr>
+              <w:rPr>
+                <w:rFonts w:ascii="Palatino Linotype" w:hAnsi="Palatino Linotype"/>
+                <w:bCs/>
+                <w:iCs/>
+              </w:rPr>
+            </w:pPr>
+          </w:p>
+        </w:tc>
+      </w:tr>
+      <w:tr>
+        <w:tc>
+          <w:tcPr>
+            <w:tcW w:w="10422" w:type="dxa"/>
+          </w:tcPr>
+          <w:p>
+            <w:pPr>
+              <w:rPr>
+                <w:rFonts w:ascii="Palatino Linotype" w:hAnsi="Palatino Linotype"/>
+                <w:bCs/>
+                <w:iCs/>
+              </w:rPr>
+            </w:pPr>
+          </w:p>
+        </w:tc>
+      </w:tr>
+      <w:tr>
+        <w:tc>
+          <w:tcPr>
+            <w:tcW w:w="10422" w:type="dxa"/>
+          </w:tcPr>
+          <w:p>
+            <w:pPr>
+              <w:rPr>
+                <w:rFonts w:ascii="Palatino Linotype" w:hAnsi="Palatino Linotype"/>
+                <w:bCs/>
+                <w:iCs/>
+              </w:rPr>
+            </w:pPr>
+          </w:p>
+        </w:tc>
+      </w:tr>
+      <w:tr>
+        <w:tc>
+          <w:tcPr>
+            <w:tcW w:w="10422" w:type="dxa"/>
+          </w:tcPr>
+          <w:p>
+            <w:pPr>
+              <w:rPr>
+                <w:rFonts w:ascii="Palatino Linotype" w:hAnsi="Palatino Linotype"/>
+                <w:bCs/>
+                <w:iCs/>
+              </w:rPr>
+            </w:pPr>
+          </w:p>
+        </w:tc>
+      </w:tr>
+      <w:tr>
+        <w:tc>
+          <w:tcPr>
+            <w:tcW w:w="10422" w:type="dxa"/>
+          </w:tcPr>
+          <w:p>
+            <w:pPr>
+              <w:rPr>
+                <w:rFonts w:ascii="Palatino Linotype" w:hAnsi="Palatino Linotype"/>
+                <w:bCs/>
+                <w:iCs/>
+              </w:rPr>
+            </w:pPr>
+          </w:p>
+        </w:tc>
+      </w:tr>
+      <w:tr>
+        <w:tc>
+          <w:tcPr>
+            <w:tcW w:w="10422" w:type="dxa"/>
+          </w:tcPr>
+          <w:p>
+            <w:pPr>
+              <w:rPr>
+                <w:rFonts w:ascii="Palatino Linotype" w:hAnsi="Palatino Linotype"/>
+                <w:bCs/>
+                <w:iCs/>
+              </w:rPr>
+            </w:pPr>
+          </w:p>
+        </w:tc>
+      </w:tr>
+      <w:tr>
+        <w:tc>
+          <w:tcPr>
+            <w:tcW w:w="10422" w:type="dxa"/>
+          </w:tcPr>
+          <w:p>
+            <w:pPr>
+              <w:rPr>
+                <w:rFonts w:ascii="Palatino Linotype" w:hAnsi="Palatino Linotype"/>
+                <w:bCs/>
+                <w:iCs/>
+              </w:rPr>
+            </w:pPr>
+          </w:p>
+        </w:tc>
+      </w:tr>
+      <w:tr>
+        <w:tc>
+          <w:tcPr>
+            <w:tcW w:w="10422" w:type="dxa"/>
+          </w:tcPr>
+          <w:p>
+            <w:pPr>
+              <w:rPr>
+                <w:rFonts w:ascii="Palatino Linotype" w:hAnsi="Palatino Linotype"/>
+                <w:bCs/>
+                <w:iCs/>
+              </w:rPr>
+            </w:pPr>
+          </w:p>
+        </w:tc>
+      </w:tr>
+      <w:tr>
+        <w:tc>
+          <w:tcPr>
+            <w:tcW w:w="10422" w:type="dxa"/>
+          </w:tcPr>
+          <w:p>
+            <w:pPr>
+              <w:rPr>
+                <w:rFonts w:ascii="Palatino Linotype" w:hAnsi="Palatino Linotype"/>
+                <w:bCs/>
+                <w:iCs/>
+              </w:rPr>
+            </w:pPr>
+          </w:p>
+        </w:tc>
+      </w:tr>
+      <w:tr>
+        <w:tc>
+          <w:tcPr>
+            <w:tcW w:w="10422" w:type="dxa"/>
+          </w:tcPr>
+          <w:p>
+            <w:pPr>
+              <w:rPr>
+                <w:rFonts w:ascii="Palatino Linotype" w:hAnsi="Palatino Linotype"/>
+                <w:bCs/>
+                <w:iCs/>
+              </w:rPr>
+            </w:pPr>
+          </w:p>
+        </w:tc>
+      </w:tr>
+      <w:tr>
+        <w:tc>
+          <w:tcPr>
+            <w:tcW w:w="10422" w:type="dxa"/>
+          </w:tcPr>
+          <w:p>
+            <w:pPr>
+              <w:rPr>
+                <w:rFonts w:ascii="Palatino Linotype" w:hAnsi="Palatino Linotype"/>
+                <w:bCs/>
+                <w:iCs/>
+              </w:rPr>
+            </w:pPr>
+          </w:p>
+        </w:tc>
+      </w:tr>
+      <w:tr>
+        <w:tc>
+          <w:tcPr>
+            <w:tcW w:w="10422" w:type="dxa"/>
+          </w:tcPr>
+          <w:p>
+            <w:pPr>
+              <w:rPr>
+                <w:rFonts w:ascii="Palatino Linotype" w:hAnsi="Palatino Linotype"/>
+                <w:bCs/>
+                <w:iCs/>
+              </w:rPr>
+            </w:pPr>
+          </w:p>
+        </w:tc>
+      </w:tr>
+      <w:tr>
+        <w:tc>
+          <w:tcPr>
+            <w:tcW w:w="10422" w:type="dxa"/>
+          </w:tcPr>
+          <w:p>
+            <w:pPr>
+              <w:rPr>
+                <w:rFonts w:ascii="Palatino Linotype" w:hAnsi="Palatino Linotype"/>
+                <w:bCs/>
+                <w:iCs/>
+              </w:rPr>
+            </w:pPr>
+          </w:p>
+        </w:tc>
+      </w:tr>
+      <w:tr>
+        <w:tc>
+          <w:tcPr>
+            <w:tcW w:w="10422" w:type="dxa"/>
+          </w:tcPr>
+          <w:p>
+            <w:pPr>
+              <w:rPr>
+                <w:rFonts w:ascii="Palatino Linotype" w:hAnsi="Palatino Linotype"/>
+                <w:bCs/>
+                <w:iCs/>
+              </w:rPr>
+            </w:pPr>
+          </w:p>
+        </w:tc>
+      </w:tr>
+      <w:tr>
+        <w:tc>
+          <w:tcPr>
+            <w:tcW w:w="10422" w:type="dxa"/>
+          </w:tcPr>
+          <w:p>
+            <w:pPr>
+              <w:rPr>
+                <w:rFonts w:ascii="Palatino Linotype" w:hAnsi="Palatino Linotype"/>
+                <w:bCs/>
+                <w:iCs/>
+              </w:rPr>
+            </w:pPr>
+          </w:p>
+        </w:tc>
+      </w:tr>
+      <w:tr>
+        <w:tc>
+          <w:tcPr>
+            <w:tcW w:w="10422" w:type="dxa"/>
+          </w:tcPr>
+          <w:p>
+            <w:pPr>
+              <w:rPr>
+                <w:rFonts w:ascii="Palatino Linotype" w:hAnsi="Palatino Linotype"/>
+                <w:bCs/>
+                <w:iCs/>
+              </w:rPr>
+            </w:pPr>
+          </w:p>
+        </w:tc>
+      </w:tr>
+      <w:tr>
+        <w:tc>
+          <w:tcPr>
+            <w:tcW w:w="10422" w:type="dxa"/>
+          </w:tcPr>
+          <w:p>
+            <w:pPr>
+              <w:rPr>
+                <w:rFonts w:ascii="Palatino Linotype" w:hAnsi="Palatino Linotype"/>
+                <w:bCs/>
+                <w:iCs/>
+              </w:rPr>
+            </w:pPr>
+          </w:p>
+        </w:tc>
+      </w:tr>
+      <w:tr>
+        <w:tc>
+          <w:tcPr>
+            <w:tcW w:w="10422" w:type="dxa"/>
+          </w:tcPr>
+          <w:p>
+            <w:pPr>
+              <w:rPr>
+                <w:rFonts w:ascii="Palatino Linotype" w:hAnsi="Palatino Linotype"/>
+                <w:bCs/>
+                <w:iCs/>
+              </w:rPr>
+            </w:pPr>
+          </w:p>
+        </w:tc>
+      </w:tr>
+      <w:tr>
+        <w:tc>
+          <w:tcPr>
+            <w:tcW w:w="10422" w:type="dxa"/>
+          </w:tcPr>
+          <w:p>
+            <w:pPr>
+              <w:rPr>
+                <w:rFonts w:ascii="Palatino Linotype" w:hAnsi="Palatino Linotype"/>
+                <w:bCs/>
+                <w:iCs/>
+              </w:rPr>
+            </w:pPr>
+          </w:p>
+        </w:tc>
+      </w:tr>
+      <w:tr>
+        <w:tc>
+          <w:tcPr>
+            <w:tcW w:w="10422" w:type="dxa"/>
+          </w:tcPr>
+          <w:p>
+            <w:pPr>
+              <w:rPr>
+                <w:rFonts w:ascii="Palatino Linotype" w:hAnsi="Palatino Linotype"/>
+                <w:bCs/>
+                <w:iCs/>
+              </w:rPr>
+            </w:pPr>
+          </w:p>
+        </w:tc>
+      </w:tr>
+      <w:tr>
+        <w:tc>
+          <w:tcPr>
+            <w:tcW w:w="10422" w:type="dxa"/>
+          </w:tcPr>
+          <w:p>
+            <w:pPr>
+              <w:rPr>
+                <w:rFonts w:ascii="Palatino Linotype" w:hAnsi="Palatino Linotype"/>
+                <w:bCs/>
+                <w:iCs/>
+              </w:rPr>
+            </w:pPr>
+          </w:p>
+        </w:tc>
+      </w:tr>
+      <w:tr>
+        <w:tc>
+          <w:tcPr>
+            <w:tcW w:w="10422" w:type="dxa"/>
+          </w:tcPr>
+          <w:p>
+            <w:pPr>
+              <w:rPr>
+                <w:rFonts w:ascii="Palatino Linotype" w:hAnsi="Palatino Linotype"/>
+                <w:bCs/>
+                <w:iCs/>
+              </w:rPr>
+            </w:pPr>
+          </w:p>
+        </w:tc>
+      </w:tr>
+      <w:tr>
+        <w:tc>
+          <w:tcPr>
+            <w:tcW w:w="10422" w:type="dxa"/>
+          </w:tcPr>
+          <w:p>
+            <w:pPr>
+              <w:rPr>
+                <w:rFonts w:ascii="Palatino Linotype" w:hAnsi="Palatino Linotype"/>
+                <w:bCs/>
+                <w:iCs/>
+              </w:rPr>
+            </w:pPr>
+          </w:p>
+        </w:tc>
+      </w:tr>
+      <w:tr>
+        <w:tc>
+          <w:tcPr>
+            <w:tcW w:w="10422" w:type="dxa"/>
+          </w:tcPr>
+          <w:p>
+            <w:pPr>
+              <w:rPr>
+                <w:rFonts w:ascii="Palatino Linotype" w:hAnsi="Palatino Linotype"/>
+                <w:bCs/>
+                <w:iCs/>
+              </w:rPr>
+            </w:pPr>
+          </w:p>
+        </w:tc>
+      </w:tr>
+      <w:tr>
+        <w:tc>
+          <w:tcPr>
+            <w:tcW w:w="10422" w:type="dxa"/>
+          </w:tcPr>
+          <w:p>
+            <w:pPr>
+              <w:rPr>
+                <w:rFonts w:ascii="Palatino Linotype" w:hAnsi="Palatino Linotype"/>
+                <w:bCs/>
+                <w:iCs/>
+              </w:rPr>
+            </w:pPr>
+          </w:p>
+        </w:tc>
+      </w:tr>
+      <w:tr>
+        <w:tc>
+          <w:tcPr>
+            <w:tcW w:w="10422" w:type="dxa"/>
+          </w:tcPr>
+          <w:p>
+            <w:pPr>
+              <w:rPr>
+                <w:rFonts w:ascii="Palatino Linotype" w:hAnsi="Palatino Linotype"/>
+                <w:bCs/>
+                <w:iCs/>
+              </w:rPr>
+            </w:pPr>
+          </w:p>
+        </w:tc>
+      </w:tr>
+      <w:tr>
+        <w:tc>
+          <w:tcPr>
+            <w:tcW w:w="10422" w:type="dxa"/>
+          </w:tcPr>
+          <w:p>
+            <w:pPr>
+              <w:rPr>
+                <w:rFonts w:ascii="Palatino Linotype" w:hAnsi="Palatino Linotype"/>
+                <w:bCs/>
+                <w:iCs/>
+              </w:rPr>
+            </w:pPr>
+          </w:p>
+        </w:tc>
+      </w:tr>
+      <w:tr>
+        <w:tc>
+          <w:tcPr>
+            <w:tcW w:w="10422" w:type="dxa"/>
+          </w:tcPr>
+          <w:p>
+            <w:pPr>
+              <w:rPr>
+                <w:rFonts w:ascii="Palatino Linotype" w:hAnsi="Palatino Linotype"/>
+                <w:bCs/>
+                <w:iCs/>
+              </w:rPr>
+            </w:pPr>
+          </w:p>
+        </w:tc>
+      </w:tr>
+      <w:tr>
+        <w:tc>
+          <w:tcPr>
+            <w:tcW w:w="10422" w:type="dxa"/>
+          </w:tcPr>
+          <w:p>
+            <w:pPr>
+              <w:rPr>
+                <w:rFonts w:ascii="Palatino Linotype" w:hAnsi="Palatino Linotype"/>
+                <w:bCs/>
+                <w:iCs/>
               </w:rPr>
             </w:pPr>
           </w:p>
@@ -4807,8 +4524,6 @@
           <w:rFonts w:ascii="Palatino Linotype" w:hAnsi="Palatino Linotype"/>
           <w:bCs/>
           <w:iCs/>
-          <w:sz w:val="24"/>
-          <w:szCs w:val="24"/>
         </w:rPr>
       </w:pPr>
     </w:p>
@@ -9964,7 +9679,7 @@
   <w:abstractNum w:abstractNumId="48" w15:restartNumberingAfterBreak="0">
     <w:nsid w:val="7E2348FB"/>
     <w:multiLevelType w:val="hybridMultilevel"/>
-    <w:tmpl w:val="5744656C"/>
+    <w:tmpl w:val="AB34631E"/>
     <w:lvl w:ilvl="0" w:tplc="40090001">
       <w:start w:val="1"/>
       <w:numFmt w:val="bullet"/>

--- a/Assignment on customers salespeople and orders table.docx
+++ b/Assignment on customers salespeople and orders table.docx
@@ -926,7 +926,21 @@
               <w:rPr>
                 <w:rFonts w:ascii="Palatino Linotype" w:hAnsi="Palatino Linotype"/>
               </w:rPr>
-              <w:t>Find payment methods containing the word Cards.</w:t>
+              <w:t xml:space="preserve">Find payment methods containing the </w:t>
+            </w:r>
+            <w:proofErr w:type="gramStart"/>
+            <w:r>
+              <w:rPr>
+                <w:rFonts w:ascii="Palatino Linotype" w:hAnsi="Palatino Linotype"/>
+              </w:rPr>
+              <w:t>word</w:t>
+            </w:r>
+            <w:proofErr w:type="gramEnd"/>
+            <w:r>
+              <w:rPr>
+                <w:rFonts w:ascii="Palatino Linotype" w:hAnsi="Palatino Linotype"/>
+              </w:rPr>
+              <w:t xml:space="preserve"> Cards.</w:t>
             </w:r>
           </w:p>
         </w:tc>
@@ -2062,7 +2076,21 @@
               <w:rPr>
                 <w:rFonts w:ascii="Palatino Linotype" w:hAnsi="Palatino Linotype"/>
               </w:rPr>
-              <w:t>Find highest order for each salesman using ROW_NUMBER().</w:t>
+              <w:t>Find highest order for each salesman using ROW_</w:t>
+            </w:r>
+            <w:proofErr w:type="gramStart"/>
+            <w:r>
+              <w:rPr>
+                <w:rFonts w:ascii="Palatino Linotype" w:hAnsi="Palatino Linotype"/>
+              </w:rPr>
+              <w:t>NUMBER(</w:t>
+            </w:r>
+            <w:proofErr w:type="gramEnd"/>
+            <w:r>
+              <w:rPr>
+                <w:rFonts w:ascii="Palatino Linotype" w:hAnsi="Palatino Linotype"/>
+              </w:rPr>
+              <w:t>).</w:t>
             </w:r>
           </w:p>
         </w:tc>
@@ -2106,29 +2134,57 @@
               <w:rPr>
                 <w:rFonts w:ascii="Palatino Linotype" w:hAnsi="Palatino Linotype"/>
               </w:rPr>
-              <w:t>Find previous order amount using LAG().</w:t>
-            </w:r>
-          </w:p>
-        </w:tc>
-      </w:tr>
-      <w:tr>
-        <w:tc>
-          <w:tcPr>
-            <w:tcW w:w="10422" w:type="dxa"/>
-          </w:tcPr>
-          <w:p>
-            <w:pPr>
-              <w:rPr>
-                <w:rFonts w:ascii="Palatino Linotype" w:hAnsi="Palatino Linotype"/>
-                <w:bCs/>
-                <w:iCs/>
-              </w:rPr>
-            </w:pPr>
-            <w:r>
-              <w:rPr>
-                <w:rFonts w:ascii="Palatino Linotype" w:hAnsi="Palatino Linotype"/>
-              </w:rPr>
-              <w:t>Find next order amount using LEAD().</w:t>
+              <w:t xml:space="preserve">Find previous order amount using </w:t>
+            </w:r>
+            <w:proofErr w:type="gramStart"/>
+            <w:r>
+              <w:rPr>
+                <w:rFonts w:ascii="Palatino Linotype" w:hAnsi="Palatino Linotype"/>
+              </w:rPr>
+              <w:t>LAG(</w:t>
+            </w:r>
+            <w:proofErr w:type="gramEnd"/>
+            <w:r>
+              <w:rPr>
+                <w:rFonts w:ascii="Palatino Linotype" w:hAnsi="Palatino Linotype"/>
+              </w:rPr>
+              <w:t>).</w:t>
+            </w:r>
+          </w:p>
+        </w:tc>
+      </w:tr>
+      <w:tr>
+        <w:tc>
+          <w:tcPr>
+            <w:tcW w:w="10422" w:type="dxa"/>
+          </w:tcPr>
+          <w:p>
+            <w:pPr>
+              <w:rPr>
+                <w:rFonts w:ascii="Palatino Linotype" w:hAnsi="Palatino Linotype"/>
+                <w:bCs/>
+                <w:iCs/>
+              </w:rPr>
+            </w:pPr>
+            <w:r>
+              <w:rPr>
+                <w:rFonts w:ascii="Palatino Linotype" w:hAnsi="Palatino Linotype"/>
+              </w:rPr>
+              <w:t xml:space="preserve">Find next order amount using </w:t>
+            </w:r>
+            <w:proofErr w:type="gramStart"/>
+            <w:r>
+              <w:rPr>
+                <w:rFonts w:ascii="Palatino Linotype" w:hAnsi="Palatino Linotype"/>
+              </w:rPr>
+              <w:t>LEAD(</w:t>
+            </w:r>
+            <w:proofErr w:type="gramEnd"/>
+            <w:r>
+              <w:rPr>
+                <w:rFonts w:ascii="Palatino Linotype" w:hAnsi="Palatino Linotype"/>
+              </w:rPr>
+              <w:t>).</w:t>
             </w:r>
           </w:p>
         </w:tc>
@@ -3461,7 +3517,25 @@
                 <w:bCs/>
                 <w:iCs/>
               </w:rPr>
-              <w:t xml:space="preserve">    old_amt DECIMAL(10,2),</w:t>
+              <w:t xml:space="preserve">    old_amt </w:t>
+            </w:r>
+            <w:proofErr w:type="gramStart"/>
+            <w:r>
+              <w:rPr>
+                <w:rFonts w:ascii="Palatino Linotype" w:hAnsi="Palatino Linotype"/>
+                <w:bCs/>
+                <w:iCs/>
+              </w:rPr>
+              <w:t>DECIMAL(</w:t>
+            </w:r>
+            <w:proofErr w:type="gramEnd"/>
+            <w:r>
+              <w:rPr>
+                <w:rFonts w:ascii="Palatino Linotype" w:hAnsi="Palatino Linotype"/>
+                <w:bCs/>
+                <w:iCs/>
+              </w:rPr>
+              <w:t>10,2),</w:t>
             </w:r>
           </w:p>
           <w:p>
@@ -3479,7 +3553,25 @@
                 <w:bCs/>
                 <w:iCs/>
               </w:rPr>
-              <w:t xml:space="preserve">    new_amt DECIMAL(10,2),</w:t>
+              <w:t xml:space="preserve">    new_amt </w:t>
+            </w:r>
+            <w:proofErr w:type="gramStart"/>
+            <w:r>
+              <w:rPr>
+                <w:rFonts w:ascii="Palatino Linotype" w:hAnsi="Palatino Linotype"/>
+                <w:bCs/>
+                <w:iCs/>
+              </w:rPr>
+              <w:t>DECIMAL(</w:t>
+            </w:r>
+            <w:proofErr w:type="gramEnd"/>
+            <w:r>
+              <w:rPr>
+                <w:rFonts w:ascii="Palatino Linotype" w:hAnsi="Palatino Linotype"/>
+                <w:bCs/>
+                <w:iCs/>
+              </w:rPr>
+              <w:t>10,2),</w:t>
             </w:r>
           </w:p>
           <w:p>
@@ -3762,21 +3854,206 @@
               <w:t>ADD COLUMN reward_points INT DEFAULT 0;</w:t>
             </w:r>
           </w:p>
-        </w:tc>
-      </w:tr>
-      <w:tr>
-        <w:tc>
-          <w:tcPr>
-            <w:tcW w:w="10422" w:type="dxa"/>
-          </w:tcPr>
-          <w:p>
-            <w:pPr>
-              <w:rPr>
-                <w:rFonts w:ascii="Palatino Linotype" w:hAnsi="Palatino Linotype"/>
-                <w:bCs/>
-                <w:iCs/>
-              </w:rPr>
-            </w:pPr>
+          <w:p>
+            <w:pPr>
+              <w:rPr>
+                <w:rFonts w:ascii="Palatino Linotype" w:hAnsi="Palatino Linotype"/>
+                <w:bCs/>
+                <w:iCs/>
+                <w:sz w:val="8"/>
+                <w:szCs w:val="8"/>
+              </w:rPr>
+            </w:pPr>
+          </w:p>
+          <w:p>
+            <w:pPr>
+              <w:rPr>
+                <w:rFonts w:ascii="Palatino Linotype" w:hAnsi="Palatino Linotype"/>
+                <w:b/>
+                <w:iCs/>
+              </w:rPr>
+            </w:pPr>
+            <w:r>
+              <w:rPr>
+                <w:rFonts w:ascii="Palatino Linotype" w:hAnsi="Palatino Linotype"/>
+                <w:b/>
+                <w:iCs/>
+              </w:rPr>
+              <w:t>Task:</w:t>
+            </w:r>
+          </w:p>
+          <w:p>
+            <w:pPr>
+              <w:rPr>
+                <w:rFonts w:ascii="Palatino Linotype" w:hAnsi="Palatino Linotype"/>
+                <w:bCs/>
+                <w:iCs/>
+              </w:rPr>
+            </w:pPr>
+            <w:r>
+              <w:rPr>
+                <w:rFonts w:ascii="Palatino Linotype" w:hAnsi="Palatino Linotype"/>
+                <w:bCs/>
+                <w:iCs/>
+              </w:rPr>
+              <w:t>IF total_orders &gt;= 5 THEN</w:t>
+            </w:r>
+            <w:r>
+              <w:rPr>
+                <w:rFonts w:ascii="Palatino Linotype" w:hAnsi="Palatino Linotype"/>
+                <w:bCs/>
+                <w:iCs/>
+              </w:rPr>
+              <w:t xml:space="preserve"> </w:t>
+            </w:r>
+          </w:p>
+          <w:p>
+            <w:pPr>
+              <w:pStyle w:val="ListParagraph"/>
+              <w:numPr>
+                <w:ilvl w:val="0"/>
+                <w:numId w:val="49"/>
+              </w:numPr>
+              <w:rPr>
+                <w:rFonts w:ascii="Palatino Linotype" w:hAnsi="Palatino Linotype"/>
+                <w:bCs/>
+                <w:iCs/>
+              </w:rPr>
+            </w:pPr>
+            <w:r>
+              <w:rPr>
+                <w:rFonts w:ascii="Palatino Linotype" w:hAnsi="Palatino Linotype"/>
+                <w:bCs/>
+                <w:iCs/>
+              </w:rPr>
+              <w:t>NEW.</w:t>
+            </w:r>
+            <w:r>
+              <w:rPr>
+                <w:rFonts w:ascii="Palatino Linotype" w:hAnsi="Palatino Linotype"/>
+                <w:bCs/>
+                <w:iCs/>
+              </w:rPr>
+              <w:t xml:space="preserve">reward_points = </w:t>
+            </w:r>
+            <w:proofErr w:type="gramStart"/>
+            <w:r>
+              <w:rPr>
+                <w:rFonts w:ascii="Palatino Linotype" w:hAnsi="Palatino Linotype"/>
+                <w:bCs/>
+                <w:iCs/>
+              </w:rPr>
+              <w:t>FLOOR(</w:t>
+            </w:r>
+            <w:proofErr w:type="gramEnd"/>
+            <w:r>
+              <w:rPr>
+                <w:rFonts w:ascii="Palatino Linotype" w:hAnsi="Palatino Linotype"/>
+                <w:bCs/>
+                <w:iCs/>
+              </w:rPr>
+              <w:t>NEW.AMT / 100)</w:t>
+            </w:r>
+          </w:p>
+        </w:tc>
+      </w:tr>
+      <w:tr>
+        <w:tc>
+          <w:tcPr>
+            <w:tcW w:w="10422" w:type="dxa"/>
+          </w:tcPr>
+          <w:p>
+            <w:pPr>
+              <w:rPr>
+                <w:rFonts w:ascii="Palatino Linotype" w:hAnsi="Palatino Linotype"/>
+                <w:b/>
+                <w:bCs/>
+                <w:iCs/>
+              </w:rPr>
+            </w:pPr>
+            <w:r>
+              <w:rPr>
+                <w:rFonts w:ascii="Palatino Linotype" w:hAnsi="Palatino Linotype"/>
+                <w:b/>
+                <w:bCs/>
+                <w:iCs/>
+              </w:rPr>
+              <w:t>Restrict Very Large COD Orders</w:t>
+            </w:r>
+          </w:p>
+          <w:p>
+            <w:pPr>
+              <w:rPr>
+                <w:rFonts w:ascii="Palatino Linotype" w:hAnsi="Palatino Linotype"/>
+                <w:b/>
+                <w:bCs/>
+                <w:iCs/>
+              </w:rPr>
+            </w:pPr>
+            <w:r>
+              <w:rPr>
+                <w:rFonts w:ascii="Palatino Linotype" w:hAnsi="Palatino Linotype"/>
+                <w:b/>
+                <w:bCs/>
+                <w:iCs/>
+              </w:rPr>
+              <w:t>Rule</w:t>
+            </w:r>
+          </w:p>
+          <w:p>
+            <w:pPr>
+              <w:rPr>
+                <w:rFonts w:ascii="Palatino Linotype" w:hAnsi="Palatino Linotype"/>
+                <w:bCs/>
+                <w:iCs/>
+              </w:rPr>
+            </w:pPr>
+          </w:p>
+          <w:p>
+            <w:pPr>
+              <w:pStyle w:val="ListParagraph"/>
+              <w:numPr>
+                <w:ilvl w:val="0"/>
+                <w:numId w:val="49"/>
+              </w:numPr>
+              <w:rPr>
+                <w:rFonts w:ascii="Palatino Linotype" w:hAnsi="Palatino Linotype"/>
+                <w:bCs/>
+                <w:iCs/>
+              </w:rPr>
+            </w:pPr>
+            <w:r>
+              <w:rPr>
+                <w:rFonts w:ascii="Palatino Linotype" w:hAnsi="Palatino Linotype"/>
+                <w:bCs/>
+                <w:iCs/>
+              </w:rPr>
+              <w:t>COD not allowed above 10000.</w:t>
+            </w:r>
+            <w:r>
+              <w:rPr>
+                <w:rFonts w:ascii="Palatino Linotype" w:hAnsi="Palatino Linotype"/>
+                <w:bCs/>
+                <w:iCs/>
+              </w:rPr>
+              <w:t xml:space="preserve"> (</w:t>
+            </w:r>
+            <w:r>
+              <w:rPr>
+                <w:rFonts w:ascii="Palatino Linotype" w:hAnsi="Palatino Linotype"/>
+                <w:bCs/>
+                <w:iCs/>
+              </w:rPr>
+              <w:t>MESSAGE_TEXT = 'COD orders above 10000 not allowed'</w:t>
+            </w:r>
+            <w:r>
+              <w:rPr>
+                <w:rFonts w:ascii="Palatino Linotype" w:hAnsi="Palatino Linotype"/>
+                <w:bCs/>
+                <w:iCs/>
+              </w:rPr>
+              <w:t>)</w:t>
+            </w:r>
           </w:p>
         </w:tc>
       </w:tr>
@@ -9679,7 +9956,7 @@
   <w:abstractNum w:abstractNumId="48" w15:restartNumberingAfterBreak="0">
     <w:nsid w:val="7E2348FB"/>
     <w:multiLevelType w:val="hybridMultilevel"/>
-    <w:tmpl w:val="AB34631E"/>
+    <w:tmpl w:val="DEF2A526"/>
     <w:lvl w:ilvl="0" w:tplc="40090001">
       <w:start w:val="1"/>
       <w:numFmt w:val="bullet"/>

--- a/Assignment on customers salespeople and orders table.docx
+++ b/Assignment on customers salespeople and orders table.docx
@@ -72,6 +72,8 @@
           <w:rFonts w:ascii="Palatino Linotype" w:hAnsi="Palatino Linotype"/>
           <w:bCs/>
           <w:iCs/>
+          <w:sz w:val="8"/>
+          <w:szCs w:val="8"/>
         </w:rPr>
       </w:pPr>
     </w:p>
@@ -92,6 +94,11 @@
           </w:tcPr>
           <w:p>
             <w:pPr>
+              <w:pStyle w:val="ListParagraph"/>
+              <w:numPr>
+                <w:ilvl w:val="0"/>
+                <w:numId w:val="14"/>
+              </w:numPr>
               <w:rPr>
                 <w:rFonts w:ascii="Palatino Linotype" w:hAnsi="Palatino Linotype"/>
                 <w:bCs/>
@@ -114,6 +121,11 @@
           </w:tcPr>
           <w:p>
             <w:pPr>
+              <w:pStyle w:val="ListParagraph"/>
+              <w:numPr>
+                <w:ilvl w:val="0"/>
+                <w:numId w:val="14"/>
+              </w:numPr>
               <w:rPr>
                 <w:rFonts w:ascii="Palatino Linotype" w:hAnsi="Palatino Linotype"/>
                 <w:bCs/>
@@ -137,6 +149,11 @@
           </w:tcPr>
           <w:p>
             <w:pPr>
+              <w:pStyle w:val="ListParagraph"/>
+              <w:numPr>
+                <w:ilvl w:val="0"/>
+                <w:numId w:val="14"/>
+              </w:numPr>
               <w:rPr>
                 <w:rFonts w:ascii="Palatino Linotype" w:hAnsi="Palatino Linotype"/>
                 <w:bCs/>
@@ -160,6 +177,11 @@
           </w:tcPr>
           <w:p>
             <w:pPr>
+              <w:pStyle w:val="ListParagraph"/>
+              <w:numPr>
+                <w:ilvl w:val="0"/>
+                <w:numId w:val="14"/>
+              </w:numPr>
               <w:rPr>
                 <w:rFonts w:ascii="Palatino Linotype" w:hAnsi="Palatino Linotype"/>
                 <w:bCs/>
@@ -182,6 +204,11 @@
           </w:tcPr>
           <w:p>
             <w:pPr>
+              <w:pStyle w:val="ListParagraph"/>
+              <w:numPr>
+                <w:ilvl w:val="0"/>
+                <w:numId w:val="14"/>
+              </w:numPr>
               <w:rPr>
                 <w:rFonts w:ascii="Palatino Linotype" w:hAnsi="Palatino Linotype"/>
                 <w:bCs/>
@@ -204,6 +231,11 @@
           </w:tcPr>
           <w:p>
             <w:pPr>
+              <w:pStyle w:val="ListParagraph"/>
+              <w:numPr>
+                <w:ilvl w:val="0"/>
+                <w:numId w:val="14"/>
+              </w:numPr>
               <w:rPr>
                 <w:rFonts w:ascii="Palatino Linotype" w:hAnsi="Palatino Linotype"/>
                 <w:bCs/>
@@ -227,6 +259,11 @@
           </w:tcPr>
           <w:p>
             <w:pPr>
+              <w:pStyle w:val="ListParagraph"/>
+              <w:numPr>
+                <w:ilvl w:val="0"/>
+                <w:numId w:val="14"/>
+              </w:numPr>
               <w:rPr>
                 <w:rFonts w:ascii="Palatino Linotype" w:hAnsi="Palatino Linotype"/>
                 <w:bCs/>
@@ -250,6 +287,11 @@
           </w:tcPr>
           <w:p>
             <w:pPr>
+              <w:pStyle w:val="ListParagraph"/>
+              <w:numPr>
+                <w:ilvl w:val="0"/>
+                <w:numId w:val="14"/>
+              </w:numPr>
               <w:rPr>
                 <w:rFonts w:ascii="Palatino Linotype" w:hAnsi="Palatino Linotype"/>
                 <w:bCs/>
@@ -272,6 +314,11 @@
           </w:tcPr>
           <w:p>
             <w:pPr>
+              <w:pStyle w:val="ListParagraph"/>
+              <w:numPr>
+                <w:ilvl w:val="0"/>
+                <w:numId w:val="14"/>
+              </w:numPr>
               <w:rPr>
                 <w:rFonts w:ascii="Palatino Linotype" w:hAnsi="Palatino Linotype"/>
                 <w:bCs/>
@@ -294,6 +341,11 @@
           </w:tcPr>
           <w:p>
             <w:pPr>
+              <w:pStyle w:val="ListParagraph"/>
+              <w:numPr>
+                <w:ilvl w:val="0"/>
+                <w:numId w:val="14"/>
+              </w:numPr>
               <w:rPr>
                 <w:rFonts w:ascii="Palatino Linotype" w:hAnsi="Palatino Linotype"/>
                 <w:bCs/>
@@ -317,6 +369,11 @@
           </w:tcPr>
           <w:p>
             <w:pPr>
+              <w:pStyle w:val="ListParagraph"/>
+              <w:numPr>
+                <w:ilvl w:val="0"/>
+                <w:numId w:val="14"/>
+              </w:numPr>
               <w:rPr>
                 <w:rFonts w:ascii="Palatino Linotype" w:hAnsi="Palatino Linotype"/>
                 <w:bCs/>
@@ -339,6 +396,11 @@
           </w:tcPr>
           <w:p>
             <w:pPr>
+              <w:pStyle w:val="ListParagraph"/>
+              <w:numPr>
+                <w:ilvl w:val="0"/>
+                <w:numId w:val="14"/>
+              </w:numPr>
               <w:rPr>
                 <w:rFonts w:ascii="Palatino Linotype" w:hAnsi="Palatino Linotype"/>
                 <w:bCs/>
@@ -361,6 +423,11 @@
           </w:tcPr>
           <w:p>
             <w:pPr>
+              <w:pStyle w:val="ListParagraph"/>
+              <w:numPr>
+                <w:ilvl w:val="0"/>
+                <w:numId w:val="14"/>
+              </w:numPr>
               <w:rPr>
                 <w:rFonts w:ascii="Palatino Linotype" w:hAnsi="Palatino Linotype"/>
                 <w:bCs/>
@@ -384,6 +451,11 @@
           </w:tcPr>
           <w:p>
             <w:pPr>
+              <w:pStyle w:val="ListParagraph"/>
+              <w:numPr>
+                <w:ilvl w:val="0"/>
+                <w:numId w:val="14"/>
+              </w:numPr>
               <w:rPr>
                 <w:rFonts w:ascii="Palatino Linotype" w:hAnsi="Palatino Linotype"/>
                 <w:bCs/>
@@ -406,6 +478,11 @@
           </w:tcPr>
           <w:p>
             <w:pPr>
+              <w:pStyle w:val="ListParagraph"/>
+              <w:numPr>
+                <w:ilvl w:val="0"/>
+                <w:numId w:val="14"/>
+              </w:numPr>
               <w:rPr>
                 <w:rFonts w:ascii="Palatino Linotype" w:hAnsi="Palatino Linotype"/>
                 <w:bCs/>
@@ -428,6 +505,11 @@
           </w:tcPr>
           <w:p>
             <w:pPr>
+              <w:pStyle w:val="ListParagraph"/>
+              <w:numPr>
+                <w:ilvl w:val="0"/>
+                <w:numId w:val="14"/>
+              </w:numPr>
               <w:rPr>
                 <w:rFonts w:ascii="Palatino Linotype" w:hAnsi="Palatino Linotype"/>
                 <w:bCs/>
@@ -450,6 +532,11 @@
           </w:tcPr>
           <w:p>
             <w:pPr>
+              <w:pStyle w:val="ListParagraph"/>
+              <w:numPr>
+                <w:ilvl w:val="0"/>
+                <w:numId w:val="14"/>
+              </w:numPr>
               <w:rPr>
                 <w:rFonts w:ascii="Palatino Linotype" w:hAnsi="Palatino Linotype"/>
                 <w:bCs/>
@@ -473,6 +560,11 @@
           </w:tcPr>
           <w:p>
             <w:pPr>
+              <w:pStyle w:val="ListParagraph"/>
+              <w:numPr>
+                <w:ilvl w:val="0"/>
+                <w:numId w:val="14"/>
+              </w:numPr>
               <w:rPr>
                 <w:rFonts w:ascii="Palatino Linotype" w:hAnsi="Palatino Linotype"/>
                 <w:bCs/>
@@ -495,6 +587,11 @@
           </w:tcPr>
           <w:p>
             <w:pPr>
+              <w:pStyle w:val="ListParagraph"/>
+              <w:numPr>
+                <w:ilvl w:val="0"/>
+                <w:numId w:val="14"/>
+              </w:numPr>
               <w:rPr>
                 <w:rFonts w:ascii="Palatino Linotype" w:hAnsi="Palatino Linotype"/>
                 <w:bCs/>
@@ -517,6 +614,11 @@
           </w:tcPr>
           <w:p>
             <w:pPr>
+              <w:pStyle w:val="ListParagraph"/>
+              <w:numPr>
+                <w:ilvl w:val="0"/>
+                <w:numId w:val="14"/>
+              </w:numPr>
               <w:rPr>
                 <w:rFonts w:ascii="Palatino Linotype" w:hAnsi="Palatino Linotype"/>
                 <w:bCs/>
@@ -540,6 +642,11 @@
           </w:tcPr>
           <w:p>
             <w:pPr>
+              <w:pStyle w:val="ListParagraph"/>
+              <w:numPr>
+                <w:ilvl w:val="0"/>
+                <w:numId w:val="14"/>
+              </w:numPr>
               <w:rPr>
                 <w:rFonts w:ascii="Palatino Linotype" w:hAnsi="Palatino Linotype"/>
                 <w:bCs/>
@@ -562,6 +669,11 @@
           </w:tcPr>
           <w:p>
             <w:pPr>
+              <w:pStyle w:val="ListParagraph"/>
+              <w:numPr>
+                <w:ilvl w:val="0"/>
+                <w:numId w:val="14"/>
+              </w:numPr>
               <w:rPr>
                 <w:rFonts w:ascii="Palatino Linotype" w:hAnsi="Palatino Linotype"/>
                 <w:bCs/>
@@ -584,6 +696,11 @@
           </w:tcPr>
           <w:p>
             <w:pPr>
+              <w:pStyle w:val="ListParagraph"/>
+              <w:numPr>
+                <w:ilvl w:val="0"/>
+                <w:numId w:val="14"/>
+              </w:numPr>
               <w:rPr>
                 <w:rFonts w:ascii="Palatino Linotype" w:hAnsi="Palatino Linotype"/>
                 <w:bCs/>
@@ -607,6 +724,11 @@
           </w:tcPr>
           <w:p>
             <w:pPr>
+              <w:pStyle w:val="ListParagraph"/>
+              <w:numPr>
+                <w:ilvl w:val="0"/>
+                <w:numId w:val="14"/>
+              </w:numPr>
               <w:rPr>
                 <w:rFonts w:ascii="Palatino Linotype" w:hAnsi="Palatino Linotype"/>
                 <w:bCs/>
@@ -629,6 +751,11 @@
           </w:tcPr>
           <w:p>
             <w:pPr>
+              <w:pStyle w:val="ListParagraph"/>
+              <w:numPr>
+                <w:ilvl w:val="0"/>
+                <w:numId w:val="14"/>
+              </w:numPr>
               <w:rPr>
                 <w:rFonts w:ascii="Palatino Linotype" w:hAnsi="Palatino Linotype"/>
                 <w:bCs/>
@@ -651,6 +778,11 @@
           </w:tcPr>
           <w:p>
             <w:pPr>
+              <w:pStyle w:val="ListParagraph"/>
+              <w:numPr>
+                <w:ilvl w:val="0"/>
+                <w:numId w:val="14"/>
+              </w:numPr>
               <w:rPr>
                 <w:rFonts w:ascii="Palatino Linotype" w:hAnsi="Palatino Linotype"/>
                 <w:bCs/>
@@ -674,6 +806,11 @@
           </w:tcPr>
           <w:p>
             <w:pPr>
+              <w:pStyle w:val="ListParagraph"/>
+              <w:numPr>
+                <w:ilvl w:val="0"/>
+                <w:numId w:val="14"/>
+              </w:numPr>
               <w:rPr>
                 <w:rFonts w:ascii="Palatino Linotype" w:hAnsi="Palatino Linotype"/>
                 <w:bCs/>
@@ -696,6 +833,11 @@
           </w:tcPr>
           <w:p>
             <w:pPr>
+              <w:pStyle w:val="ListParagraph"/>
+              <w:numPr>
+                <w:ilvl w:val="0"/>
+                <w:numId w:val="14"/>
+              </w:numPr>
               <w:rPr>
                 <w:rFonts w:ascii="Palatino Linotype" w:hAnsi="Palatino Linotype"/>
                 <w:bCs/>
@@ -718,6 +860,11 @@
           </w:tcPr>
           <w:p>
             <w:pPr>
+              <w:pStyle w:val="ListParagraph"/>
+              <w:numPr>
+                <w:ilvl w:val="0"/>
+                <w:numId w:val="14"/>
+              </w:numPr>
               <w:rPr>
                 <w:rFonts w:ascii="Palatino Linotype" w:hAnsi="Palatino Linotype"/>
                 <w:bCs/>
@@ -740,6 +887,11 @@
           </w:tcPr>
           <w:p>
             <w:pPr>
+              <w:pStyle w:val="ListParagraph"/>
+              <w:numPr>
+                <w:ilvl w:val="0"/>
+                <w:numId w:val="14"/>
+              </w:numPr>
               <w:rPr>
                 <w:rFonts w:ascii="Palatino Linotype" w:hAnsi="Palatino Linotype"/>
                 <w:bCs/>
@@ -762,6 +914,11 @@
           </w:tcPr>
           <w:p>
             <w:pPr>
+              <w:pStyle w:val="ListParagraph"/>
+              <w:numPr>
+                <w:ilvl w:val="0"/>
+                <w:numId w:val="14"/>
+              </w:numPr>
               <w:rPr>
                 <w:rFonts w:ascii="Palatino Linotype" w:hAnsi="Palatino Linotype"/>
                 <w:bCs/>
@@ -784,6 +941,11 @@
           </w:tcPr>
           <w:p>
             <w:pPr>
+              <w:pStyle w:val="ListParagraph"/>
+              <w:numPr>
+                <w:ilvl w:val="0"/>
+                <w:numId w:val="14"/>
+              </w:numPr>
               <w:rPr>
                 <w:rFonts w:ascii="Palatino Linotype" w:hAnsi="Palatino Linotype"/>
                 <w:bCs/>
@@ -806,6 +968,11 @@
           </w:tcPr>
           <w:p>
             <w:pPr>
+              <w:pStyle w:val="ListParagraph"/>
+              <w:numPr>
+                <w:ilvl w:val="0"/>
+                <w:numId w:val="14"/>
+              </w:numPr>
               <w:rPr>
                 <w:rFonts w:ascii="Palatino Linotype" w:hAnsi="Palatino Linotype"/>
                 <w:bCs/>
@@ -828,6 +995,11 @@
           </w:tcPr>
           <w:p>
             <w:pPr>
+              <w:pStyle w:val="ListParagraph"/>
+              <w:numPr>
+                <w:ilvl w:val="0"/>
+                <w:numId w:val="14"/>
+              </w:numPr>
               <w:rPr>
                 <w:rFonts w:ascii="Palatino Linotype" w:hAnsi="Palatino Linotype"/>
                 <w:bCs/>
@@ -850,6 +1022,11 @@
           </w:tcPr>
           <w:p>
             <w:pPr>
+              <w:pStyle w:val="ListParagraph"/>
+              <w:numPr>
+                <w:ilvl w:val="0"/>
+                <w:numId w:val="14"/>
+              </w:numPr>
               <w:rPr>
                 <w:rFonts w:ascii="Palatino Linotype" w:hAnsi="Palatino Linotype"/>
                 <w:bCs/>
@@ -872,6 +1049,11 @@
           </w:tcPr>
           <w:p>
             <w:pPr>
+              <w:pStyle w:val="ListParagraph"/>
+              <w:numPr>
+                <w:ilvl w:val="0"/>
+                <w:numId w:val="14"/>
+              </w:numPr>
               <w:rPr>
                 <w:rFonts w:ascii="Palatino Linotype" w:hAnsi="Palatino Linotype"/>
                 <w:bCs/>
@@ -894,6 +1076,11 @@
           </w:tcPr>
           <w:p>
             <w:pPr>
+              <w:pStyle w:val="ListParagraph"/>
+              <w:numPr>
+                <w:ilvl w:val="0"/>
+                <w:numId w:val="14"/>
+              </w:numPr>
               <w:rPr>
                 <w:rFonts w:ascii="Palatino Linotype" w:hAnsi="Palatino Linotype"/>
                 <w:bCs/>
@@ -916,42 +1103,38 @@
           </w:tcPr>
           <w:p>
             <w:pPr>
-              <w:rPr>
-                <w:rFonts w:ascii="Palatino Linotype" w:hAnsi="Palatino Linotype"/>
-                <w:bCs/>
-                <w:iCs/>
-              </w:rPr>
-            </w:pPr>
-            <w:r>
-              <w:rPr>
-                <w:rFonts w:ascii="Palatino Linotype" w:hAnsi="Palatino Linotype"/>
-              </w:rPr>
-              <w:t xml:space="preserve">Find payment methods containing the </w:t>
-            </w:r>
-            <w:proofErr w:type="gramStart"/>
-            <w:r>
-              <w:rPr>
-                <w:rFonts w:ascii="Palatino Linotype" w:hAnsi="Palatino Linotype"/>
-              </w:rPr>
-              <w:t>word</w:t>
-            </w:r>
-            <w:proofErr w:type="gramEnd"/>
-            <w:r>
-              <w:rPr>
-                <w:rFonts w:ascii="Palatino Linotype" w:hAnsi="Palatino Linotype"/>
-              </w:rPr>
-              <w:t xml:space="preserve"> Cards.</w:t>
-            </w:r>
-          </w:p>
-        </w:tc>
-      </w:tr>
-      <w:tr>
-        <w:tc>
-          <w:tcPr>
-            <w:tcW w:w="10422" w:type="dxa"/>
-          </w:tcPr>
-          <w:p>
-            <w:pPr>
+              <w:pStyle w:val="ListParagraph"/>
+              <w:numPr>
+                <w:ilvl w:val="0"/>
+                <w:numId w:val="14"/>
+              </w:numPr>
+              <w:rPr>
+                <w:rFonts w:ascii="Palatino Linotype" w:hAnsi="Palatino Linotype"/>
+                <w:bCs/>
+                <w:iCs/>
+              </w:rPr>
+            </w:pPr>
+            <w:r>
+              <w:rPr>
+                <w:rFonts w:ascii="Palatino Linotype" w:hAnsi="Palatino Linotype"/>
+              </w:rPr>
+              <w:t>Find payment methods containing the word Cards.</w:t>
+            </w:r>
+          </w:p>
+        </w:tc>
+      </w:tr>
+      <w:tr>
+        <w:tc>
+          <w:tcPr>
+            <w:tcW w:w="10422" w:type="dxa"/>
+          </w:tcPr>
+          <w:p>
+            <w:pPr>
+              <w:pStyle w:val="ListParagraph"/>
+              <w:numPr>
+                <w:ilvl w:val="0"/>
+                <w:numId w:val="14"/>
+              </w:numPr>
               <w:rPr>
                 <w:rFonts w:ascii="Palatino Linotype" w:hAnsi="Palatino Linotype"/>
                 <w:bCs/>
@@ -974,6 +1157,11 @@
           </w:tcPr>
           <w:p>
             <w:pPr>
+              <w:pStyle w:val="ListParagraph"/>
+              <w:numPr>
+                <w:ilvl w:val="0"/>
+                <w:numId w:val="14"/>
+              </w:numPr>
               <w:rPr>
                 <w:rFonts w:ascii="Palatino Linotype" w:hAnsi="Palatino Linotype"/>
                 <w:bCs/>
@@ -996,6 +1184,38 @@
           </w:tcPr>
           <w:p>
             <w:pPr>
+              <w:pStyle w:val="ListParagraph"/>
+              <w:numPr>
+                <w:ilvl w:val="0"/>
+                <w:numId w:val="14"/>
+              </w:numPr>
+              <w:rPr>
+                <w:rFonts w:ascii="Palatino Linotype" w:hAnsi="Palatino Linotype"/>
+                <w:bCs/>
+                <w:iCs/>
+              </w:rPr>
+            </w:pPr>
+            <w:r>
+              <w:rPr>
+                <w:rFonts w:ascii="Palatino Linotype" w:hAnsi="Palatino Linotype"/>
+              </w:rPr>
+              <w:t>Find length of each payment type.</w:t>
+            </w:r>
+          </w:p>
+        </w:tc>
+      </w:tr>
+      <w:tr>
+        <w:tc>
+          <w:tcPr>
+            <w:tcW w:w="10422" w:type="dxa"/>
+          </w:tcPr>
+          <w:p>
+            <w:pPr>
+              <w:pStyle w:val="ListParagraph"/>
+              <w:numPr>
+                <w:ilvl w:val="0"/>
+                <w:numId w:val="14"/>
+              </w:numPr>
               <w:rPr>
                 <w:rFonts w:ascii="Palatino Linotype" w:hAnsi="Palatino Linotype"/>
                 <w:bCs/>
@@ -1007,28 +1227,6 @@
                 <w:rFonts w:ascii="Palatino Linotype" w:hAnsi="Palatino Linotype"/>
               </w:rPr>
               <w:lastRenderedPageBreak/>
-              <w:t>Find length of each payment type.</w:t>
-            </w:r>
-          </w:p>
-        </w:tc>
-      </w:tr>
-      <w:tr>
-        <w:tc>
-          <w:tcPr>
-            <w:tcW w:w="10422" w:type="dxa"/>
-          </w:tcPr>
-          <w:p>
-            <w:pPr>
-              <w:rPr>
-                <w:rFonts w:ascii="Palatino Linotype" w:hAnsi="Palatino Linotype"/>
-                <w:bCs/>
-                <w:iCs/>
-              </w:rPr>
-            </w:pPr>
-            <w:r>
-              <w:rPr>
-                <w:rFonts w:ascii="Palatino Linotype" w:hAnsi="Palatino Linotype"/>
-              </w:rPr>
               <w:t>Extract year from order date.</w:t>
             </w:r>
           </w:p>
@@ -1041,6 +1239,11 @@
           </w:tcPr>
           <w:p>
             <w:pPr>
+              <w:pStyle w:val="ListParagraph"/>
+              <w:numPr>
+                <w:ilvl w:val="0"/>
+                <w:numId w:val="14"/>
+              </w:numPr>
               <w:rPr>
                 <w:rFonts w:ascii="Palatino Linotype" w:hAnsi="Palatino Linotype"/>
                 <w:bCs/>
@@ -1063,6 +1266,11 @@
           </w:tcPr>
           <w:p>
             <w:pPr>
+              <w:pStyle w:val="ListParagraph"/>
+              <w:numPr>
+                <w:ilvl w:val="0"/>
+                <w:numId w:val="14"/>
+              </w:numPr>
               <w:rPr>
                 <w:rFonts w:ascii="Palatino Linotype" w:hAnsi="Palatino Linotype"/>
                 <w:bCs/>
@@ -1085,6 +1293,11 @@
           </w:tcPr>
           <w:p>
             <w:pPr>
+              <w:pStyle w:val="ListParagraph"/>
+              <w:numPr>
+                <w:ilvl w:val="0"/>
+                <w:numId w:val="14"/>
+              </w:numPr>
               <w:rPr>
                 <w:rFonts w:ascii="Palatino Linotype" w:hAnsi="Palatino Linotype"/>
                 <w:bCs/>
@@ -1107,6 +1320,11 @@
           </w:tcPr>
           <w:p>
             <w:pPr>
+              <w:pStyle w:val="ListParagraph"/>
+              <w:numPr>
+                <w:ilvl w:val="0"/>
+                <w:numId w:val="14"/>
+              </w:numPr>
               <w:rPr>
                 <w:rFonts w:ascii="Palatino Linotype" w:hAnsi="Palatino Linotype"/>
                 <w:bCs/>
@@ -1129,6 +1347,11 @@
           </w:tcPr>
           <w:p>
             <w:pPr>
+              <w:pStyle w:val="ListParagraph"/>
+              <w:numPr>
+                <w:ilvl w:val="0"/>
+                <w:numId w:val="14"/>
+              </w:numPr>
               <w:rPr>
                 <w:rFonts w:ascii="Palatino Linotype" w:hAnsi="Palatino Linotype"/>
                 <w:bCs/>
@@ -1151,6 +1374,11 @@
           </w:tcPr>
           <w:p>
             <w:pPr>
+              <w:pStyle w:val="ListParagraph"/>
+              <w:numPr>
+                <w:ilvl w:val="0"/>
+                <w:numId w:val="14"/>
+              </w:numPr>
               <w:rPr>
                 <w:rFonts w:ascii="Palatino Linotype" w:hAnsi="Palatino Linotype"/>
                 <w:bCs/>
@@ -1173,6 +1401,11 @@
           </w:tcPr>
           <w:p>
             <w:pPr>
+              <w:pStyle w:val="ListParagraph"/>
+              <w:numPr>
+                <w:ilvl w:val="0"/>
+                <w:numId w:val="14"/>
+              </w:numPr>
               <w:rPr>
                 <w:rFonts w:ascii="Palatino Linotype" w:hAnsi="Palatino Linotype"/>
                 <w:bCs/>
@@ -1195,6 +1428,11 @@
           </w:tcPr>
           <w:p>
             <w:pPr>
+              <w:pStyle w:val="ListParagraph"/>
+              <w:numPr>
+                <w:ilvl w:val="0"/>
+                <w:numId w:val="14"/>
+              </w:numPr>
               <w:rPr>
                 <w:rFonts w:ascii="Palatino Linotype" w:hAnsi="Palatino Linotype"/>
                 <w:bCs/>
@@ -1217,6 +1455,11 @@
           </w:tcPr>
           <w:p>
             <w:pPr>
+              <w:pStyle w:val="ListParagraph"/>
+              <w:numPr>
+                <w:ilvl w:val="0"/>
+                <w:numId w:val="14"/>
+              </w:numPr>
               <w:rPr>
                 <w:rFonts w:ascii="Palatino Linotype" w:hAnsi="Palatino Linotype"/>
                 <w:bCs/>
@@ -1239,6 +1482,11 @@
           </w:tcPr>
           <w:p>
             <w:pPr>
+              <w:pStyle w:val="ListParagraph"/>
+              <w:numPr>
+                <w:ilvl w:val="0"/>
+                <w:numId w:val="14"/>
+              </w:numPr>
               <w:rPr>
                 <w:rFonts w:ascii="Palatino Linotype" w:hAnsi="Palatino Linotype"/>
                 <w:bCs/>
@@ -1261,6 +1509,11 @@
           </w:tcPr>
           <w:p>
             <w:pPr>
+              <w:pStyle w:val="ListParagraph"/>
+              <w:numPr>
+                <w:ilvl w:val="0"/>
+                <w:numId w:val="14"/>
+              </w:numPr>
               <w:rPr>
                 <w:rFonts w:ascii="Palatino Linotype" w:hAnsi="Palatino Linotype"/>
                 <w:bCs/>
@@ -1283,6 +1536,11 @@
           </w:tcPr>
           <w:p>
             <w:pPr>
+              <w:pStyle w:val="ListParagraph"/>
+              <w:numPr>
+                <w:ilvl w:val="0"/>
+                <w:numId w:val="14"/>
+              </w:numPr>
               <w:rPr>
                 <w:rFonts w:ascii="Palatino Linotype" w:hAnsi="Palatino Linotype"/>
                 <w:bCs/>
@@ -1305,6 +1563,11 @@
           </w:tcPr>
           <w:p>
             <w:pPr>
+              <w:pStyle w:val="ListParagraph"/>
+              <w:numPr>
+                <w:ilvl w:val="0"/>
+                <w:numId w:val="14"/>
+              </w:numPr>
               <w:rPr>
                 <w:rFonts w:ascii="Palatino Linotype" w:hAnsi="Palatino Linotype"/>
                 <w:bCs/>
@@ -1327,6 +1590,11 @@
           </w:tcPr>
           <w:p>
             <w:pPr>
+              <w:pStyle w:val="ListParagraph"/>
+              <w:numPr>
+                <w:ilvl w:val="0"/>
+                <w:numId w:val="14"/>
+              </w:numPr>
               <w:rPr>
                 <w:rFonts w:ascii="Palatino Linotype" w:hAnsi="Palatino Linotype"/>
                 <w:bCs/>
@@ -1349,6 +1617,11 @@
           </w:tcPr>
           <w:p>
             <w:pPr>
+              <w:pStyle w:val="ListParagraph"/>
+              <w:numPr>
+                <w:ilvl w:val="0"/>
+                <w:numId w:val="14"/>
+              </w:numPr>
               <w:rPr>
                 <w:rFonts w:ascii="Palatino Linotype" w:hAnsi="Palatino Linotype"/>
                 <w:bCs/>
@@ -1371,6 +1644,11 @@
           </w:tcPr>
           <w:p>
             <w:pPr>
+              <w:pStyle w:val="ListParagraph"/>
+              <w:numPr>
+                <w:ilvl w:val="0"/>
+                <w:numId w:val="14"/>
+              </w:numPr>
               <w:rPr>
                 <w:rFonts w:ascii="Palatino Linotype" w:hAnsi="Palatino Linotype"/>
                 <w:bCs/>
@@ -1393,6 +1671,11 @@
           </w:tcPr>
           <w:p>
             <w:pPr>
+              <w:pStyle w:val="ListParagraph"/>
+              <w:numPr>
+                <w:ilvl w:val="0"/>
+                <w:numId w:val="14"/>
+              </w:numPr>
               <w:rPr>
                 <w:rFonts w:ascii="Palatino Linotype" w:hAnsi="Palatino Linotype"/>
                 <w:bCs/>
@@ -1415,6 +1698,11 @@
           </w:tcPr>
           <w:p>
             <w:pPr>
+              <w:pStyle w:val="ListParagraph"/>
+              <w:numPr>
+                <w:ilvl w:val="0"/>
+                <w:numId w:val="14"/>
+              </w:numPr>
               <w:rPr>
                 <w:rFonts w:ascii="Palatino Linotype" w:hAnsi="Palatino Linotype"/>
                 <w:bCs/>
@@ -1437,6 +1725,11 @@
           </w:tcPr>
           <w:p>
             <w:pPr>
+              <w:pStyle w:val="ListParagraph"/>
+              <w:numPr>
+                <w:ilvl w:val="0"/>
+                <w:numId w:val="14"/>
+              </w:numPr>
               <w:rPr>
                 <w:rFonts w:ascii="Palatino Linotype" w:hAnsi="Palatino Linotype"/>
                 <w:bCs/>
@@ -1459,6 +1752,11 @@
           </w:tcPr>
           <w:p>
             <w:pPr>
+              <w:pStyle w:val="ListParagraph"/>
+              <w:numPr>
+                <w:ilvl w:val="0"/>
+                <w:numId w:val="14"/>
+              </w:numPr>
               <w:rPr>
                 <w:rFonts w:ascii="Palatino Linotype" w:hAnsi="Palatino Linotype"/>
                 <w:bCs/>
@@ -1481,6 +1779,11 @@
           </w:tcPr>
           <w:p>
             <w:pPr>
+              <w:pStyle w:val="ListParagraph"/>
+              <w:numPr>
+                <w:ilvl w:val="0"/>
+                <w:numId w:val="14"/>
+              </w:numPr>
               <w:rPr>
                 <w:rFonts w:ascii="Palatino Linotype" w:hAnsi="Palatino Linotype"/>
                 <w:bCs/>
@@ -1503,6 +1806,11 @@
           </w:tcPr>
           <w:p>
             <w:pPr>
+              <w:pStyle w:val="ListParagraph"/>
+              <w:numPr>
+                <w:ilvl w:val="0"/>
+                <w:numId w:val="14"/>
+              </w:numPr>
               <w:rPr>
                 <w:rFonts w:ascii="Palatino Linotype" w:hAnsi="Palatino Linotype"/>
                 <w:bCs/>
@@ -1525,6 +1833,11 @@
           </w:tcPr>
           <w:p>
             <w:pPr>
+              <w:pStyle w:val="ListParagraph"/>
+              <w:numPr>
+                <w:ilvl w:val="0"/>
+                <w:numId w:val="14"/>
+              </w:numPr>
               <w:rPr>
                 <w:rFonts w:ascii="Palatino Linotype" w:hAnsi="Palatino Linotype"/>
                 <w:bCs/>
@@ -1547,6 +1860,11 @@
           </w:tcPr>
           <w:p>
             <w:pPr>
+              <w:pStyle w:val="ListParagraph"/>
+              <w:numPr>
+                <w:ilvl w:val="0"/>
+                <w:numId w:val="14"/>
+              </w:numPr>
               <w:rPr>
                 <w:rFonts w:ascii="Palatino Linotype" w:hAnsi="Palatino Linotype"/>
                 <w:bCs/>
@@ -1569,6 +1887,11 @@
           </w:tcPr>
           <w:p>
             <w:pPr>
+              <w:pStyle w:val="ListParagraph"/>
+              <w:numPr>
+                <w:ilvl w:val="0"/>
+                <w:numId w:val="14"/>
+              </w:numPr>
               <w:rPr>
                 <w:rFonts w:ascii="Palatino Linotype" w:hAnsi="Palatino Linotype"/>
                 <w:bCs/>
@@ -1588,8 +1911,12 @@
             <w:pPr>
               <w:numPr>
                 <w:ilvl w:val="0"/>
-                <w:numId w:val="37"/>
-              </w:numPr>
+                <w:numId w:val="1"/>
+              </w:numPr>
+              <w:tabs>
+                <w:tab w:val="clear" w:pos="720"/>
+              </w:tabs>
+              <w:ind w:left="1134"/>
               <w:rPr>
                 <w:rFonts w:ascii="Palatino Linotype" w:hAnsi="Palatino Linotype"/>
                 <w:bCs/>
@@ -1625,8 +1952,12 @@
             <w:pPr>
               <w:numPr>
                 <w:ilvl w:val="0"/>
-                <w:numId w:val="37"/>
-              </w:numPr>
+                <w:numId w:val="1"/>
+              </w:numPr>
+              <w:tabs>
+                <w:tab w:val="clear" w:pos="720"/>
+              </w:tabs>
+              <w:ind w:left="1134"/>
               <w:rPr>
                 <w:rFonts w:ascii="Palatino Linotype" w:hAnsi="Palatino Linotype"/>
                 <w:bCs/>
@@ -1662,8 +1993,12 @@
             <w:pPr>
               <w:numPr>
                 <w:ilvl w:val="0"/>
-                <w:numId w:val="37"/>
-              </w:numPr>
+                <w:numId w:val="1"/>
+              </w:numPr>
+              <w:tabs>
+                <w:tab w:val="clear" w:pos="720"/>
+              </w:tabs>
+              <w:ind w:left="1134"/>
               <w:rPr>
                 <w:rFonts w:ascii="Palatino Linotype" w:hAnsi="Palatino Linotype"/>
                 <w:bCs/>
@@ -1704,6 +2039,11 @@
           </w:tcPr>
           <w:p>
             <w:pPr>
+              <w:pStyle w:val="ListParagraph"/>
+              <w:numPr>
+                <w:ilvl w:val="0"/>
+                <w:numId w:val="14"/>
+              </w:numPr>
               <w:rPr>
                 <w:rFonts w:ascii="Palatino Linotype" w:hAnsi="Palatino Linotype"/>
                 <w:bCs/>
@@ -1728,6 +2068,11 @@
           </w:tcPr>
           <w:p>
             <w:pPr>
+              <w:pStyle w:val="ListParagraph"/>
+              <w:numPr>
+                <w:ilvl w:val="0"/>
+                <w:numId w:val="14"/>
+              </w:numPr>
               <w:rPr>
                 <w:rFonts w:ascii="Palatino Linotype" w:hAnsi="Palatino Linotype"/>
                 <w:bCs/>
@@ -1747,8 +2092,12 @@
             <w:pPr>
               <w:numPr>
                 <w:ilvl w:val="0"/>
-                <w:numId w:val="39"/>
-              </w:numPr>
+                <w:numId w:val="2"/>
+              </w:numPr>
+              <w:tabs>
+                <w:tab w:val="clear" w:pos="720"/>
+              </w:tabs>
+              <w:ind w:left="1134"/>
               <w:rPr>
                 <w:rFonts w:ascii="Palatino Linotype" w:hAnsi="Palatino Linotype"/>
                 <w:bCs/>
@@ -1784,8 +2133,12 @@
             <w:pPr>
               <w:numPr>
                 <w:ilvl w:val="0"/>
-                <w:numId w:val="39"/>
-              </w:numPr>
+                <w:numId w:val="2"/>
+              </w:numPr>
+              <w:tabs>
+                <w:tab w:val="clear" w:pos="720"/>
+              </w:tabs>
+              <w:ind w:left="1134"/>
               <w:rPr>
                 <w:rFonts w:ascii="Palatino Linotype" w:hAnsi="Palatino Linotype"/>
                 <w:bCs/>
@@ -1826,6 +2179,11 @@
           </w:tcPr>
           <w:p>
             <w:pPr>
+              <w:pStyle w:val="ListParagraph"/>
+              <w:numPr>
+                <w:ilvl w:val="0"/>
+                <w:numId w:val="14"/>
+              </w:numPr>
               <w:rPr>
                 <w:rFonts w:ascii="Palatino Linotype" w:hAnsi="Palatino Linotype"/>
                 <w:bCs/>
@@ -1845,8 +2203,12 @@
             <w:pPr>
               <w:numPr>
                 <w:ilvl w:val="0"/>
-                <w:numId w:val="41"/>
-              </w:numPr>
+                <w:numId w:val="3"/>
+              </w:numPr>
+              <w:tabs>
+                <w:tab w:val="clear" w:pos="720"/>
+              </w:tabs>
+              <w:ind w:left="1134"/>
               <w:rPr>
                 <w:rFonts w:ascii="Palatino Linotype" w:hAnsi="Palatino Linotype"/>
                 <w:bCs/>
@@ -1882,8 +2244,12 @@
             <w:pPr>
               <w:numPr>
                 <w:ilvl w:val="0"/>
-                <w:numId w:val="41"/>
-              </w:numPr>
+                <w:numId w:val="3"/>
+              </w:numPr>
+              <w:tabs>
+                <w:tab w:val="clear" w:pos="720"/>
+              </w:tabs>
+              <w:ind w:left="1134"/>
               <w:rPr>
                 <w:rFonts w:ascii="Palatino Linotype" w:hAnsi="Palatino Linotype"/>
                 <w:bCs/>
@@ -1924,6 +2290,11 @@
           </w:tcPr>
           <w:p>
             <w:pPr>
+              <w:pStyle w:val="ListParagraph"/>
+              <w:numPr>
+                <w:ilvl w:val="0"/>
+                <w:numId w:val="14"/>
+              </w:numPr>
               <w:rPr>
                 <w:rFonts w:ascii="Palatino Linotype" w:hAnsi="Palatino Linotype"/>
                 <w:bCs/>
@@ -1943,8 +2314,13 @@
             <w:pPr>
               <w:numPr>
                 <w:ilvl w:val="0"/>
-                <w:numId w:val="45"/>
-              </w:numPr>
+                <w:numId w:val="4"/>
+              </w:numPr>
+              <w:tabs>
+                <w:tab w:val="clear" w:pos="720"/>
+                <w:tab w:val="num" w:pos="993"/>
+              </w:tabs>
+              <w:ind w:left="1134"/>
               <w:rPr>
                 <w:rFonts w:ascii="Palatino Linotype" w:hAnsi="Palatino Linotype"/>
                 <w:bCs/>
@@ -1980,8 +2356,13 @@
             <w:pPr>
               <w:numPr>
                 <w:ilvl w:val="0"/>
-                <w:numId w:val="45"/>
-              </w:numPr>
+                <w:numId w:val="4"/>
+              </w:numPr>
+              <w:tabs>
+                <w:tab w:val="clear" w:pos="720"/>
+                <w:tab w:val="num" w:pos="993"/>
+              </w:tabs>
+              <w:ind w:left="1134"/>
               <w:rPr>
                 <w:rFonts w:ascii="Palatino Linotype" w:hAnsi="Palatino Linotype"/>
                 <w:bCs/>
@@ -2022,6 +2403,11 @@
           </w:tcPr>
           <w:p>
             <w:pPr>
+              <w:pStyle w:val="ListParagraph"/>
+              <w:numPr>
+                <w:ilvl w:val="0"/>
+                <w:numId w:val="14"/>
+              </w:numPr>
               <w:rPr>
                 <w:rFonts w:ascii="Palatino Linotype" w:hAnsi="Palatino Linotype"/>
                 <w:bCs/>
@@ -2044,6 +2430,11 @@
           </w:tcPr>
           <w:p>
             <w:pPr>
+              <w:pStyle w:val="ListParagraph"/>
+              <w:numPr>
+                <w:ilvl w:val="0"/>
+                <w:numId w:val="14"/>
+              </w:numPr>
               <w:rPr>
                 <w:rFonts w:ascii="Palatino Linotype" w:hAnsi="Palatino Linotype"/>
                 <w:bCs/>
@@ -2066,42 +2457,38 @@
           </w:tcPr>
           <w:p>
             <w:pPr>
-              <w:rPr>
-                <w:rFonts w:ascii="Palatino Linotype" w:hAnsi="Palatino Linotype"/>
-                <w:bCs/>
-                <w:iCs/>
-              </w:rPr>
-            </w:pPr>
-            <w:r>
-              <w:rPr>
-                <w:rFonts w:ascii="Palatino Linotype" w:hAnsi="Palatino Linotype"/>
-              </w:rPr>
-              <w:t>Find highest order for each salesman using ROW_</w:t>
-            </w:r>
-            <w:proofErr w:type="gramStart"/>
-            <w:r>
-              <w:rPr>
-                <w:rFonts w:ascii="Palatino Linotype" w:hAnsi="Palatino Linotype"/>
-              </w:rPr>
-              <w:t>NUMBER(</w:t>
-            </w:r>
-            <w:proofErr w:type="gramEnd"/>
-            <w:r>
-              <w:rPr>
-                <w:rFonts w:ascii="Palatino Linotype" w:hAnsi="Palatino Linotype"/>
-              </w:rPr>
-              <w:t>).</w:t>
-            </w:r>
-          </w:p>
-        </w:tc>
-      </w:tr>
-      <w:tr>
-        <w:tc>
-          <w:tcPr>
-            <w:tcW w:w="10422" w:type="dxa"/>
-          </w:tcPr>
-          <w:p>
-            <w:pPr>
+              <w:pStyle w:val="ListParagraph"/>
+              <w:numPr>
+                <w:ilvl w:val="0"/>
+                <w:numId w:val="14"/>
+              </w:numPr>
+              <w:rPr>
+                <w:rFonts w:ascii="Palatino Linotype" w:hAnsi="Palatino Linotype"/>
+                <w:bCs/>
+                <w:iCs/>
+              </w:rPr>
+            </w:pPr>
+            <w:r>
+              <w:rPr>
+                <w:rFonts w:ascii="Palatino Linotype" w:hAnsi="Palatino Linotype"/>
+              </w:rPr>
+              <w:t>Find highest order for each salesman using ROW_NUMBER().</w:t>
+            </w:r>
+          </w:p>
+        </w:tc>
+      </w:tr>
+      <w:tr>
+        <w:tc>
+          <w:tcPr>
+            <w:tcW w:w="10422" w:type="dxa"/>
+          </w:tcPr>
+          <w:p>
+            <w:pPr>
+              <w:pStyle w:val="ListParagraph"/>
+              <w:numPr>
+                <w:ilvl w:val="0"/>
+                <w:numId w:val="14"/>
+              </w:numPr>
               <w:rPr>
                 <w:rFonts w:ascii="Palatino Linotype" w:hAnsi="Palatino Linotype"/>
                 <w:bCs/>
@@ -2124,78 +2511,65 @@
           </w:tcPr>
           <w:p>
             <w:pPr>
-              <w:rPr>
-                <w:rFonts w:ascii="Palatino Linotype" w:hAnsi="Palatino Linotype"/>
-                <w:bCs/>
-                <w:iCs/>
-              </w:rPr>
-            </w:pPr>
-            <w:r>
-              <w:rPr>
-                <w:rFonts w:ascii="Palatino Linotype" w:hAnsi="Palatino Linotype"/>
-              </w:rPr>
-              <w:t xml:space="preserve">Find previous order amount using </w:t>
-            </w:r>
-            <w:proofErr w:type="gramStart"/>
-            <w:r>
-              <w:rPr>
-                <w:rFonts w:ascii="Palatino Linotype" w:hAnsi="Palatino Linotype"/>
-              </w:rPr>
-              <w:t>LAG(</w:t>
-            </w:r>
-            <w:proofErr w:type="gramEnd"/>
-            <w:r>
-              <w:rPr>
-                <w:rFonts w:ascii="Palatino Linotype" w:hAnsi="Palatino Linotype"/>
-              </w:rPr>
-              <w:t>).</w:t>
-            </w:r>
-          </w:p>
-        </w:tc>
-      </w:tr>
-      <w:tr>
-        <w:tc>
-          <w:tcPr>
-            <w:tcW w:w="10422" w:type="dxa"/>
-          </w:tcPr>
-          <w:p>
-            <w:pPr>
-              <w:rPr>
-                <w:rFonts w:ascii="Palatino Linotype" w:hAnsi="Palatino Linotype"/>
-                <w:bCs/>
-                <w:iCs/>
-              </w:rPr>
-            </w:pPr>
-            <w:r>
-              <w:rPr>
-                <w:rFonts w:ascii="Palatino Linotype" w:hAnsi="Palatino Linotype"/>
-              </w:rPr>
-              <w:t xml:space="preserve">Find next order amount using </w:t>
-            </w:r>
-            <w:proofErr w:type="gramStart"/>
-            <w:r>
-              <w:rPr>
-                <w:rFonts w:ascii="Palatino Linotype" w:hAnsi="Palatino Linotype"/>
-              </w:rPr>
-              <w:t>LEAD(</w:t>
-            </w:r>
-            <w:proofErr w:type="gramEnd"/>
-            <w:r>
-              <w:rPr>
-                <w:rFonts w:ascii="Palatino Linotype" w:hAnsi="Palatino Linotype"/>
-              </w:rPr>
-              <w:t>).</w:t>
-            </w:r>
-          </w:p>
-        </w:tc>
-      </w:tr>
-      <w:tr>
-        <w:tc>
-          <w:tcPr>
-            <w:tcW w:w="10422" w:type="dxa"/>
-          </w:tcPr>
-          <w:p>
-            <w:pPr>
+              <w:pStyle w:val="ListParagraph"/>
+              <w:numPr>
+                <w:ilvl w:val="0"/>
+                <w:numId w:val="14"/>
+              </w:numPr>
+              <w:rPr>
+                <w:rFonts w:ascii="Palatino Linotype" w:hAnsi="Palatino Linotype"/>
+                <w:bCs/>
+                <w:iCs/>
+              </w:rPr>
+            </w:pPr>
+            <w:r>
+              <w:rPr>
+                <w:rFonts w:ascii="Palatino Linotype" w:hAnsi="Palatino Linotype"/>
+              </w:rPr>
+              <w:t>Find previous order amount using LAG().</w:t>
+            </w:r>
+          </w:p>
+        </w:tc>
+      </w:tr>
+      <w:tr>
+        <w:tc>
+          <w:tcPr>
+            <w:tcW w:w="10422" w:type="dxa"/>
+          </w:tcPr>
+          <w:p>
+            <w:pPr>
+              <w:pStyle w:val="ListParagraph"/>
+              <w:numPr>
+                <w:ilvl w:val="0"/>
+                <w:numId w:val="14"/>
+              </w:numPr>
+              <w:rPr>
+                <w:rFonts w:ascii="Palatino Linotype" w:hAnsi="Palatino Linotype"/>
+                <w:bCs/>
+                <w:iCs/>
+              </w:rPr>
+            </w:pPr>
+            <w:r>
+              <w:rPr>
+                <w:rFonts w:ascii="Palatino Linotype" w:hAnsi="Palatino Linotype"/>
+              </w:rPr>
+              <w:t>Find next order amount using LEAD().</w:t>
+            </w:r>
+          </w:p>
+        </w:tc>
+      </w:tr>
+      <w:tr>
+        <w:tc>
+          <w:tcPr>
+            <w:tcW w:w="10422" w:type="dxa"/>
+          </w:tcPr>
+          <w:p>
+            <w:pPr>
+              <w:pStyle w:val="ListParagraph"/>
+              <w:numPr>
+                <w:ilvl w:val="0"/>
+                <w:numId w:val="14"/>
+              </w:numPr>
               <w:rPr>
                 <w:rFonts w:ascii="Palatino Linotype" w:hAnsi="Palatino Linotype"/>
                 <w:bCs/>
@@ -2218,6 +2592,11 @@
           </w:tcPr>
           <w:p>
             <w:pPr>
+              <w:pStyle w:val="ListParagraph"/>
+              <w:numPr>
+                <w:ilvl w:val="0"/>
+                <w:numId w:val="14"/>
+              </w:numPr>
               <w:rPr>
                 <w:rFonts w:ascii="Palatino Linotype" w:hAnsi="Palatino Linotype"/>
                 <w:bCs/>
@@ -2240,6 +2619,11 @@
           </w:tcPr>
           <w:p>
             <w:pPr>
+              <w:pStyle w:val="ListParagraph"/>
+              <w:numPr>
+                <w:ilvl w:val="0"/>
+                <w:numId w:val="14"/>
+              </w:numPr>
               <w:rPr>
                 <w:rFonts w:ascii="Palatino Linotype" w:hAnsi="Palatino Linotype"/>
                 <w:bCs/>
@@ -2262,6 +2646,11 @@
           </w:tcPr>
           <w:p>
             <w:pPr>
+              <w:pStyle w:val="ListParagraph"/>
+              <w:numPr>
+                <w:ilvl w:val="0"/>
+                <w:numId w:val="14"/>
+              </w:numPr>
               <w:rPr>
                 <w:rFonts w:ascii="Palatino Linotype" w:hAnsi="Palatino Linotype"/>
                 <w:bCs/>
@@ -2284,6 +2673,11 @@
           </w:tcPr>
           <w:p>
             <w:pPr>
+              <w:pStyle w:val="ListParagraph"/>
+              <w:numPr>
+                <w:ilvl w:val="0"/>
+                <w:numId w:val="14"/>
+              </w:numPr>
               <w:rPr>
                 <w:rFonts w:ascii="Palatino Linotype" w:hAnsi="Palatino Linotype"/>
                 <w:bCs/>
@@ -2306,6 +2700,11 @@
           </w:tcPr>
           <w:p>
             <w:pPr>
+              <w:pStyle w:val="ListParagraph"/>
+              <w:numPr>
+                <w:ilvl w:val="0"/>
+                <w:numId w:val="14"/>
+              </w:numPr>
               <w:rPr>
                 <w:rFonts w:ascii="Palatino Linotype" w:hAnsi="Palatino Linotype"/>
                 <w:bCs/>
@@ -2328,6 +2727,11 @@
           </w:tcPr>
           <w:p>
             <w:pPr>
+              <w:pStyle w:val="ListParagraph"/>
+              <w:numPr>
+                <w:ilvl w:val="0"/>
+                <w:numId w:val="14"/>
+              </w:numPr>
               <w:rPr>
                 <w:rFonts w:ascii="Palatino Linotype" w:hAnsi="Palatino Linotype"/>
                 <w:bCs/>
@@ -2350,6 +2754,11 @@
           </w:tcPr>
           <w:p>
             <w:pPr>
+              <w:pStyle w:val="ListParagraph"/>
+              <w:numPr>
+                <w:ilvl w:val="0"/>
+                <w:numId w:val="14"/>
+              </w:numPr>
               <w:rPr>
                 <w:rFonts w:ascii="Palatino Linotype" w:hAnsi="Palatino Linotype"/>
                 <w:bCs/>
@@ -2372,6 +2781,11 @@
           </w:tcPr>
           <w:p>
             <w:pPr>
+              <w:pStyle w:val="ListParagraph"/>
+              <w:numPr>
+                <w:ilvl w:val="0"/>
+                <w:numId w:val="14"/>
+              </w:numPr>
               <w:rPr>
                 <w:rFonts w:ascii="Palatino Linotype" w:hAnsi="Palatino Linotype"/>
                 <w:bCs/>
@@ -2394,6 +2808,11 @@
           </w:tcPr>
           <w:p>
             <w:pPr>
+              <w:pStyle w:val="ListParagraph"/>
+              <w:numPr>
+                <w:ilvl w:val="0"/>
+                <w:numId w:val="14"/>
+              </w:numPr>
               <w:rPr>
                 <w:rFonts w:ascii="Palatino Linotype" w:hAnsi="Palatino Linotype"/>
                 <w:bCs/>
@@ -2416,6 +2835,11 @@
           </w:tcPr>
           <w:p>
             <w:pPr>
+              <w:pStyle w:val="ListParagraph"/>
+              <w:numPr>
+                <w:ilvl w:val="0"/>
+                <w:numId w:val="14"/>
+              </w:numPr>
               <w:rPr>
                 <w:rFonts w:ascii="Palatino Linotype" w:hAnsi="Palatino Linotype"/>
                 <w:bCs/>
@@ -2438,6 +2862,11 @@
           </w:tcPr>
           <w:p>
             <w:pPr>
+              <w:pStyle w:val="ListParagraph"/>
+              <w:numPr>
+                <w:ilvl w:val="0"/>
+                <w:numId w:val="14"/>
+              </w:numPr>
               <w:rPr>
                 <w:rFonts w:ascii="Palatino Linotype" w:hAnsi="Palatino Linotype"/>
                 <w:bCs/>
@@ -2460,6 +2889,11 @@
           </w:tcPr>
           <w:p>
             <w:pPr>
+              <w:pStyle w:val="ListParagraph"/>
+              <w:numPr>
+                <w:ilvl w:val="0"/>
+                <w:numId w:val="14"/>
+              </w:numPr>
               <w:rPr>
                 <w:rFonts w:ascii="Palatino Linotype" w:hAnsi="Palatino Linotype"/>
                 <w:bCs/>
@@ -2482,6 +2916,11 @@
           </w:tcPr>
           <w:p>
             <w:pPr>
+              <w:pStyle w:val="ListParagraph"/>
+              <w:numPr>
+                <w:ilvl w:val="0"/>
+                <w:numId w:val="14"/>
+              </w:numPr>
               <w:rPr>
                 <w:rFonts w:ascii="Palatino Linotype" w:hAnsi="Palatino Linotype"/>
                 <w:bCs/>
@@ -2523,15 +2962,19 @@
               <w:jc w:val="center"/>
               <w:rPr>
                 <w:rFonts w:ascii="Palatino Linotype" w:hAnsi="Palatino Linotype"/>
-                <w:bCs/>
-                <w:iCs/>
-              </w:rPr>
-            </w:pPr>
-            <w:r>
-              <w:rPr>
-                <w:rFonts w:ascii="Palatino Linotype" w:hAnsi="Palatino Linotype"/>
-                <w:bCs/>
-                <w:iCs/>
+                <w:b/>
+                <w:iCs/>
+                <w:sz w:val="28"/>
+                <w:szCs w:val="28"/>
+              </w:rPr>
+            </w:pPr>
+            <w:r>
+              <w:rPr>
+                <w:rFonts w:ascii="Palatino Linotype" w:hAnsi="Palatino Linotype"/>
+                <w:b/>
+                <w:iCs/>
+                <w:sz w:val="28"/>
+                <w:szCs w:val="28"/>
               </w:rPr>
               <w:t>PL/SQL</w:t>
             </w:r>
@@ -2561,6 +3004,11 @@
           </w:tcPr>
           <w:p>
             <w:pPr>
+              <w:pStyle w:val="ListParagraph"/>
+              <w:numPr>
+                <w:ilvl w:val="0"/>
+                <w:numId w:val="13"/>
+              </w:numPr>
               <w:rPr>
                 <w:rFonts w:ascii="Palatino Linotype" w:hAnsi="Palatino Linotype"/>
                 <w:bCs/>
@@ -2583,6 +3031,11 @@
           </w:tcPr>
           <w:p>
             <w:pPr>
+              <w:pStyle w:val="ListParagraph"/>
+              <w:numPr>
+                <w:ilvl w:val="0"/>
+                <w:numId w:val="13"/>
+              </w:numPr>
               <w:rPr>
                 <w:rFonts w:ascii="Palatino Linotype" w:hAnsi="Palatino Linotype"/>
                 <w:bCs/>
@@ -2605,6 +3058,11 @@
           </w:tcPr>
           <w:p>
             <w:pPr>
+              <w:pStyle w:val="ListParagraph"/>
+              <w:numPr>
+                <w:ilvl w:val="0"/>
+                <w:numId w:val="13"/>
+              </w:numPr>
               <w:rPr>
                 <w:rFonts w:ascii="Palatino Linotype" w:hAnsi="Palatino Linotype"/>
                 <w:bCs/>
@@ -2627,6 +3085,11 @@
           </w:tcPr>
           <w:p>
             <w:pPr>
+              <w:pStyle w:val="ListParagraph"/>
+              <w:numPr>
+                <w:ilvl w:val="0"/>
+                <w:numId w:val="13"/>
+              </w:numPr>
               <w:rPr>
                 <w:rFonts w:ascii="Palatino Linotype" w:hAnsi="Palatino Linotype"/>
                 <w:bCs/>
@@ -2649,6 +3112,11 @@
           </w:tcPr>
           <w:p>
             <w:pPr>
+              <w:pStyle w:val="ListParagraph"/>
+              <w:numPr>
+                <w:ilvl w:val="0"/>
+                <w:numId w:val="13"/>
+              </w:numPr>
               <w:rPr>
                 <w:rFonts w:ascii="Palatino Linotype" w:hAnsi="Palatino Linotype"/>
                 <w:bCs/>
@@ -2671,6 +3139,11 @@
           </w:tcPr>
           <w:p>
             <w:pPr>
+              <w:pStyle w:val="ListParagraph"/>
+              <w:numPr>
+                <w:ilvl w:val="0"/>
+                <w:numId w:val="13"/>
+              </w:numPr>
               <w:rPr>
                 <w:rFonts w:ascii="Palatino Linotype" w:hAnsi="Palatino Linotype"/>
                 <w:bCs/>
@@ -2693,6 +3166,11 @@
           </w:tcPr>
           <w:p>
             <w:pPr>
+              <w:pStyle w:val="ListParagraph"/>
+              <w:numPr>
+                <w:ilvl w:val="0"/>
+                <w:numId w:val="13"/>
+              </w:numPr>
               <w:rPr>
                 <w:rFonts w:ascii="Palatino Linotype" w:hAnsi="Palatino Linotype"/>
                 <w:bCs/>
@@ -2715,6 +3193,11 @@
           </w:tcPr>
           <w:p>
             <w:pPr>
+              <w:pStyle w:val="ListParagraph"/>
+              <w:numPr>
+                <w:ilvl w:val="0"/>
+                <w:numId w:val="13"/>
+              </w:numPr>
               <w:rPr>
                 <w:rFonts w:ascii="Palatino Linotype" w:hAnsi="Palatino Linotype"/>
                 <w:bCs/>
@@ -2737,6 +3220,11 @@
           </w:tcPr>
           <w:p>
             <w:pPr>
+              <w:pStyle w:val="ListParagraph"/>
+              <w:numPr>
+                <w:ilvl w:val="0"/>
+                <w:numId w:val="13"/>
+              </w:numPr>
               <w:rPr>
                 <w:rFonts w:ascii="Palatino Linotype" w:hAnsi="Palatino Linotype"/>
                 <w:bCs/>
@@ -2759,6 +3247,11 @@
           </w:tcPr>
           <w:p>
             <w:pPr>
+              <w:pStyle w:val="ListParagraph"/>
+              <w:numPr>
+                <w:ilvl w:val="0"/>
+                <w:numId w:val="13"/>
+              </w:numPr>
               <w:rPr>
                 <w:rFonts w:ascii="Palatino Linotype" w:hAnsi="Palatino Linotype"/>
                 <w:bCs/>
@@ -2816,15 +3309,19 @@
               <w:jc w:val="center"/>
               <w:rPr>
                 <w:rFonts w:ascii="Palatino Linotype" w:hAnsi="Palatino Linotype"/>
-                <w:bCs/>
-                <w:iCs/>
-              </w:rPr>
-            </w:pPr>
-            <w:r>
-              <w:rPr>
-                <w:rFonts w:ascii="Palatino Linotype" w:hAnsi="Palatino Linotype"/>
-                <w:bCs/>
-                <w:iCs/>
+                <w:b/>
+                <w:iCs/>
+                <w:sz w:val="28"/>
+                <w:szCs w:val="28"/>
+              </w:rPr>
+            </w:pPr>
+            <w:r>
+              <w:rPr>
+                <w:rFonts w:ascii="Palatino Linotype" w:hAnsi="Palatino Linotype"/>
+                <w:b/>
+                <w:iCs/>
+                <w:sz w:val="28"/>
+                <w:szCs w:val="28"/>
               </w:rPr>
               <w:t>Trigger</w:t>
             </w:r>
@@ -2838,6 +3335,11 @@
           </w:tcPr>
           <w:p>
             <w:pPr>
+              <w:pStyle w:val="ListParagraph"/>
+              <w:numPr>
+                <w:ilvl w:val="0"/>
+                <w:numId w:val="15"/>
+              </w:numPr>
               <w:rPr>
                 <w:rFonts w:ascii="Palatino Linotype" w:hAnsi="Palatino Linotype"/>
                 <w:b/>
@@ -2857,6 +3359,7 @@
           </w:p>
           <w:p>
             <w:pPr>
+              <w:ind w:left="709"/>
               <w:rPr>
                 <w:rFonts w:ascii="Palatino Linotype" w:hAnsi="Palatino Linotype"/>
                 <w:b/>
@@ -2878,29 +3381,45 @@
             <w:pPr>
               <w:numPr>
                 <w:ilvl w:val="0"/>
-                <w:numId w:val="46"/>
-              </w:numPr>
-              <w:rPr>
-                <w:rFonts w:ascii="Palatino Linotype" w:hAnsi="Palatino Linotype"/>
-                <w:bCs/>
-                <w:iCs/>
-              </w:rPr>
-            </w:pPr>
-            <w:r>
-              <w:rPr>
-                <w:rFonts w:ascii="Palatino Linotype" w:hAnsi="Palatino Linotype"/>
-                <w:bCs/>
-                <w:iCs/>
-              </w:rPr>
-              <w:t xml:space="preserve">If CNUM is NULL: </w:t>
+                <w:numId w:val="5"/>
+              </w:numPr>
+              <w:tabs>
+                <w:tab w:val="clear" w:pos="720"/>
+              </w:tabs>
+              <w:ind w:left="1418" w:hanging="349"/>
+              <w:rPr>
+                <w:rFonts w:ascii="Palatino Linotype" w:hAnsi="Palatino Linotype"/>
+                <w:bCs/>
+                <w:iCs/>
+              </w:rPr>
+            </w:pPr>
+            <w:r>
+              <w:rPr>
+                <w:rFonts w:ascii="Palatino Linotype" w:hAnsi="Palatino Linotype"/>
+                <w:b/>
+                <w:iCs/>
+              </w:rPr>
+              <w:t>If</w:t>
+            </w:r>
+            <w:r>
+              <w:rPr>
+                <w:rFonts w:ascii="Palatino Linotype" w:hAnsi="Palatino Linotype"/>
+                <w:bCs/>
+                <w:iCs/>
+              </w:rPr>
+              <w:t xml:space="preserve"> CNUM is NULL: </w:t>
             </w:r>
           </w:p>
           <w:p>
             <w:pPr>
               <w:numPr>
                 <w:ilvl w:val="1"/>
-                <w:numId w:val="46"/>
-              </w:numPr>
+                <w:numId w:val="5"/>
+              </w:numPr>
+              <w:tabs>
+                <w:tab w:val="clear" w:pos="1440"/>
+              </w:tabs>
+              <w:ind w:left="2127"/>
               <w:rPr>
                 <w:rFonts w:ascii="Palatino Linotype" w:hAnsi="Palatino Linotype"/>
                 <w:bCs/>
@@ -2920,8 +3439,12 @@
             <w:pPr>
               <w:numPr>
                 <w:ilvl w:val="1"/>
-                <w:numId w:val="46"/>
-              </w:numPr>
+                <w:numId w:val="5"/>
+              </w:numPr>
+              <w:tabs>
+                <w:tab w:val="clear" w:pos="1440"/>
+              </w:tabs>
+              <w:ind w:left="2127"/>
               <w:rPr>
                 <w:rFonts w:ascii="Palatino Linotype" w:hAnsi="Palatino Linotype"/>
                 <w:bCs/>
@@ -2941,8 +3464,12 @@
             <w:pPr>
               <w:numPr>
                 <w:ilvl w:val="1"/>
-                <w:numId w:val="46"/>
-              </w:numPr>
+                <w:numId w:val="5"/>
+              </w:numPr>
+              <w:tabs>
+                <w:tab w:val="clear" w:pos="1440"/>
+              </w:tabs>
+              <w:ind w:left="2127"/>
               <w:rPr>
                 <w:rFonts w:ascii="Palatino Linotype" w:hAnsi="Palatino Linotype"/>
                 <w:bCs/>
@@ -2983,6 +3510,11 @@
           </w:tcPr>
           <w:p>
             <w:pPr>
+              <w:pStyle w:val="ListParagraph"/>
+              <w:numPr>
+                <w:ilvl w:val="0"/>
+                <w:numId w:val="15"/>
+              </w:numPr>
               <w:rPr>
                 <w:rFonts w:ascii="Palatino Linotype" w:hAnsi="Palatino Linotype"/>
                 <w:b/>
@@ -3002,6 +3534,7 @@
           </w:p>
           <w:p>
             <w:pPr>
+              <w:ind w:left="709"/>
               <w:rPr>
                 <w:rFonts w:ascii="Palatino Linotype" w:hAnsi="Palatino Linotype"/>
                 <w:b/>
@@ -3023,29 +3556,45 @@
             <w:pPr>
               <w:numPr>
                 <w:ilvl w:val="0"/>
-                <w:numId w:val="47"/>
-              </w:numPr>
-              <w:rPr>
-                <w:rFonts w:ascii="Palatino Linotype" w:hAnsi="Palatino Linotype"/>
-                <w:bCs/>
-                <w:iCs/>
-              </w:rPr>
-            </w:pPr>
-            <w:r>
-              <w:rPr>
-                <w:rFonts w:ascii="Palatino Linotype" w:hAnsi="Palatino Linotype"/>
-                <w:bCs/>
-                <w:iCs/>
-              </w:rPr>
-              <w:t xml:space="preserve">If order type is Cash </w:t>
-            </w:r>
-          </w:p>
-          <w:p>
-            <w:pPr>
-              <w:numPr>
-                <w:ilvl w:val="0"/>
-                <w:numId w:val="47"/>
-              </w:numPr>
+                <w:numId w:val="6"/>
+              </w:numPr>
+              <w:tabs>
+                <w:tab w:val="clear" w:pos="720"/>
+              </w:tabs>
+              <w:ind w:left="1418"/>
+              <w:rPr>
+                <w:rFonts w:ascii="Palatino Linotype" w:hAnsi="Palatino Linotype"/>
+                <w:bCs/>
+                <w:iCs/>
+              </w:rPr>
+            </w:pPr>
+            <w:r>
+              <w:rPr>
+                <w:rFonts w:ascii="Palatino Linotype" w:hAnsi="Palatino Linotype"/>
+                <w:b/>
+                <w:iCs/>
+              </w:rPr>
+              <w:t>If</w:t>
+            </w:r>
+            <w:r>
+              <w:rPr>
+                <w:rFonts w:ascii="Palatino Linotype" w:hAnsi="Palatino Linotype"/>
+                <w:bCs/>
+                <w:iCs/>
+              </w:rPr>
+              <w:t xml:space="preserve"> order type is Cash </w:t>
+            </w:r>
+          </w:p>
+          <w:p>
+            <w:pPr>
+              <w:numPr>
+                <w:ilvl w:val="0"/>
+                <w:numId w:val="6"/>
+              </w:numPr>
+              <w:tabs>
+                <w:tab w:val="clear" w:pos="720"/>
+              </w:tabs>
+              <w:ind w:left="1418"/>
               <w:rPr>
                 <w:rFonts w:ascii="Palatino Linotype" w:hAnsi="Palatino Linotype"/>
                 <w:bCs/>
@@ -3070,6 +3619,11 @@
           </w:tcPr>
           <w:p>
             <w:pPr>
+              <w:pStyle w:val="ListParagraph"/>
+              <w:numPr>
+                <w:ilvl w:val="0"/>
+                <w:numId w:val="15"/>
+              </w:numPr>
               <w:rPr>
                 <w:rFonts w:ascii="Palatino Linotype" w:hAnsi="Palatino Linotype"/>
                 <w:b/>
@@ -3089,6 +3643,7 @@
           </w:p>
           <w:p>
             <w:pPr>
+              <w:ind w:left="709"/>
               <w:rPr>
                 <w:rFonts w:ascii="Palatino Linotype" w:hAnsi="Palatino Linotype"/>
                 <w:b/>
@@ -3110,8 +3665,12 @@
             <w:pPr>
               <w:numPr>
                 <w:ilvl w:val="0"/>
-                <w:numId w:val="48"/>
-              </w:numPr>
+                <w:numId w:val="7"/>
+              </w:numPr>
+              <w:tabs>
+                <w:tab w:val="clear" w:pos="720"/>
+              </w:tabs>
+              <w:ind w:left="1418"/>
               <w:rPr>
                 <w:rFonts w:ascii="Palatino Linotype" w:hAnsi="Palatino Linotype"/>
                 <w:bCs/>
@@ -3147,8 +3706,12 @@
             <w:pPr>
               <w:numPr>
                 <w:ilvl w:val="0"/>
-                <w:numId w:val="48"/>
-              </w:numPr>
+                <w:numId w:val="7"/>
+              </w:numPr>
+              <w:tabs>
+                <w:tab w:val="clear" w:pos="720"/>
+              </w:tabs>
+              <w:ind w:left="1418"/>
               <w:rPr>
                 <w:rFonts w:ascii="Palatino Linotype" w:hAnsi="Palatino Linotype"/>
                 <w:bCs/>
@@ -3184,8 +3747,12 @@
             <w:pPr>
               <w:numPr>
                 <w:ilvl w:val="0"/>
-                <w:numId w:val="48"/>
-              </w:numPr>
+                <w:numId w:val="7"/>
+              </w:numPr>
+              <w:tabs>
+                <w:tab w:val="clear" w:pos="720"/>
+              </w:tabs>
+              <w:ind w:left="1418"/>
               <w:rPr>
                 <w:rFonts w:ascii="Palatino Linotype" w:hAnsi="Palatino Linotype"/>
                 <w:bCs/>
@@ -3226,6 +3793,11 @@
           </w:tcPr>
           <w:p>
             <w:pPr>
+              <w:pStyle w:val="ListParagraph"/>
+              <w:numPr>
+                <w:ilvl w:val="0"/>
+                <w:numId w:val="15"/>
+              </w:numPr>
               <w:rPr>
                 <w:rFonts w:ascii="Palatino Linotype" w:hAnsi="Palatino Linotype"/>
                 <w:b/>
@@ -3245,6 +3817,7 @@
           </w:p>
           <w:p>
             <w:pPr>
+              <w:ind w:left="709"/>
               <w:rPr>
                 <w:rFonts w:ascii="Palatino Linotype" w:hAnsi="Palatino Linotype"/>
                 <w:b/>
@@ -3267,8 +3840,9 @@
               <w:pStyle w:val="ListParagraph"/>
               <w:numPr>
                 <w:ilvl w:val="0"/>
-                <w:numId w:val="49"/>
-              </w:numPr>
+                <w:numId w:val="8"/>
+              </w:numPr>
+              <w:ind w:left="1418"/>
               <w:rPr>
                 <w:rFonts w:ascii="Palatino Linotype" w:hAnsi="Palatino Linotype"/>
                 <w:bCs/>
@@ -3293,6 +3867,11 @@
           </w:tcPr>
           <w:p>
             <w:pPr>
+              <w:pStyle w:val="ListParagraph"/>
+              <w:numPr>
+                <w:ilvl w:val="0"/>
+                <w:numId w:val="15"/>
+              </w:numPr>
               <w:rPr>
                 <w:rFonts w:ascii="Palatino Linotype" w:hAnsi="Palatino Linotype"/>
                 <w:b/>
@@ -3315,8 +3894,9 @@
               <w:pStyle w:val="ListParagraph"/>
               <w:numPr>
                 <w:ilvl w:val="0"/>
-                <w:numId w:val="49"/>
-              </w:numPr>
+                <w:numId w:val="8"/>
+              </w:numPr>
+              <w:ind w:left="1134"/>
               <w:rPr>
                 <w:rFonts w:ascii="Palatino Linotype" w:hAnsi="Palatino Linotype"/>
                 <w:b/>
@@ -3339,8 +3919,123 @@
               <w:pStyle w:val="ListParagraph"/>
               <w:numPr>
                 <w:ilvl w:val="0"/>
-                <w:numId w:val="50"/>
-              </w:numPr>
+                <w:numId w:val="9"/>
+              </w:numPr>
+              <w:ind w:left="1418"/>
+              <w:rPr>
+                <w:rFonts w:ascii="Palatino Linotype" w:hAnsi="Palatino Linotype"/>
+                <w:bCs/>
+                <w:iCs/>
+              </w:rPr>
+            </w:pPr>
+            <w:r>
+              <w:rPr>
+                <w:rFonts w:ascii="Palatino Linotype" w:hAnsi="Palatino Linotype"/>
+                <w:bCs/>
+                <w:iCs/>
+              </w:rPr>
+              <w:t>AMT &gt;= 5000 then discount_flag = 'PREMIUM'</w:t>
+            </w:r>
+          </w:p>
+          <w:p>
+            <w:pPr>
+              <w:pStyle w:val="ListParagraph"/>
+              <w:numPr>
+                <w:ilvl w:val="0"/>
+                <w:numId w:val="9"/>
+              </w:numPr>
+              <w:ind w:left="1418"/>
+              <w:rPr>
+                <w:rFonts w:ascii="Palatino Linotype" w:hAnsi="Palatino Linotype"/>
+                <w:bCs/>
+                <w:iCs/>
+              </w:rPr>
+            </w:pPr>
+            <w:r>
+              <w:rPr>
+                <w:rFonts w:ascii="Palatino Linotype" w:hAnsi="Palatino Linotype"/>
+                <w:bCs/>
+                <w:iCs/>
+              </w:rPr>
+              <w:t>AMT &gt;= 2000 then discount_flag = 'STANDARD'</w:t>
+            </w:r>
+          </w:p>
+          <w:p>
+            <w:pPr>
+              <w:pStyle w:val="ListParagraph"/>
+              <w:numPr>
+                <w:ilvl w:val="0"/>
+                <w:numId w:val="9"/>
+              </w:numPr>
+              <w:ind w:left="1418"/>
+              <w:rPr>
+                <w:rFonts w:ascii="Palatino Linotype" w:hAnsi="Palatino Linotype"/>
+                <w:bCs/>
+                <w:iCs/>
+              </w:rPr>
+            </w:pPr>
+            <w:r>
+              <w:rPr>
+                <w:rFonts w:ascii="Palatino Linotype" w:hAnsi="Palatino Linotype"/>
+                <w:bCs/>
+                <w:iCs/>
+              </w:rPr>
+              <w:t>ELSE discount_flag = 'NONE'</w:t>
+            </w:r>
+          </w:p>
+        </w:tc>
+      </w:tr>
+      <w:tr>
+        <w:tc>
+          <w:tcPr>
+            <w:tcW w:w="10422" w:type="dxa"/>
+          </w:tcPr>
+          <w:p>
+            <w:pPr>
+              <w:pStyle w:val="ListParagraph"/>
+              <w:numPr>
+                <w:ilvl w:val="0"/>
+                <w:numId w:val="15"/>
+              </w:numPr>
+              <w:rPr>
+                <w:rFonts w:ascii="Palatino Linotype" w:hAnsi="Palatino Linotype"/>
+                <w:b/>
+                <w:bCs/>
+                <w:iCs/>
+              </w:rPr>
+            </w:pPr>
+            <w:r>
+              <w:rPr>
+                <w:rFonts w:ascii="Palatino Linotype" w:hAnsi="Palatino Linotype"/>
+                <w:b/>
+                <w:bCs/>
+                <w:iCs/>
+              </w:rPr>
+              <w:t>Maintain Audit Log Table</w:t>
+            </w:r>
+          </w:p>
+          <w:p>
+            <w:pPr>
+              <w:ind w:left="709"/>
+              <w:rPr>
+                <w:rFonts w:ascii="Palatino Linotype" w:hAnsi="Palatino Linotype"/>
+                <w:b/>
+                <w:bCs/>
+                <w:iCs/>
+              </w:rPr>
+            </w:pPr>
+            <w:r>
+              <w:rPr>
+                <w:rFonts w:ascii="Palatino Linotype" w:hAnsi="Palatino Linotype"/>
+                <w:b/>
+                <w:bCs/>
+                <w:iCs/>
+              </w:rPr>
+              <w:t>Audit Table</w:t>
+            </w:r>
+          </w:p>
+          <w:p>
+            <w:pPr>
               <w:ind w:left="993"/>
               <w:rPr>
                 <w:rFonts w:ascii="Palatino Linotype" w:hAnsi="Palatino Linotype"/>
@@ -3354,16 +4049,11 @@
                 <w:bCs/>
                 <w:iCs/>
               </w:rPr>
-              <w:t>AMT &gt;= 5000 then discount_flag = 'PREMIUM'</w:t>
-            </w:r>
-          </w:p>
-          <w:p>
-            <w:pPr>
-              <w:pStyle w:val="ListParagraph"/>
-              <w:numPr>
-                <w:ilvl w:val="0"/>
-                <w:numId w:val="50"/>
-              </w:numPr>
+              <w:t>CREATE TABLE order_audit (</w:t>
+            </w:r>
+          </w:p>
+          <w:p>
+            <w:pPr>
               <w:ind w:left="993"/>
               <w:rPr>
                 <w:rFonts w:ascii="Palatino Linotype" w:hAnsi="Palatino Linotype"/>
@@ -3377,16 +4067,11 @@
                 <w:bCs/>
                 <w:iCs/>
               </w:rPr>
-              <w:t>AMT &gt;= 2000 then discount_flag = 'STANDARD'</w:t>
-            </w:r>
-          </w:p>
-          <w:p>
-            <w:pPr>
-              <w:pStyle w:val="ListParagraph"/>
-              <w:numPr>
-                <w:ilvl w:val="0"/>
-                <w:numId w:val="50"/>
-              </w:numPr>
+              <w:t xml:space="preserve">    audit_id INT AUTO_INCREMENT PRIMARY KEY,</w:t>
+            </w:r>
+          </w:p>
+          <w:p>
+            <w:pPr>
               <w:ind w:left="993"/>
               <w:rPr>
                 <w:rFonts w:ascii="Palatino Linotype" w:hAnsi="Palatino Linotype"/>
@@ -3400,183 +4085,48 @@
                 <w:bCs/>
                 <w:iCs/>
               </w:rPr>
-              <w:t>ELSE discount_flag = 'NONE'</w:t>
-            </w:r>
-          </w:p>
-        </w:tc>
-      </w:tr>
-      <w:tr>
-        <w:tc>
-          <w:tcPr>
-            <w:tcW w:w="10422" w:type="dxa"/>
-          </w:tcPr>
-          <w:p>
-            <w:pPr>
-              <w:rPr>
-                <w:rFonts w:ascii="Palatino Linotype" w:hAnsi="Palatino Linotype"/>
-                <w:b/>
-                <w:bCs/>
-                <w:iCs/>
-              </w:rPr>
-            </w:pPr>
-            <w:r>
-              <w:rPr>
-                <w:rFonts w:ascii="Palatino Linotype" w:hAnsi="Palatino Linotype"/>
-                <w:b/>
-                <w:bCs/>
-                <w:iCs/>
-              </w:rPr>
-              <w:t>Maintain Audit Log Table</w:t>
-            </w:r>
-          </w:p>
-          <w:p>
-            <w:pPr>
-              <w:rPr>
-                <w:rFonts w:ascii="Palatino Linotype" w:hAnsi="Palatino Linotype"/>
-                <w:b/>
-                <w:bCs/>
-                <w:iCs/>
-              </w:rPr>
-            </w:pPr>
-            <w:r>
-              <w:rPr>
-                <w:rFonts w:ascii="Palatino Linotype" w:hAnsi="Palatino Linotype"/>
-                <w:b/>
-                <w:bCs/>
-                <w:iCs/>
-              </w:rPr>
-              <w:t>Audit Table</w:t>
-            </w:r>
-          </w:p>
-          <w:p>
-            <w:pPr>
-              <w:ind w:left="567"/>
-              <w:rPr>
-                <w:rFonts w:ascii="Palatino Linotype" w:hAnsi="Palatino Linotype"/>
-                <w:bCs/>
-                <w:iCs/>
-              </w:rPr>
-            </w:pPr>
-            <w:r>
-              <w:rPr>
-                <w:rFonts w:ascii="Palatino Linotype" w:hAnsi="Palatino Linotype"/>
-                <w:bCs/>
-                <w:iCs/>
-              </w:rPr>
-              <w:t>CREATE TABLE order_audit (</w:t>
-            </w:r>
-          </w:p>
-          <w:p>
-            <w:pPr>
-              <w:ind w:left="567"/>
-              <w:rPr>
-                <w:rFonts w:ascii="Palatino Linotype" w:hAnsi="Palatino Linotype"/>
-                <w:bCs/>
-                <w:iCs/>
-              </w:rPr>
-            </w:pPr>
-            <w:r>
-              <w:rPr>
-                <w:rFonts w:ascii="Palatino Linotype" w:hAnsi="Palatino Linotype"/>
-                <w:bCs/>
-                <w:iCs/>
-              </w:rPr>
-              <w:t xml:space="preserve">    audit_id INT AUTO_INCREMENT PRIMARY KEY,</w:t>
-            </w:r>
-          </w:p>
-          <w:p>
-            <w:pPr>
-              <w:ind w:left="567"/>
-              <w:rPr>
-                <w:rFonts w:ascii="Palatino Linotype" w:hAnsi="Palatino Linotype"/>
-                <w:bCs/>
-                <w:iCs/>
-              </w:rPr>
-            </w:pPr>
-            <w:r>
-              <w:rPr>
-                <w:rFonts w:ascii="Palatino Linotype" w:hAnsi="Palatino Linotype"/>
-                <w:bCs/>
-                <w:iCs/>
-              </w:rPr>
               <w:t xml:space="preserve">    onum INT,</w:t>
             </w:r>
           </w:p>
           <w:p>
             <w:pPr>
-              <w:ind w:left="567"/>
-              <w:rPr>
-                <w:rFonts w:ascii="Palatino Linotype" w:hAnsi="Palatino Linotype"/>
-                <w:bCs/>
-                <w:iCs/>
-              </w:rPr>
-            </w:pPr>
-            <w:r>
-              <w:rPr>
-                <w:rFonts w:ascii="Palatino Linotype" w:hAnsi="Palatino Linotype"/>
-                <w:bCs/>
-                <w:iCs/>
-              </w:rPr>
-              <w:t xml:space="preserve">    old_amt </w:t>
-            </w:r>
-            <w:proofErr w:type="gramStart"/>
-            <w:r>
-              <w:rPr>
-                <w:rFonts w:ascii="Palatino Linotype" w:hAnsi="Palatino Linotype"/>
-                <w:bCs/>
-                <w:iCs/>
-              </w:rPr>
-              <w:t>DECIMAL(</w:t>
-            </w:r>
-            <w:proofErr w:type="gramEnd"/>
-            <w:r>
-              <w:rPr>
-                <w:rFonts w:ascii="Palatino Linotype" w:hAnsi="Palatino Linotype"/>
-                <w:bCs/>
-                <w:iCs/>
-              </w:rPr>
-              <w:t>10,2),</w:t>
-            </w:r>
-          </w:p>
-          <w:p>
-            <w:pPr>
-              <w:ind w:left="567"/>
-              <w:rPr>
-                <w:rFonts w:ascii="Palatino Linotype" w:hAnsi="Palatino Linotype"/>
-                <w:bCs/>
-                <w:iCs/>
-              </w:rPr>
-            </w:pPr>
-            <w:r>
-              <w:rPr>
-                <w:rFonts w:ascii="Palatino Linotype" w:hAnsi="Palatino Linotype"/>
-                <w:bCs/>
-                <w:iCs/>
-              </w:rPr>
-              <w:t xml:space="preserve">    new_amt </w:t>
-            </w:r>
-            <w:proofErr w:type="gramStart"/>
-            <w:r>
-              <w:rPr>
-                <w:rFonts w:ascii="Palatino Linotype" w:hAnsi="Palatino Linotype"/>
-                <w:bCs/>
-                <w:iCs/>
-              </w:rPr>
-              <w:t>DECIMAL(</w:t>
-            </w:r>
-            <w:proofErr w:type="gramEnd"/>
-            <w:r>
-              <w:rPr>
-                <w:rFonts w:ascii="Palatino Linotype" w:hAnsi="Palatino Linotype"/>
-                <w:bCs/>
-                <w:iCs/>
-              </w:rPr>
-              <w:t>10,2),</w:t>
-            </w:r>
-          </w:p>
-          <w:p>
-            <w:pPr>
-              <w:ind w:left="567"/>
+              <w:ind w:left="993"/>
+              <w:rPr>
+                <w:rFonts w:ascii="Palatino Linotype" w:hAnsi="Palatino Linotype"/>
+                <w:bCs/>
+                <w:iCs/>
+              </w:rPr>
+            </w:pPr>
+            <w:r>
+              <w:rPr>
+                <w:rFonts w:ascii="Palatino Linotype" w:hAnsi="Palatino Linotype"/>
+                <w:bCs/>
+                <w:iCs/>
+              </w:rPr>
+              <w:t xml:space="preserve">    old_amt DECIMAL(10,2),</w:t>
+            </w:r>
+          </w:p>
+          <w:p>
+            <w:pPr>
+              <w:ind w:left="993"/>
+              <w:rPr>
+                <w:rFonts w:ascii="Palatino Linotype" w:hAnsi="Palatino Linotype"/>
+                <w:bCs/>
+                <w:iCs/>
+              </w:rPr>
+            </w:pPr>
+            <w:r>
+              <w:rPr>
+                <w:rFonts w:ascii="Palatino Linotype" w:hAnsi="Palatino Linotype"/>
+                <w:bCs/>
+                <w:iCs/>
+              </w:rPr>
+              <w:t xml:space="preserve">    new_amt DECIMAL(10,2),</w:t>
+            </w:r>
+          </w:p>
+          <w:p>
+            <w:pPr>
+              <w:ind w:left="993"/>
               <w:rPr>
                 <w:rFonts w:ascii="Palatino Linotype" w:hAnsi="Palatino Linotype"/>
                 <w:bCs/>
@@ -3594,7 +4144,7 @@
           </w:p>
           <w:p>
             <w:pPr>
-              <w:ind w:left="567"/>
+              <w:ind w:left="993"/>
               <w:rPr>
                 <w:rFonts w:ascii="Palatino Linotype" w:hAnsi="Palatino Linotype"/>
                 <w:bCs/>
@@ -3624,6 +4174,7 @@
           </w:p>
           <w:p>
             <w:pPr>
+              <w:ind w:left="851"/>
               <w:rPr>
                 <w:rFonts w:ascii="Palatino Linotype" w:hAnsi="Palatino Linotype"/>
                 <w:b/>
@@ -3641,19 +4192,20 @@
           </w:p>
           <w:p>
             <w:pPr>
-              <w:rPr>
-                <w:rFonts w:ascii="Palatino Linotype" w:hAnsi="Palatino Linotype"/>
-                <w:bCs/>
-                <w:iCs/>
-              </w:rPr>
-            </w:pPr>
-            <w:r>
-              <w:rPr>
-                <w:rFonts w:ascii="Palatino Linotype" w:hAnsi="Palatino Linotype"/>
-                <w:bCs/>
-                <w:iCs/>
-              </w:rPr>
-              <w:t>IF OLD.AMT &lt;&gt; NEW.AMT THEN</w:t>
+              <w:ind w:left="851"/>
+              <w:rPr>
+                <w:rFonts w:ascii="Palatino Linotype" w:hAnsi="Palatino Linotype"/>
+                <w:b/>
+                <w:iCs/>
+              </w:rPr>
+            </w:pPr>
+            <w:r>
+              <w:rPr>
+                <w:rFonts w:ascii="Palatino Linotype" w:hAnsi="Palatino Linotype"/>
+                <w:b/>
+                <w:iCs/>
+              </w:rPr>
+              <w:t>IF</w:t>
             </w:r>
             <w:r>
               <w:rPr>
@@ -3663,202 +4215,28 @@
               </w:rPr>
               <w:t xml:space="preserve"> </w:t>
             </w:r>
-          </w:p>
-          <w:p>
-            <w:pPr>
-              <w:rPr>
-                <w:rFonts w:ascii="Palatino Linotype" w:hAnsi="Palatino Linotype"/>
-                <w:bCs/>
-                <w:iCs/>
-              </w:rPr>
-            </w:pPr>
-          </w:p>
-          <w:p>
-            <w:pPr>
-              <w:pStyle w:val="ListParagraph"/>
-              <w:numPr>
-                <w:ilvl w:val="0"/>
-                <w:numId w:val="49"/>
-              </w:numPr>
-              <w:rPr>
-                <w:rFonts w:ascii="Palatino Linotype" w:hAnsi="Palatino Linotype"/>
-                <w:bCs/>
-                <w:iCs/>
-              </w:rPr>
-            </w:pPr>
-            <w:r>
-              <w:rPr>
-                <w:rFonts w:ascii="Palatino Linotype" w:hAnsi="Palatino Linotype"/>
-                <w:bCs/>
-                <w:iCs/>
-              </w:rPr>
-              <w:t>INSERT INTO order_audit</w:t>
-            </w:r>
-            <w:r>
-              <w:rPr>
-                <w:rFonts w:ascii="Palatino Linotype" w:hAnsi="Palatino Linotype"/>
-                <w:bCs/>
+            <w:r>
+              <w:rPr>
+                <w:rFonts w:ascii="Palatino Linotype" w:hAnsi="Palatino Linotype"/>
+                <w:b/>
+                <w:iCs/>
+              </w:rPr>
+              <w:t>OLD.AMT &lt;&gt; NEW.AMT THEN</w:t>
+            </w:r>
+            <w:r>
+              <w:rPr>
+                <w:rFonts w:ascii="Palatino Linotype" w:hAnsi="Palatino Linotype"/>
+                <w:b/>
                 <w:iCs/>
               </w:rPr>
               <w:t xml:space="preserve"> </w:t>
             </w:r>
-            <w:r>
-              <w:rPr>
-                <w:rFonts w:ascii="Palatino Linotype" w:hAnsi="Palatino Linotype"/>
-                <w:bCs/>
-                <w:iCs/>
-              </w:rPr>
-              <w:t>(onum, old_amt, new_amt)</w:t>
-            </w:r>
-            <w:r>
-              <w:rPr>
-                <w:rFonts w:ascii="Palatino Linotype" w:hAnsi="Palatino Linotype"/>
-                <w:bCs/>
-                <w:iCs/>
-              </w:rPr>
-              <w:t xml:space="preserve"> </w:t>
-            </w:r>
-            <w:r>
-              <w:rPr>
-                <w:rFonts w:ascii="Palatino Linotype" w:hAnsi="Palatino Linotype"/>
-                <w:bCs/>
-                <w:iCs/>
-              </w:rPr>
-              <w:t>VALUES</w:t>
-            </w:r>
-            <w:r>
-              <w:rPr>
-                <w:rFonts w:ascii="Palatino Linotype" w:hAnsi="Palatino Linotype"/>
-                <w:bCs/>
-                <w:iCs/>
-              </w:rPr>
-              <w:t xml:space="preserve"> </w:t>
-            </w:r>
-            <w:r>
-              <w:rPr>
-                <w:rFonts w:ascii="Palatino Linotype" w:hAnsi="Palatino Linotype"/>
-                <w:bCs/>
-                <w:iCs/>
-              </w:rPr>
-              <w:t>(OLD.ONUM, OLD.AMT, NEW.AMT);</w:t>
-            </w:r>
-          </w:p>
-        </w:tc>
-      </w:tr>
-      <w:tr>
-        <w:tc>
-          <w:tcPr>
-            <w:tcW w:w="10422" w:type="dxa"/>
-          </w:tcPr>
-          <w:p>
-            <w:pPr>
-              <w:rPr>
-                <w:rFonts w:ascii="Palatino Linotype" w:hAnsi="Palatino Linotype"/>
-                <w:bCs/>
-                <w:iCs/>
-              </w:rPr>
-            </w:pPr>
-            <w:r>
-              <w:rPr>
-                <w:rFonts w:ascii="Palatino Linotype" w:hAnsi="Palatino Linotype"/>
-                <w:bCs/>
-                <w:iCs/>
-              </w:rPr>
-              <w:t>Block Orders on Sunday</w:t>
-            </w:r>
-          </w:p>
-        </w:tc>
-      </w:tr>
-      <w:tr>
-        <w:tc>
-          <w:tcPr>
-            <w:tcW w:w="10422" w:type="dxa"/>
-          </w:tcPr>
+          </w:p>
           <w:p>
             <w:pPr>
               <w:rPr>
                 <w:rFonts w:ascii="Palatino Linotype" w:hAnsi="Palatino Linotype"/>
                 <w:b/>
-                <w:bCs/>
-                <w:iCs/>
-              </w:rPr>
-            </w:pPr>
-            <w:r>
-              <w:rPr>
-                <w:rFonts w:ascii="Palatino Linotype" w:hAnsi="Palatino Linotype"/>
-                <w:b/>
-                <w:bCs/>
-                <w:iCs/>
-              </w:rPr>
-              <w:t>Auto-Reward Loyal Customers</w:t>
-            </w:r>
-          </w:p>
-          <w:p>
-            <w:pPr>
-              <w:rPr>
-                <w:rFonts w:ascii="Palatino Linotype" w:hAnsi="Palatino Linotype"/>
-                <w:b/>
-                <w:bCs/>
-                <w:iCs/>
-              </w:rPr>
-            </w:pPr>
-            <w:r>
-              <w:rPr>
-                <w:rFonts w:ascii="Palatino Linotype" w:hAnsi="Palatino Linotype"/>
-                <w:b/>
-                <w:bCs/>
-                <w:iCs/>
-              </w:rPr>
-              <w:t>Add Column</w:t>
-            </w:r>
-          </w:p>
-          <w:p>
-            <w:pPr>
-              <w:rPr>
-                <w:rFonts w:ascii="Palatino Linotype" w:hAnsi="Palatino Linotype"/>
-                <w:bCs/>
-                <w:iCs/>
-              </w:rPr>
-            </w:pPr>
-          </w:p>
-          <w:p>
-            <w:pPr>
-              <w:rPr>
-                <w:rFonts w:ascii="Palatino Linotype" w:hAnsi="Palatino Linotype"/>
-                <w:bCs/>
-                <w:iCs/>
-              </w:rPr>
-            </w:pPr>
-            <w:r>
-              <w:rPr>
-                <w:rFonts w:ascii="Palatino Linotype" w:hAnsi="Palatino Linotype"/>
-                <w:bCs/>
-                <w:iCs/>
-              </w:rPr>
-              <w:t>ALTER TABLE orders</w:t>
-            </w:r>
-            <w:r>
-              <w:rPr>
-                <w:rFonts w:ascii="Palatino Linotype" w:hAnsi="Palatino Linotype"/>
-                <w:bCs/>
-                <w:iCs/>
-              </w:rPr>
-              <w:t xml:space="preserve"> </w:t>
-            </w:r>
-            <w:r>
-              <w:rPr>
-                <w:rFonts w:ascii="Palatino Linotype" w:hAnsi="Palatino Linotype"/>
-                <w:bCs/>
-                <w:iCs/>
-              </w:rPr>
-              <w:t>ADD COLUMN reward_points INT DEFAULT 0;</w:t>
-            </w:r>
-          </w:p>
-          <w:p>
-            <w:pPr>
-              <w:rPr>
-                <w:rFonts w:ascii="Palatino Linotype" w:hAnsi="Palatino Linotype"/>
-                <w:bCs/>
                 <w:iCs/>
                 <w:sz w:val="8"/>
                 <w:szCs w:val="8"/>
@@ -3867,9 +4245,90 @@
           </w:p>
           <w:p>
             <w:pPr>
+              <w:pStyle w:val="ListParagraph"/>
+              <w:numPr>
+                <w:ilvl w:val="0"/>
+                <w:numId w:val="8"/>
+              </w:numPr>
+              <w:ind w:left="1560"/>
+              <w:rPr>
+                <w:rFonts w:ascii="Palatino Linotype" w:hAnsi="Palatino Linotype"/>
+                <w:bCs/>
+                <w:iCs/>
+              </w:rPr>
+            </w:pPr>
+            <w:r>
+              <w:rPr>
+                <w:rFonts w:ascii="Palatino Linotype" w:hAnsi="Palatino Linotype"/>
+                <w:bCs/>
+                <w:iCs/>
+              </w:rPr>
+              <w:t>INSERT INTO order_audit (onum, old_amt, new_amt) VALUES</w:t>
+            </w:r>
+            <w:r>
+              <w:rPr>
+                <w:rFonts w:ascii="Palatino Linotype" w:hAnsi="Palatino Linotype"/>
+                <w:bCs/>
+                <w:iCs/>
+              </w:rPr>
+              <w:t xml:space="preserve"> </w:t>
+            </w:r>
+            <w:r>
+              <w:rPr>
+                <w:rFonts w:ascii="Palatino Linotype" w:hAnsi="Palatino Linotype"/>
+                <w:bCs/>
+                <w:iCs/>
+              </w:rPr>
+              <w:t>(OLD.ONUM, OLD.AMT, NEW.AMT);</w:t>
+            </w:r>
+          </w:p>
+        </w:tc>
+      </w:tr>
+      <w:tr>
+        <w:tc>
+          <w:tcPr>
+            <w:tcW w:w="10422" w:type="dxa"/>
+          </w:tcPr>
+          <w:p>
+            <w:pPr>
+              <w:pStyle w:val="ListParagraph"/>
+              <w:numPr>
+                <w:ilvl w:val="0"/>
+                <w:numId w:val="15"/>
+              </w:numPr>
+              <w:rPr>
+                <w:rFonts w:ascii="Palatino Linotype" w:hAnsi="Palatino Linotype"/>
+                <w:bCs/>
+                <w:iCs/>
+              </w:rPr>
+            </w:pPr>
+            <w:r>
+              <w:rPr>
+                <w:rFonts w:ascii="Palatino Linotype" w:hAnsi="Palatino Linotype"/>
+                <w:bCs/>
+                <w:iCs/>
+              </w:rPr>
+              <w:t>Block Orders on Sunday</w:t>
+            </w:r>
+          </w:p>
+        </w:tc>
+      </w:tr>
+      <w:tr>
+        <w:tc>
+          <w:tcPr>
+            <w:tcW w:w="10422" w:type="dxa"/>
+          </w:tcPr>
+          <w:p>
+            <w:pPr>
+              <w:pStyle w:val="ListParagraph"/>
+              <w:numPr>
+                <w:ilvl w:val="0"/>
+                <w:numId w:val="15"/>
+              </w:numPr>
               <w:rPr>
                 <w:rFonts w:ascii="Palatino Linotype" w:hAnsi="Palatino Linotype"/>
                 <w:b/>
+                <w:bCs/>
                 <w:iCs/>
               </w:rPr>
             </w:pPr>
@@ -3877,6 +4336,103 @@
               <w:rPr>
                 <w:rFonts w:ascii="Palatino Linotype" w:hAnsi="Palatino Linotype"/>
                 <w:b/>
+                <w:bCs/>
+                <w:iCs/>
+              </w:rPr>
+              <w:t>Auto-Reward Loyal Customers</w:t>
+            </w:r>
+          </w:p>
+          <w:p>
+            <w:pPr>
+              <w:ind w:left="709"/>
+              <w:rPr>
+                <w:rFonts w:ascii="Palatino Linotype" w:hAnsi="Palatino Linotype"/>
+                <w:b/>
+                <w:bCs/>
+                <w:iCs/>
+              </w:rPr>
+            </w:pPr>
+            <w:r>
+              <w:rPr>
+                <w:rFonts w:ascii="Palatino Linotype" w:hAnsi="Palatino Linotype"/>
+                <w:b/>
+                <w:bCs/>
+                <w:iCs/>
+              </w:rPr>
+              <w:t>Add Column</w:t>
+            </w:r>
+          </w:p>
+          <w:p>
+            <w:pPr>
+              <w:ind w:left="709"/>
+              <w:rPr>
+                <w:rFonts w:ascii="Palatino Linotype" w:hAnsi="Palatino Linotype"/>
+                <w:bCs/>
+                <w:iCs/>
+                <w:sz w:val="8"/>
+                <w:szCs w:val="8"/>
+              </w:rPr>
+            </w:pPr>
+          </w:p>
+          <w:p>
+            <w:pPr>
+              <w:ind w:left="709"/>
+              <w:rPr>
+                <w:rFonts w:ascii="Palatino Linotype" w:hAnsi="Palatino Linotype"/>
+                <w:bCs/>
+                <w:iCs/>
+              </w:rPr>
+            </w:pPr>
+            <w:r>
+              <w:rPr>
+                <w:rFonts w:ascii="Palatino Linotype" w:hAnsi="Palatino Linotype"/>
+                <w:bCs/>
+                <w:iCs/>
+              </w:rPr>
+              <w:t>ALTER TABLE orders</w:t>
+            </w:r>
+            <w:r>
+              <w:rPr>
+                <w:rFonts w:ascii="Palatino Linotype" w:hAnsi="Palatino Linotype"/>
+                <w:bCs/>
+                <w:iCs/>
+              </w:rPr>
+              <w:t xml:space="preserve"> </w:t>
+            </w:r>
+            <w:r>
+              <w:rPr>
+                <w:rFonts w:ascii="Palatino Linotype" w:hAnsi="Palatino Linotype"/>
+                <w:bCs/>
+                <w:iCs/>
+              </w:rPr>
+              <w:t>ADD COLUMN reward_points INT DEFAULT 0;</w:t>
+            </w:r>
+          </w:p>
+          <w:p>
+            <w:pPr>
+              <w:ind w:left="709"/>
+              <w:rPr>
+                <w:rFonts w:ascii="Palatino Linotype" w:hAnsi="Palatino Linotype"/>
+                <w:bCs/>
+                <w:iCs/>
+                <w:sz w:val="8"/>
+                <w:szCs w:val="8"/>
+              </w:rPr>
+            </w:pPr>
+          </w:p>
+          <w:p>
+            <w:pPr>
+              <w:ind w:left="709"/>
+              <w:rPr>
+                <w:rFonts w:ascii="Palatino Linotype" w:hAnsi="Palatino Linotype"/>
+                <w:b/>
+                <w:iCs/>
+              </w:rPr>
+            </w:pPr>
+            <w:r>
+              <w:rPr>
+                <w:rFonts w:ascii="Palatino Linotype" w:hAnsi="Palatino Linotype"/>
+                <w:b/>
                 <w:iCs/>
               </w:rPr>
               <w:t>Task:</w:t>
@@ -3884,36 +4440,30 @@
           </w:p>
           <w:p>
             <w:pPr>
-              <w:rPr>
-                <w:rFonts w:ascii="Palatino Linotype" w:hAnsi="Palatino Linotype"/>
-                <w:bCs/>
-                <w:iCs/>
-              </w:rPr>
-            </w:pPr>
-            <w:r>
-              <w:rPr>
-                <w:rFonts w:ascii="Palatino Linotype" w:hAnsi="Palatino Linotype"/>
-                <w:bCs/>
-                <w:iCs/>
-              </w:rPr>
-              <w:t>IF total_orders &gt;= 5 THEN</w:t>
-            </w:r>
-            <w:r>
-              <w:rPr>
-                <w:rFonts w:ascii="Palatino Linotype" w:hAnsi="Palatino Linotype"/>
-                <w:bCs/>
-                <w:iCs/>
-              </w:rPr>
-              <w:t xml:space="preserve"> </w:t>
-            </w:r>
-          </w:p>
-          <w:p>
-            <w:pPr>
-              <w:pStyle w:val="ListParagraph"/>
-              <w:numPr>
-                <w:ilvl w:val="0"/>
-                <w:numId w:val="49"/>
-              </w:numPr>
+              <w:ind w:left="709"/>
+              <w:rPr>
+                <w:rFonts w:ascii="Palatino Linotype" w:hAnsi="Palatino Linotype"/>
+                <w:b/>
+                <w:iCs/>
+              </w:rPr>
+            </w:pPr>
+            <w:r>
+              <w:rPr>
+                <w:rFonts w:ascii="Palatino Linotype" w:hAnsi="Palatino Linotype"/>
+                <w:b/>
+                <w:iCs/>
+              </w:rPr>
+              <w:t xml:space="preserve">IF total_orders &gt;= 5 THEN </w:t>
+            </w:r>
+          </w:p>
+          <w:p>
+            <w:pPr>
+              <w:pStyle w:val="ListParagraph"/>
+              <w:numPr>
+                <w:ilvl w:val="0"/>
+                <w:numId w:val="8"/>
+              </w:numPr>
+              <w:ind w:left="1276"/>
               <w:rPr>
                 <w:rFonts w:ascii="Palatino Linotype" w:hAnsi="Palatino Linotype"/>
                 <w:bCs/>
@@ -3934,36 +4484,23 @@
                 <w:bCs/>
                 <w:iCs/>
               </w:rPr>
-              <w:t xml:space="preserve">reward_points = </w:t>
-            </w:r>
-            <w:proofErr w:type="gramStart"/>
-            <w:r>
-              <w:rPr>
-                <w:rFonts w:ascii="Palatino Linotype" w:hAnsi="Palatino Linotype"/>
-                <w:bCs/>
-                <w:iCs/>
-              </w:rPr>
-              <w:t>FLOOR(</w:t>
-            </w:r>
-            <w:proofErr w:type="gramEnd"/>
-            <w:r>
-              <w:rPr>
-                <w:rFonts w:ascii="Palatino Linotype" w:hAnsi="Palatino Linotype"/>
-                <w:bCs/>
-                <w:iCs/>
-              </w:rPr>
-              <w:t>NEW.AMT / 100)</w:t>
-            </w:r>
-          </w:p>
-        </w:tc>
-      </w:tr>
-      <w:tr>
-        <w:tc>
-          <w:tcPr>
-            <w:tcW w:w="10422" w:type="dxa"/>
-          </w:tcPr>
-          <w:p>
-            <w:pPr>
+              <w:t>reward_points = FLOOR(NEW.AMT / 100)</w:t>
+            </w:r>
+          </w:p>
+        </w:tc>
+      </w:tr>
+      <w:tr>
+        <w:tc>
+          <w:tcPr>
+            <w:tcW w:w="10422" w:type="dxa"/>
+          </w:tcPr>
+          <w:p>
+            <w:pPr>
+              <w:pStyle w:val="ListParagraph"/>
+              <w:numPr>
+                <w:ilvl w:val="0"/>
+                <w:numId w:val="15"/>
+              </w:numPr>
               <w:rPr>
                 <w:rFonts w:ascii="Palatino Linotype" w:hAnsi="Palatino Linotype"/>
                 <w:b/>
@@ -3983,6 +4520,7 @@
           </w:p>
           <w:p>
             <w:pPr>
+              <w:ind w:left="709"/>
               <w:rPr>
                 <w:rFonts w:ascii="Palatino Linotype" w:hAnsi="Palatino Linotype"/>
                 <w:b/>
@@ -4002,20 +4540,12 @@
           </w:p>
           <w:p>
             <w:pPr>
-              <w:rPr>
-                <w:rFonts w:ascii="Palatino Linotype" w:hAnsi="Palatino Linotype"/>
-                <w:bCs/>
-                <w:iCs/>
-              </w:rPr>
-            </w:pPr>
-          </w:p>
-          <w:p>
-            <w:pPr>
-              <w:pStyle w:val="ListParagraph"/>
-              <w:numPr>
-                <w:ilvl w:val="0"/>
-                <w:numId w:val="49"/>
-              </w:numPr>
+              <w:pStyle w:val="ListParagraph"/>
+              <w:numPr>
+                <w:ilvl w:val="0"/>
+                <w:numId w:val="8"/>
+              </w:numPr>
+              <w:ind w:left="1418"/>
               <w:rPr>
                 <w:rFonts w:ascii="Palatino Linotype" w:hAnsi="Palatino Linotype"/>
                 <w:bCs/>
@@ -4064,76 +4594,642 @@
           </w:tcPr>
           <w:p>
             <w:pPr>
-              <w:rPr>
-                <w:rFonts w:ascii="Palatino Linotype" w:hAnsi="Palatino Linotype"/>
-                <w:bCs/>
-                <w:iCs/>
-              </w:rPr>
-            </w:pPr>
-          </w:p>
-        </w:tc>
-      </w:tr>
-      <w:tr>
-        <w:tc>
-          <w:tcPr>
-            <w:tcW w:w="10422" w:type="dxa"/>
-          </w:tcPr>
-          <w:p>
-            <w:pPr>
-              <w:rPr>
-                <w:rFonts w:ascii="Palatino Linotype" w:hAnsi="Palatino Linotype"/>
-                <w:bCs/>
-                <w:iCs/>
-              </w:rPr>
-            </w:pPr>
-          </w:p>
-        </w:tc>
-      </w:tr>
-      <w:tr>
-        <w:tc>
-          <w:tcPr>
-            <w:tcW w:w="10422" w:type="dxa"/>
-          </w:tcPr>
-          <w:p>
-            <w:pPr>
-              <w:rPr>
-                <w:rFonts w:ascii="Palatino Linotype" w:hAnsi="Palatino Linotype"/>
-                <w:bCs/>
-                <w:iCs/>
-              </w:rPr>
-            </w:pPr>
-          </w:p>
-        </w:tc>
-      </w:tr>
-      <w:tr>
-        <w:tc>
-          <w:tcPr>
-            <w:tcW w:w="10422" w:type="dxa"/>
-          </w:tcPr>
-          <w:p>
-            <w:pPr>
-              <w:rPr>
-                <w:rFonts w:ascii="Palatino Linotype" w:hAnsi="Palatino Linotype"/>
-                <w:bCs/>
-                <w:iCs/>
-              </w:rPr>
-            </w:pPr>
-          </w:p>
-        </w:tc>
-      </w:tr>
-      <w:tr>
-        <w:tc>
-          <w:tcPr>
-            <w:tcW w:w="10422" w:type="dxa"/>
-          </w:tcPr>
-          <w:p>
-            <w:pPr>
-              <w:rPr>
-                <w:rFonts w:ascii="Palatino Linotype" w:hAnsi="Palatino Linotype"/>
-                <w:bCs/>
-                <w:iCs/>
-              </w:rPr>
-            </w:pPr>
+              <w:pStyle w:val="ListParagraph"/>
+              <w:numPr>
+                <w:ilvl w:val="0"/>
+                <w:numId w:val="15"/>
+              </w:numPr>
+              <w:rPr>
+                <w:rFonts w:ascii="Palatino Linotype" w:hAnsi="Palatino Linotype"/>
+                <w:b/>
+                <w:bCs/>
+                <w:iCs/>
+              </w:rPr>
+            </w:pPr>
+            <w:r>
+              <w:rPr>
+                <w:rFonts w:ascii="Palatino Linotype" w:hAnsi="Palatino Linotype"/>
+                <w:b/>
+                <w:bCs/>
+                <w:iCs/>
+              </w:rPr>
+              <w:t>Smart Fraud Detection Trigger</w:t>
+            </w:r>
+          </w:p>
+          <w:p>
+            <w:pPr>
+              <w:ind w:left="709"/>
+              <w:rPr>
+                <w:rFonts w:ascii="Palatino Linotype" w:hAnsi="Palatino Linotype"/>
+                <w:b/>
+                <w:bCs/>
+                <w:iCs/>
+              </w:rPr>
+            </w:pPr>
+            <w:r>
+              <w:rPr>
+                <w:rFonts w:ascii="Palatino Linotype" w:hAnsi="Palatino Linotype"/>
+                <w:b/>
+                <w:bCs/>
+                <w:iCs/>
+              </w:rPr>
+              <w:t>Rule</w:t>
+            </w:r>
+          </w:p>
+          <w:p>
+            <w:pPr>
+              <w:rPr>
+                <w:rFonts w:ascii="Palatino Linotype" w:hAnsi="Palatino Linotype"/>
+                <w:bCs/>
+                <w:iCs/>
+                <w:sz w:val="8"/>
+                <w:szCs w:val="8"/>
+              </w:rPr>
+            </w:pPr>
+          </w:p>
+          <w:p>
+            <w:pPr>
+              <w:ind w:left="709"/>
+              <w:rPr>
+                <w:rFonts w:ascii="Palatino Linotype" w:hAnsi="Palatino Linotype"/>
+                <w:b/>
+                <w:iCs/>
+              </w:rPr>
+            </w:pPr>
+            <w:r>
+              <w:rPr>
+                <w:rFonts w:ascii="Palatino Linotype" w:hAnsi="Palatino Linotype"/>
+                <w:b/>
+                <w:iCs/>
+              </w:rPr>
+              <w:t>If</w:t>
+            </w:r>
+            <w:r>
+              <w:rPr>
+                <w:rFonts w:ascii="Palatino Linotype" w:hAnsi="Palatino Linotype"/>
+                <w:b/>
+                <w:iCs/>
+              </w:rPr>
+              <w:t>:</w:t>
+            </w:r>
+          </w:p>
+          <w:p>
+            <w:pPr>
+              <w:rPr>
+                <w:rFonts w:ascii="Palatino Linotype" w:hAnsi="Palatino Linotype"/>
+                <w:bCs/>
+                <w:iCs/>
+                <w:sz w:val="8"/>
+                <w:szCs w:val="8"/>
+              </w:rPr>
+            </w:pPr>
+          </w:p>
+          <w:p>
+            <w:pPr>
+              <w:pStyle w:val="ListParagraph"/>
+              <w:numPr>
+                <w:ilvl w:val="0"/>
+                <w:numId w:val="10"/>
+              </w:numPr>
+              <w:ind w:left="1276"/>
+              <w:rPr>
+                <w:rFonts w:ascii="Palatino Linotype" w:hAnsi="Palatino Linotype"/>
+                <w:bCs/>
+                <w:iCs/>
+              </w:rPr>
+            </w:pPr>
+            <w:r>
+              <w:rPr>
+                <w:rFonts w:ascii="Palatino Linotype" w:hAnsi="Palatino Linotype"/>
+                <w:bCs/>
+                <w:iCs/>
+              </w:rPr>
+              <w:t>same salesman</w:t>
+            </w:r>
+          </w:p>
+          <w:p>
+            <w:pPr>
+              <w:pStyle w:val="ListParagraph"/>
+              <w:numPr>
+                <w:ilvl w:val="0"/>
+                <w:numId w:val="10"/>
+              </w:numPr>
+              <w:ind w:left="1276"/>
+              <w:rPr>
+                <w:rFonts w:ascii="Palatino Linotype" w:hAnsi="Palatino Linotype"/>
+                <w:bCs/>
+                <w:iCs/>
+              </w:rPr>
+            </w:pPr>
+            <w:r>
+              <w:rPr>
+                <w:rFonts w:ascii="Palatino Linotype" w:hAnsi="Palatino Linotype"/>
+                <w:bCs/>
+                <w:iCs/>
+              </w:rPr>
+              <w:t>same amount</w:t>
+            </w:r>
+          </w:p>
+          <w:p>
+            <w:pPr>
+              <w:pStyle w:val="ListParagraph"/>
+              <w:numPr>
+                <w:ilvl w:val="0"/>
+                <w:numId w:val="10"/>
+              </w:numPr>
+              <w:ind w:left="1276"/>
+              <w:rPr>
+                <w:rFonts w:ascii="Palatino Linotype" w:hAnsi="Palatino Linotype"/>
+                <w:bCs/>
+                <w:iCs/>
+              </w:rPr>
+            </w:pPr>
+            <w:r>
+              <w:rPr>
+                <w:rFonts w:ascii="Palatino Linotype" w:hAnsi="Palatino Linotype"/>
+                <w:bCs/>
+                <w:iCs/>
+              </w:rPr>
+              <w:t>same minute</w:t>
+            </w:r>
+          </w:p>
+          <w:p>
+            <w:pPr>
+              <w:pStyle w:val="ListParagraph"/>
+              <w:numPr>
+                <w:ilvl w:val="0"/>
+                <w:numId w:val="10"/>
+              </w:numPr>
+              <w:ind w:left="1276"/>
+              <w:rPr>
+                <w:rFonts w:ascii="Palatino Linotype" w:hAnsi="Palatino Linotype"/>
+                <w:bCs/>
+                <w:iCs/>
+              </w:rPr>
+            </w:pPr>
+            <w:r>
+              <w:rPr>
+                <w:rFonts w:ascii="Palatino Linotype" w:hAnsi="Palatino Linotype"/>
+                <w:bCs/>
+                <w:iCs/>
+              </w:rPr>
+              <w:t>more than 3 order</w:t>
+            </w:r>
+          </w:p>
+          <w:p>
+            <w:pPr>
+              <w:rPr>
+                <w:rFonts w:ascii="Palatino Linotype" w:hAnsi="Palatino Linotype"/>
+                <w:bCs/>
+                <w:iCs/>
+              </w:rPr>
+            </w:pPr>
+          </w:p>
+          <w:p>
+            <w:pPr>
+              <w:ind w:left="993" w:hanging="283"/>
+              <w:rPr>
+                <w:rFonts w:ascii="Palatino Linotype" w:hAnsi="Palatino Linotype"/>
+                <w:bCs/>
+                <w:iCs/>
+              </w:rPr>
+            </w:pPr>
+            <w:r>
+              <w:rPr>
+                <w:rFonts w:ascii="Palatino Linotype" w:hAnsi="Palatino Linotype"/>
+                <w:b/>
+                <w:iCs/>
+              </w:rPr>
+              <w:t>IF cnt &gt;= 3 THEN</w:t>
+            </w:r>
+            <w:r>
+              <w:rPr>
+                <w:rFonts w:ascii="Palatino Linotype" w:hAnsi="Palatino Linotype"/>
+                <w:bCs/>
+                <w:iCs/>
+              </w:rPr>
+              <w:br/>
+              <w:t>SIGNAL SQLSTATE '45000'</w:t>
+            </w:r>
+            <w:r>
+              <w:rPr>
+                <w:rFonts w:ascii="Palatino Linotype" w:hAnsi="Palatino Linotype"/>
+                <w:bCs/>
+                <w:iCs/>
+              </w:rPr>
+              <w:br/>
+              <w:t>SET MESSAGE_TEXT = 'Possible fraud activity detected';</w:t>
+            </w:r>
+          </w:p>
+        </w:tc>
+      </w:tr>
+      <w:tr>
+        <w:tc>
+          <w:tcPr>
+            <w:tcW w:w="10422" w:type="dxa"/>
+          </w:tcPr>
+          <w:p>
+            <w:pPr>
+              <w:rPr>
+                <w:rFonts w:ascii="Palatino Linotype" w:hAnsi="Palatino Linotype"/>
+                <w:bCs/>
+                <w:iCs/>
+              </w:rPr>
+            </w:pPr>
+          </w:p>
+        </w:tc>
+      </w:tr>
+      <w:tr>
+        <w:tc>
+          <w:tcPr>
+            <w:tcW w:w="10422" w:type="dxa"/>
+          </w:tcPr>
+          <w:p>
+            <w:pPr>
+              <w:pStyle w:val="ListParagraph"/>
+              <w:numPr>
+                <w:ilvl w:val="0"/>
+                <w:numId w:val="15"/>
+              </w:numPr>
+              <w:rPr>
+                <w:rFonts w:ascii="Palatino Linotype" w:hAnsi="Palatino Linotype"/>
+                <w:b/>
+                <w:bCs/>
+                <w:iCs/>
+              </w:rPr>
+            </w:pPr>
+            <w:r>
+              <w:rPr>
+                <w:rFonts w:ascii="Palatino Linotype" w:hAnsi="Palatino Linotype"/>
+                <w:b/>
+                <w:bCs/>
+                <w:iCs/>
+              </w:rPr>
+              <w:t>Auto-Convert Small Cash Orders to Online</w:t>
+            </w:r>
+          </w:p>
+          <w:p>
+            <w:pPr>
+              <w:ind w:left="709"/>
+              <w:rPr>
+                <w:rFonts w:ascii="Palatino Linotype" w:hAnsi="Palatino Linotype"/>
+                <w:b/>
+                <w:bCs/>
+                <w:iCs/>
+              </w:rPr>
+            </w:pPr>
+            <w:r>
+              <w:rPr>
+                <w:rFonts w:ascii="Palatino Linotype" w:hAnsi="Palatino Linotype"/>
+                <w:b/>
+                <w:bCs/>
+                <w:iCs/>
+              </w:rPr>
+              <w:t>Rule</w:t>
+            </w:r>
+          </w:p>
+          <w:p>
+            <w:pPr>
+              <w:ind w:left="709"/>
+              <w:rPr>
+                <w:rFonts w:ascii="Palatino Linotype" w:hAnsi="Palatino Linotype"/>
+                <w:b/>
+                <w:bCs/>
+                <w:iCs/>
+                <w:sz w:val="8"/>
+                <w:szCs w:val="8"/>
+              </w:rPr>
+            </w:pPr>
+          </w:p>
+          <w:p>
+            <w:pPr>
+              <w:ind w:left="709"/>
+              <w:rPr>
+                <w:rFonts w:ascii="Palatino Linotype" w:hAnsi="Palatino Linotype"/>
+                <w:b/>
+                <w:bCs/>
+                <w:iCs/>
+              </w:rPr>
+            </w:pPr>
+            <w:r>
+              <w:rPr>
+                <w:rFonts w:ascii="Palatino Linotype" w:hAnsi="Palatino Linotype"/>
+                <w:b/>
+                <w:bCs/>
+                <w:iCs/>
+              </w:rPr>
+              <w:t>If:</w:t>
+            </w:r>
+          </w:p>
+          <w:p>
+            <w:pPr>
+              <w:numPr>
+                <w:ilvl w:val="0"/>
+                <w:numId w:val="11"/>
+              </w:numPr>
+              <w:tabs>
+                <w:tab w:val="clear" w:pos="720"/>
+              </w:tabs>
+              <w:ind w:left="1276"/>
+              <w:rPr>
+                <w:rFonts w:ascii="Palatino Linotype" w:hAnsi="Palatino Linotype"/>
+                <w:iCs/>
+              </w:rPr>
+            </w:pPr>
+            <w:r>
+              <w:rPr>
+                <w:rFonts w:ascii="Palatino Linotype" w:hAnsi="Palatino Linotype"/>
+                <w:iCs/>
+              </w:rPr>
+              <w:t xml:space="preserve">amount &lt; 100 </w:t>
+            </w:r>
+          </w:p>
+          <w:p>
+            <w:pPr>
+              <w:numPr>
+                <w:ilvl w:val="0"/>
+                <w:numId w:val="11"/>
+              </w:numPr>
+              <w:tabs>
+                <w:tab w:val="clear" w:pos="720"/>
+              </w:tabs>
+              <w:ind w:left="1276"/>
+              <w:rPr>
+                <w:rFonts w:ascii="Palatino Linotype" w:hAnsi="Palatino Linotype"/>
+                <w:iCs/>
+              </w:rPr>
+            </w:pPr>
+            <w:r>
+              <w:rPr>
+                <w:rFonts w:ascii="Palatino Linotype" w:hAnsi="Palatino Linotype"/>
+                <w:iCs/>
+              </w:rPr>
+              <w:t xml:space="preserve">payment type = COD </w:t>
+            </w:r>
+          </w:p>
+          <w:p>
+            <w:pPr>
+              <w:ind w:left="709"/>
+              <w:rPr>
+                <w:rFonts w:ascii="Palatino Linotype" w:hAnsi="Palatino Linotype"/>
+                <w:b/>
+                <w:bCs/>
+                <w:iCs/>
+              </w:rPr>
+            </w:pPr>
+            <w:r>
+              <w:rPr>
+                <w:rFonts w:ascii="Palatino Linotype" w:hAnsi="Palatino Linotype"/>
+                <w:b/>
+                <w:bCs/>
+                <w:iCs/>
+              </w:rPr>
+              <w:t>Then automatically convert:</w:t>
+            </w:r>
+          </w:p>
+          <w:p>
+            <w:pPr>
+              <w:numPr>
+                <w:ilvl w:val="0"/>
+                <w:numId w:val="12"/>
+              </w:numPr>
+              <w:tabs>
+                <w:tab w:val="clear" w:pos="720"/>
+              </w:tabs>
+              <w:ind w:left="1418"/>
+              <w:rPr>
+                <w:rFonts w:ascii="Palatino Linotype" w:hAnsi="Palatino Linotype"/>
+                <w:iCs/>
+              </w:rPr>
+            </w:pPr>
+            <w:r>
+              <w:rPr>
+                <w:rFonts w:ascii="Palatino Linotype" w:hAnsi="Palatino Linotype"/>
+                <w:iCs/>
+              </w:rPr>
+              <w:t xml:space="preserve">type = Online </w:t>
+            </w:r>
+          </w:p>
+          <w:p>
+            <w:pPr>
+              <w:numPr>
+                <w:ilvl w:val="0"/>
+                <w:numId w:val="12"/>
+              </w:numPr>
+              <w:tabs>
+                <w:tab w:val="clear" w:pos="720"/>
+              </w:tabs>
+              <w:ind w:left="1418"/>
+              <w:rPr>
+                <w:rFonts w:ascii="Palatino Linotype" w:hAnsi="Palatino Linotype"/>
+                <w:iCs/>
+              </w:rPr>
+            </w:pPr>
+            <w:r>
+              <w:rPr>
+                <w:rFonts w:ascii="Palatino Linotype" w:hAnsi="Palatino Linotype"/>
+                <w:iCs/>
+              </w:rPr>
+              <w:t>paymentType = Wallets</w:t>
+            </w:r>
+          </w:p>
+        </w:tc>
+      </w:tr>
+      <w:tr>
+        <w:tc>
+          <w:tcPr>
+            <w:tcW w:w="10422" w:type="dxa"/>
+          </w:tcPr>
+          <w:p>
+            <w:pPr>
+              <w:pStyle w:val="ListParagraph"/>
+              <w:numPr>
+                <w:ilvl w:val="0"/>
+                <w:numId w:val="15"/>
+              </w:numPr>
+              <w:rPr>
+                <w:rFonts w:ascii="Palatino Linotype" w:hAnsi="Palatino Linotype"/>
+                <w:b/>
+                <w:bCs/>
+                <w:iCs/>
+              </w:rPr>
+            </w:pPr>
+            <w:r>
+              <w:rPr>
+                <w:rFonts w:ascii="Palatino Linotype" w:hAnsi="Palatino Linotype"/>
+                <w:b/>
+                <w:bCs/>
+                <w:iCs/>
+              </w:rPr>
+              <w:t>Restrict Too Many Orders Per Customer Per Day</w:t>
+            </w:r>
+          </w:p>
+          <w:p>
+            <w:pPr>
+              <w:ind w:left="709"/>
+              <w:rPr>
+                <w:rFonts w:ascii="Palatino Linotype" w:hAnsi="Palatino Linotype"/>
+                <w:b/>
+                <w:bCs/>
+                <w:iCs/>
+              </w:rPr>
+            </w:pPr>
+            <w:r>
+              <w:rPr>
+                <w:rFonts w:ascii="Palatino Linotype" w:hAnsi="Palatino Linotype"/>
+                <w:b/>
+                <w:bCs/>
+                <w:iCs/>
+              </w:rPr>
+              <w:t>Rule</w:t>
+            </w:r>
+          </w:p>
+          <w:p>
+            <w:pPr>
+              <w:ind w:left="709"/>
+              <w:rPr>
+                <w:rFonts w:ascii="Palatino Linotype" w:hAnsi="Palatino Linotype"/>
+                <w:b/>
+                <w:bCs/>
+                <w:iCs/>
+                <w:sz w:val="8"/>
+                <w:szCs w:val="8"/>
+              </w:rPr>
+            </w:pPr>
+          </w:p>
+          <w:p>
+            <w:pPr>
+              <w:ind w:left="709"/>
+              <w:rPr>
+                <w:rFonts w:ascii="Palatino Linotype" w:hAnsi="Palatino Linotype"/>
+                <w:bCs/>
+                <w:iCs/>
+              </w:rPr>
+            </w:pPr>
+            <w:r>
+              <w:rPr>
+                <w:rFonts w:ascii="Palatino Linotype" w:hAnsi="Palatino Linotype"/>
+                <w:bCs/>
+                <w:iCs/>
+              </w:rPr>
+              <w:t>Maximum 5 orders per customer in one day.</w:t>
+            </w:r>
+          </w:p>
+          <w:p>
+            <w:pPr>
+              <w:rPr>
+                <w:rFonts w:ascii="Palatino Linotype" w:hAnsi="Palatino Linotype"/>
+                <w:bCs/>
+                <w:iCs/>
+              </w:rPr>
+            </w:pPr>
+          </w:p>
+        </w:tc>
+      </w:tr>
+      <w:tr>
+        <w:tc>
+          <w:tcPr>
+            <w:tcW w:w="10422" w:type="dxa"/>
+          </w:tcPr>
+          <w:p>
+            <w:pPr>
+              <w:pStyle w:val="ListParagraph"/>
+              <w:numPr>
+                <w:ilvl w:val="0"/>
+                <w:numId w:val="15"/>
+              </w:numPr>
+              <w:rPr>
+                <w:rFonts w:ascii="Palatino Linotype" w:hAnsi="Palatino Linotype"/>
+                <w:b/>
+                <w:bCs/>
+                <w:iCs/>
+              </w:rPr>
+            </w:pPr>
+            <w:r>
+              <w:rPr>
+                <w:rFonts w:ascii="Palatino Linotype" w:hAnsi="Palatino Linotype"/>
+                <w:b/>
+                <w:bCs/>
+                <w:iCs/>
+              </w:rPr>
+              <w:t>Auto-Mark VIP Customers</w:t>
+            </w:r>
+          </w:p>
+          <w:p>
+            <w:pPr>
+              <w:pStyle w:val="ListParagraph"/>
+              <w:rPr>
+                <w:rFonts w:ascii="Palatino Linotype" w:hAnsi="Palatino Linotype"/>
+                <w:b/>
+                <w:bCs/>
+                <w:iCs/>
+              </w:rPr>
+            </w:pPr>
+            <w:r>
+              <w:rPr>
+                <w:rFonts w:ascii="Palatino Linotype" w:hAnsi="Palatino Linotype"/>
+                <w:b/>
+                <w:bCs/>
+                <w:iCs/>
+              </w:rPr>
+              <w:t>Rule</w:t>
+            </w:r>
+          </w:p>
+          <w:p>
+            <w:pPr>
+              <w:pStyle w:val="ListParagraph"/>
+              <w:numPr>
+                <w:ilvl w:val="0"/>
+                <w:numId w:val="16"/>
+              </w:numPr>
+              <w:tabs>
+                <w:tab w:val="clear" w:pos="720"/>
+              </w:tabs>
+              <w:ind w:left="1418"/>
+              <w:rPr>
+                <w:rFonts w:ascii="Palatino Linotype" w:hAnsi="Palatino Linotype"/>
+                <w:b/>
+                <w:bCs/>
+                <w:iCs/>
+              </w:rPr>
+            </w:pPr>
+            <w:r>
+              <w:rPr>
+                <w:rFonts w:ascii="Palatino Linotype" w:hAnsi="Palatino Linotype"/>
+                <w:b/>
+                <w:bCs/>
+                <w:iCs/>
+              </w:rPr>
+              <w:t xml:space="preserve">Total customer purchase &gt; 15000 </w:t>
+            </w:r>
+          </w:p>
+          <w:p>
+            <w:pPr>
+              <w:pStyle w:val="ListParagraph"/>
+              <w:numPr>
+                <w:ilvl w:val="0"/>
+                <w:numId w:val="16"/>
+              </w:numPr>
+              <w:tabs>
+                <w:tab w:val="clear" w:pos="720"/>
+              </w:tabs>
+              <w:ind w:left="1418"/>
+              <w:rPr>
+                <w:rFonts w:ascii="Palatino Linotype" w:hAnsi="Palatino Linotype"/>
+                <w:b/>
+                <w:bCs/>
+                <w:iCs/>
+              </w:rPr>
+            </w:pPr>
+            <w:r>
+              <w:rPr>
+                <w:rFonts w:ascii="Palatino Linotype" w:hAnsi="Palatino Linotype"/>
+                <w:b/>
+                <w:bCs/>
+                <w:iCs/>
+              </w:rPr>
+              <w:t>Tag as VIP</w:t>
+            </w:r>
           </w:p>
         </w:tc>
       </w:tr>
@@ -4809,7 +5905,7 @@
       <w:footerReference w:type="default" r:id="rId9"/>
       <w:type w:val="continuous"/>
       <w:pgSz w:w="11906" w:h="16838"/>
-      <w:pgMar w:top="1620" w:right="849" w:bottom="1134" w:left="851" w:header="709" w:footer="1354" w:gutter="0"/>
+      <w:pgMar w:top="1176" w:right="849" w:bottom="1134" w:left="851" w:header="426" w:footer="1354" w:gutter="0"/>
       <w:cols w:sep="1" w:space="709"/>
       <w:docGrid w:linePitch="360"/>
     </w:sectPr>
@@ -4856,6 +5952,19 @@
         <w:szCs w:val="16"/>
       </w:rPr>
     </w:pPr>
+  </w:p>
+  <w:p>
+    <w:pPr>
+      <w:pStyle w:val="Footer"/>
+      <w:pBdr>
+        <w:top w:val="single" w:sz="6" w:space="1" w:color="auto"/>
+      </w:pBdr>
+      <w:rPr>
+        <w:rFonts w:ascii="Palatino Linotype" w:hAnsi="Palatino Linotype"/>
+        <w:sz w:val="16"/>
+        <w:szCs w:val="16"/>
+      </w:rPr>
+    </w:pPr>
     <w:r>
       <w:rPr>
         <w:rFonts w:ascii="Palatino Linotype" w:hAnsi="Palatino Linotype"/>
@@ -4949,7 +6058,7 @@
         <wp:inline distT="0" distB="0" distL="0" distR="0" wp14:anchorId="657D27BB" wp14:editId="0D6A1365">
           <wp:extent cx="1038225" cy="346075"/>
           <wp:effectExtent l="0" t="0" r="9525" b="0"/>
-          <wp:docPr id="1" name="Picture 1"/>
+          <wp:docPr id="614343987" name="Picture 614343987"/>
           <wp:cNvGraphicFramePr>
             <a:graphicFrameLocks xmlns:a="http://schemas.openxmlformats.org/drawingml/2006/main" noChangeAspect="1"/>
           </wp:cNvGraphicFramePr>
@@ -5143,9 +6252,9 @@
     </w:lvl>
   </w:abstractNum>
   <w:abstractNum w:abstractNumId="1" w15:restartNumberingAfterBreak="0">
-    <w:nsid w:val="05070E36"/>
+    <w:nsid w:val="0BC23F9C"/>
     <w:multiLevelType w:val="multilevel"/>
-    <w:tmpl w:val="DCDC5D98"/>
+    <w:tmpl w:val="2AE4FC32"/>
     <w:lvl w:ilvl="0">
       <w:start w:val="1"/>
       <w:numFmt w:val="bullet"/>
@@ -5292,13 +6401,102 @@
     </w:lvl>
   </w:abstractNum>
   <w:abstractNum w:abstractNumId="2" w15:restartNumberingAfterBreak="0">
-    <w:nsid w:val="05D444E1"/>
-    <w:multiLevelType w:val="multilevel"/>
-    <w:tmpl w:val="38D80100"/>
-    <w:lvl w:ilvl="0">
-      <w:start w:val="67"/>
+    <w:nsid w:val="0FAB507F"/>
+    <w:multiLevelType w:val="hybridMultilevel"/>
+    <w:tmpl w:val="70303B40"/>
+    <w:lvl w:ilvl="0" w:tplc="54FE1242">
+      <w:start w:val="1"/>
       <w:numFmt w:val="decimal"/>
       <w:lvlText w:val="%1."/>
+      <w:lvlJc w:val="left"/>
+      <w:pPr>
+        <w:ind w:left="720" w:hanging="360"/>
+      </w:pPr>
+      <w:rPr>
+        <w:rFonts w:hint="default"/>
+      </w:rPr>
+    </w:lvl>
+    <w:lvl w:ilvl="1" w:tplc="40090019" w:tentative="1">
+      <w:start w:val="1"/>
+      <w:numFmt w:val="lowerLetter"/>
+      <w:lvlText w:val="%2."/>
+      <w:lvlJc w:val="left"/>
+      <w:pPr>
+        <w:ind w:left="1440" w:hanging="360"/>
+      </w:pPr>
+    </w:lvl>
+    <w:lvl w:ilvl="2" w:tplc="4009001B" w:tentative="1">
+      <w:start w:val="1"/>
+      <w:numFmt w:val="lowerRoman"/>
+      <w:lvlText w:val="%3."/>
+      <w:lvlJc w:val="right"/>
+      <w:pPr>
+        <w:ind w:left="2160" w:hanging="180"/>
+      </w:pPr>
+    </w:lvl>
+    <w:lvl w:ilvl="3" w:tplc="4009000F" w:tentative="1">
+      <w:start w:val="1"/>
+      <w:numFmt w:val="decimal"/>
+      <w:lvlText w:val="%4."/>
+      <w:lvlJc w:val="left"/>
+      <w:pPr>
+        <w:ind w:left="2880" w:hanging="360"/>
+      </w:pPr>
+    </w:lvl>
+    <w:lvl w:ilvl="4" w:tplc="40090019" w:tentative="1">
+      <w:start w:val="1"/>
+      <w:numFmt w:val="lowerLetter"/>
+      <w:lvlText w:val="%5."/>
+      <w:lvlJc w:val="left"/>
+      <w:pPr>
+        <w:ind w:left="3600" w:hanging="360"/>
+      </w:pPr>
+    </w:lvl>
+    <w:lvl w:ilvl="5" w:tplc="4009001B" w:tentative="1">
+      <w:start w:val="1"/>
+      <w:numFmt w:val="lowerRoman"/>
+      <w:lvlText w:val="%6."/>
+      <w:lvlJc w:val="right"/>
+      <w:pPr>
+        <w:ind w:left="4320" w:hanging="180"/>
+      </w:pPr>
+    </w:lvl>
+    <w:lvl w:ilvl="6" w:tplc="4009000F" w:tentative="1">
+      <w:start w:val="1"/>
+      <w:numFmt w:val="decimal"/>
+      <w:lvlText w:val="%7."/>
+      <w:lvlJc w:val="left"/>
+      <w:pPr>
+        <w:ind w:left="5040" w:hanging="360"/>
+      </w:pPr>
+    </w:lvl>
+    <w:lvl w:ilvl="7" w:tplc="40090019" w:tentative="1">
+      <w:start w:val="1"/>
+      <w:numFmt w:val="lowerLetter"/>
+      <w:lvlText w:val="%8."/>
+      <w:lvlJc w:val="left"/>
+      <w:pPr>
+        <w:ind w:left="5760" w:hanging="360"/>
+      </w:pPr>
+    </w:lvl>
+    <w:lvl w:ilvl="8" w:tplc="4009001B" w:tentative="1">
+      <w:start w:val="1"/>
+      <w:numFmt w:val="lowerRoman"/>
+      <w:lvlText w:val="%9."/>
+      <w:lvlJc w:val="right"/>
+      <w:pPr>
+        <w:ind w:left="6480" w:hanging="180"/>
+      </w:pPr>
+    </w:lvl>
+  </w:abstractNum>
+  <w:abstractNum w:abstractNumId="3" w15:restartNumberingAfterBreak="0">
+    <w:nsid w:val="108D13E8"/>
+    <w:multiLevelType w:val="multilevel"/>
+    <w:tmpl w:val="AC9A2026"/>
+    <w:lvl w:ilvl="0">
+      <w:start w:val="1"/>
+      <w:numFmt w:val="bullet"/>
+      <w:lvlText w:val=""/>
       <w:lvlJc w:val="left"/>
       <w:pPr>
         <w:tabs>
@@ -5306,11 +6504,15 @@
         </w:tabs>
         <w:ind w:left="720" w:hanging="360"/>
       </w:pPr>
+      <w:rPr>
+        <w:rFonts w:ascii="Symbol" w:hAnsi="Symbol" w:hint="default"/>
+        <w:sz w:val="20"/>
+      </w:rPr>
     </w:lvl>
     <w:lvl w:ilvl="1" w:tentative="1">
       <w:start w:val="1"/>
-      <w:numFmt w:val="decimal"/>
-      <w:lvlText w:val="%2."/>
+      <w:numFmt w:val="bullet"/>
+      <w:lvlText w:val="o"/>
       <w:lvlJc w:val="left"/>
       <w:pPr>
         <w:tabs>
@@ -5318,11 +6520,15 @@
         </w:tabs>
         <w:ind w:left="1440" w:hanging="360"/>
       </w:pPr>
+      <w:rPr>
+        <w:rFonts w:ascii="Courier New" w:hAnsi="Courier New" w:hint="default"/>
+        <w:sz w:val="20"/>
+      </w:rPr>
     </w:lvl>
     <w:lvl w:ilvl="2" w:tentative="1">
       <w:start w:val="1"/>
-      <w:numFmt w:val="decimal"/>
-      <w:lvlText w:val="%3."/>
+      <w:numFmt w:val="bullet"/>
+      <w:lvlText w:val=""/>
       <w:lvlJc w:val="left"/>
       <w:pPr>
         <w:tabs>
@@ -5330,11 +6536,15 @@
         </w:tabs>
         <w:ind w:left="2160" w:hanging="360"/>
       </w:pPr>
+      <w:rPr>
+        <w:rFonts w:ascii="Wingdings" w:hAnsi="Wingdings" w:hint="default"/>
+        <w:sz w:val="20"/>
+      </w:rPr>
     </w:lvl>
     <w:lvl w:ilvl="3" w:tentative="1">
       <w:start w:val="1"/>
-      <w:numFmt w:val="decimal"/>
-      <w:lvlText w:val="%4."/>
+      <w:numFmt w:val="bullet"/>
+      <w:lvlText w:val=""/>
       <w:lvlJc w:val="left"/>
       <w:pPr>
         <w:tabs>
@@ -5342,11 +6552,15 @@
         </w:tabs>
         <w:ind w:left="2880" w:hanging="360"/>
       </w:pPr>
+      <w:rPr>
+        <w:rFonts w:ascii="Wingdings" w:hAnsi="Wingdings" w:hint="default"/>
+        <w:sz w:val="20"/>
+      </w:rPr>
     </w:lvl>
     <w:lvl w:ilvl="4" w:tentative="1">
       <w:start w:val="1"/>
-      <w:numFmt w:val="decimal"/>
-      <w:lvlText w:val="%5."/>
+      <w:numFmt w:val="bullet"/>
+      <w:lvlText w:val=""/>
       <w:lvlJc w:val="left"/>
       <w:pPr>
         <w:tabs>
@@ -5354,11 +6568,15 @@
         </w:tabs>
         <w:ind w:left="3600" w:hanging="360"/>
       </w:pPr>
+      <w:rPr>
+        <w:rFonts w:ascii="Wingdings" w:hAnsi="Wingdings" w:hint="default"/>
+        <w:sz w:val="20"/>
+      </w:rPr>
     </w:lvl>
     <w:lvl w:ilvl="5" w:tentative="1">
       <w:start w:val="1"/>
-      <w:numFmt w:val="decimal"/>
-      <w:lvlText w:val="%6."/>
+      <w:numFmt w:val="bullet"/>
+      <w:lvlText w:val=""/>
       <w:lvlJc w:val="left"/>
       <w:pPr>
         <w:tabs>
@@ -5366,11 +6584,15 @@
         </w:tabs>
         <w:ind w:left="4320" w:hanging="360"/>
       </w:pPr>
+      <w:rPr>
+        <w:rFonts w:ascii="Wingdings" w:hAnsi="Wingdings" w:hint="default"/>
+        <w:sz w:val="20"/>
+      </w:rPr>
     </w:lvl>
     <w:lvl w:ilvl="6" w:tentative="1">
       <w:start w:val="1"/>
-      <w:numFmt w:val="decimal"/>
-      <w:lvlText w:val="%7."/>
+      <w:numFmt w:val="bullet"/>
+      <w:lvlText w:val=""/>
       <w:lvlJc w:val="left"/>
       <w:pPr>
         <w:tabs>
@@ -5378,11 +6600,15 @@
         </w:tabs>
         <w:ind w:left="5040" w:hanging="360"/>
       </w:pPr>
+      <w:rPr>
+        <w:rFonts w:ascii="Wingdings" w:hAnsi="Wingdings" w:hint="default"/>
+        <w:sz w:val="20"/>
+      </w:rPr>
     </w:lvl>
     <w:lvl w:ilvl="7" w:tentative="1">
       <w:start w:val="1"/>
-      <w:numFmt w:val="decimal"/>
-      <w:lvlText w:val="%8."/>
+      <w:numFmt w:val="bullet"/>
+      <w:lvlText w:val=""/>
       <w:lvlJc w:val="left"/>
       <w:pPr>
         <w:tabs>
@@ -5390,11 +6616,15 @@
         </w:tabs>
         <w:ind w:left="5760" w:hanging="360"/>
       </w:pPr>
+      <w:rPr>
+        <w:rFonts w:ascii="Wingdings" w:hAnsi="Wingdings" w:hint="default"/>
+        <w:sz w:val="20"/>
+      </w:rPr>
     </w:lvl>
     <w:lvl w:ilvl="8" w:tentative="1">
       <w:start w:val="1"/>
-      <w:numFmt w:val="decimal"/>
-      <w:lvlText w:val="%9."/>
+      <w:numFmt w:val="bullet"/>
+      <w:lvlText w:val=""/>
       <w:lvlJc w:val="left"/>
       <w:pPr>
         <w:tabs>
@@ -5402,13 +6632,17 @@
         </w:tabs>
         <w:ind w:left="6480" w:hanging="360"/>
       </w:pPr>
+      <w:rPr>
+        <w:rFonts w:ascii="Wingdings" w:hAnsi="Wingdings" w:hint="default"/>
+        <w:sz w:val="20"/>
+      </w:rPr>
     </w:lvl>
   </w:abstractNum>
-  <w:abstractNum w:abstractNumId="3" w15:restartNumberingAfterBreak="0">
-    <w:nsid w:val="08E43757"/>
+  <w:abstractNum w:abstractNumId="4" w15:restartNumberingAfterBreak="0">
+    <w:nsid w:val="13746A7C"/>
     <w:multiLevelType w:val="hybridMultilevel"/>
-    <w:tmpl w:val="9D1A55D2"/>
-    <w:lvl w:ilvl="0" w:tplc="0409000F">
+    <w:tmpl w:val="B1B86F5A"/>
+    <w:lvl w:ilvl="0" w:tplc="4009000F">
       <w:start w:val="1"/>
       <w:numFmt w:val="decimal"/>
       <w:lvlText w:val="%1."/>
@@ -5417,7 +6651,7 @@
         <w:ind w:left="720" w:hanging="360"/>
       </w:pPr>
     </w:lvl>
-    <w:lvl w:ilvl="1" w:tplc="04090019" w:tentative="1">
+    <w:lvl w:ilvl="1" w:tplc="40090019" w:tentative="1">
       <w:start w:val="1"/>
       <w:numFmt w:val="lowerLetter"/>
       <w:lvlText w:val="%2."/>
@@ -5426,7 +6660,7 @@
         <w:ind w:left="1440" w:hanging="360"/>
       </w:pPr>
     </w:lvl>
-    <w:lvl w:ilvl="2" w:tplc="0409001B" w:tentative="1">
+    <w:lvl w:ilvl="2" w:tplc="4009001B" w:tentative="1">
       <w:start w:val="1"/>
       <w:numFmt w:val="lowerRoman"/>
       <w:lvlText w:val="%3."/>
@@ -5435,7 +6669,7 @@
         <w:ind w:left="2160" w:hanging="180"/>
       </w:pPr>
     </w:lvl>
-    <w:lvl w:ilvl="3" w:tplc="0409000F" w:tentative="1">
+    <w:lvl w:ilvl="3" w:tplc="4009000F" w:tentative="1">
       <w:start w:val="1"/>
       <w:numFmt w:val="decimal"/>
       <w:lvlText w:val="%4."/>
@@ -5444,7 +6678,7 @@
         <w:ind w:left="2880" w:hanging="360"/>
       </w:pPr>
     </w:lvl>
-    <w:lvl w:ilvl="4" w:tplc="04090019" w:tentative="1">
+    <w:lvl w:ilvl="4" w:tplc="40090019" w:tentative="1">
       <w:start w:val="1"/>
       <w:numFmt w:val="lowerLetter"/>
       <w:lvlText w:val="%5."/>
@@ -5453,7 +6687,7 @@
         <w:ind w:left="3600" w:hanging="360"/>
       </w:pPr>
     </w:lvl>
-    <w:lvl w:ilvl="5" w:tplc="0409001B" w:tentative="1">
+    <w:lvl w:ilvl="5" w:tplc="4009001B" w:tentative="1">
       <w:start w:val="1"/>
       <w:numFmt w:val="lowerRoman"/>
       <w:lvlText w:val="%6."/>
@@ -5462,7 +6696,7 @@
         <w:ind w:left="4320" w:hanging="180"/>
       </w:pPr>
     </w:lvl>
-    <w:lvl w:ilvl="6" w:tplc="0409000F" w:tentative="1">
+    <w:lvl w:ilvl="6" w:tplc="4009000F" w:tentative="1">
       <w:start w:val="1"/>
       <w:numFmt w:val="decimal"/>
       <w:lvlText w:val="%7."/>
@@ -5471,7 +6705,7 @@
         <w:ind w:left="5040" w:hanging="360"/>
       </w:pPr>
     </w:lvl>
-    <w:lvl w:ilvl="7" w:tplc="04090019" w:tentative="1">
+    <w:lvl w:ilvl="7" w:tplc="40090019" w:tentative="1">
       <w:start w:val="1"/>
       <w:numFmt w:val="lowerLetter"/>
       <w:lvlText w:val="%8."/>
@@ -5480,7 +6714,7 @@
         <w:ind w:left="5760" w:hanging="360"/>
       </w:pPr>
     </w:lvl>
-    <w:lvl w:ilvl="8" w:tplc="0409001B" w:tentative="1">
+    <w:lvl w:ilvl="8" w:tplc="4009001B" w:tentative="1">
       <w:start w:val="1"/>
       <w:numFmt w:val="lowerRoman"/>
       <w:lvlText w:val="%9."/>
@@ -5490,10 +6724,96 @@
       </w:pPr>
     </w:lvl>
   </w:abstractNum>
-  <w:abstractNum w:abstractNumId="4" w15:restartNumberingAfterBreak="0">
-    <w:nsid w:val="0BC23F9C"/>
+  <w:abstractNum w:abstractNumId="5" w15:restartNumberingAfterBreak="0">
+    <w:nsid w:val="20D843D1"/>
+    <w:multiLevelType w:val="hybridMultilevel"/>
+    <w:tmpl w:val="E730A0A6"/>
+    <w:lvl w:ilvl="0" w:tplc="4009000F">
+      <w:start w:val="1"/>
+      <w:numFmt w:val="decimal"/>
+      <w:lvlText w:val="%1."/>
+      <w:lvlJc w:val="left"/>
+      <w:pPr>
+        <w:ind w:left="720" w:hanging="360"/>
+      </w:pPr>
+    </w:lvl>
+    <w:lvl w:ilvl="1" w:tplc="40090019" w:tentative="1">
+      <w:start w:val="1"/>
+      <w:numFmt w:val="lowerLetter"/>
+      <w:lvlText w:val="%2."/>
+      <w:lvlJc w:val="left"/>
+      <w:pPr>
+        <w:ind w:left="1440" w:hanging="360"/>
+      </w:pPr>
+    </w:lvl>
+    <w:lvl w:ilvl="2" w:tplc="4009001B" w:tentative="1">
+      <w:start w:val="1"/>
+      <w:numFmt w:val="lowerRoman"/>
+      <w:lvlText w:val="%3."/>
+      <w:lvlJc w:val="right"/>
+      <w:pPr>
+        <w:ind w:left="2160" w:hanging="180"/>
+      </w:pPr>
+    </w:lvl>
+    <w:lvl w:ilvl="3" w:tplc="4009000F" w:tentative="1">
+      <w:start w:val="1"/>
+      <w:numFmt w:val="decimal"/>
+      <w:lvlText w:val="%4."/>
+      <w:lvlJc w:val="left"/>
+      <w:pPr>
+        <w:ind w:left="2880" w:hanging="360"/>
+      </w:pPr>
+    </w:lvl>
+    <w:lvl w:ilvl="4" w:tplc="40090019" w:tentative="1">
+      <w:start w:val="1"/>
+      <w:numFmt w:val="lowerLetter"/>
+      <w:lvlText w:val="%5."/>
+      <w:lvlJc w:val="left"/>
+      <w:pPr>
+        <w:ind w:left="3600" w:hanging="360"/>
+      </w:pPr>
+    </w:lvl>
+    <w:lvl w:ilvl="5" w:tplc="4009001B" w:tentative="1">
+      <w:start w:val="1"/>
+      <w:numFmt w:val="lowerRoman"/>
+      <w:lvlText w:val="%6."/>
+      <w:lvlJc w:val="right"/>
+      <w:pPr>
+        <w:ind w:left="4320" w:hanging="180"/>
+      </w:pPr>
+    </w:lvl>
+    <w:lvl w:ilvl="6" w:tplc="4009000F" w:tentative="1">
+      <w:start w:val="1"/>
+      <w:numFmt w:val="decimal"/>
+      <w:lvlText w:val="%7."/>
+      <w:lvlJc w:val="left"/>
+      <w:pPr>
+        <w:ind w:left="5040" w:hanging="360"/>
+      </w:pPr>
+    </w:lvl>
+    <w:lvl w:ilvl="7" w:tplc="40090019" w:tentative="1">
+      <w:start w:val="1"/>
+      <w:numFmt w:val="lowerLetter"/>
+      <w:lvlText w:val="%8."/>
+      <w:lvlJc w:val="left"/>
+      <w:pPr>
+        <w:ind w:left="5760" w:hanging="360"/>
+      </w:pPr>
+    </w:lvl>
+    <w:lvl w:ilvl="8" w:tplc="4009001B" w:tentative="1">
+      <w:start w:val="1"/>
+      <w:numFmt w:val="lowerRoman"/>
+      <w:lvlText w:val="%9."/>
+      <w:lvlJc w:val="right"/>
+      <w:pPr>
+        <w:ind w:left="6480" w:hanging="180"/>
+      </w:pPr>
+    </w:lvl>
+  </w:abstractNum>
+  <w:abstractNum w:abstractNumId="6" w15:restartNumberingAfterBreak="0">
+    <w:nsid w:val="23373C8B"/>
     <w:multiLevelType w:val="multilevel"/>
-    <w:tmpl w:val="2AE4FC32"/>
+    <w:tmpl w:val="DCC2C334"/>
     <w:lvl w:ilvl="0">
       <w:start w:val="1"/>
       <w:numFmt w:val="bullet"/>
@@ -5639,934 +6959,14 @@
       </w:rPr>
     </w:lvl>
   </w:abstractNum>
-  <w:abstractNum w:abstractNumId="5" w15:restartNumberingAfterBreak="0">
-    <w:nsid w:val="0F350E12"/>
+  <w:abstractNum w:abstractNumId="7" w15:restartNumberingAfterBreak="0">
+    <w:nsid w:val="247F670E"/>
     <w:multiLevelType w:val="multilevel"/>
-    <w:tmpl w:val="16401D92"/>
+    <w:tmpl w:val="C64A7AC4"/>
     <w:lvl w:ilvl="0">
+      <w:start w:val="1"/>
       <w:numFmt w:val="bullet"/>
       <w:lvlText w:val=""/>
-      <w:lvlJc w:val="left"/>
-      <w:pPr>
-        <w:ind w:left="1069" w:hanging="360"/>
-      </w:pPr>
-      <w:rPr>
-        <w:rFonts w:ascii="Symbol" w:hAnsi="Symbol"/>
-        <w:sz w:val="20"/>
-      </w:rPr>
-    </w:lvl>
-    <w:lvl w:ilvl="1">
-      <w:numFmt w:val="bullet"/>
-      <w:lvlText w:val=""/>
-      <w:lvlJc w:val="left"/>
-      <w:pPr>
-        <w:ind w:left="1789" w:hanging="360"/>
-      </w:pPr>
-      <w:rPr>
-        <w:rFonts w:ascii="Wingdings" w:hAnsi="Wingdings"/>
-        <w:sz w:val="20"/>
-      </w:rPr>
-    </w:lvl>
-    <w:lvl w:ilvl="2">
-      <w:numFmt w:val="bullet"/>
-      <w:lvlText w:val=""/>
-      <w:lvlJc w:val="left"/>
-      <w:pPr>
-        <w:ind w:left="2509" w:hanging="360"/>
-      </w:pPr>
-      <w:rPr>
-        <w:rFonts w:ascii="Wingdings" w:hAnsi="Wingdings"/>
-        <w:sz w:val="20"/>
-      </w:rPr>
-    </w:lvl>
-    <w:lvl w:ilvl="3">
-      <w:numFmt w:val="bullet"/>
-      <w:lvlText w:val=""/>
-      <w:lvlJc w:val="left"/>
-      <w:pPr>
-        <w:ind w:left="3229" w:hanging="360"/>
-      </w:pPr>
-      <w:rPr>
-        <w:rFonts w:ascii="Wingdings" w:hAnsi="Wingdings"/>
-        <w:sz w:val="20"/>
-      </w:rPr>
-    </w:lvl>
-    <w:lvl w:ilvl="4">
-      <w:numFmt w:val="bullet"/>
-      <w:lvlText w:val=""/>
-      <w:lvlJc w:val="left"/>
-      <w:pPr>
-        <w:ind w:left="3949" w:hanging="360"/>
-      </w:pPr>
-      <w:rPr>
-        <w:rFonts w:ascii="Wingdings" w:hAnsi="Wingdings"/>
-        <w:sz w:val="20"/>
-      </w:rPr>
-    </w:lvl>
-    <w:lvl w:ilvl="5">
-      <w:numFmt w:val="bullet"/>
-      <w:lvlText w:val=""/>
-      <w:lvlJc w:val="left"/>
-      <w:pPr>
-        <w:ind w:left="4669" w:hanging="360"/>
-      </w:pPr>
-      <w:rPr>
-        <w:rFonts w:ascii="Wingdings" w:hAnsi="Wingdings"/>
-        <w:sz w:val="20"/>
-      </w:rPr>
-    </w:lvl>
-    <w:lvl w:ilvl="6">
-      <w:numFmt w:val="bullet"/>
-      <w:lvlText w:val=""/>
-      <w:lvlJc w:val="left"/>
-      <w:pPr>
-        <w:ind w:left="5389" w:hanging="360"/>
-      </w:pPr>
-      <w:rPr>
-        <w:rFonts w:ascii="Wingdings" w:hAnsi="Wingdings"/>
-        <w:sz w:val="20"/>
-      </w:rPr>
-    </w:lvl>
-    <w:lvl w:ilvl="7">
-      <w:numFmt w:val="bullet"/>
-      <w:lvlText w:val=""/>
-      <w:lvlJc w:val="left"/>
-      <w:pPr>
-        <w:ind w:left="6109" w:hanging="360"/>
-      </w:pPr>
-      <w:rPr>
-        <w:rFonts w:ascii="Wingdings" w:hAnsi="Wingdings"/>
-        <w:sz w:val="20"/>
-      </w:rPr>
-    </w:lvl>
-    <w:lvl w:ilvl="8">
-      <w:numFmt w:val="bullet"/>
-      <w:lvlText w:val=""/>
-      <w:lvlJc w:val="left"/>
-      <w:pPr>
-        <w:ind w:left="6829" w:hanging="360"/>
-      </w:pPr>
-      <w:rPr>
-        <w:rFonts w:ascii="Wingdings" w:hAnsi="Wingdings"/>
-        <w:sz w:val="20"/>
-      </w:rPr>
-    </w:lvl>
-  </w:abstractNum>
-  <w:abstractNum w:abstractNumId="6" w15:restartNumberingAfterBreak="0">
-    <w:nsid w:val="10343E48"/>
-    <w:multiLevelType w:val="hybridMultilevel"/>
-    <w:tmpl w:val="1624C3B2"/>
-    <w:lvl w:ilvl="0" w:tplc="4009000F">
-      <w:start w:val="1"/>
-      <w:numFmt w:val="decimal"/>
-      <w:lvlText w:val="%1."/>
-      <w:lvlJc w:val="left"/>
-      <w:pPr>
-        <w:ind w:left="720" w:hanging="360"/>
-      </w:pPr>
-    </w:lvl>
-    <w:lvl w:ilvl="1" w:tplc="40090019" w:tentative="1">
-      <w:start w:val="1"/>
-      <w:numFmt w:val="lowerLetter"/>
-      <w:lvlText w:val="%2."/>
-      <w:lvlJc w:val="left"/>
-      <w:pPr>
-        <w:ind w:left="1440" w:hanging="360"/>
-      </w:pPr>
-    </w:lvl>
-    <w:lvl w:ilvl="2" w:tplc="4009001B" w:tentative="1">
-      <w:start w:val="1"/>
-      <w:numFmt w:val="lowerRoman"/>
-      <w:lvlText w:val="%3."/>
-      <w:lvlJc w:val="right"/>
-      <w:pPr>
-        <w:ind w:left="2160" w:hanging="180"/>
-      </w:pPr>
-    </w:lvl>
-    <w:lvl w:ilvl="3" w:tplc="4009000F" w:tentative="1">
-      <w:start w:val="1"/>
-      <w:numFmt w:val="decimal"/>
-      <w:lvlText w:val="%4."/>
-      <w:lvlJc w:val="left"/>
-      <w:pPr>
-        <w:ind w:left="2880" w:hanging="360"/>
-      </w:pPr>
-    </w:lvl>
-    <w:lvl w:ilvl="4" w:tplc="40090019" w:tentative="1">
-      <w:start w:val="1"/>
-      <w:numFmt w:val="lowerLetter"/>
-      <w:lvlText w:val="%5."/>
-      <w:lvlJc w:val="left"/>
-      <w:pPr>
-        <w:ind w:left="3600" w:hanging="360"/>
-      </w:pPr>
-    </w:lvl>
-    <w:lvl w:ilvl="5" w:tplc="4009001B" w:tentative="1">
-      <w:start w:val="1"/>
-      <w:numFmt w:val="lowerRoman"/>
-      <w:lvlText w:val="%6."/>
-      <w:lvlJc w:val="right"/>
-      <w:pPr>
-        <w:ind w:left="4320" w:hanging="180"/>
-      </w:pPr>
-    </w:lvl>
-    <w:lvl w:ilvl="6" w:tplc="4009000F" w:tentative="1">
-      <w:start w:val="1"/>
-      <w:numFmt w:val="decimal"/>
-      <w:lvlText w:val="%7."/>
-      <w:lvlJc w:val="left"/>
-      <w:pPr>
-        <w:ind w:left="5040" w:hanging="360"/>
-      </w:pPr>
-    </w:lvl>
-    <w:lvl w:ilvl="7" w:tplc="40090019" w:tentative="1">
-      <w:start w:val="1"/>
-      <w:numFmt w:val="lowerLetter"/>
-      <w:lvlText w:val="%8."/>
-      <w:lvlJc w:val="left"/>
-      <w:pPr>
-        <w:ind w:left="5760" w:hanging="360"/>
-      </w:pPr>
-    </w:lvl>
-    <w:lvl w:ilvl="8" w:tplc="4009001B" w:tentative="1">
-      <w:start w:val="1"/>
-      <w:numFmt w:val="lowerRoman"/>
-      <w:lvlText w:val="%9."/>
-      <w:lvlJc w:val="right"/>
-      <w:pPr>
-        <w:ind w:left="6480" w:hanging="180"/>
-      </w:pPr>
-    </w:lvl>
-  </w:abstractNum>
-  <w:abstractNum w:abstractNumId="7" w15:restartNumberingAfterBreak="0">
-    <w:nsid w:val="11CE323E"/>
-    <w:multiLevelType w:val="hybridMultilevel"/>
-    <w:tmpl w:val="6C02E29C"/>
-    <w:lvl w:ilvl="0" w:tplc="E598738C">
-      <w:start w:val="1"/>
-      <w:numFmt w:val="decimal"/>
-      <w:lvlText w:val="%1."/>
-      <w:lvlJc w:val="left"/>
-      <w:pPr>
-        <w:ind w:left="720" w:hanging="360"/>
-      </w:pPr>
-    </w:lvl>
-    <w:lvl w:ilvl="1" w:tplc="40090019" w:tentative="1">
-      <w:start w:val="1"/>
-      <w:numFmt w:val="lowerLetter"/>
-      <w:lvlText w:val="%2."/>
-      <w:lvlJc w:val="left"/>
-      <w:pPr>
-        <w:ind w:left="1440" w:hanging="360"/>
-      </w:pPr>
-    </w:lvl>
-    <w:lvl w:ilvl="2" w:tplc="4009001B" w:tentative="1">
-      <w:start w:val="1"/>
-      <w:numFmt w:val="lowerRoman"/>
-      <w:lvlText w:val="%3."/>
-      <w:lvlJc w:val="right"/>
-      <w:pPr>
-        <w:ind w:left="2160" w:hanging="180"/>
-      </w:pPr>
-    </w:lvl>
-    <w:lvl w:ilvl="3" w:tplc="4009000F" w:tentative="1">
-      <w:start w:val="1"/>
-      <w:numFmt w:val="decimal"/>
-      <w:lvlText w:val="%4."/>
-      <w:lvlJc w:val="left"/>
-      <w:pPr>
-        <w:ind w:left="2880" w:hanging="360"/>
-      </w:pPr>
-    </w:lvl>
-    <w:lvl w:ilvl="4" w:tplc="40090019" w:tentative="1">
-      <w:start w:val="1"/>
-      <w:numFmt w:val="lowerLetter"/>
-      <w:lvlText w:val="%5."/>
-      <w:lvlJc w:val="left"/>
-      <w:pPr>
-        <w:ind w:left="3600" w:hanging="360"/>
-      </w:pPr>
-    </w:lvl>
-    <w:lvl w:ilvl="5" w:tplc="4009001B" w:tentative="1">
-      <w:start w:val="1"/>
-      <w:numFmt w:val="lowerRoman"/>
-      <w:lvlText w:val="%6."/>
-      <w:lvlJc w:val="right"/>
-      <w:pPr>
-        <w:ind w:left="4320" w:hanging="180"/>
-      </w:pPr>
-    </w:lvl>
-    <w:lvl w:ilvl="6" w:tplc="4009000F" w:tentative="1">
-      <w:start w:val="1"/>
-      <w:numFmt w:val="decimal"/>
-      <w:lvlText w:val="%7."/>
-      <w:lvlJc w:val="left"/>
-      <w:pPr>
-        <w:ind w:left="5040" w:hanging="360"/>
-      </w:pPr>
-    </w:lvl>
-    <w:lvl w:ilvl="7" w:tplc="40090019" w:tentative="1">
-      <w:start w:val="1"/>
-      <w:numFmt w:val="lowerLetter"/>
-      <w:lvlText w:val="%8."/>
-      <w:lvlJc w:val="left"/>
-      <w:pPr>
-        <w:ind w:left="5760" w:hanging="360"/>
-      </w:pPr>
-    </w:lvl>
-    <w:lvl w:ilvl="8" w:tplc="4009001B" w:tentative="1">
-      <w:start w:val="1"/>
-      <w:numFmt w:val="lowerRoman"/>
-      <w:lvlText w:val="%9."/>
-      <w:lvlJc w:val="right"/>
-      <w:pPr>
-        <w:ind w:left="6480" w:hanging="180"/>
-      </w:pPr>
-    </w:lvl>
-  </w:abstractNum>
-  <w:abstractNum w:abstractNumId="8" w15:restartNumberingAfterBreak="0">
-    <w:nsid w:val="127252DA"/>
-    <w:multiLevelType w:val="hybridMultilevel"/>
-    <w:tmpl w:val="52502B72"/>
-    <w:lvl w:ilvl="0" w:tplc="40090001">
-      <w:start w:val="1"/>
-      <w:numFmt w:val="bullet"/>
-      <w:lvlText w:val=""/>
-      <w:lvlJc w:val="left"/>
-      <w:pPr>
-        <w:ind w:left="720" w:hanging="360"/>
-      </w:pPr>
-      <w:rPr>
-        <w:rFonts w:ascii="Symbol" w:hAnsi="Symbol" w:hint="default"/>
-      </w:rPr>
-    </w:lvl>
-    <w:lvl w:ilvl="1" w:tplc="40090003">
-      <w:start w:val="1"/>
-      <w:numFmt w:val="bullet"/>
-      <w:lvlText w:val="o"/>
-      <w:lvlJc w:val="left"/>
-      <w:pPr>
-        <w:ind w:left="1440" w:hanging="360"/>
-      </w:pPr>
-      <w:rPr>
-        <w:rFonts w:ascii="Courier New" w:hAnsi="Courier New" w:cs="Courier New" w:hint="default"/>
-      </w:rPr>
-    </w:lvl>
-    <w:lvl w:ilvl="2" w:tplc="40090005" w:tentative="1">
-      <w:start w:val="1"/>
-      <w:numFmt w:val="bullet"/>
-      <w:lvlText w:val=""/>
-      <w:lvlJc w:val="left"/>
-      <w:pPr>
-        <w:ind w:left="2160" w:hanging="360"/>
-      </w:pPr>
-      <w:rPr>
-        <w:rFonts w:ascii="Wingdings" w:hAnsi="Wingdings" w:hint="default"/>
-      </w:rPr>
-    </w:lvl>
-    <w:lvl w:ilvl="3" w:tplc="40090001" w:tentative="1">
-      <w:start w:val="1"/>
-      <w:numFmt w:val="bullet"/>
-      <w:lvlText w:val=""/>
-      <w:lvlJc w:val="left"/>
-      <w:pPr>
-        <w:ind w:left="2880" w:hanging="360"/>
-      </w:pPr>
-      <w:rPr>
-        <w:rFonts w:ascii="Symbol" w:hAnsi="Symbol" w:hint="default"/>
-      </w:rPr>
-    </w:lvl>
-    <w:lvl w:ilvl="4" w:tplc="40090003" w:tentative="1">
-      <w:start w:val="1"/>
-      <w:numFmt w:val="bullet"/>
-      <w:lvlText w:val="o"/>
-      <w:lvlJc w:val="left"/>
-      <w:pPr>
-        <w:ind w:left="3600" w:hanging="360"/>
-      </w:pPr>
-      <w:rPr>
-        <w:rFonts w:ascii="Courier New" w:hAnsi="Courier New" w:cs="Courier New" w:hint="default"/>
-      </w:rPr>
-    </w:lvl>
-    <w:lvl w:ilvl="5" w:tplc="40090005" w:tentative="1">
-      <w:start w:val="1"/>
-      <w:numFmt w:val="bullet"/>
-      <w:lvlText w:val=""/>
-      <w:lvlJc w:val="left"/>
-      <w:pPr>
-        <w:ind w:left="4320" w:hanging="360"/>
-      </w:pPr>
-      <w:rPr>
-        <w:rFonts w:ascii="Wingdings" w:hAnsi="Wingdings" w:hint="default"/>
-      </w:rPr>
-    </w:lvl>
-    <w:lvl w:ilvl="6" w:tplc="40090001" w:tentative="1">
-      <w:start w:val="1"/>
-      <w:numFmt w:val="bullet"/>
-      <w:lvlText w:val=""/>
-      <w:lvlJc w:val="left"/>
-      <w:pPr>
-        <w:ind w:left="5040" w:hanging="360"/>
-      </w:pPr>
-      <w:rPr>
-        <w:rFonts w:ascii="Symbol" w:hAnsi="Symbol" w:hint="default"/>
-      </w:rPr>
-    </w:lvl>
-    <w:lvl w:ilvl="7" w:tplc="40090003" w:tentative="1">
-      <w:start w:val="1"/>
-      <w:numFmt w:val="bullet"/>
-      <w:lvlText w:val="o"/>
-      <w:lvlJc w:val="left"/>
-      <w:pPr>
-        <w:ind w:left="5760" w:hanging="360"/>
-      </w:pPr>
-      <w:rPr>
-        <w:rFonts w:ascii="Courier New" w:hAnsi="Courier New" w:cs="Courier New" w:hint="default"/>
-      </w:rPr>
-    </w:lvl>
-    <w:lvl w:ilvl="8" w:tplc="40090005" w:tentative="1">
-      <w:start w:val="1"/>
-      <w:numFmt w:val="bullet"/>
-      <w:lvlText w:val=""/>
-      <w:lvlJc w:val="left"/>
-      <w:pPr>
-        <w:ind w:left="6480" w:hanging="360"/>
-      </w:pPr>
-      <w:rPr>
-        <w:rFonts w:ascii="Wingdings" w:hAnsi="Wingdings" w:hint="default"/>
-      </w:rPr>
-    </w:lvl>
-  </w:abstractNum>
-  <w:abstractNum w:abstractNumId="9" w15:restartNumberingAfterBreak="0">
-    <w:nsid w:val="1348597B"/>
-    <w:multiLevelType w:val="hybridMultilevel"/>
-    <w:tmpl w:val="9594D4AC"/>
-    <w:lvl w:ilvl="0" w:tplc="4009000F">
-      <w:start w:val="1"/>
-      <w:numFmt w:val="decimal"/>
-      <w:lvlText w:val="%1."/>
-      <w:lvlJc w:val="left"/>
-      <w:pPr>
-        <w:ind w:left="720" w:hanging="360"/>
-      </w:pPr>
-    </w:lvl>
-    <w:lvl w:ilvl="1" w:tplc="40090019" w:tentative="1">
-      <w:start w:val="1"/>
-      <w:numFmt w:val="lowerLetter"/>
-      <w:lvlText w:val="%2."/>
-      <w:lvlJc w:val="left"/>
-      <w:pPr>
-        <w:ind w:left="1440" w:hanging="360"/>
-      </w:pPr>
-    </w:lvl>
-    <w:lvl w:ilvl="2" w:tplc="4009001B" w:tentative="1">
-      <w:start w:val="1"/>
-      <w:numFmt w:val="lowerRoman"/>
-      <w:lvlText w:val="%3."/>
-      <w:lvlJc w:val="right"/>
-      <w:pPr>
-        <w:ind w:left="2160" w:hanging="180"/>
-      </w:pPr>
-    </w:lvl>
-    <w:lvl w:ilvl="3" w:tplc="4009000F" w:tentative="1">
-      <w:start w:val="1"/>
-      <w:numFmt w:val="decimal"/>
-      <w:lvlText w:val="%4."/>
-      <w:lvlJc w:val="left"/>
-      <w:pPr>
-        <w:ind w:left="2880" w:hanging="360"/>
-      </w:pPr>
-    </w:lvl>
-    <w:lvl w:ilvl="4" w:tplc="40090019" w:tentative="1">
-      <w:start w:val="1"/>
-      <w:numFmt w:val="lowerLetter"/>
-      <w:lvlText w:val="%5."/>
-      <w:lvlJc w:val="left"/>
-      <w:pPr>
-        <w:ind w:left="3600" w:hanging="360"/>
-      </w:pPr>
-    </w:lvl>
-    <w:lvl w:ilvl="5" w:tplc="4009001B" w:tentative="1">
-      <w:start w:val="1"/>
-      <w:numFmt w:val="lowerRoman"/>
-      <w:lvlText w:val="%6."/>
-      <w:lvlJc w:val="right"/>
-      <w:pPr>
-        <w:ind w:left="4320" w:hanging="180"/>
-      </w:pPr>
-    </w:lvl>
-    <w:lvl w:ilvl="6" w:tplc="4009000F" w:tentative="1">
-      <w:start w:val="1"/>
-      <w:numFmt w:val="decimal"/>
-      <w:lvlText w:val="%7."/>
-      <w:lvlJc w:val="left"/>
-      <w:pPr>
-        <w:ind w:left="5040" w:hanging="360"/>
-      </w:pPr>
-    </w:lvl>
-    <w:lvl w:ilvl="7" w:tplc="40090019" w:tentative="1">
-      <w:start w:val="1"/>
-      <w:numFmt w:val="lowerLetter"/>
-      <w:lvlText w:val="%8."/>
-      <w:lvlJc w:val="left"/>
-      <w:pPr>
-        <w:ind w:left="5760" w:hanging="360"/>
-      </w:pPr>
-    </w:lvl>
-    <w:lvl w:ilvl="8" w:tplc="4009001B" w:tentative="1">
-      <w:start w:val="1"/>
-      <w:numFmt w:val="lowerRoman"/>
-      <w:lvlText w:val="%9."/>
-      <w:lvlJc w:val="right"/>
-      <w:pPr>
-        <w:ind w:left="6480" w:hanging="180"/>
-      </w:pPr>
-    </w:lvl>
-  </w:abstractNum>
-  <w:abstractNum w:abstractNumId="10" w15:restartNumberingAfterBreak="0">
-    <w:nsid w:val="13746A7C"/>
-    <w:multiLevelType w:val="hybridMultilevel"/>
-    <w:tmpl w:val="B1B86F5A"/>
-    <w:lvl w:ilvl="0" w:tplc="4009000F">
-      <w:start w:val="1"/>
-      <w:numFmt w:val="decimal"/>
-      <w:lvlText w:val="%1."/>
-      <w:lvlJc w:val="left"/>
-      <w:pPr>
-        <w:ind w:left="720" w:hanging="360"/>
-      </w:pPr>
-    </w:lvl>
-    <w:lvl w:ilvl="1" w:tplc="40090019" w:tentative="1">
-      <w:start w:val="1"/>
-      <w:numFmt w:val="lowerLetter"/>
-      <w:lvlText w:val="%2."/>
-      <w:lvlJc w:val="left"/>
-      <w:pPr>
-        <w:ind w:left="1440" w:hanging="360"/>
-      </w:pPr>
-    </w:lvl>
-    <w:lvl w:ilvl="2" w:tplc="4009001B" w:tentative="1">
-      <w:start w:val="1"/>
-      <w:numFmt w:val="lowerRoman"/>
-      <w:lvlText w:val="%3."/>
-      <w:lvlJc w:val="right"/>
-      <w:pPr>
-        <w:ind w:left="2160" w:hanging="180"/>
-      </w:pPr>
-    </w:lvl>
-    <w:lvl w:ilvl="3" w:tplc="4009000F" w:tentative="1">
-      <w:start w:val="1"/>
-      <w:numFmt w:val="decimal"/>
-      <w:lvlText w:val="%4."/>
-      <w:lvlJc w:val="left"/>
-      <w:pPr>
-        <w:ind w:left="2880" w:hanging="360"/>
-      </w:pPr>
-    </w:lvl>
-    <w:lvl w:ilvl="4" w:tplc="40090019" w:tentative="1">
-      <w:start w:val="1"/>
-      <w:numFmt w:val="lowerLetter"/>
-      <w:lvlText w:val="%5."/>
-      <w:lvlJc w:val="left"/>
-      <w:pPr>
-        <w:ind w:left="3600" w:hanging="360"/>
-      </w:pPr>
-    </w:lvl>
-    <w:lvl w:ilvl="5" w:tplc="4009001B" w:tentative="1">
-      <w:start w:val="1"/>
-      <w:numFmt w:val="lowerRoman"/>
-      <w:lvlText w:val="%6."/>
-      <w:lvlJc w:val="right"/>
-      <w:pPr>
-        <w:ind w:left="4320" w:hanging="180"/>
-      </w:pPr>
-    </w:lvl>
-    <w:lvl w:ilvl="6" w:tplc="4009000F" w:tentative="1">
-      <w:start w:val="1"/>
-      <w:numFmt w:val="decimal"/>
-      <w:lvlText w:val="%7."/>
-      <w:lvlJc w:val="left"/>
-      <w:pPr>
-        <w:ind w:left="5040" w:hanging="360"/>
-      </w:pPr>
-    </w:lvl>
-    <w:lvl w:ilvl="7" w:tplc="40090019" w:tentative="1">
-      <w:start w:val="1"/>
-      <w:numFmt w:val="lowerLetter"/>
-      <w:lvlText w:val="%8."/>
-      <w:lvlJc w:val="left"/>
-      <w:pPr>
-        <w:ind w:left="5760" w:hanging="360"/>
-      </w:pPr>
-    </w:lvl>
-    <w:lvl w:ilvl="8" w:tplc="4009001B" w:tentative="1">
-      <w:start w:val="1"/>
-      <w:numFmt w:val="lowerRoman"/>
-      <w:lvlText w:val="%9."/>
-      <w:lvlJc w:val="right"/>
-      <w:pPr>
-        <w:ind w:left="6480" w:hanging="180"/>
-      </w:pPr>
-    </w:lvl>
-  </w:abstractNum>
-  <w:abstractNum w:abstractNumId="11" w15:restartNumberingAfterBreak="0">
-    <w:nsid w:val="1C9F3D61"/>
-    <w:multiLevelType w:val="hybridMultilevel"/>
-    <w:tmpl w:val="D2BC017E"/>
-    <w:lvl w:ilvl="0" w:tplc="FFFFFFFF">
-      <w:start w:val="1"/>
-      <w:numFmt w:val="decimal"/>
-      <w:lvlText w:val="%1."/>
-      <w:lvlJc w:val="left"/>
-      <w:pPr>
-        <w:ind w:left="720" w:hanging="360"/>
-      </w:pPr>
-      <w:rPr>
-        <w:rFonts w:hint="default"/>
-      </w:rPr>
-    </w:lvl>
-    <w:lvl w:ilvl="1" w:tplc="FFFFFFFF" w:tentative="1">
-      <w:start w:val="1"/>
-      <w:numFmt w:val="lowerLetter"/>
-      <w:lvlText w:val="%2."/>
-      <w:lvlJc w:val="left"/>
-      <w:pPr>
-        <w:ind w:left="1440" w:hanging="360"/>
-      </w:pPr>
-    </w:lvl>
-    <w:lvl w:ilvl="2" w:tplc="FFFFFFFF" w:tentative="1">
-      <w:start w:val="1"/>
-      <w:numFmt w:val="lowerRoman"/>
-      <w:lvlText w:val="%3."/>
-      <w:lvlJc w:val="right"/>
-      <w:pPr>
-        <w:ind w:left="2160" w:hanging="180"/>
-      </w:pPr>
-    </w:lvl>
-    <w:lvl w:ilvl="3" w:tplc="FFFFFFFF" w:tentative="1">
-      <w:start w:val="1"/>
-      <w:numFmt w:val="decimal"/>
-      <w:lvlText w:val="%4."/>
-      <w:lvlJc w:val="left"/>
-      <w:pPr>
-        <w:ind w:left="2880" w:hanging="360"/>
-      </w:pPr>
-    </w:lvl>
-    <w:lvl w:ilvl="4" w:tplc="FFFFFFFF" w:tentative="1">
-      <w:start w:val="1"/>
-      <w:numFmt w:val="lowerLetter"/>
-      <w:lvlText w:val="%5."/>
-      <w:lvlJc w:val="left"/>
-      <w:pPr>
-        <w:ind w:left="3600" w:hanging="360"/>
-      </w:pPr>
-    </w:lvl>
-    <w:lvl w:ilvl="5" w:tplc="FFFFFFFF" w:tentative="1">
-      <w:start w:val="1"/>
-      <w:numFmt w:val="lowerRoman"/>
-      <w:lvlText w:val="%6."/>
-      <w:lvlJc w:val="right"/>
-      <w:pPr>
-        <w:ind w:left="4320" w:hanging="180"/>
-      </w:pPr>
-    </w:lvl>
-    <w:lvl w:ilvl="6" w:tplc="FFFFFFFF" w:tentative="1">
-      <w:start w:val="1"/>
-      <w:numFmt w:val="decimal"/>
-      <w:lvlText w:val="%7."/>
-      <w:lvlJc w:val="left"/>
-      <w:pPr>
-        <w:ind w:left="5040" w:hanging="360"/>
-      </w:pPr>
-    </w:lvl>
-    <w:lvl w:ilvl="7" w:tplc="FFFFFFFF" w:tentative="1">
-      <w:start w:val="1"/>
-      <w:numFmt w:val="lowerLetter"/>
-      <w:lvlText w:val="%8."/>
-      <w:lvlJc w:val="left"/>
-      <w:pPr>
-        <w:ind w:left="5760" w:hanging="360"/>
-      </w:pPr>
-    </w:lvl>
-    <w:lvl w:ilvl="8" w:tplc="FFFFFFFF" w:tentative="1">
-      <w:start w:val="1"/>
-      <w:numFmt w:val="lowerRoman"/>
-      <w:lvlText w:val="%9."/>
-      <w:lvlJc w:val="right"/>
-      <w:pPr>
-        <w:ind w:left="6480" w:hanging="180"/>
-      </w:pPr>
-    </w:lvl>
-  </w:abstractNum>
-  <w:abstractNum w:abstractNumId="12" w15:restartNumberingAfterBreak="0">
-    <w:nsid w:val="1DD06831"/>
-    <w:multiLevelType w:val="hybridMultilevel"/>
-    <w:tmpl w:val="64F0ABC8"/>
-    <w:lvl w:ilvl="0" w:tplc="4009000F">
-      <w:start w:val="1"/>
-      <w:numFmt w:val="decimal"/>
-      <w:lvlText w:val="%1."/>
-      <w:lvlJc w:val="left"/>
-      <w:pPr>
-        <w:ind w:left="720" w:hanging="360"/>
-      </w:pPr>
-      <w:rPr>
-        <w:rFonts w:hint="default"/>
-      </w:rPr>
-    </w:lvl>
-    <w:lvl w:ilvl="1" w:tplc="40090019" w:tentative="1">
-      <w:start w:val="1"/>
-      <w:numFmt w:val="lowerLetter"/>
-      <w:lvlText w:val="%2."/>
-      <w:lvlJc w:val="left"/>
-      <w:pPr>
-        <w:ind w:left="1440" w:hanging="360"/>
-      </w:pPr>
-    </w:lvl>
-    <w:lvl w:ilvl="2" w:tplc="4009001B" w:tentative="1">
-      <w:start w:val="1"/>
-      <w:numFmt w:val="lowerRoman"/>
-      <w:lvlText w:val="%3."/>
-      <w:lvlJc w:val="right"/>
-      <w:pPr>
-        <w:ind w:left="2160" w:hanging="180"/>
-      </w:pPr>
-    </w:lvl>
-    <w:lvl w:ilvl="3" w:tplc="4009000F" w:tentative="1">
-      <w:start w:val="1"/>
-      <w:numFmt w:val="decimal"/>
-      <w:lvlText w:val="%4."/>
-      <w:lvlJc w:val="left"/>
-      <w:pPr>
-        <w:ind w:left="2880" w:hanging="360"/>
-      </w:pPr>
-    </w:lvl>
-    <w:lvl w:ilvl="4" w:tplc="40090019" w:tentative="1">
-      <w:start w:val="1"/>
-      <w:numFmt w:val="lowerLetter"/>
-      <w:lvlText w:val="%5."/>
-      <w:lvlJc w:val="left"/>
-      <w:pPr>
-        <w:ind w:left="3600" w:hanging="360"/>
-      </w:pPr>
-    </w:lvl>
-    <w:lvl w:ilvl="5" w:tplc="4009001B" w:tentative="1">
-      <w:start w:val="1"/>
-      <w:numFmt w:val="lowerRoman"/>
-      <w:lvlText w:val="%6."/>
-      <w:lvlJc w:val="right"/>
-      <w:pPr>
-        <w:ind w:left="4320" w:hanging="180"/>
-      </w:pPr>
-    </w:lvl>
-    <w:lvl w:ilvl="6" w:tplc="4009000F" w:tentative="1">
-      <w:start w:val="1"/>
-      <w:numFmt w:val="decimal"/>
-      <w:lvlText w:val="%7."/>
-      <w:lvlJc w:val="left"/>
-      <w:pPr>
-        <w:ind w:left="5040" w:hanging="360"/>
-      </w:pPr>
-    </w:lvl>
-    <w:lvl w:ilvl="7" w:tplc="40090019" w:tentative="1">
-      <w:start w:val="1"/>
-      <w:numFmt w:val="lowerLetter"/>
-      <w:lvlText w:val="%8."/>
-      <w:lvlJc w:val="left"/>
-      <w:pPr>
-        <w:ind w:left="5760" w:hanging="360"/>
-      </w:pPr>
-    </w:lvl>
-    <w:lvl w:ilvl="8" w:tplc="4009001B" w:tentative="1">
-      <w:start w:val="1"/>
-      <w:numFmt w:val="lowerRoman"/>
-      <w:lvlText w:val="%9."/>
-      <w:lvlJc w:val="right"/>
-      <w:pPr>
-        <w:ind w:left="6480" w:hanging="180"/>
-      </w:pPr>
-    </w:lvl>
-  </w:abstractNum>
-  <w:abstractNum w:abstractNumId="13" w15:restartNumberingAfterBreak="0">
-    <w:nsid w:val="1E4914BC"/>
-    <w:multiLevelType w:val="hybridMultilevel"/>
-    <w:tmpl w:val="6D0CDA0A"/>
-    <w:lvl w:ilvl="0" w:tplc="40090017">
-      <w:start w:val="1"/>
-      <w:numFmt w:val="lowerLetter"/>
-      <w:lvlText w:val="%1)"/>
-      <w:lvlJc w:val="left"/>
-      <w:pPr>
-        <w:ind w:left="720" w:hanging="360"/>
-      </w:pPr>
-    </w:lvl>
-    <w:lvl w:ilvl="1" w:tplc="40090019" w:tentative="1">
-      <w:start w:val="1"/>
-      <w:numFmt w:val="lowerLetter"/>
-      <w:lvlText w:val="%2."/>
-      <w:lvlJc w:val="left"/>
-      <w:pPr>
-        <w:ind w:left="1440" w:hanging="360"/>
-      </w:pPr>
-    </w:lvl>
-    <w:lvl w:ilvl="2" w:tplc="4009001B" w:tentative="1">
-      <w:start w:val="1"/>
-      <w:numFmt w:val="lowerRoman"/>
-      <w:lvlText w:val="%3."/>
-      <w:lvlJc w:val="right"/>
-      <w:pPr>
-        <w:ind w:left="2160" w:hanging="180"/>
-      </w:pPr>
-    </w:lvl>
-    <w:lvl w:ilvl="3" w:tplc="4009000F" w:tentative="1">
-      <w:start w:val="1"/>
-      <w:numFmt w:val="decimal"/>
-      <w:lvlText w:val="%4."/>
-      <w:lvlJc w:val="left"/>
-      <w:pPr>
-        <w:ind w:left="2880" w:hanging="360"/>
-      </w:pPr>
-    </w:lvl>
-    <w:lvl w:ilvl="4" w:tplc="40090019" w:tentative="1">
-      <w:start w:val="1"/>
-      <w:numFmt w:val="lowerLetter"/>
-      <w:lvlText w:val="%5."/>
-      <w:lvlJc w:val="left"/>
-      <w:pPr>
-        <w:ind w:left="3600" w:hanging="360"/>
-      </w:pPr>
-    </w:lvl>
-    <w:lvl w:ilvl="5" w:tplc="4009001B" w:tentative="1">
-      <w:start w:val="1"/>
-      <w:numFmt w:val="lowerRoman"/>
-      <w:lvlText w:val="%6."/>
-      <w:lvlJc w:val="right"/>
-      <w:pPr>
-        <w:ind w:left="4320" w:hanging="180"/>
-      </w:pPr>
-    </w:lvl>
-    <w:lvl w:ilvl="6" w:tplc="4009000F" w:tentative="1">
-      <w:start w:val="1"/>
-      <w:numFmt w:val="decimal"/>
-      <w:lvlText w:val="%7."/>
-      <w:lvlJc w:val="left"/>
-      <w:pPr>
-        <w:ind w:left="5040" w:hanging="360"/>
-      </w:pPr>
-    </w:lvl>
-    <w:lvl w:ilvl="7" w:tplc="40090019" w:tentative="1">
-      <w:start w:val="1"/>
-      <w:numFmt w:val="lowerLetter"/>
-      <w:lvlText w:val="%8."/>
-      <w:lvlJc w:val="left"/>
-      <w:pPr>
-        <w:ind w:left="5760" w:hanging="360"/>
-      </w:pPr>
-    </w:lvl>
-    <w:lvl w:ilvl="8" w:tplc="4009001B" w:tentative="1">
-      <w:start w:val="1"/>
-      <w:numFmt w:val="lowerRoman"/>
-      <w:lvlText w:val="%9."/>
-      <w:lvlJc w:val="right"/>
-      <w:pPr>
-        <w:ind w:left="6480" w:hanging="180"/>
-      </w:pPr>
-    </w:lvl>
-  </w:abstractNum>
-  <w:abstractNum w:abstractNumId="14" w15:restartNumberingAfterBreak="0">
-    <w:nsid w:val="1FBF147D"/>
-    <w:multiLevelType w:val="hybridMultilevel"/>
-    <w:tmpl w:val="56F68AE8"/>
-    <w:lvl w:ilvl="0" w:tplc="0409000F">
-      <w:start w:val="1"/>
-      <w:numFmt w:val="decimal"/>
-      <w:lvlText w:val="%1."/>
-      <w:lvlJc w:val="left"/>
-      <w:pPr>
-        <w:ind w:left="720" w:hanging="360"/>
-      </w:pPr>
-    </w:lvl>
-    <w:lvl w:ilvl="1" w:tplc="04090019" w:tentative="1">
-      <w:start w:val="1"/>
-      <w:numFmt w:val="lowerLetter"/>
-      <w:lvlText w:val="%2."/>
-      <w:lvlJc w:val="left"/>
-      <w:pPr>
-        <w:ind w:left="1440" w:hanging="360"/>
-      </w:pPr>
-    </w:lvl>
-    <w:lvl w:ilvl="2" w:tplc="0409001B" w:tentative="1">
-      <w:start w:val="1"/>
-      <w:numFmt w:val="lowerRoman"/>
-      <w:lvlText w:val="%3."/>
-      <w:lvlJc w:val="right"/>
-      <w:pPr>
-        <w:ind w:left="2160" w:hanging="180"/>
-      </w:pPr>
-    </w:lvl>
-    <w:lvl w:ilvl="3" w:tplc="0409000F" w:tentative="1">
-      <w:start w:val="1"/>
-      <w:numFmt w:val="decimal"/>
-      <w:lvlText w:val="%4."/>
-      <w:lvlJc w:val="left"/>
-      <w:pPr>
-        <w:ind w:left="2880" w:hanging="360"/>
-      </w:pPr>
-    </w:lvl>
-    <w:lvl w:ilvl="4" w:tplc="04090019" w:tentative="1">
-      <w:start w:val="1"/>
-      <w:numFmt w:val="lowerLetter"/>
-      <w:lvlText w:val="%5."/>
-      <w:lvlJc w:val="left"/>
-      <w:pPr>
-        <w:ind w:left="3600" w:hanging="360"/>
-      </w:pPr>
-    </w:lvl>
-    <w:lvl w:ilvl="5" w:tplc="0409001B" w:tentative="1">
-      <w:start w:val="1"/>
-      <w:numFmt w:val="lowerRoman"/>
-      <w:lvlText w:val="%6."/>
-      <w:lvlJc w:val="right"/>
-      <w:pPr>
-        <w:ind w:left="4320" w:hanging="180"/>
-      </w:pPr>
-    </w:lvl>
-    <w:lvl w:ilvl="6" w:tplc="0409000F" w:tentative="1">
-      <w:start w:val="1"/>
-      <w:numFmt w:val="decimal"/>
-      <w:lvlText w:val="%7."/>
-      <w:lvlJc w:val="left"/>
-      <w:pPr>
-        <w:ind w:left="5040" w:hanging="360"/>
-      </w:pPr>
-    </w:lvl>
-    <w:lvl w:ilvl="7" w:tplc="04090019" w:tentative="1">
-      <w:start w:val="1"/>
-      <w:numFmt w:val="lowerLetter"/>
-      <w:lvlText w:val="%8."/>
-      <w:lvlJc w:val="left"/>
-      <w:pPr>
-        <w:ind w:left="5760" w:hanging="360"/>
-      </w:pPr>
-    </w:lvl>
-    <w:lvl w:ilvl="8" w:tplc="0409001B" w:tentative="1">
-      <w:start w:val="1"/>
-      <w:numFmt w:val="lowerRoman"/>
-      <w:lvlText w:val="%9."/>
-      <w:lvlJc w:val="right"/>
-      <w:pPr>
-        <w:ind w:left="6480" w:hanging="180"/>
-      </w:pPr>
-    </w:lvl>
-  </w:abstractNum>
-  <w:abstractNum w:abstractNumId="15" w15:restartNumberingAfterBreak="0">
-    <w:nsid w:val="20202A81"/>
-    <w:multiLevelType w:val="multilevel"/>
-    <w:tmpl w:val="BE32F3DE"/>
-    <w:lvl w:ilvl="0">
-      <w:start w:val="69"/>
-      <w:numFmt w:val="decimal"/>
-      <w:lvlText w:val="%1."/>
       <w:lvlJc w:val="left"/>
       <w:pPr>
         <w:tabs>
@@ -6574,11 +6974,15 @@
         </w:tabs>
         <w:ind w:left="720" w:hanging="360"/>
       </w:pPr>
+      <w:rPr>
+        <w:rFonts w:ascii="Symbol" w:hAnsi="Symbol" w:hint="default"/>
+        <w:sz w:val="20"/>
+      </w:rPr>
     </w:lvl>
     <w:lvl w:ilvl="1" w:tentative="1">
       <w:start w:val="1"/>
-      <w:numFmt w:val="decimal"/>
-      <w:lvlText w:val="%2."/>
+      <w:numFmt w:val="bullet"/>
+      <w:lvlText w:val="o"/>
       <w:lvlJc w:val="left"/>
       <w:pPr>
         <w:tabs>
@@ -6586,11 +6990,15 @@
         </w:tabs>
         <w:ind w:left="1440" w:hanging="360"/>
       </w:pPr>
+      <w:rPr>
+        <w:rFonts w:ascii="Courier New" w:hAnsi="Courier New" w:hint="default"/>
+        <w:sz w:val="20"/>
+      </w:rPr>
     </w:lvl>
     <w:lvl w:ilvl="2" w:tentative="1">
       <w:start w:val="1"/>
-      <w:numFmt w:val="decimal"/>
-      <w:lvlText w:val="%3."/>
+      <w:numFmt w:val="bullet"/>
+      <w:lvlText w:val=""/>
       <w:lvlJc w:val="left"/>
       <w:pPr>
         <w:tabs>
@@ -6598,11 +7006,15 @@
         </w:tabs>
         <w:ind w:left="2160" w:hanging="360"/>
       </w:pPr>
+      <w:rPr>
+        <w:rFonts w:ascii="Wingdings" w:hAnsi="Wingdings" w:hint="default"/>
+        <w:sz w:val="20"/>
+      </w:rPr>
     </w:lvl>
     <w:lvl w:ilvl="3" w:tentative="1">
       <w:start w:val="1"/>
-      <w:numFmt w:val="decimal"/>
-      <w:lvlText w:val="%4."/>
+      <w:numFmt w:val="bullet"/>
+      <w:lvlText w:val=""/>
       <w:lvlJc w:val="left"/>
       <w:pPr>
         <w:tabs>
@@ -6610,11 +7022,15 @@
         </w:tabs>
         <w:ind w:left="2880" w:hanging="360"/>
       </w:pPr>
+      <w:rPr>
+        <w:rFonts w:ascii="Wingdings" w:hAnsi="Wingdings" w:hint="default"/>
+        <w:sz w:val="20"/>
+      </w:rPr>
     </w:lvl>
     <w:lvl w:ilvl="4" w:tentative="1">
       <w:start w:val="1"/>
-      <w:numFmt w:val="decimal"/>
-      <w:lvlText w:val="%5."/>
+      <w:numFmt w:val="bullet"/>
+      <w:lvlText w:val=""/>
       <w:lvlJc w:val="left"/>
       <w:pPr>
         <w:tabs>
@@ -6622,11 +7038,15 @@
         </w:tabs>
         <w:ind w:left="3600" w:hanging="360"/>
       </w:pPr>
+      <w:rPr>
+        <w:rFonts w:ascii="Wingdings" w:hAnsi="Wingdings" w:hint="default"/>
+        <w:sz w:val="20"/>
+      </w:rPr>
     </w:lvl>
     <w:lvl w:ilvl="5" w:tentative="1">
       <w:start w:val="1"/>
-      <w:numFmt w:val="decimal"/>
-      <w:lvlText w:val="%6."/>
+      <w:numFmt w:val="bullet"/>
+      <w:lvlText w:val=""/>
       <w:lvlJc w:val="left"/>
       <w:pPr>
         <w:tabs>
@@ -6634,11 +7054,15 @@
         </w:tabs>
         <w:ind w:left="4320" w:hanging="360"/>
       </w:pPr>
+      <w:rPr>
+        <w:rFonts w:ascii="Wingdings" w:hAnsi="Wingdings" w:hint="default"/>
+        <w:sz w:val="20"/>
+      </w:rPr>
     </w:lvl>
     <w:lvl w:ilvl="6" w:tentative="1">
       <w:start w:val="1"/>
-      <w:numFmt w:val="decimal"/>
-      <w:lvlText w:val="%7."/>
+      <w:numFmt w:val="bullet"/>
+      <w:lvlText w:val=""/>
       <w:lvlJc w:val="left"/>
       <w:pPr>
         <w:tabs>
@@ -6646,11 +7070,15 @@
         </w:tabs>
         <w:ind w:left="5040" w:hanging="360"/>
       </w:pPr>
+      <w:rPr>
+        <w:rFonts w:ascii="Wingdings" w:hAnsi="Wingdings" w:hint="default"/>
+        <w:sz w:val="20"/>
+      </w:rPr>
     </w:lvl>
     <w:lvl w:ilvl="7" w:tentative="1">
       <w:start w:val="1"/>
-      <w:numFmt w:val="decimal"/>
-      <w:lvlText w:val="%8."/>
+      <w:numFmt w:val="bullet"/>
+      <w:lvlText w:val=""/>
       <w:lvlJc w:val="left"/>
       <w:pPr>
         <w:tabs>
@@ -6658,11 +7086,15 @@
         </w:tabs>
         <w:ind w:left="5760" w:hanging="360"/>
       </w:pPr>
+      <w:rPr>
+        <w:rFonts w:ascii="Wingdings" w:hAnsi="Wingdings" w:hint="default"/>
+        <w:sz w:val="20"/>
+      </w:rPr>
     </w:lvl>
     <w:lvl w:ilvl="8" w:tentative="1">
       <w:start w:val="1"/>
-      <w:numFmt w:val="decimal"/>
-      <w:lvlText w:val="%9."/>
+      <w:numFmt w:val="bullet"/>
+      <w:lvlText w:val=""/>
       <w:lvlJc w:val="left"/>
       <w:pPr>
         <w:tabs>
@@ -6670,12 +7102,16 @@
         </w:tabs>
         <w:ind w:left="6480" w:hanging="360"/>
       </w:pPr>
+      <w:rPr>
+        <w:rFonts w:ascii="Wingdings" w:hAnsi="Wingdings" w:hint="default"/>
+        <w:sz w:val="20"/>
+      </w:rPr>
     </w:lvl>
   </w:abstractNum>
-  <w:abstractNum w:abstractNumId="16" w15:restartNumberingAfterBreak="0">
-    <w:nsid w:val="23373C8B"/>
+  <w:abstractNum w:abstractNumId="8" w15:restartNumberingAfterBreak="0">
+    <w:nsid w:val="28057BC3"/>
     <w:multiLevelType w:val="multilevel"/>
-    <w:tmpl w:val="DCC2C334"/>
+    <w:tmpl w:val="96360302"/>
     <w:lvl w:ilvl="0">
       <w:start w:val="1"/>
       <w:numFmt w:val="bullet"/>
@@ -6821,10 +7257,10 @@
       </w:rPr>
     </w:lvl>
   </w:abstractNum>
-  <w:abstractNum w:abstractNumId="17" w15:restartNumberingAfterBreak="0">
-    <w:nsid w:val="247F670E"/>
+  <w:abstractNum w:abstractNumId="9" w15:restartNumberingAfterBreak="0">
+    <w:nsid w:val="3EAA335E"/>
     <w:multiLevelType w:val="multilevel"/>
-    <w:tmpl w:val="C64A7AC4"/>
+    <w:tmpl w:val="A09C1C18"/>
     <w:lvl w:ilvl="0">
       <w:start w:val="1"/>
       <w:numFmt w:val="bullet"/>
@@ -6970,491 +7406,10 @@
       </w:rPr>
     </w:lvl>
   </w:abstractNum>
-  <w:abstractNum w:abstractNumId="18" w15:restartNumberingAfterBreak="0">
-    <w:nsid w:val="2B290A23"/>
+  <w:abstractNum w:abstractNumId="10" w15:restartNumberingAfterBreak="0">
+    <w:nsid w:val="51087534"/>
     <w:multiLevelType w:val="multilevel"/>
-    <w:tmpl w:val="177AF180"/>
-    <w:lvl w:ilvl="0">
-      <w:numFmt w:val="bullet"/>
-      <w:lvlText w:val=""/>
-      <w:lvlJc w:val="left"/>
-      <w:pPr>
-        <w:ind w:left="1080" w:hanging="360"/>
-      </w:pPr>
-      <w:rPr>
-        <w:rFonts w:ascii="Symbol" w:hAnsi="Symbol"/>
-      </w:rPr>
-    </w:lvl>
-    <w:lvl w:ilvl="1">
-      <w:numFmt w:val="bullet"/>
-      <w:lvlText w:val="o"/>
-      <w:lvlJc w:val="left"/>
-      <w:pPr>
-        <w:ind w:left="1800" w:hanging="360"/>
-      </w:pPr>
-      <w:rPr>
-        <w:rFonts w:ascii="Courier New" w:hAnsi="Courier New" w:cs="Courier New"/>
-      </w:rPr>
-    </w:lvl>
-    <w:lvl w:ilvl="2">
-      <w:numFmt w:val="bullet"/>
-      <w:lvlText w:val=""/>
-      <w:lvlJc w:val="left"/>
-      <w:pPr>
-        <w:ind w:left="2520" w:hanging="360"/>
-      </w:pPr>
-      <w:rPr>
-        <w:rFonts w:ascii="Wingdings" w:hAnsi="Wingdings"/>
-      </w:rPr>
-    </w:lvl>
-    <w:lvl w:ilvl="3">
-      <w:numFmt w:val="bullet"/>
-      <w:lvlText w:val=""/>
-      <w:lvlJc w:val="left"/>
-      <w:pPr>
-        <w:ind w:left="3240" w:hanging="360"/>
-      </w:pPr>
-      <w:rPr>
-        <w:rFonts w:ascii="Symbol" w:hAnsi="Symbol"/>
-      </w:rPr>
-    </w:lvl>
-    <w:lvl w:ilvl="4">
-      <w:numFmt w:val="bullet"/>
-      <w:lvlText w:val="o"/>
-      <w:lvlJc w:val="left"/>
-      <w:pPr>
-        <w:ind w:left="3960" w:hanging="360"/>
-      </w:pPr>
-      <w:rPr>
-        <w:rFonts w:ascii="Courier New" w:hAnsi="Courier New" w:cs="Courier New"/>
-      </w:rPr>
-    </w:lvl>
-    <w:lvl w:ilvl="5">
-      <w:numFmt w:val="bullet"/>
-      <w:lvlText w:val=""/>
-      <w:lvlJc w:val="left"/>
-      <w:pPr>
-        <w:ind w:left="4680" w:hanging="360"/>
-      </w:pPr>
-      <w:rPr>
-        <w:rFonts w:ascii="Wingdings" w:hAnsi="Wingdings"/>
-      </w:rPr>
-    </w:lvl>
-    <w:lvl w:ilvl="6">
-      <w:numFmt w:val="bullet"/>
-      <w:lvlText w:val=""/>
-      <w:lvlJc w:val="left"/>
-      <w:pPr>
-        <w:ind w:left="5400" w:hanging="360"/>
-      </w:pPr>
-      <w:rPr>
-        <w:rFonts w:ascii="Symbol" w:hAnsi="Symbol"/>
-      </w:rPr>
-    </w:lvl>
-    <w:lvl w:ilvl="7">
-      <w:numFmt w:val="bullet"/>
-      <w:lvlText w:val="o"/>
-      <w:lvlJc w:val="left"/>
-      <w:pPr>
-        <w:ind w:left="6120" w:hanging="360"/>
-      </w:pPr>
-      <w:rPr>
-        <w:rFonts w:ascii="Courier New" w:hAnsi="Courier New" w:cs="Courier New"/>
-      </w:rPr>
-    </w:lvl>
-    <w:lvl w:ilvl="8">
-      <w:numFmt w:val="bullet"/>
-      <w:lvlText w:val=""/>
-      <w:lvlJc w:val="left"/>
-      <w:pPr>
-        <w:ind w:left="6840" w:hanging="360"/>
-      </w:pPr>
-      <w:rPr>
-        <w:rFonts w:ascii="Wingdings" w:hAnsi="Wingdings"/>
-      </w:rPr>
-    </w:lvl>
-  </w:abstractNum>
-  <w:abstractNum w:abstractNumId="19" w15:restartNumberingAfterBreak="0">
-    <w:nsid w:val="2E650E96"/>
-    <w:multiLevelType w:val="hybridMultilevel"/>
-    <w:tmpl w:val="F844CC14"/>
-    <w:lvl w:ilvl="0" w:tplc="44586660">
-      <w:start w:val="3"/>
-      <w:numFmt w:val="decimal"/>
-      <w:lvlText w:val="%1."/>
-      <w:lvlJc w:val="left"/>
-      <w:pPr>
-        <w:ind w:left="720" w:hanging="360"/>
-      </w:pPr>
-      <w:rPr>
-        <w:rFonts w:hint="default"/>
-      </w:rPr>
-    </w:lvl>
-    <w:lvl w:ilvl="1" w:tplc="40090019" w:tentative="1">
-      <w:start w:val="1"/>
-      <w:numFmt w:val="lowerLetter"/>
-      <w:lvlText w:val="%2."/>
-      <w:lvlJc w:val="left"/>
-      <w:pPr>
-        <w:ind w:left="1440" w:hanging="360"/>
-      </w:pPr>
-    </w:lvl>
-    <w:lvl w:ilvl="2" w:tplc="4009001B" w:tentative="1">
-      <w:start w:val="1"/>
-      <w:numFmt w:val="lowerRoman"/>
-      <w:lvlText w:val="%3."/>
-      <w:lvlJc w:val="right"/>
-      <w:pPr>
-        <w:ind w:left="2160" w:hanging="180"/>
-      </w:pPr>
-    </w:lvl>
-    <w:lvl w:ilvl="3" w:tplc="4009000F" w:tentative="1">
-      <w:start w:val="1"/>
-      <w:numFmt w:val="decimal"/>
-      <w:lvlText w:val="%4."/>
-      <w:lvlJc w:val="left"/>
-      <w:pPr>
-        <w:ind w:left="2880" w:hanging="360"/>
-      </w:pPr>
-    </w:lvl>
-    <w:lvl w:ilvl="4" w:tplc="40090019" w:tentative="1">
-      <w:start w:val="1"/>
-      <w:numFmt w:val="lowerLetter"/>
-      <w:lvlText w:val="%5."/>
-      <w:lvlJc w:val="left"/>
-      <w:pPr>
-        <w:ind w:left="3600" w:hanging="360"/>
-      </w:pPr>
-    </w:lvl>
-    <w:lvl w:ilvl="5" w:tplc="4009001B" w:tentative="1">
-      <w:start w:val="1"/>
-      <w:numFmt w:val="lowerRoman"/>
-      <w:lvlText w:val="%6."/>
-      <w:lvlJc w:val="right"/>
-      <w:pPr>
-        <w:ind w:left="4320" w:hanging="180"/>
-      </w:pPr>
-    </w:lvl>
-    <w:lvl w:ilvl="6" w:tplc="4009000F" w:tentative="1">
-      <w:start w:val="1"/>
-      <w:numFmt w:val="decimal"/>
-      <w:lvlText w:val="%7."/>
-      <w:lvlJc w:val="left"/>
-      <w:pPr>
-        <w:ind w:left="5040" w:hanging="360"/>
-      </w:pPr>
-    </w:lvl>
-    <w:lvl w:ilvl="7" w:tplc="40090019" w:tentative="1">
-      <w:start w:val="1"/>
-      <w:numFmt w:val="lowerLetter"/>
-      <w:lvlText w:val="%8."/>
-      <w:lvlJc w:val="left"/>
-      <w:pPr>
-        <w:ind w:left="5760" w:hanging="360"/>
-      </w:pPr>
-    </w:lvl>
-    <w:lvl w:ilvl="8" w:tplc="4009001B" w:tentative="1">
-      <w:start w:val="1"/>
-      <w:numFmt w:val="lowerRoman"/>
-      <w:lvlText w:val="%9."/>
-      <w:lvlJc w:val="right"/>
-      <w:pPr>
-        <w:ind w:left="6480" w:hanging="180"/>
-      </w:pPr>
-    </w:lvl>
-  </w:abstractNum>
-  <w:abstractNum w:abstractNumId="20" w15:restartNumberingAfterBreak="0">
-    <w:nsid w:val="2FC14467"/>
-    <w:multiLevelType w:val="hybridMultilevel"/>
-    <w:tmpl w:val="E23A5ABE"/>
-    <w:lvl w:ilvl="0" w:tplc="4009000F">
-      <w:start w:val="1"/>
-      <w:numFmt w:val="decimal"/>
-      <w:lvlText w:val="%1."/>
-      <w:lvlJc w:val="left"/>
-      <w:pPr>
-        <w:ind w:left="720" w:hanging="360"/>
-      </w:pPr>
-      <w:rPr>
-        <w:rFonts w:hint="default"/>
-      </w:rPr>
-    </w:lvl>
-    <w:lvl w:ilvl="1" w:tplc="40090019" w:tentative="1">
-      <w:start w:val="1"/>
-      <w:numFmt w:val="lowerLetter"/>
-      <w:lvlText w:val="%2."/>
-      <w:lvlJc w:val="left"/>
-      <w:pPr>
-        <w:ind w:left="1440" w:hanging="360"/>
-      </w:pPr>
-    </w:lvl>
-    <w:lvl w:ilvl="2" w:tplc="4009001B" w:tentative="1">
-      <w:start w:val="1"/>
-      <w:numFmt w:val="lowerRoman"/>
-      <w:lvlText w:val="%3."/>
-      <w:lvlJc w:val="right"/>
-      <w:pPr>
-        <w:ind w:left="2160" w:hanging="180"/>
-      </w:pPr>
-    </w:lvl>
-    <w:lvl w:ilvl="3" w:tplc="4009000F" w:tentative="1">
-      <w:start w:val="1"/>
-      <w:numFmt w:val="decimal"/>
-      <w:lvlText w:val="%4."/>
-      <w:lvlJc w:val="left"/>
-      <w:pPr>
-        <w:ind w:left="2880" w:hanging="360"/>
-      </w:pPr>
-    </w:lvl>
-    <w:lvl w:ilvl="4" w:tplc="40090019" w:tentative="1">
-      <w:start w:val="1"/>
-      <w:numFmt w:val="lowerLetter"/>
-      <w:lvlText w:val="%5."/>
-      <w:lvlJc w:val="left"/>
-      <w:pPr>
-        <w:ind w:left="3600" w:hanging="360"/>
-      </w:pPr>
-    </w:lvl>
-    <w:lvl w:ilvl="5" w:tplc="4009001B" w:tentative="1">
-      <w:start w:val="1"/>
-      <w:numFmt w:val="lowerRoman"/>
-      <w:lvlText w:val="%6."/>
-      <w:lvlJc w:val="right"/>
-      <w:pPr>
-        <w:ind w:left="4320" w:hanging="180"/>
-      </w:pPr>
-    </w:lvl>
-    <w:lvl w:ilvl="6" w:tplc="4009000F" w:tentative="1">
-      <w:start w:val="1"/>
-      <w:numFmt w:val="decimal"/>
-      <w:lvlText w:val="%7."/>
-      <w:lvlJc w:val="left"/>
-      <w:pPr>
-        <w:ind w:left="5040" w:hanging="360"/>
-      </w:pPr>
-    </w:lvl>
-    <w:lvl w:ilvl="7" w:tplc="40090019" w:tentative="1">
-      <w:start w:val="1"/>
-      <w:numFmt w:val="lowerLetter"/>
-      <w:lvlText w:val="%8."/>
-      <w:lvlJc w:val="left"/>
-      <w:pPr>
-        <w:ind w:left="5760" w:hanging="360"/>
-      </w:pPr>
-    </w:lvl>
-    <w:lvl w:ilvl="8" w:tplc="4009001B" w:tentative="1">
-      <w:start w:val="1"/>
-      <w:numFmt w:val="lowerRoman"/>
-      <w:lvlText w:val="%9."/>
-      <w:lvlJc w:val="right"/>
-      <w:pPr>
-        <w:ind w:left="6480" w:hanging="180"/>
-      </w:pPr>
-    </w:lvl>
-  </w:abstractNum>
-  <w:abstractNum w:abstractNumId="21" w15:restartNumberingAfterBreak="0">
-    <w:nsid w:val="34C931D5"/>
-    <w:multiLevelType w:val="hybridMultilevel"/>
-    <w:tmpl w:val="CD28EF92"/>
-    <w:lvl w:ilvl="0" w:tplc="4009000F">
-      <w:start w:val="1"/>
-      <w:numFmt w:val="decimal"/>
-      <w:lvlText w:val="%1."/>
-      <w:lvlJc w:val="left"/>
-      <w:pPr>
-        <w:ind w:left="720" w:hanging="360"/>
-      </w:pPr>
-    </w:lvl>
-    <w:lvl w:ilvl="1" w:tplc="40090019">
-      <w:start w:val="1"/>
-      <w:numFmt w:val="lowerLetter"/>
-      <w:lvlText w:val="%2."/>
-      <w:lvlJc w:val="left"/>
-      <w:pPr>
-        <w:ind w:left="1440" w:hanging="360"/>
-      </w:pPr>
-    </w:lvl>
-    <w:lvl w:ilvl="2" w:tplc="4009001B">
-      <w:start w:val="1"/>
-      <w:numFmt w:val="lowerRoman"/>
-      <w:lvlText w:val="%3."/>
-      <w:lvlJc w:val="right"/>
-      <w:pPr>
-        <w:ind w:left="2160" w:hanging="180"/>
-      </w:pPr>
-    </w:lvl>
-    <w:lvl w:ilvl="3" w:tplc="4009000F">
-      <w:start w:val="1"/>
-      <w:numFmt w:val="decimal"/>
-      <w:lvlText w:val="%4."/>
-      <w:lvlJc w:val="left"/>
-      <w:pPr>
-        <w:ind w:left="2880" w:hanging="360"/>
-      </w:pPr>
-    </w:lvl>
-    <w:lvl w:ilvl="4" w:tplc="40090019">
-      <w:start w:val="1"/>
-      <w:numFmt w:val="lowerLetter"/>
-      <w:lvlText w:val="%5."/>
-      <w:lvlJc w:val="left"/>
-      <w:pPr>
-        <w:ind w:left="3600" w:hanging="360"/>
-      </w:pPr>
-    </w:lvl>
-    <w:lvl w:ilvl="5" w:tplc="4009001B">
-      <w:start w:val="1"/>
-      <w:numFmt w:val="lowerRoman"/>
-      <w:lvlText w:val="%6."/>
-      <w:lvlJc w:val="right"/>
-      <w:pPr>
-        <w:ind w:left="4320" w:hanging="180"/>
-      </w:pPr>
-    </w:lvl>
-    <w:lvl w:ilvl="6" w:tplc="4009000F">
-      <w:start w:val="1"/>
-      <w:numFmt w:val="decimal"/>
-      <w:lvlText w:val="%7."/>
-      <w:lvlJc w:val="left"/>
-      <w:pPr>
-        <w:ind w:left="5040" w:hanging="360"/>
-      </w:pPr>
-    </w:lvl>
-    <w:lvl w:ilvl="7" w:tplc="40090019">
-      <w:start w:val="1"/>
-      <w:numFmt w:val="lowerLetter"/>
-      <w:lvlText w:val="%8."/>
-      <w:lvlJc w:val="left"/>
-      <w:pPr>
-        <w:ind w:left="5760" w:hanging="360"/>
-      </w:pPr>
-    </w:lvl>
-    <w:lvl w:ilvl="8" w:tplc="4009001B">
-      <w:start w:val="1"/>
-      <w:numFmt w:val="lowerRoman"/>
-      <w:lvlText w:val="%9."/>
-      <w:lvlJc w:val="right"/>
-      <w:pPr>
-        <w:ind w:left="6480" w:hanging="180"/>
-      </w:pPr>
-    </w:lvl>
-  </w:abstractNum>
-  <w:abstractNum w:abstractNumId="22" w15:restartNumberingAfterBreak="0">
-    <w:nsid w:val="39DF6663"/>
-    <w:multiLevelType w:val="hybridMultilevel"/>
-    <w:tmpl w:val="84D0BAAE"/>
-    <w:lvl w:ilvl="0" w:tplc="40090001">
-      <w:start w:val="1"/>
-      <w:numFmt w:val="bullet"/>
-      <w:lvlText w:val=""/>
-      <w:lvlJc w:val="left"/>
-      <w:pPr>
-        <w:ind w:left="720" w:hanging="360"/>
-      </w:pPr>
-      <w:rPr>
-        <w:rFonts w:ascii="Symbol" w:hAnsi="Symbol" w:hint="default"/>
-      </w:rPr>
-    </w:lvl>
-    <w:lvl w:ilvl="1" w:tplc="40090003">
-      <w:start w:val="1"/>
-      <w:numFmt w:val="bullet"/>
-      <w:lvlText w:val="o"/>
-      <w:lvlJc w:val="left"/>
-      <w:pPr>
-        <w:ind w:left="1440" w:hanging="360"/>
-      </w:pPr>
-      <w:rPr>
-        <w:rFonts w:ascii="Courier New" w:hAnsi="Courier New" w:cs="Courier New" w:hint="default"/>
-      </w:rPr>
-    </w:lvl>
-    <w:lvl w:ilvl="2" w:tplc="40090005" w:tentative="1">
-      <w:start w:val="1"/>
-      <w:numFmt w:val="bullet"/>
-      <w:lvlText w:val=""/>
-      <w:lvlJc w:val="left"/>
-      <w:pPr>
-        <w:ind w:left="2160" w:hanging="360"/>
-      </w:pPr>
-      <w:rPr>
-        <w:rFonts w:ascii="Wingdings" w:hAnsi="Wingdings" w:hint="default"/>
-      </w:rPr>
-    </w:lvl>
-    <w:lvl w:ilvl="3" w:tplc="40090001" w:tentative="1">
-      <w:start w:val="1"/>
-      <w:numFmt w:val="bullet"/>
-      <w:lvlText w:val=""/>
-      <w:lvlJc w:val="left"/>
-      <w:pPr>
-        <w:ind w:left="2880" w:hanging="360"/>
-      </w:pPr>
-      <w:rPr>
-        <w:rFonts w:ascii="Symbol" w:hAnsi="Symbol" w:hint="default"/>
-      </w:rPr>
-    </w:lvl>
-    <w:lvl w:ilvl="4" w:tplc="40090003" w:tentative="1">
-      <w:start w:val="1"/>
-      <w:numFmt w:val="bullet"/>
-      <w:lvlText w:val="o"/>
-      <w:lvlJc w:val="left"/>
-      <w:pPr>
-        <w:ind w:left="3600" w:hanging="360"/>
-      </w:pPr>
-      <w:rPr>
-        <w:rFonts w:ascii="Courier New" w:hAnsi="Courier New" w:cs="Courier New" w:hint="default"/>
-      </w:rPr>
-    </w:lvl>
-    <w:lvl w:ilvl="5" w:tplc="40090005" w:tentative="1">
-      <w:start w:val="1"/>
-      <w:numFmt w:val="bullet"/>
-      <w:lvlText w:val=""/>
-      <w:lvlJc w:val="left"/>
-      <w:pPr>
-        <w:ind w:left="4320" w:hanging="360"/>
-      </w:pPr>
-      <w:rPr>
-        <w:rFonts w:ascii="Wingdings" w:hAnsi="Wingdings" w:hint="default"/>
-      </w:rPr>
-    </w:lvl>
-    <w:lvl w:ilvl="6" w:tplc="40090001" w:tentative="1">
-      <w:start w:val="1"/>
-      <w:numFmt w:val="bullet"/>
-      <w:lvlText w:val=""/>
-      <w:lvlJc w:val="left"/>
-      <w:pPr>
-        <w:ind w:left="5040" w:hanging="360"/>
-      </w:pPr>
-      <w:rPr>
-        <w:rFonts w:ascii="Symbol" w:hAnsi="Symbol" w:hint="default"/>
-      </w:rPr>
-    </w:lvl>
-    <w:lvl w:ilvl="7" w:tplc="40090003" w:tentative="1">
-      <w:start w:val="1"/>
-      <w:numFmt w:val="bullet"/>
-      <w:lvlText w:val="o"/>
-      <w:lvlJc w:val="left"/>
-      <w:pPr>
-        <w:ind w:left="5760" w:hanging="360"/>
-      </w:pPr>
-      <w:rPr>
-        <w:rFonts w:ascii="Courier New" w:hAnsi="Courier New" w:cs="Courier New" w:hint="default"/>
-      </w:rPr>
-    </w:lvl>
-    <w:lvl w:ilvl="8" w:tplc="40090005" w:tentative="1">
-      <w:start w:val="1"/>
-      <w:numFmt w:val="bullet"/>
-      <w:lvlText w:val=""/>
-      <w:lvlJc w:val="left"/>
-      <w:pPr>
-        <w:ind w:left="6480" w:hanging="360"/>
-      </w:pPr>
-      <w:rPr>
-        <w:rFonts w:ascii="Wingdings" w:hAnsi="Wingdings" w:hint="default"/>
-      </w:rPr>
-    </w:lvl>
-  </w:abstractNum>
-  <w:abstractNum w:abstractNumId="23" w15:restartNumberingAfterBreak="0">
-    <w:nsid w:val="3EAA335E"/>
-    <w:multiLevelType w:val="multilevel"/>
-    <w:tmpl w:val="A09C1C18"/>
+    <w:tmpl w:val="5E28BE72"/>
     <w:lvl w:ilvl="0">
       <w:start w:val="1"/>
       <w:numFmt w:val="bullet"/>
@@ -7600,213 +7555,14 @@
       </w:rPr>
     </w:lvl>
   </w:abstractNum>
-  <w:abstractNum w:abstractNumId="24" w15:restartNumberingAfterBreak="0">
-    <w:nsid w:val="3ECB3775"/>
-    <w:multiLevelType w:val="hybridMultilevel"/>
-    <w:tmpl w:val="9F68E028"/>
-    <w:lvl w:ilvl="0" w:tplc="4009000F">
-      <w:start w:val="1"/>
-      <w:numFmt w:val="decimal"/>
-      <w:lvlText w:val="%1."/>
-      <w:lvlJc w:val="left"/>
-      <w:pPr>
-        <w:ind w:left="720" w:hanging="360"/>
-      </w:pPr>
-    </w:lvl>
-    <w:lvl w:ilvl="1" w:tplc="40090019" w:tentative="1">
-      <w:start w:val="1"/>
-      <w:numFmt w:val="lowerLetter"/>
-      <w:lvlText w:val="%2."/>
-      <w:lvlJc w:val="left"/>
-      <w:pPr>
-        <w:ind w:left="1440" w:hanging="360"/>
-      </w:pPr>
-    </w:lvl>
-    <w:lvl w:ilvl="2" w:tplc="4009001B" w:tentative="1">
-      <w:start w:val="1"/>
-      <w:numFmt w:val="lowerRoman"/>
-      <w:lvlText w:val="%3."/>
-      <w:lvlJc w:val="right"/>
-      <w:pPr>
-        <w:ind w:left="2160" w:hanging="180"/>
-      </w:pPr>
-    </w:lvl>
-    <w:lvl w:ilvl="3" w:tplc="4009000F" w:tentative="1">
-      <w:start w:val="1"/>
-      <w:numFmt w:val="decimal"/>
-      <w:lvlText w:val="%4."/>
-      <w:lvlJc w:val="left"/>
-      <w:pPr>
-        <w:ind w:left="2880" w:hanging="360"/>
-      </w:pPr>
-    </w:lvl>
-    <w:lvl w:ilvl="4" w:tplc="40090019" w:tentative="1">
-      <w:start w:val="1"/>
-      <w:numFmt w:val="lowerLetter"/>
-      <w:lvlText w:val="%5."/>
-      <w:lvlJc w:val="left"/>
-      <w:pPr>
-        <w:ind w:left="3600" w:hanging="360"/>
-      </w:pPr>
-    </w:lvl>
-    <w:lvl w:ilvl="5" w:tplc="4009001B" w:tentative="1">
-      <w:start w:val="1"/>
-      <w:numFmt w:val="lowerRoman"/>
-      <w:lvlText w:val="%6."/>
-      <w:lvlJc w:val="right"/>
-      <w:pPr>
-        <w:ind w:left="4320" w:hanging="180"/>
-      </w:pPr>
-    </w:lvl>
-    <w:lvl w:ilvl="6" w:tplc="4009000F" w:tentative="1">
-      <w:start w:val="1"/>
-      <w:numFmt w:val="decimal"/>
-      <w:lvlText w:val="%7."/>
-      <w:lvlJc w:val="left"/>
-      <w:pPr>
-        <w:ind w:left="5040" w:hanging="360"/>
-      </w:pPr>
-    </w:lvl>
-    <w:lvl w:ilvl="7" w:tplc="40090019" w:tentative="1">
-      <w:start w:val="1"/>
-      <w:numFmt w:val="lowerLetter"/>
-      <w:lvlText w:val="%8."/>
-      <w:lvlJc w:val="left"/>
-      <w:pPr>
-        <w:ind w:left="5760" w:hanging="360"/>
-      </w:pPr>
-    </w:lvl>
-    <w:lvl w:ilvl="8" w:tplc="4009001B" w:tentative="1">
-      <w:start w:val="1"/>
-      <w:numFmt w:val="lowerRoman"/>
-      <w:lvlText w:val="%9."/>
-      <w:lvlJc w:val="right"/>
-      <w:pPr>
-        <w:ind w:left="6480" w:hanging="180"/>
-      </w:pPr>
-    </w:lvl>
-  </w:abstractNum>
-  <w:abstractNum w:abstractNumId="25" w15:restartNumberingAfterBreak="0">
-    <w:nsid w:val="3EF173F8"/>
-    <w:multiLevelType w:val="hybridMultilevel"/>
-    <w:tmpl w:val="94608EB8"/>
-    <w:lvl w:ilvl="0" w:tplc="40090001">
+  <w:abstractNum w:abstractNumId="11" w15:restartNumberingAfterBreak="0">
+    <w:nsid w:val="542C6394"/>
+    <w:multiLevelType w:val="multilevel"/>
+    <w:tmpl w:val="BC6AAF16"/>
+    <w:lvl w:ilvl="0">
       <w:start w:val="1"/>
       <w:numFmt w:val="bullet"/>
       <w:lvlText w:val=""/>
-      <w:lvlJc w:val="left"/>
-      <w:pPr>
-        <w:ind w:left="720" w:hanging="360"/>
-      </w:pPr>
-      <w:rPr>
-        <w:rFonts w:ascii="Symbol" w:hAnsi="Symbol" w:hint="default"/>
-      </w:rPr>
-    </w:lvl>
-    <w:lvl w:ilvl="1" w:tplc="40090003" w:tentative="1">
-      <w:start w:val="1"/>
-      <w:numFmt w:val="bullet"/>
-      <w:lvlText w:val="o"/>
-      <w:lvlJc w:val="left"/>
-      <w:pPr>
-        <w:ind w:left="1440" w:hanging="360"/>
-      </w:pPr>
-      <w:rPr>
-        <w:rFonts w:ascii="Courier New" w:hAnsi="Courier New" w:cs="Courier New" w:hint="default"/>
-      </w:rPr>
-    </w:lvl>
-    <w:lvl w:ilvl="2" w:tplc="40090005" w:tentative="1">
-      <w:start w:val="1"/>
-      <w:numFmt w:val="bullet"/>
-      <w:lvlText w:val=""/>
-      <w:lvlJc w:val="left"/>
-      <w:pPr>
-        <w:ind w:left="2160" w:hanging="360"/>
-      </w:pPr>
-      <w:rPr>
-        <w:rFonts w:ascii="Wingdings" w:hAnsi="Wingdings" w:hint="default"/>
-      </w:rPr>
-    </w:lvl>
-    <w:lvl w:ilvl="3" w:tplc="40090001" w:tentative="1">
-      <w:start w:val="1"/>
-      <w:numFmt w:val="bullet"/>
-      <w:lvlText w:val=""/>
-      <w:lvlJc w:val="left"/>
-      <w:pPr>
-        <w:ind w:left="2880" w:hanging="360"/>
-      </w:pPr>
-      <w:rPr>
-        <w:rFonts w:ascii="Symbol" w:hAnsi="Symbol" w:hint="default"/>
-      </w:rPr>
-    </w:lvl>
-    <w:lvl w:ilvl="4" w:tplc="40090003" w:tentative="1">
-      <w:start w:val="1"/>
-      <w:numFmt w:val="bullet"/>
-      <w:lvlText w:val="o"/>
-      <w:lvlJc w:val="left"/>
-      <w:pPr>
-        <w:ind w:left="3600" w:hanging="360"/>
-      </w:pPr>
-      <w:rPr>
-        <w:rFonts w:ascii="Courier New" w:hAnsi="Courier New" w:cs="Courier New" w:hint="default"/>
-      </w:rPr>
-    </w:lvl>
-    <w:lvl w:ilvl="5" w:tplc="40090005" w:tentative="1">
-      <w:start w:val="1"/>
-      <w:numFmt w:val="bullet"/>
-      <w:lvlText w:val=""/>
-      <w:lvlJc w:val="left"/>
-      <w:pPr>
-        <w:ind w:left="4320" w:hanging="360"/>
-      </w:pPr>
-      <w:rPr>
-        <w:rFonts w:ascii="Wingdings" w:hAnsi="Wingdings" w:hint="default"/>
-      </w:rPr>
-    </w:lvl>
-    <w:lvl w:ilvl="6" w:tplc="40090001" w:tentative="1">
-      <w:start w:val="1"/>
-      <w:numFmt w:val="bullet"/>
-      <w:lvlText w:val=""/>
-      <w:lvlJc w:val="left"/>
-      <w:pPr>
-        <w:ind w:left="5040" w:hanging="360"/>
-      </w:pPr>
-      <w:rPr>
-        <w:rFonts w:ascii="Symbol" w:hAnsi="Symbol" w:hint="default"/>
-      </w:rPr>
-    </w:lvl>
-    <w:lvl w:ilvl="7" w:tplc="40090003" w:tentative="1">
-      <w:start w:val="1"/>
-      <w:numFmt w:val="bullet"/>
-      <w:lvlText w:val="o"/>
-      <w:lvlJc w:val="left"/>
-      <w:pPr>
-        <w:ind w:left="5760" w:hanging="360"/>
-      </w:pPr>
-      <w:rPr>
-        <w:rFonts w:ascii="Courier New" w:hAnsi="Courier New" w:cs="Courier New" w:hint="default"/>
-      </w:rPr>
-    </w:lvl>
-    <w:lvl w:ilvl="8" w:tplc="40090005" w:tentative="1">
-      <w:start w:val="1"/>
-      <w:numFmt w:val="bullet"/>
-      <w:lvlText w:val=""/>
-      <w:lvlJc w:val="left"/>
-      <w:pPr>
-        <w:ind w:left="6480" w:hanging="360"/>
-      </w:pPr>
-      <w:rPr>
-        <w:rFonts w:ascii="Wingdings" w:hAnsi="Wingdings" w:hint="default"/>
-      </w:rPr>
-    </w:lvl>
-  </w:abstractNum>
-  <w:abstractNum w:abstractNumId="26" w15:restartNumberingAfterBreak="0">
-    <w:nsid w:val="43426CC2"/>
-    <w:multiLevelType w:val="multilevel"/>
-    <w:tmpl w:val="35C66BF0"/>
-    <w:lvl w:ilvl="0">
-      <w:start w:val="66"/>
-      <w:numFmt w:val="decimal"/>
-      <w:lvlText w:val="%1."/>
       <w:lvlJc w:val="left"/>
       <w:pPr>
         <w:tabs>
@@ -7814,11 +7570,15 @@
         </w:tabs>
         <w:ind w:left="720" w:hanging="360"/>
       </w:pPr>
+      <w:rPr>
+        <w:rFonts w:ascii="Symbol" w:hAnsi="Symbol" w:hint="default"/>
+        <w:sz w:val="20"/>
+      </w:rPr>
     </w:lvl>
     <w:lvl w:ilvl="1" w:tentative="1">
       <w:start w:val="1"/>
-      <w:numFmt w:val="decimal"/>
-      <w:lvlText w:val="%2."/>
+      <w:numFmt w:val="bullet"/>
+      <w:lvlText w:val="o"/>
       <w:lvlJc w:val="left"/>
       <w:pPr>
         <w:tabs>
@@ -7826,11 +7586,15 @@
         </w:tabs>
         <w:ind w:left="1440" w:hanging="360"/>
       </w:pPr>
+      <w:rPr>
+        <w:rFonts w:ascii="Courier New" w:hAnsi="Courier New" w:hint="default"/>
+        <w:sz w:val="20"/>
+      </w:rPr>
     </w:lvl>
     <w:lvl w:ilvl="2" w:tentative="1">
       <w:start w:val="1"/>
-      <w:numFmt w:val="decimal"/>
-      <w:lvlText w:val="%3."/>
+      <w:numFmt w:val="bullet"/>
+      <w:lvlText w:val=""/>
       <w:lvlJc w:val="left"/>
       <w:pPr>
         <w:tabs>
@@ -7838,11 +7602,15 @@
         </w:tabs>
         <w:ind w:left="2160" w:hanging="360"/>
       </w:pPr>
+      <w:rPr>
+        <w:rFonts w:ascii="Wingdings" w:hAnsi="Wingdings" w:hint="default"/>
+        <w:sz w:val="20"/>
+      </w:rPr>
     </w:lvl>
     <w:lvl w:ilvl="3" w:tentative="1">
       <w:start w:val="1"/>
-      <w:numFmt w:val="decimal"/>
-      <w:lvlText w:val="%4."/>
+      <w:numFmt w:val="bullet"/>
+      <w:lvlText w:val=""/>
       <w:lvlJc w:val="left"/>
       <w:pPr>
         <w:tabs>
@@ -7850,11 +7618,15 @@
         </w:tabs>
         <w:ind w:left="2880" w:hanging="360"/>
       </w:pPr>
+      <w:rPr>
+        <w:rFonts w:ascii="Wingdings" w:hAnsi="Wingdings" w:hint="default"/>
+        <w:sz w:val="20"/>
+      </w:rPr>
     </w:lvl>
     <w:lvl w:ilvl="4" w:tentative="1">
       <w:start w:val="1"/>
-      <w:numFmt w:val="decimal"/>
-      <w:lvlText w:val="%5."/>
+      <w:numFmt w:val="bullet"/>
+      <w:lvlText w:val=""/>
       <w:lvlJc w:val="left"/>
       <w:pPr>
         <w:tabs>
@@ -7862,11 +7634,15 @@
         </w:tabs>
         <w:ind w:left="3600" w:hanging="360"/>
       </w:pPr>
+      <w:rPr>
+        <w:rFonts w:ascii="Wingdings" w:hAnsi="Wingdings" w:hint="default"/>
+        <w:sz w:val="20"/>
+      </w:rPr>
     </w:lvl>
     <w:lvl w:ilvl="5" w:tentative="1">
       <w:start w:val="1"/>
-      <w:numFmt w:val="decimal"/>
-      <w:lvlText w:val="%6."/>
+      <w:numFmt w:val="bullet"/>
+      <w:lvlText w:val=""/>
       <w:lvlJc w:val="left"/>
       <w:pPr>
         <w:tabs>
@@ -7874,11 +7650,15 @@
         </w:tabs>
         <w:ind w:left="4320" w:hanging="360"/>
       </w:pPr>
+      <w:rPr>
+        <w:rFonts w:ascii="Wingdings" w:hAnsi="Wingdings" w:hint="default"/>
+        <w:sz w:val="20"/>
+      </w:rPr>
     </w:lvl>
     <w:lvl w:ilvl="6" w:tentative="1">
       <w:start w:val="1"/>
-      <w:numFmt w:val="decimal"/>
-      <w:lvlText w:val="%7."/>
+      <w:numFmt w:val="bullet"/>
+      <w:lvlText w:val=""/>
       <w:lvlJc w:val="left"/>
       <w:pPr>
         <w:tabs>
@@ -7886,11 +7666,15 @@
         </w:tabs>
         <w:ind w:left="5040" w:hanging="360"/>
       </w:pPr>
+      <w:rPr>
+        <w:rFonts w:ascii="Wingdings" w:hAnsi="Wingdings" w:hint="default"/>
+        <w:sz w:val="20"/>
+      </w:rPr>
     </w:lvl>
     <w:lvl w:ilvl="7" w:tentative="1">
       <w:start w:val="1"/>
-      <w:numFmt w:val="decimal"/>
-      <w:lvlText w:val="%8."/>
+      <w:numFmt w:val="bullet"/>
+      <w:lvlText w:val=""/>
       <w:lvlJc w:val="left"/>
       <w:pPr>
         <w:tabs>
@@ -7898,11 +7682,15 @@
         </w:tabs>
         <w:ind w:left="5760" w:hanging="360"/>
       </w:pPr>
+      <w:rPr>
+        <w:rFonts w:ascii="Wingdings" w:hAnsi="Wingdings" w:hint="default"/>
+        <w:sz w:val="20"/>
+      </w:rPr>
     </w:lvl>
     <w:lvl w:ilvl="8" w:tentative="1">
       <w:start w:val="1"/>
-      <w:numFmt w:val="decimal"/>
-      <w:lvlText w:val="%9."/>
+      <w:numFmt w:val="bullet"/>
+      <w:lvlText w:val=""/>
       <w:lvlJc w:val="left"/>
       <w:pPr>
         <w:tabs>
@@ -7910,16 +7698,20 @@
         </w:tabs>
         <w:ind w:left="6480" w:hanging="360"/>
       </w:pPr>
+      <w:rPr>
+        <w:rFonts w:ascii="Wingdings" w:hAnsi="Wingdings" w:hint="default"/>
+        <w:sz w:val="20"/>
+      </w:rPr>
     </w:lvl>
   </w:abstractNum>
-  <w:abstractNum w:abstractNumId="27" w15:restartNumberingAfterBreak="0">
-    <w:nsid w:val="463F1459"/>
+  <w:abstractNum w:abstractNumId="12" w15:restartNumberingAfterBreak="0">
+    <w:nsid w:val="596D69D7"/>
     <w:multiLevelType w:val="hybridMultilevel"/>
-    <w:tmpl w:val="B6CC5E46"/>
-    <w:lvl w:ilvl="0" w:tplc="40090017">
-      <w:start w:val="1"/>
-      <w:numFmt w:val="lowerLetter"/>
-      <w:lvlText w:val="%1)"/>
+    <w:tmpl w:val="B4E08B10"/>
+    <w:lvl w:ilvl="0" w:tplc="344CA4BC">
+      <w:start w:val="1"/>
+      <w:numFmt w:val="decimal"/>
+      <w:lvlText w:val="%1."/>
       <w:lvlJc w:val="left"/>
       <w:pPr>
         <w:ind w:left="720" w:hanging="360"/>
@@ -8001,278 +7793,14 @@
       </w:pPr>
     </w:lvl>
   </w:abstractNum>
-  <w:abstractNum w:abstractNumId="28" w15:restartNumberingAfterBreak="0">
-    <w:nsid w:val="46533233"/>
-    <w:multiLevelType w:val="hybridMultilevel"/>
-    <w:tmpl w:val="2C8E94DA"/>
-    <w:lvl w:ilvl="0" w:tplc="4009000F">
-      <w:start w:val="1"/>
-      <w:numFmt w:val="decimal"/>
-      <w:lvlText w:val="%1."/>
-      <w:lvlJc w:val="left"/>
-      <w:pPr>
-        <w:ind w:left="720" w:hanging="360"/>
-      </w:pPr>
-    </w:lvl>
-    <w:lvl w:ilvl="1" w:tplc="40090019">
-      <w:start w:val="1"/>
-      <w:numFmt w:val="lowerLetter"/>
-      <w:lvlText w:val="%2."/>
-      <w:lvlJc w:val="left"/>
-      <w:pPr>
-        <w:ind w:left="1440" w:hanging="360"/>
-      </w:pPr>
-    </w:lvl>
-    <w:lvl w:ilvl="2" w:tplc="4009001B" w:tentative="1">
-      <w:start w:val="1"/>
-      <w:numFmt w:val="lowerRoman"/>
-      <w:lvlText w:val="%3."/>
-      <w:lvlJc w:val="right"/>
-      <w:pPr>
-        <w:ind w:left="2160" w:hanging="180"/>
-      </w:pPr>
-    </w:lvl>
-    <w:lvl w:ilvl="3" w:tplc="4009000F" w:tentative="1">
-      <w:start w:val="1"/>
-      <w:numFmt w:val="decimal"/>
-      <w:lvlText w:val="%4."/>
-      <w:lvlJc w:val="left"/>
-      <w:pPr>
-        <w:ind w:left="2880" w:hanging="360"/>
-      </w:pPr>
-    </w:lvl>
-    <w:lvl w:ilvl="4" w:tplc="40090019" w:tentative="1">
-      <w:start w:val="1"/>
-      <w:numFmt w:val="lowerLetter"/>
-      <w:lvlText w:val="%5."/>
-      <w:lvlJc w:val="left"/>
-      <w:pPr>
-        <w:ind w:left="3600" w:hanging="360"/>
-      </w:pPr>
-    </w:lvl>
-    <w:lvl w:ilvl="5" w:tplc="4009001B" w:tentative="1">
-      <w:start w:val="1"/>
-      <w:numFmt w:val="lowerRoman"/>
-      <w:lvlText w:val="%6."/>
-      <w:lvlJc w:val="right"/>
-      <w:pPr>
-        <w:ind w:left="4320" w:hanging="180"/>
-      </w:pPr>
-    </w:lvl>
-    <w:lvl w:ilvl="6" w:tplc="4009000F" w:tentative="1">
-      <w:start w:val="1"/>
-      <w:numFmt w:val="decimal"/>
-      <w:lvlText w:val="%7."/>
-      <w:lvlJc w:val="left"/>
-      <w:pPr>
-        <w:ind w:left="5040" w:hanging="360"/>
-      </w:pPr>
-    </w:lvl>
-    <w:lvl w:ilvl="7" w:tplc="40090019" w:tentative="1">
-      <w:start w:val="1"/>
-      <w:numFmt w:val="lowerLetter"/>
-      <w:lvlText w:val="%8."/>
-      <w:lvlJc w:val="left"/>
-      <w:pPr>
-        <w:ind w:left="5760" w:hanging="360"/>
-      </w:pPr>
-    </w:lvl>
-    <w:lvl w:ilvl="8" w:tplc="4009001B" w:tentative="1">
-      <w:start w:val="1"/>
-      <w:numFmt w:val="lowerRoman"/>
-      <w:lvlText w:val="%9."/>
-      <w:lvlJc w:val="right"/>
-      <w:pPr>
-        <w:ind w:left="6480" w:hanging="180"/>
-      </w:pPr>
-    </w:lvl>
-  </w:abstractNum>
-  <w:abstractNum w:abstractNumId="29" w15:restartNumberingAfterBreak="0">
-    <w:nsid w:val="48187DEA"/>
-    <w:multiLevelType w:val="hybridMultilevel"/>
-    <w:tmpl w:val="8C3AFB3A"/>
-    <w:lvl w:ilvl="0" w:tplc="A5C631E4">
-      <w:start w:val="1"/>
-      <w:numFmt w:val="lowerLetter"/>
-      <w:lvlText w:val="%1)"/>
-      <w:lvlJc w:val="left"/>
-      <w:pPr>
-        <w:ind w:left="720" w:hanging="360"/>
-      </w:pPr>
-      <w:rPr>
-        <w:rFonts w:hint="default"/>
-      </w:rPr>
-    </w:lvl>
-    <w:lvl w:ilvl="1" w:tplc="40090019" w:tentative="1">
-      <w:start w:val="1"/>
-      <w:numFmt w:val="lowerLetter"/>
-      <w:lvlText w:val="%2."/>
-      <w:lvlJc w:val="left"/>
-      <w:pPr>
-        <w:ind w:left="1440" w:hanging="360"/>
-      </w:pPr>
-    </w:lvl>
-    <w:lvl w:ilvl="2" w:tplc="4009001B" w:tentative="1">
-      <w:start w:val="1"/>
-      <w:numFmt w:val="lowerRoman"/>
-      <w:lvlText w:val="%3."/>
-      <w:lvlJc w:val="right"/>
-      <w:pPr>
-        <w:ind w:left="2160" w:hanging="180"/>
-      </w:pPr>
-    </w:lvl>
-    <w:lvl w:ilvl="3" w:tplc="4009000F" w:tentative="1">
-      <w:start w:val="1"/>
-      <w:numFmt w:val="decimal"/>
-      <w:lvlText w:val="%4."/>
-      <w:lvlJc w:val="left"/>
-      <w:pPr>
-        <w:ind w:left="2880" w:hanging="360"/>
-      </w:pPr>
-    </w:lvl>
-    <w:lvl w:ilvl="4" w:tplc="40090019" w:tentative="1">
-      <w:start w:val="1"/>
-      <w:numFmt w:val="lowerLetter"/>
-      <w:lvlText w:val="%5."/>
-      <w:lvlJc w:val="left"/>
-      <w:pPr>
-        <w:ind w:left="3600" w:hanging="360"/>
-      </w:pPr>
-    </w:lvl>
-    <w:lvl w:ilvl="5" w:tplc="4009001B" w:tentative="1">
-      <w:start w:val="1"/>
-      <w:numFmt w:val="lowerRoman"/>
-      <w:lvlText w:val="%6."/>
-      <w:lvlJc w:val="right"/>
-      <w:pPr>
-        <w:ind w:left="4320" w:hanging="180"/>
-      </w:pPr>
-    </w:lvl>
-    <w:lvl w:ilvl="6" w:tplc="4009000F" w:tentative="1">
-      <w:start w:val="1"/>
-      <w:numFmt w:val="decimal"/>
-      <w:lvlText w:val="%7."/>
-      <w:lvlJc w:val="left"/>
-      <w:pPr>
-        <w:ind w:left="5040" w:hanging="360"/>
-      </w:pPr>
-    </w:lvl>
-    <w:lvl w:ilvl="7" w:tplc="40090019" w:tentative="1">
-      <w:start w:val="1"/>
-      <w:numFmt w:val="lowerLetter"/>
-      <w:lvlText w:val="%8."/>
-      <w:lvlJc w:val="left"/>
-      <w:pPr>
-        <w:ind w:left="5760" w:hanging="360"/>
-      </w:pPr>
-    </w:lvl>
-    <w:lvl w:ilvl="8" w:tplc="4009001B" w:tentative="1">
-      <w:start w:val="1"/>
-      <w:numFmt w:val="lowerRoman"/>
-      <w:lvlText w:val="%9."/>
-      <w:lvlJc w:val="right"/>
-      <w:pPr>
-        <w:ind w:left="6480" w:hanging="180"/>
-      </w:pPr>
-    </w:lvl>
-  </w:abstractNum>
-  <w:abstractNum w:abstractNumId="30" w15:restartNumberingAfterBreak="0">
-    <w:nsid w:val="49C25D1D"/>
-    <w:multiLevelType w:val="hybridMultilevel"/>
-    <w:tmpl w:val="25082F68"/>
-    <w:lvl w:ilvl="0" w:tplc="4009000F">
-      <w:start w:val="1"/>
-      <w:numFmt w:val="decimal"/>
-      <w:lvlText w:val="%1."/>
-      <w:lvlJc w:val="left"/>
-      <w:pPr>
-        <w:ind w:left="720" w:hanging="360"/>
-      </w:pPr>
-      <w:rPr>
-        <w:rFonts w:hint="default"/>
-      </w:rPr>
-    </w:lvl>
-    <w:lvl w:ilvl="1" w:tplc="40090019" w:tentative="1">
-      <w:start w:val="1"/>
-      <w:numFmt w:val="lowerLetter"/>
-      <w:lvlText w:val="%2."/>
-      <w:lvlJc w:val="left"/>
-      <w:pPr>
-        <w:ind w:left="1440" w:hanging="360"/>
-      </w:pPr>
-    </w:lvl>
-    <w:lvl w:ilvl="2" w:tplc="4009001B" w:tentative="1">
-      <w:start w:val="1"/>
-      <w:numFmt w:val="lowerRoman"/>
-      <w:lvlText w:val="%3."/>
-      <w:lvlJc w:val="right"/>
-      <w:pPr>
-        <w:ind w:left="2160" w:hanging="180"/>
-      </w:pPr>
-    </w:lvl>
-    <w:lvl w:ilvl="3" w:tplc="4009000F" w:tentative="1">
-      <w:start w:val="1"/>
-      <w:numFmt w:val="decimal"/>
-      <w:lvlText w:val="%4."/>
-      <w:lvlJc w:val="left"/>
-      <w:pPr>
-        <w:ind w:left="2880" w:hanging="360"/>
-      </w:pPr>
-    </w:lvl>
-    <w:lvl w:ilvl="4" w:tplc="40090019" w:tentative="1">
-      <w:start w:val="1"/>
-      <w:numFmt w:val="lowerLetter"/>
-      <w:lvlText w:val="%5."/>
-      <w:lvlJc w:val="left"/>
-      <w:pPr>
-        <w:ind w:left="3600" w:hanging="360"/>
-      </w:pPr>
-    </w:lvl>
-    <w:lvl w:ilvl="5" w:tplc="4009001B" w:tentative="1">
-      <w:start w:val="1"/>
-      <w:numFmt w:val="lowerRoman"/>
-      <w:lvlText w:val="%6."/>
-      <w:lvlJc w:val="right"/>
-      <w:pPr>
-        <w:ind w:left="4320" w:hanging="180"/>
-      </w:pPr>
-    </w:lvl>
-    <w:lvl w:ilvl="6" w:tplc="4009000F" w:tentative="1">
-      <w:start w:val="1"/>
-      <w:numFmt w:val="decimal"/>
-      <w:lvlText w:val="%7."/>
-      <w:lvlJc w:val="left"/>
-      <w:pPr>
-        <w:ind w:left="5040" w:hanging="360"/>
-      </w:pPr>
-    </w:lvl>
-    <w:lvl w:ilvl="7" w:tplc="40090019" w:tentative="1">
-      <w:start w:val="1"/>
-      <w:numFmt w:val="lowerLetter"/>
-      <w:lvlText w:val="%8."/>
-      <w:lvlJc w:val="left"/>
-      <w:pPr>
-        <w:ind w:left="5760" w:hanging="360"/>
-      </w:pPr>
-    </w:lvl>
-    <w:lvl w:ilvl="8" w:tplc="4009001B" w:tentative="1">
-      <w:start w:val="1"/>
-      <w:numFmt w:val="lowerRoman"/>
-      <w:lvlText w:val="%9."/>
-      <w:lvlJc w:val="right"/>
-      <w:pPr>
-        <w:ind w:left="6480" w:hanging="180"/>
-      </w:pPr>
-    </w:lvl>
-  </w:abstractNum>
-  <w:abstractNum w:abstractNumId="31" w15:restartNumberingAfterBreak="0">
-    <w:nsid w:val="4D5A3675"/>
+  <w:abstractNum w:abstractNumId="13" w15:restartNumberingAfterBreak="0">
+    <w:nsid w:val="66DB2AE0"/>
     <w:multiLevelType w:val="multilevel"/>
-    <w:tmpl w:val="DCE6265E"/>
+    <w:tmpl w:val="F8FA17EE"/>
     <w:lvl w:ilvl="0">
-      <w:start w:val="70"/>
-      <w:numFmt w:val="decimal"/>
-      <w:lvlText w:val="%1."/>
+      <w:start w:val="1"/>
+      <w:numFmt w:val="bullet"/>
+      <w:lvlText w:val=""/>
       <w:lvlJc w:val="left"/>
       <w:pPr>
         <w:tabs>
@@ -8280,11 +7808,15 @@
         </w:tabs>
         <w:ind w:left="720" w:hanging="360"/>
       </w:pPr>
+      <w:rPr>
+        <w:rFonts w:ascii="Symbol" w:hAnsi="Symbol" w:hint="default"/>
+        <w:sz w:val="20"/>
+      </w:rPr>
     </w:lvl>
     <w:lvl w:ilvl="1" w:tentative="1">
       <w:start w:val="1"/>
-      <w:numFmt w:val="decimal"/>
-      <w:lvlText w:val="%2."/>
+      <w:numFmt w:val="bullet"/>
+      <w:lvlText w:val="o"/>
       <w:lvlJc w:val="left"/>
       <w:pPr>
         <w:tabs>
@@ -8292,11 +7824,15 @@
         </w:tabs>
         <w:ind w:left="1440" w:hanging="360"/>
       </w:pPr>
+      <w:rPr>
+        <w:rFonts w:ascii="Courier New" w:hAnsi="Courier New" w:hint="default"/>
+        <w:sz w:val="20"/>
+      </w:rPr>
     </w:lvl>
     <w:lvl w:ilvl="2" w:tentative="1">
       <w:start w:val="1"/>
-      <w:numFmt w:val="decimal"/>
-      <w:lvlText w:val="%3."/>
+      <w:numFmt w:val="bullet"/>
+      <w:lvlText w:val=""/>
       <w:lvlJc w:val="left"/>
       <w:pPr>
         <w:tabs>
@@ -8304,11 +7840,15 @@
         </w:tabs>
         <w:ind w:left="2160" w:hanging="360"/>
       </w:pPr>
+      <w:rPr>
+        <w:rFonts w:ascii="Wingdings" w:hAnsi="Wingdings" w:hint="default"/>
+        <w:sz w:val="20"/>
+      </w:rPr>
     </w:lvl>
     <w:lvl w:ilvl="3" w:tentative="1">
       <w:start w:val="1"/>
-      <w:numFmt w:val="decimal"/>
-      <w:lvlText w:val="%4."/>
+      <w:numFmt w:val="bullet"/>
+      <w:lvlText w:val=""/>
       <w:lvlJc w:val="left"/>
       <w:pPr>
         <w:tabs>
@@ -8316,11 +7856,15 @@
         </w:tabs>
         <w:ind w:left="2880" w:hanging="360"/>
       </w:pPr>
+      <w:rPr>
+        <w:rFonts w:ascii="Wingdings" w:hAnsi="Wingdings" w:hint="default"/>
+        <w:sz w:val="20"/>
+      </w:rPr>
     </w:lvl>
     <w:lvl w:ilvl="4" w:tentative="1">
       <w:start w:val="1"/>
-      <w:numFmt w:val="decimal"/>
-      <w:lvlText w:val="%5."/>
+      <w:numFmt w:val="bullet"/>
+      <w:lvlText w:val=""/>
       <w:lvlJc w:val="left"/>
       <w:pPr>
         <w:tabs>
@@ -8328,11 +7872,15 @@
         </w:tabs>
         <w:ind w:left="3600" w:hanging="360"/>
       </w:pPr>
+      <w:rPr>
+        <w:rFonts w:ascii="Wingdings" w:hAnsi="Wingdings" w:hint="default"/>
+        <w:sz w:val="20"/>
+      </w:rPr>
     </w:lvl>
     <w:lvl w:ilvl="5" w:tentative="1">
       <w:start w:val="1"/>
-      <w:numFmt w:val="decimal"/>
-      <w:lvlText w:val="%6."/>
+      <w:numFmt w:val="bullet"/>
+      <w:lvlText w:val=""/>
       <w:lvlJc w:val="left"/>
       <w:pPr>
         <w:tabs>
@@ -8340,11 +7888,15 @@
         </w:tabs>
         <w:ind w:left="4320" w:hanging="360"/>
       </w:pPr>
+      <w:rPr>
+        <w:rFonts w:ascii="Wingdings" w:hAnsi="Wingdings" w:hint="default"/>
+        <w:sz w:val="20"/>
+      </w:rPr>
     </w:lvl>
     <w:lvl w:ilvl="6" w:tentative="1">
       <w:start w:val="1"/>
-      <w:numFmt w:val="decimal"/>
-      <w:lvlText w:val="%7."/>
+      <w:numFmt w:val="bullet"/>
+      <w:lvlText w:val=""/>
       <w:lvlJc w:val="left"/>
       <w:pPr>
         <w:tabs>
@@ -8352,11 +7904,15 @@
         </w:tabs>
         <w:ind w:left="5040" w:hanging="360"/>
       </w:pPr>
+      <w:rPr>
+        <w:rFonts w:ascii="Wingdings" w:hAnsi="Wingdings" w:hint="default"/>
+        <w:sz w:val="20"/>
+      </w:rPr>
     </w:lvl>
     <w:lvl w:ilvl="7" w:tentative="1">
       <w:start w:val="1"/>
-      <w:numFmt w:val="decimal"/>
-      <w:lvlText w:val="%8."/>
+      <w:numFmt w:val="bullet"/>
+      <w:lvlText w:val=""/>
       <w:lvlJc w:val="left"/>
       <w:pPr>
         <w:tabs>
@@ -8364,11 +7920,15 @@
         </w:tabs>
         <w:ind w:left="5760" w:hanging="360"/>
       </w:pPr>
+      <w:rPr>
+        <w:rFonts w:ascii="Wingdings" w:hAnsi="Wingdings" w:hint="default"/>
+        <w:sz w:val="20"/>
+      </w:rPr>
     </w:lvl>
     <w:lvl w:ilvl="8" w:tentative="1">
       <w:start w:val="1"/>
-      <w:numFmt w:val="decimal"/>
-      <w:lvlText w:val="%9."/>
+      <w:numFmt w:val="bullet"/>
+      <w:lvlText w:val=""/>
       <w:lvlJc w:val="left"/>
       <w:pPr>
         <w:tabs>
@@ -8376,23 +7936,24 @@
         </w:tabs>
         <w:ind w:left="6480" w:hanging="360"/>
       </w:pPr>
+      <w:rPr>
+        <w:rFonts w:ascii="Wingdings" w:hAnsi="Wingdings" w:hint="default"/>
+        <w:sz w:val="20"/>
+      </w:rPr>
     </w:lvl>
   </w:abstractNum>
-  <w:abstractNum w:abstractNumId="32" w15:restartNumberingAfterBreak="0">
-    <w:nsid w:val="4DED3D2F"/>
+  <w:abstractNum w:abstractNumId="14" w15:restartNumberingAfterBreak="0">
+    <w:nsid w:val="70FB1ED5"/>
     <w:multiLevelType w:val="hybridMultilevel"/>
-    <w:tmpl w:val="24E03330"/>
-    <w:lvl w:ilvl="0" w:tplc="40090017">
-      <w:start w:val="1"/>
-      <w:numFmt w:val="lowerLetter"/>
-      <w:lvlText w:val="%1)"/>
+    <w:tmpl w:val="0A245B58"/>
+    <w:lvl w:ilvl="0" w:tplc="4009000F">
+      <w:start w:val="1"/>
+      <w:numFmt w:val="decimal"/>
+      <w:lvlText w:val="%1."/>
       <w:lvlJc w:val="left"/>
       <w:pPr>
         <w:ind w:left="720" w:hanging="360"/>
       </w:pPr>
-      <w:rPr>
-        <w:rFonts w:hint="default"/>
-      </w:rPr>
     </w:lvl>
     <w:lvl w:ilvl="1" w:tplc="40090019" w:tentative="1">
       <w:start w:val="1"/>
@@ -8467,1493 +8028,7 @@
       </w:pPr>
     </w:lvl>
   </w:abstractNum>
-  <w:abstractNum w:abstractNumId="33" w15:restartNumberingAfterBreak="0">
-    <w:nsid w:val="4FFA7DCF"/>
-    <w:multiLevelType w:val="hybridMultilevel"/>
-    <w:tmpl w:val="8596764C"/>
-    <w:lvl w:ilvl="0" w:tplc="1DB06E8E">
-      <w:start w:val="1"/>
-      <w:numFmt w:val="lowerLetter"/>
-      <w:lvlText w:val="%1)"/>
-      <w:lvlJc w:val="left"/>
-      <w:pPr>
-        <w:ind w:left="720" w:hanging="360"/>
-      </w:pPr>
-    </w:lvl>
-    <w:lvl w:ilvl="1" w:tplc="40090019" w:tentative="1">
-      <w:start w:val="1"/>
-      <w:numFmt w:val="lowerLetter"/>
-      <w:lvlText w:val="%2."/>
-      <w:lvlJc w:val="left"/>
-      <w:pPr>
-        <w:ind w:left="1440" w:hanging="360"/>
-      </w:pPr>
-    </w:lvl>
-    <w:lvl w:ilvl="2" w:tplc="4009001B" w:tentative="1">
-      <w:start w:val="1"/>
-      <w:numFmt w:val="lowerRoman"/>
-      <w:lvlText w:val="%3."/>
-      <w:lvlJc w:val="right"/>
-      <w:pPr>
-        <w:ind w:left="2160" w:hanging="180"/>
-      </w:pPr>
-    </w:lvl>
-    <w:lvl w:ilvl="3" w:tplc="4009000F" w:tentative="1">
-      <w:start w:val="1"/>
-      <w:numFmt w:val="decimal"/>
-      <w:lvlText w:val="%4."/>
-      <w:lvlJc w:val="left"/>
-      <w:pPr>
-        <w:ind w:left="2880" w:hanging="360"/>
-      </w:pPr>
-    </w:lvl>
-    <w:lvl w:ilvl="4" w:tplc="40090019" w:tentative="1">
-      <w:start w:val="1"/>
-      <w:numFmt w:val="lowerLetter"/>
-      <w:lvlText w:val="%5."/>
-      <w:lvlJc w:val="left"/>
-      <w:pPr>
-        <w:ind w:left="3600" w:hanging="360"/>
-      </w:pPr>
-    </w:lvl>
-    <w:lvl w:ilvl="5" w:tplc="4009001B" w:tentative="1">
-      <w:start w:val="1"/>
-      <w:numFmt w:val="lowerRoman"/>
-      <w:lvlText w:val="%6."/>
-      <w:lvlJc w:val="right"/>
-      <w:pPr>
-        <w:ind w:left="4320" w:hanging="180"/>
-      </w:pPr>
-    </w:lvl>
-    <w:lvl w:ilvl="6" w:tplc="4009000F" w:tentative="1">
-      <w:start w:val="1"/>
-      <w:numFmt w:val="decimal"/>
-      <w:lvlText w:val="%7."/>
-      <w:lvlJc w:val="left"/>
-      <w:pPr>
-        <w:ind w:left="5040" w:hanging="360"/>
-      </w:pPr>
-    </w:lvl>
-    <w:lvl w:ilvl="7" w:tplc="40090019" w:tentative="1">
-      <w:start w:val="1"/>
-      <w:numFmt w:val="lowerLetter"/>
-      <w:lvlText w:val="%8."/>
-      <w:lvlJc w:val="left"/>
-      <w:pPr>
-        <w:ind w:left="5760" w:hanging="360"/>
-      </w:pPr>
-    </w:lvl>
-    <w:lvl w:ilvl="8" w:tplc="4009001B" w:tentative="1">
-      <w:start w:val="1"/>
-      <w:numFmt w:val="lowerRoman"/>
-      <w:lvlText w:val="%9."/>
-      <w:lvlJc w:val="right"/>
-      <w:pPr>
-        <w:ind w:left="6480" w:hanging="180"/>
-      </w:pPr>
-    </w:lvl>
-  </w:abstractNum>
-  <w:abstractNum w:abstractNumId="34" w15:restartNumberingAfterBreak="0">
-    <w:nsid w:val="51087534"/>
-    <w:multiLevelType w:val="multilevel"/>
-    <w:tmpl w:val="5E28BE72"/>
-    <w:lvl w:ilvl="0">
-      <w:start w:val="1"/>
-      <w:numFmt w:val="bullet"/>
-      <w:lvlText w:val=""/>
-      <w:lvlJc w:val="left"/>
-      <w:pPr>
-        <w:tabs>
-          <w:tab w:val="num" w:pos="720"/>
-        </w:tabs>
-        <w:ind w:left="720" w:hanging="360"/>
-      </w:pPr>
-      <w:rPr>
-        <w:rFonts w:ascii="Symbol" w:hAnsi="Symbol" w:hint="default"/>
-        <w:sz w:val="20"/>
-      </w:rPr>
-    </w:lvl>
-    <w:lvl w:ilvl="1" w:tentative="1">
-      <w:start w:val="1"/>
-      <w:numFmt w:val="bullet"/>
-      <w:lvlText w:val="o"/>
-      <w:lvlJc w:val="left"/>
-      <w:pPr>
-        <w:tabs>
-          <w:tab w:val="num" w:pos="1440"/>
-        </w:tabs>
-        <w:ind w:left="1440" w:hanging="360"/>
-      </w:pPr>
-      <w:rPr>
-        <w:rFonts w:ascii="Courier New" w:hAnsi="Courier New" w:hint="default"/>
-        <w:sz w:val="20"/>
-      </w:rPr>
-    </w:lvl>
-    <w:lvl w:ilvl="2" w:tentative="1">
-      <w:start w:val="1"/>
-      <w:numFmt w:val="bullet"/>
-      <w:lvlText w:val=""/>
-      <w:lvlJc w:val="left"/>
-      <w:pPr>
-        <w:tabs>
-          <w:tab w:val="num" w:pos="2160"/>
-        </w:tabs>
-        <w:ind w:left="2160" w:hanging="360"/>
-      </w:pPr>
-      <w:rPr>
-        <w:rFonts w:ascii="Wingdings" w:hAnsi="Wingdings" w:hint="default"/>
-        <w:sz w:val="20"/>
-      </w:rPr>
-    </w:lvl>
-    <w:lvl w:ilvl="3" w:tentative="1">
-      <w:start w:val="1"/>
-      <w:numFmt w:val="bullet"/>
-      <w:lvlText w:val=""/>
-      <w:lvlJc w:val="left"/>
-      <w:pPr>
-        <w:tabs>
-          <w:tab w:val="num" w:pos="2880"/>
-        </w:tabs>
-        <w:ind w:left="2880" w:hanging="360"/>
-      </w:pPr>
-      <w:rPr>
-        <w:rFonts w:ascii="Wingdings" w:hAnsi="Wingdings" w:hint="default"/>
-        <w:sz w:val="20"/>
-      </w:rPr>
-    </w:lvl>
-    <w:lvl w:ilvl="4" w:tentative="1">
-      <w:start w:val="1"/>
-      <w:numFmt w:val="bullet"/>
-      <w:lvlText w:val=""/>
-      <w:lvlJc w:val="left"/>
-      <w:pPr>
-        <w:tabs>
-          <w:tab w:val="num" w:pos="3600"/>
-        </w:tabs>
-        <w:ind w:left="3600" w:hanging="360"/>
-      </w:pPr>
-      <w:rPr>
-        <w:rFonts w:ascii="Wingdings" w:hAnsi="Wingdings" w:hint="default"/>
-        <w:sz w:val="20"/>
-      </w:rPr>
-    </w:lvl>
-    <w:lvl w:ilvl="5" w:tentative="1">
-      <w:start w:val="1"/>
-      <w:numFmt w:val="bullet"/>
-      <w:lvlText w:val=""/>
-      <w:lvlJc w:val="left"/>
-      <w:pPr>
-        <w:tabs>
-          <w:tab w:val="num" w:pos="4320"/>
-        </w:tabs>
-        <w:ind w:left="4320" w:hanging="360"/>
-      </w:pPr>
-      <w:rPr>
-        <w:rFonts w:ascii="Wingdings" w:hAnsi="Wingdings" w:hint="default"/>
-        <w:sz w:val="20"/>
-      </w:rPr>
-    </w:lvl>
-    <w:lvl w:ilvl="6" w:tentative="1">
-      <w:start w:val="1"/>
-      <w:numFmt w:val="bullet"/>
-      <w:lvlText w:val=""/>
-      <w:lvlJc w:val="left"/>
-      <w:pPr>
-        <w:tabs>
-          <w:tab w:val="num" w:pos="5040"/>
-        </w:tabs>
-        <w:ind w:left="5040" w:hanging="360"/>
-      </w:pPr>
-      <w:rPr>
-        <w:rFonts w:ascii="Wingdings" w:hAnsi="Wingdings" w:hint="default"/>
-        <w:sz w:val="20"/>
-      </w:rPr>
-    </w:lvl>
-    <w:lvl w:ilvl="7" w:tentative="1">
-      <w:start w:val="1"/>
-      <w:numFmt w:val="bullet"/>
-      <w:lvlText w:val=""/>
-      <w:lvlJc w:val="left"/>
-      <w:pPr>
-        <w:tabs>
-          <w:tab w:val="num" w:pos="5760"/>
-        </w:tabs>
-        <w:ind w:left="5760" w:hanging="360"/>
-      </w:pPr>
-      <w:rPr>
-        <w:rFonts w:ascii="Wingdings" w:hAnsi="Wingdings" w:hint="default"/>
-        <w:sz w:val="20"/>
-      </w:rPr>
-    </w:lvl>
-    <w:lvl w:ilvl="8" w:tentative="1">
-      <w:start w:val="1"/>
-      <w:numFmt w:val="bullet"/>
-      <w:lvlText w:val=""/>
-      <w:lvlJc w:val="left"/>
-      <w:pPr>
-        <w:tabs>
-          <w:tab w:val="num" w:pos="6480"/>
-        </w:tabs>
-        <w:ind w:left="6480" w:hanging="360"/>
-      </w:pPr>
-      <w:rPr>
-        <w:rFonts w:ascii="Wingdings" w:hAnsi="Wingdings" w:hint="default"/>
-        <w:sz w:val="20"/>
-      </w:rPr>
-    </w:lvl>
-  </w:abstractNum>
-  <w:abstractNum w:abstractNumId="35" w15:restartNumberingAfterBreak="0">
-    <w:nsid w:val="60795F25"/>
-    <w:multiLevelType w:val="hybridMultilevel"/>
-    <w:tmpl w:val="FF620160"/>
-    <w:lvl w:ilvl="0" w:tplc="4009000F">
-      <w:start w:val="1"/>
-      <w:numFmt w:val="decimal"/>
-      <w:lvlText w:val="%1."/>
-      <w:lvlJc w:val="left"/>
-      <w:pPr>
-        <w:ind w:left="720" w:hanging="360"/>
-      </w:pPr>
-    </w:lvl>
-    <w:lvl w:ilvl="1" w:tplc="40090019" w:tentative="1">
-      <w:start w:val="1"/>
-      <w:numFmt w:val="lowerLetter"/>
-      <w:lvlText w:val="%2."/>
-      <w:lvlJc w:val="left"/>
-      <w:pPr>
-        <w:ind w:left="1440" w:hanging="360"/>
-      </w:pPr>
-    </w:lvl>
-    <w:lvl w:ilvl="2" w:tplc="4009001B" w:tentative="1">
-      <w:start w:val="1"/>
-      <w:numFmt w:val="lowerRoman"/>
-      <w:lvlText w:val="%3."/>
-      <w:lvlJc w:val="right"/>
-      <w:pPr>
-        <w:ind w:left="2160" w:hanging="180"/>
-      </w:pPr>
-    </w:lvl>
-    <w:lvl w:ilvl="3" w:tplc="4009000F" w:tentative="1">
-      <w:start w:val="1"/>
-      <w:numFmt w:val="decimal"/>
-      <w:lvlText w:val="%4."/>
-      <w:lvlJc w:val="left"/>
-      <w:pPr>
-        <w:ind w:left="2880" w:hanging="360"/>
-      </w:pPr>
-    </w:lvl>
-    <w:lvl w:ilvl="4" w:tplc="40090019" w:tentative="1">
-      <w:start w:val="1"/>
-      <w:numFmt w:val="lowerLetter"/>
-      <w:lvlText w:val="%5."/>
-      <w:lvlJc w:val="left"/>
-      <w:pPr>
-        <w:ind w:left="3600" w:hanging="360"/>
-      </w:pPr>
-    </w:lvl>
-    <w:lvl w:ilvl="5" w:tplc="4009001B" w:tentative="1">
-      <w:start w:val="1"/>
-      <w:numFmt w:val="lowerRoman"/>
-      <w:lvlText w:val="%6."/>
-      <w:lvlJc w:val="right"/>
-      <w:pPr>
-        <w:ind w:left="4320" w:hanging="180"/>
-      </w:pPr>
-    </w:lvl>
-    <w:lvl w:ilvl="6" w:tplc="4009000F" w:tentative="1">
-      <w:start w:val="1"/>
-      <w:numFmt w:val="decimal"/>
-      <w:lvlText w:val="%7."/>
-      <w:lvlJc w:val="left"/>
-      <w:pPr>
-        <w:ind w:left="5040" w:hanging="360"/>
-      </w:pPr>
-    </w:lvl>
-    <w:lvl w:ilvl="7" w:tplc="40090019" w:tentative="1">
-      <w:start w:val="1"/>
-      <w:numFmt w:val="lowerLetter"/>
-      <w:lvlText w:val="%8."/>
-      <w:lvlJc w:val="left"/>
-      <w:pPr>
-        <w:ind w:left="5760" w:hanging="360"/>
-      </w:pPr>
-    </w:lvl>
-    <w:lvl w:ilvl="8" w:tplc="4009001B" w:tentative="1">
-      <w:start w:val="1"/>
-      <w:numFmt w:val="lowerRoman"/>
-      <w:lvlText w:val="%9."/>
-      <w:lvlJc w:val="right"/>
-      <w:pPr>
-        <w:ind w:left="6480" w:hanging="180"/>
-      </w:pPr>
-    </w:lvl>
-  </w:abstractNum>
-  <w:abstractNum w:abstractNumId="36" w15:restartNumberingAfterBreak="0">
-    <w:nsid w:val="62B20819"/>
-    <w:multiLevelType w:val="hybridMultilevel"/>
-    <w:tmpl w:val="4224B7EC"/>
-    <w:lvl w:ilvl="0" w:tplc="40090001">
-      <w:start w:val="1"/>
-      <w:numFmt w:val="bullet"/>
-      <w:lvlText w:val=""/>
-      <w:lvlJc w:val="left"/>
-      <w:pPr>
-        <w:ind w:left="720" w:hanging="360"/>
-      </w:pPr>
-      <w:rPr>
-        <w:rFonts w:ascii="Symbol" w:hAnsi="Symbol" w:hint="default"/>
-      </w:rPr>
-    </w:lvl>
-    <w:lvl w:ilvl="1" w:tplc="40090003" w:tentative="1">
-      <w:start w:val="1"/>
-      <w:numFmt w:val="bullet"/>
-      <w:lvlText w:val="o"/>
-      <w:lvlJc w:val="left"/>
-      <w:pPr>
-        <w:ind w:left="1440" w:hanging="360"/>
-      </w:pPr>
-      <w:rPr>
-        <w:rFonts w:ascii="Courier New" w:hAnsi="Courier New" w:cs="Courier New" w:hint="default"/>
-      </w:rPr>
-    </w:lvl>
-    <w:lvl w:ilvl="2" w:tplc="40090005" w:tentative="1">
-      <w:start w:val="1"/>
-      <w:numFmt w:val="bullet"/>
-      <w:lvlText w:val=""/>
-      <w:lvlJc w:val="left"/>
-      <w:pPr>
-        <w:ind w:left="2160" w:hanging="360"/>
-      </w:pPr>
-      <w:rPr>
-        <w:rFonts w:ascii="Wingdings" w:hAnsi="Wingdings" w:hint="default"/>
-      </w:rPr>
-    </w:lvl>
-    <w:lvl w:ilvl="3" w:tplc="40090001" w:tentative="1">
-      <w:start w:val="1"/>
-      <w:numFmt w:val="bullet"/>
-      <w:lvlText w:val=""/>
-      <w:lvlJc w:val="left"/>
-      <w:pPr>
-        <w:ind w:left="2880" w:hanging="360"/>
-      </w:pPr>
-      <w:rPr>
-        <w:rFonts w:ascii="Symbol" w:hAnsi="Symbol" w:hint="default"/>
-      </w:rPr>
-    </w:lvl>
-    <w:lvl w:ilvl="4" w:tplc="40090003" w:tentative="1">
-      <w:start w:val="1"/>
-      <w:numFmt w:val="bullet"/>
-      <w:lvlText w:val="o"/>
-      <w:lvlJc w:val="left"/>
-      <w:pPr>
-        <w:ind w:left="3600" w:hanging="360"/>
-      </w:pPr>
-      <w:rPr>
-        <w:rFonts w:ascii="Courier New" w:hAnsi="Courier New" w:cs="Courier New" w:hint="default"/>
-      </w:rPr>
-    </w:lvl>
-    <w:lvl w:ilvl="5" w:tplc="40090005" w:tentative="1">
-      <w:start w:val="1"/>
-      <w:numFmt w:val="bullet"/>
-      <w:lvlText w:val=""/>
-      <w:lvlJc w:val="left"/>
-      <w:pPr>
-        <w:ind w:left="4320" w:hanging="360"/>
-      </w:pPr>
-      <w:rPr>
-        <w:rFonts w:ascii="Wingdings" w:hAnsi="Wingdings" w:hint="default"/>
-      </w:rPr>
-    </w:lvl>
-    <w:lvl w:ilvl="6" w:tplc="40090001" w:tentative="1">
-      <w:start w:val="1"/>
-      <w:numFmt w:val="bullet"/>
-      <w:lvlText w:val=""/>
-      <w:lvlJc w:val="left"/>
-      <w:pPr>
-        <w:ind w:left="5040" w:hanging="360"/>
-      </w:pPr>
-      <w:rPr>
-        <w:rFonts w:ascii="Symbol" w:hAnsi="Symbol" w:hint="default"/>
-      </w:rPr>
-    </w:lvl>
-    <w:lvl w:ilvl="7" w:tplc="40090003" w:tentative="1">
-      <w:start w:val="1"/>
-      <w:numFmt w:val="bullet"/>
-      <w:lvlText w:val="o"/>
-      <w:lvlJc w:val="left"/>
-      <w:pPr>
-        <w:ind w:left="5760" w:hanging="360"/>
-      </w:pPr>
-      <w:rPr>
-        <w:rFonts w:ascii="Courier New" w:hAnsi="Courier New" w:cs="Courier New" w:hint="default"/>
-      </w:rPr>
-    </w:lvl>
-    <w:lvl w:ilvl="8" w:tplc="40090005" w:tentative="1">
-      <w:start w:val="1"/>
-      <w:numFmt w:val="bullet"/>
-      <w:lvlText w:val=""/>
-      <w:lvlJc w:val="left"/>
-      <w:pPr>
-        <w:ind w:left="6480" w:hanging="360"/>
-      </w:pPr>
-      <w:rPr>
-        <w:rFonts w:ascii="Wingdings" w:hAnsi="Wingdings" w:hint="default"/>
-      </w:rPr>
-    </w:lvl>
-  </w:abstractNum>
-  <w:abstractNum w:abstractNumId="37" w15:restartNumberingAfterBreak="0">
-    <w:nsid w:val="63DB189F"/>
-    <w:multiLevelType w:val="hybridMultilevel"/>
-    <w:tmpl w:val="6EB47CA8"/>
-    <w:lvl w:ilvl="0" w:tplc="0409000F">
-      <w:start w:val="1"/>
-      <w:numFmt w:val="decimal"/>
-      <w:lvlText w:val="%1."/>
-      <w:lvlJc w:val="left"/>
-      <w:pPr>
-        <w:ind w:left="1080" w:hanging="360"/>
-      </w:pPr>
-    </w:lvl>
-    <w:lvl w:ilvl="1" w:tplc="04090019" w:tentative="1">
-      <w:start w:val="1"/>
-      <w:numFmt w:val="lowerLetter"/>
-      <w:lvlText w:val="%2."/>
-      <w:lvlJc w:val="left"/>
-      <w:pPr>
-        <w:ind w:left="1800" w:hanging="360"/>
-      </w:pPr>
-    </w:lvl>
-    <w:lvl w:ilvl="2" w:tplc="0409001B" w:tentative="1">
-      <w:start w:val="1"/>
-      <w:numFmt w:val="lowerRoman"/>
-      <w:lvlText w:val="%3."/>
-      <w:lvlJc w:val="right"/>
-      <w:pPr>
-        <w:ind w:left="2520" w:hanging="180"/>
-      </w:pPr>
-    </w:lvl>
-    <w:lvl w:ilvl="3" w:tplc="0409000F" w:tentative="1">
-      <w:start w:val="1"/>
-      <w:numFmt w:val="decimal"/>
-      <w:lvlText w:val="%4."/>
-      <w:lvlJc w:val="left"/>
-      <w:pPr>
-        <w:ind w:left="3240" w:hanging="360"/>
-      </w:pPr>
-    </w:lvl>
-    <w:lvl w:ilvl="4" w:tplc="04090019" w:tentative="1">
-      <w:start w:val="1"/>
-      <w:numFmt w:val="lowerLetter"/>
-      <w:lvlText w:val="%5."/>
-      <w:lvlJc w:val="left"/>
-      <w:pPr>
-        <w:ind w:left="3960" w:hanging="360"/>
-      </w:pPr>
-    </w:lvl>
-    <w:lvl w:ilvl="5" w:tplc="0409001B" w:tentative="1">
-      <w:start w:val="1"/>
-      <w:numFmt w:val="lowerRoman"/>
-      <w:lvlText w:val="%6."/>
-      <w:lvlJc w:val="right"/>
-      <w:pPr>
-        <w:ind w:left="4680" w:hanging="180"/>
-      </w:pPr>
-    </w:lvl>
-    <w:lvl w:ilvl="6" w:tplc="0409000F" w:tentative="1">
-      <w:start w:val="1"/>
-      <w:numFmt w:val="decimal"/>
-      <w:lvlText w:val="%7."/>
-      <w:lvlJc w:val="left"/>
-      <w:pPr>
-        <w:ind w:left="5400" w:hanging="360"/>
-      </w:pPr>
-    </w:lvl>
-    <w:lvl w:ilvl="7" w:tplc="04090019" w:tentative="1">
-      <w:start w:val="1"/>
-      <w:numFmt w:val="lowerLetter"/>
-      <w:lvlText w:val="%8."/>
-      <w:lvlJc w:val="left"/>
-      <w:pPr>
-        <w:ind w:left="6120" w:hanging="360"/>
-      </w:pPr>
-    </w:lvl>
-    <w:lvl w:ilvl="8" w:tplc="0409001B" w:tentative="1">
-      <w:start w:val="1"/>
-      <w:numFmt w:val="lowerRoman"/>
-      <w:lvlText w:val="%9."/>
-      <w:lvlJc w:val="right"/>
-      <w:pPr>
-        <w:ind w:left="6840" w:hanging="180"/>
-      </w:pPr>
-    </w:lvl>
-  </w:abstractNum>
-  <w:abstractNum w:abstractNumId="38" w15:restartNumberingAfterBreak="0">
-    <w:nsid w:val="66DB2AE0"/>
-    <w:multiLevelType w:val="multilevel"/>
-    <w:tmpl w:val="F8FA17EE"/>
-    <w:lvl w:ilvl="0">
-      <w:start w:val="1"/>
-      <w:numFmt w:val="bullet"/>
-      <w:lvlText w:val=""/>
-      <w:lvlJc w:val="left"/>
-      <w:pPr>
-        <w:tabs>
-          <w:tab w:val="num" w:pos="720"/>
-        </w:tabs>
-        <w:ind w:left="720" w:hanging="360"/>
-      </w:pPr>
-      <w:rPr>
-        <w:rFonts w:ascii="Symbol" w:hAnsi="Symbol" w:hint="default"/>
-        <w:sz w:val="20"/>
-      </w:rPr>
-    </w:lvl>
-    <w:lvl w:ilvl="1" w:tentative="1">
-      <w:start w:val="1"/>
-      <w:numFmt w:val="bullet"/>
-      <w:lvlText w:val="o"/>
-      <w:lvlJc w:val="left"/>
-      <w:pPr>
-        <w:tabs>
-          <w:tab w:val="num" w:pos="1440"/>
-        </w:tabs>
-        <w:ind w:left="1440" w:hanging="360"/>
-      </w:pPr>
-      <w:rPr>
-        <w:rFonts w:ascii="Courier New" w:hAnsi="Courier New" w:hint="default"/>
-        <w:sz w:val="20"/>
-      </w:rPr>
-    </w:lvl>
-    <w:lvl w:ilvl="2" w:tentative="1">
-      <w:start w:val="1"/>
-      <w:numFmt w:val="bullet"/>
-      <w:lvlText w:val=""/>
-      <w:lvlJc w:val="left"/>
-      <w:pPr>
-        <w:tabs>
-          <w:tab w:val="num" w:pos="2160"/>
-        </w:tabs>
-        <w:ind w:left="2160" w:hanging="360"/>
-      </w:pPr>
-      <w:rPr>
-        <w:rFonts w:ascii="Wingdings" w:hAnsi="Wingdings" w:hint="default"/>
-        <w:sz w:val="20"/>
-      </w:rPr>
-    </w:lvl>
-    <w:lvl w:ilvl="3" w:tentative="1">
-      <w:start w:val="1"/>
-      <w:numFmt w:val="bullet"/>
-      <w:lvlText w:val=""/>
-      <w:lvlJc w:val="left"/>
-      <w:pPr>
-        <w:tabs>
-          <w:tab w:val="num" w:pos="2880"/>
-        </w:tabs>
-        <w:ind w:left="2880" w:hanging="360"/>
-      </w:pPr>
-      <w:rPr>
-        <w:rFonts w:ascii="Wingdings" w:hAnsi="Wingdings" w:hint="default"/>
-        <w:sz w:val="20"/>
-      </w:rPr>
-    </w:lvl>
-    <w:lvl w:ilvl="4" w:tentative="1">
-      <w:start w:val="1"/>
-      <w:numFmt w:val="bullet"/>
-      <w:lvlText w:val=""/>
-      <w:lvlJc w:val="left"/>
-      <w:pPr>
-        <w:tabs>
-          <w:tab w:val="num" w:pos="3600"/>
-        </w:tabs>
-        <w:ind w:left="3600" w:hanging="360"/>
-      </w:pPr>
-      <w:rPr>
-        <w:rFonts w:ascii="Wingdings" w:hAnsi="Wingdings" w:hint="default"/>
-        <w:sz w:val="20"/>
-      </w:rPr>
-    </w:lvl>
-    <w:lvl w:ilvl="5" w:tentative="1">
-      <w:start w:val="1"/>
-      <w:numFmt w:val="bullet"/>
-      <w:lvlText w:val=""/>
-      <w:lvlJc w:val="left"/>
-      <w:pPr>
-        <w:tabs>
-          <w:tab w:val="num" w:pos="4320"/>
-        </w:tabs>
-        <w:ind w:left="4320" w:hanging="360"/>
-      </w:pPr>
-      <w:rPr>
-        <w:rFonts w:ascii="Wingdings" w:hAnsi="Wingdings" w:hint="default"/>
-        <w:sz w:val="20"/>
-      </w:rPr>
-    </w:lvl>
-    <w:lvl w:ilvl="6" w:tentative="1">
-      <w:start w:val="1"/>
-      <w:numFmt w:val="bullet"/>
-      <w:lvlText w:val=""/>
-      <w:lvlJc w:val="left"/>
-      <w:pPr>
-        <w:tabs>
-          <w:tab w:val="num" w:pos="5040"/>
-        </w:tabs>
-        <w:ind w:left="5040" w:hanging="360"/>
-      </w:pPr>
-      <w:rPr>
-        <w:rFonts w:ascii="Wingdings" w:hAnsi="Wingdings" w:hint="default"/>
-        <w:sz w:val="20"/>
-      </w:rPr>
-    </w:lvl>
-    <w:lvl w:ilvl="7" w:tentative="1">
-      <w:start w:val="1"/>
-      <w:numFmt w:val="bullet"/>
-      <w:lvlText w:val=""/>
-      <w:lvlJc w:val="left"/>
-      <w:pPr>
-        <w:tabs>
-          <w:tab w:val="num" w:pos="5760"/>
-        </w:tabs>
-        <w:ind w:left="5760" w:hanging="360"/>
-      </w:pPr>
-      <w:rPr>
-        <w:rFonts w:ascii="Wingdings" w:hAnsi="Wingdings" w:hint="default"/>
-        <w:sz w:val="20"/>
-      </w:rPr>
-    </w:lvl>
-    <w:lvl w:ilvl="8" w:tentative="1">
-      <w:start w:val="1"/>
-      <w:numFmt w:val="bullet"/>
-      <w:lvlText w:val=""/>
-      <w:lvlJc w:val="left"/>
-      <w:pPr>
-        <w:tabs>
-          <w:tab w:val="num" w:pos="6480"/>
-        </w:tabs>
-        <w:ind w:left="6480" w:hanging="360"/>
-      </w:pPr>
-      <w:rPr>
-        <w:rFonts w:ascii="Wingdings" w:hAnsi="Wingdings" w:hint="default"/>
-        <w:sz w:val="20"/>
-      </w:rPr>
-    </w:lvl>
-  </w:abstractNum>
-  <w:abstractNum w:abstractNumId="39" w15:restartNumberingAfterBreak="0">
-    <w:nsid w:val="6A4105AA"/>
-    <w:multiLevelType w:val="hybridMultilevel"/>
-    <w:tmpl w:val="777C65D8"/>
-    <w:lvl w:ilvl="0" w:tplc="D7F20934">
-      <w:start w:val="1"/>
-      <w:numFmt w:val="decimal"/>
-      <w:lvlText w:val="%1."/>
-      <w:lvlJc w:val="left"/>
-      <w:pPr>
-        <w:ind w:left="720" w:hanging="360"/>
-      </w:pPr>
-      <w:rPr>
-        <w:rFonts w:asciiTheme="minorHAnsi" w:eastAsiaTheme="minorHAnsi" w:hAnsiTheme="minorHAnsi" w:cstheme="minorBidi" w:hint="default"/>
-        <w:sz w:val="22"/>
-      </w:rPr>
-    </w:lvl>
-    <w:lvl w:ilvl="1" w:tplc="40090019" w:tentative="1">
-      <w:start w:val="1"/>
-      <w:numFmt w:val="lowerLetter"/>
-      <w:lvlText w:val="%2."/>
-      <w:lvlJc w:val="left"/>
-      <w:pPr>
-        <w:ind w:left="1440" w:hanging="360"/>
-      </w:pPr>
-    </w:lvl>
-    <w:lvl w:ilvl="2" w:tplc="4009001B" w:tentative="1">
-      <w:start w:val="1"/>
-      <w:numFmt w:val="lowerRoman"/>
-      <w:lvlText w:val="%3."/>
-      <w:lvlJc w:val="right"/>
-      <w:pPr>
-        <w:ind w:left="2160" w:hanging="180"/>
-      </w:pPr>
-    </w:lvl>
-    <w:lvl w:ilvl="3" w:tplc="4009000F" w:tentative="1">
-      <w:start w:val="1"/>
-      <w:numFmt w:val="decimal"/>
-      <w:lvlText w:val="%4."/>
-      <w:lvlJc w:val="left"/>
-      <w:pPr>
-        <w:ind w:left="2880" w:hanging="360"/>
-      </w:pPr>
-    </w:lvl>
-    <w:lvl w:ilvl="4" w:tplc="40090019" w:tentative="1">
-      <w:start w:val="1"/>
-      <w:numFmt w:val="lowerLetter"/>
-      <w:lvlText w:val="%5."/>
-      <w:lvlJc w:val="left"/>
-      <w:pPr>
-        <w:ind w:left="3600" w:hanging="360"/>
-      </w:pPr>
-    </w:lvl>
-    <w:lvl w:ilvl="5" w:tplc="4009001B" w:tentative="1">
-      <w:start w:val="1"/>
-      <w:numFmt w:val="lowerRoman"/>
-      <w:lvlText w:val="%6."/>
-      <w:lvlJc w:val="right"/>
-      <w:pPr>
-        <w:ind w:left="4320" w:hanging="180"/>
-      </w:pPr>
-    </w:lvl>
-    <w:lvl w:ilvl="6" w:tplc="4009000F" w:tentative="1">
-      <w:start w:val="1"/>
-      <w:numFmt w:val="decimal"/>
-      <w:lvlText w:val="%7."/>
-      <w:lvlJc w:val="left"/>
-      <w:pPr>
-        <w:ind w:left="5040" w:hanging="360"/>
-      </w:pPr>
-    </w:lvl>
-    <w:lvl w:ilvl="7" w:tplc="40090019" w:tentative="1">
-      <w:start w:val="1"/>
-      <w:numFmt w:val="lowerLetter"/>
-      <w:lvlText w:val="%8."/>
-      <w:lvlJc w:val="left"/>
-      <w:pPr>
-        <w:ind w:left="5760" w:hanging="360"/>
-      </w:pPr>
-    </w:lvl>
-    <w:lvl w:ilvl="8" w:tplc="4009001B" w:tentative="1">
-      <w:start w:val="1"/>
-      <w:numFmt w:val="lowerRoman"/>
-      <w:lvlText w:val="%9."/>
-      <w:lvlJc w:val="right"/>
-      <w:pPr>
-        <w:ind w:left="6480" w:hanging="180"/>
-      </w:pPr>
-    </w:lvl>
-  </w:abstractNum>
-  <w:abstractNum w:abstractNumId="40" w15:restartNumberingAfterBreak="0">
-    <w:nsid w:val="6C8D27B5"/>
-    <w:multiLevelType w:val="hybridMultilevel"/>
-    <w:tmpl w:val="0DB07E42"/>
-    <w:lvl w:ilvl="0" w:tplc="2272D0E2">
-      <w:start w:val="4"/>
-      <w:numFmt w:val="decimal"/>
-      <w:lvlText w:val="%1."/>
-      <w:lvlJc w:val="left"/>
-      <w:pPr>
-        <w:ind w:left="720" w:hanging="360"/>
-      </w:pPr>
-      <w:rPr>
-        <w:rFonts w:hint="default"/>
-      </w:rPr>
-    </w:lvl>
-    <w:lvl w:ilvl="1" w:tplc="40090019" w:tentative="1">
-      <w:start w:val="1"/>
-      <w:numFmt w:val="lowerLetter"/>
-      <w:lvlText w:val="%2."/>
-      <w:lvlJc w:val="left"/>
-      <w:pPr>
-        <w:ind w:left="1440" w:hanging="360"/>
-      </w:pPr>
-    </w:lvl>
-    <w:lvl w:ilvl="2" w:tplc="4009001B" w:tentative="1">
-      <w:start w:val="1"/>
-      <w:numFmt w:val="lowerRoman"/>
-      <w:lvlText w:val="%3."/>
-      <w:lvlJc w:val="right"/>
-      <w:pPr>
-        <w:ind w:left="2160" w:hanging="180"/>
-      </w:pPr>
-    </w:lvl>
-    <w:lvl w:ilvl="3" w:tplc="4009000F" w:tentative="1">
-      <w:start w:val="1"/>
-      <w:numFmt w:val="decimal"/>
-      <w:lvlText w:val="%4."/>
-      <w:lvlJc w:val="left"/>
-      <w:pPr>
-        <w:ind w:left="2880" w:hanging="360"/>
-      </w:pPr>
-    </w:lvl>
-    <w:lvl w:ilvl="4" w:tplc="40090019" w:tentative="1">
-      <w:start w:val="1"/>
-      <w:numFmt w:val="lowerLetter"/>
-      <w:lvlText w:val="%5."/>
-      <w:lvlJc w:val="left"/>
-      <w:pPr>
-        <w:ind w:left="3600" w:hanging="360"/>
-      </w:pPr>
-    </w:lvl>
-    <w:lvl w:ilvl="5" w:tplc="4009001B" w:tentative="1">
-      <w:start w:val="1"/>
-      <w:numFmt w:val="lowerRoman"/>
-      <w:lvlText w:val="%6."/>
-      <w:lvlJc w:val="right"/>
-      <w:pPr>
-        <w:ind w:left="4320" w:hanging="180"/>
-      </w:pPr>
-    </w:lvl>
-    <w:lvl w:ilvl="6" w:tplc="4009000F" w:tentative="1">
-      <w:start w:val="1"/>
-      <w:numFmt w:val="decimal"/>
-      <w:lvlText w:val="%7."/>
-      <w:lvlJc w:val="left"/>
-      <w:pPr>
-        <w:ind w:left="5040" w:hanging="360"/>
-      </w:pPr>
-    </w:lvl>
-    <w:lvl w:ilvl="7" w:tplc="40090019" w:tentative="1">
-      <w:start w:val="1"/>
-      <w:numFmt w:val="lowerLetter"/>
-      <w:lvlText w:val="%8."/>
-      <w:lvlJc w:val="left"/>
-      <w:pPr>
-        <w:ind w:left="5760" w:hanging="360"/>
-      </w:pPr>
-    </w:lvl>
-    <w:lvl w:ilvl="8" w:tplc="4009001B" w:tentative="1">
-      <w:start w:val="1"/>
-      <w:numFmt w:val="lowerRoman"/>
-      <w:lvlText w:val="%9."/>
-      <w:lvlJc w:val="right"/>
-      <w:pPr>
-        <w:ind w:left="6480" w:hanging="180"/>
-      </w:pPr>
-    </w:lvl>
-  </w:abstractNum>
-  <w:abstractNum w:abstractNumId="41" w15:restartNumberingAfterBreak="0">
-    <w:nsid w:val="6DC03425"/>
-    <w:multiLevelType w:val="hybridMultilevel"/>
-    <w:tmpl w:val="5E86A032"/>
-    <w:lvl w:ilvl="0" w:tplc="B680F97E">
-      <w:start w:val="5"/>
-      <w:numFmt w:val="decimal"/>
-      <w:lvlText w:val="%1."/>
-      <w:lvlJc w:val="left"/>
-      <w:pPr>
-        <w:ind w:left="720" w:hanging="360"/>
-      </w:pPr>
-      <w:rPr>
-        <w:rFonts w:hint="default"/>
-      </w:rPr>
-    </w:lvl>
-    <w:lvl w:ilvl="1" w:tplc="40090019" w:tentative="1">
-      <w:start w:val="1"/>
-      <w:numFmt w:val="lowerLetter"/>
-      <w:lvlText w:val="%2."/>
-      <w:lvlJc w:val="left"/>
-      <w:pPr>
-        <w:ind w:left="1440" w:hanging="360"/>
-      </w:pPr>
-    </w:lvl>
-    <w:lvl w:ilvl="2" w:tplc="4009001B" w:tentative="1">
-      <w:start w:val="1"/>
-      <w:numFmt w:val="lowerRoman"/>
-      <w:lvlText w:val="%3."/>
-      <w:lvlJc w:val="right"/>
-      <w:pPr>
-        <w:ind w:left="2160" w:hanging="180"/>
-      </w:pPr>
-    </w:lvl>
-    <w:lvl w:ilvl="3" w:tplc="4009000F" w:tentative="1">
-      <w:start w:val="1"/>
-      <w:numFmt w:val="decimal"/>
-      <w:lvlText w:val="%4."/>
-      <w:lvlJc w:val="left"/>
-      <w:pPr>
-        <w:ind w:left="2880" w:hanging="360"/>
-      </w:pPr>
-    </w:lvl>
-    <w:lvl w:ilvl="4" w:tplc="40090019" w:tentative="1">
-      <w:start w:val="1"/>
-      <w:numFmt w:val="lowerLetter"/>
-      <w:lvlText w:val="%5."/>
-      <w:lvlJc w:val="left"/>
-      <w:pPr>
-        <w:ind w:left="3600" w:hanging="360"/>
-      </w:pPr>
-    </w:lvl>
-    <w:lvl w:ilvl="5" w:tplc="4009001B" w:tentative="1">
-      <w:start w:val="1"/>
-      <w:numFmt w:val="lowerRoman"/>
-      <w:lvlText w:val="%6."/>
-      <w:lvlJc w:val="right"/>
-      <w:pPr>
-        <w:ind w:left="4320" w:hanging="180"/>
-      </w:pPr>
-    </w:lvl>
-    <w:lvl w:ilvl="6" w:tplc="4009000F" w:tentative="1">
-      <w:start w:val="1"/>
-      <w:numFmt w:val="decimal"/>
-      <w:lvlText w:val="%7."/>
-      <w:lvlJc w:val="left"/>
-      <w:pPr>
-        <w:ind w:left="5040" w:hanging="360"/>
-      </w:pPr>
-    </w:lvl>
-    <w:lvl w:ilvl="7" w:tplc="40090019" w:tentative="1">
-      <w:start w:val="1"/>
-      <w:numFmt w:val="lowerLetter"/>
-      <w:lvlText w:val="%8."/>
-      <w:lvlJc w:val="left"/>
-      <w:pPr>
-        <w:ind w:left="5760" w:hanging="360"/>
-      </w:pPr>
-    </w:lvl>
-    <w:lvl w:ilvl="8" w:tplc="4009001B" w:tentative="1">
-      <w:start w:val="1"/>
-      <w:numFmt w:val="lowerRoman"/>
-      <w:lvlText w:val="%9."/>
-      <w:lvlJc w:val="right"/>
-      <w:pPr>
-        <w:ind w:left="6480" w:hanging="180"/>
-      </w:pPr>
-    </w:lvl>
-  </w:abstractNum>
-  <w:abstractNum w:abstractNumId="42" w15:restartNumberingAfterBreak="0">
-    <w:nsid w:val="738C2596"/>
-    <w:multiLevelType w:val="hybridMultilevel"/>
-    <w:tmpl w:val="CF743D7E"/>
-    <w:lvl w:ilvl="0" w:tplc="4009000F">
-      <w:start w:val="1"/>
-      <w:numFmt w:val="decimal"/>
-      <w:lvlText w:val="%1."/>
-      <w:lvlJc w:val="left"/>
-      <w:pPr>
-        <w:ind w:left="720" w:hanging="360"/>
-      </w:pPr>
-    </w:lvl>
-    <w:lvl w:ilvl="1" w:tplc="40090019" w:tentative="1">
-      <w:start w:val="1"/>
-      <w:numFmt w:val="lowerLetter"/>
-      <w:lvlText w:val="%2."/>
-      <w:lvlJc w:val="left"/>
-      <w:pPr>
-        <w:ind w:left="1440" w:hanging="360"/>
-      </w:pPr>
-    </w:lvl>
-    <w:lvl w:ilvl="2" w:tplc="4009001B" w:tentative="1">
-      <w:start w:val="1"/>
-      <w:numFmt w:val="lowerRoman"/>
-      <w:lvlText w:val="%3."/>
-      <w:lvlJc w:val="right"/>
-      <w:pPr>
-        <w:ind w:left="2160" w:hanging="180"/>
-      </w:pPr>
-    </w:lvl>
-    <w:lvl w:ilvl="3" w:tplc="4009000F" w:tentative="1">
-      <w:start w:val="1"/>
-      <w:numFmt w:val="decimal"/>
-      <w:lvlText w:val="%4."/>
-      <w:lvlJc w:val="left"/>
-      <w:pPr>
-        <w:ind w:left="2880" w:hanging="360"/>
-      </w:pPr>
-    </w:lvl>
-    <w:lvl w:ilvl="4" w:tplc="40090019" w:tentative="1">
-      <w:start w:val="1"/>
-      <w:numFmt w:val="lowerLetter"/>
-      <w:lvlText w:val="%5."/>
-      <w:lvlJc w:val="left"/>
-      <w:pPr>
-        <w:ind w:left="3600" w:hanging="360"/>
-      </w:pPr>
-    </w:lvl>
-    <w:lvl w:ilvl="5" w:tplc="4009001B" w:tentative="1">
-      <w:start w:val="1"/>
-      <w:numFmt w:val="lowerRoman"/>
-      <w:lvlText w:val="%6."/>
-      <w:lvlJc w:val="right"/>
-      <w:pPr>
-        <w:ind w:left="4320" w:hanging="180"/>
-      </w:pPr>
-    </w:lvl>
-    <w:lvl w:ilvl="6" w:tplc="4009000F" w:tentative="1">
-      <w:start w:val="1"/>
-      <w:numFmt w:val="decimal"/>
-      <w:lvlText w:val="%7."/>
-      <w:lvlJc w:val="left"/>
-      <w:pPr>
-        <w:ind w:left="5040" w:hanging="360"/>
-      </w:pPr>
-    </w:lvl>
-    <w:lvl w:ilvl="7" w:tplc="40090019" w:tentative="1">
-      <w:start w:val="1"/>
-      <w:numFmt w:val="lowerLetter"/>
-      <w:lvlText w:val="%8."/>
-      <w:lvlJc w:val="left"/>
-      <w:pPr>
-        <w:ind w:left="5760" w:hanging="360"/>
-      </w:pPr>
-    </w:lvl>
-    <w:lvl w:ilvl="8" w:tplc="4009001B" w:tentative="1">
-      <w:start w:val="1"/>
-      <w:numFmt w:val="lowerRoman"/>
-      <w:lvlText w:val="%9."/>
-      <w:lvlJc w:val="right"/>
-      <w:pPr>
-        <w:ind w:left="6480" w:hanging="180"/>
-      </w:pPr>
-    </w:lvl>
-  </w:abstractNum>
-  <w:abstractNum w:abstractNumId="43" w15:restartNumberingAfterBreak="0">
-    <w:nsid w:val="76D06CF0"/>
-    <w:multiLevelType w:val="hybridMultilevel"/>
-    <w:tmpl w:val="729AF9E2"/>
-    <w:lvl w:ilvl="0" w:tplc="4009000F">
-      <w:start w:val="1"/>
-      <w:numFmt w:val="decimal"/>
-      <w:lvlText w:val="%1."/>
-      <w:lvlJc w:val="left"/>
-      <w:pPr>
-        <w:ind w:left="720" w:hanging="360"/>
-      </w:pPr>
-    </w:lvl>
-    <w:lvl w:ilvl="1" w:tplc="40090019" w:tentative="1">
-      <w:start w:val="1"/>
-      <w:numFmt w:val="lowerLetter"/>
-      <w:lvlText w:val="%2."/>
-      <w:lvlJc w:val="left"/>
-      <w:pPr>
-        <w:ind w:left="1440" w:hanging="360"/>
-      </w:pPr>
-    </w:lvl>
-    <w:lvl w:ilvl="2" w:tplc="4009001B" w:tentative="1">
-      <w:start w:val="1"/>
-      <w:numFmt w:val="lowerRoman"/>
-      <w:lvlText w:val="%3."/>
-      <w:lvlJc w:val="right"/>
-      <w:pPr>
-        <w:ind w:left="2160" w:hanging="180"/>
-      </w:pPr>
-    </w:lvl>
-    <w:lvl w:ilvl="3" w:tplc="4009000F" w:tentative="1">
-      <w:start w:val="1"/>
-      <w:numFmt w:val="decimal"/>
-      <w:lvlText w:val="%4."/>
-      <w:lvlJc w:val="left"/>
-      <w:pPr>
-        <w:ind w:left="2880" w:hanging="360"/>
-      </w:pPr>
-    </w:lvl>
-    <w:lvl w:ilvl="4" w:tplc="40090019" w:tentative="1">
-      <w:start w:val="1"/>
-      <w:numFmt w:val="lowerLetter"/>
-      <w:lvlText w:val="%5."/>
-      <w:lvlJc w:val="left"/>
-      <w:pPr>
-        <w:ind w:left="3600" w:hanging="360"/>
-      </w:pPr>
-    </w:lvl>
-    <w:lvl w:ilvl="5" w:tplc="4009001B" w:tentative="1">
-      <w:start w:val="1"/>
-      <w:numFmt w:val="lowerRoman"/>
-      <w:lvlText w:val="%6."/>
-      <w:lvlJc w:val="right"/>
-      <w:pPr>
-        <w:ind w:left="4320" w:hanging="180"/>
-      </w:pPr>
-    </w:lvl>
-    <w:lvl w:ilvl="6" w:tplc="4009000F" w:tentative="1">
-      <w:start w:val="1"/>
-      <w:numFmt w:val="decimal"/>
-      <w:lvlText w:val="%7."/>
-      <w:lvlJc w:val="left"/>
-      <w:pPr>
-        <w:ind w:left="5040" w:hanging="360"/>
-      </w:pPr>
-    </w:lvl>
-    <w:lvl w:ilvl="7" w:tplc="40090019" w:tentative="1">
-      <w:start w:val="1"/>
-      <w:numFmt w:val="lowerLetter"/>
-      <w:lvlText w:val="%8."/>
-      <w:lvlJc w:val="left"/>
-      <w:pPr>
-        <w:ind w:left="5760" w:hanging="360"/>
-      </w:pPr>
-    </w:lvl>
-    <w:lvl w:ilvl="8" w:tplc="4009001B" w:tentative="1">
-      <w:start w:val="1"/>
-      <w:numFmt w:val="lowerRoman"/>
-      <w:lvlText w:val="%9."/>
-      <w:lvlJc w:val="right"/>
-      <w:pPr>
-        <w:ind w:left="6480" w:hanging="180"/>
-      </w:pPr>
-    </w:lvl>
-  </w:abstractNum>
-  <w:abstractNum w:abstractNumId="44" w15:restartNumberingAfterBreak="0">
-    <w:nsid w:val="76FB5618"/>
-    <w:multiLevelType w:val="multilevel"/>
-    <w:tmpl w:val="34C4A680"/>
-    <w:lvl w:ilvl="0">
-      <w:start w:val="70"/>
-      <w:numFmt w:val="decimal"/>
-      <w:lvlText w:val="%1."/>
-      <w:lvlJc w:val="left"/>
-      <w:pPr>
-        <w:tabs>
-          <w:tab w:val="num" w:pos="720"/>
-        </w:tabs>
-        <w:ind w:left="720" w:hanging="360"/>
-      </w:pPr>
-    </w:lvl>
-    <w:lvl w:ilvl="1" w:tentative="1">
-      <w:start w:val="1"/>
-      <w:numFmt w:val="decimal"/>
-      <w:lvlText w:val="%2."/>
-      <w:lvlJc w:val="left"/>
-      <w:pPr>
-        <w:tabs>
-          <w:tab w:val="num" w:pos="1440"/>
-        </w:tabs>
-        <w:ind w:left="1440" w:hanging="360"/>
-      </w:pPr>
-    </w:lvl>
-    <w:lvl w:ilvl="2" w:tentative="1">
-      <w:start w:val="1"/>
-      <w:numFmt w:val="decimal"/>
-      <w:lvlText w:val="%3."/>
-      <w:lvlJc w:val="left"/>
-      <w:pPr>
-        <w:tabs>
-          <w:tab w:val="num" w:pos="2160"/>
-        </w:tabs>
-        <w:ind w:left="2160" w:hanging="360"/>
-      </w:pPr>
-    </w:lvl>
-    <w:lvl w:ilvl="3" w:tentative="1">
-      <w:start w:val="1"/>
-      <w:numFmt w:val="decimal"/>
-      <w:lvlText w:val="%4."/>
-      <w:lvlJc w:val="left"/>
-      <w:pPr>
-        <w:tabs>
-          <w:tab w:val="num" w:pos="2880"/>
-        </w:tabs>
-        <w:ind w:left="2880" w:hanging="360"/>
-      </w:pPr>
-    </w:lvl>
-    <w:lvl w:ilvl="4" w:tentative="1">
-      <w:start w:val="1"/>
-      <w:numFmt w:val="decimal"/>
-      <w:lvlText w:val="%5."/>
-      <w:lvlJc w:val="left"/>
-      <w:pPr>
-        <w:tabs>
-          <w:tab w:val="num" w:pos="3600"/>
-        </w:tabs>
-        <w:ind w:left="3600" w:hanging="360"/>
-      </w:pPr>
-    </w:lvl>
-    <w:lvl w:ilvl="5" w:tentative="1">
-      <w:start w:val="1"/>
-      <w:numFmt w:val="decimal"/>
-      <w:lvlText w:val="%6."/>
-      <w:lvlJc w:val="left"/>
-      <w:pPr>
-        <w:tabs>
-          <w:tab w:val="num" w:pos="4320"/>
-        </w:tabs>
-        <w:ind w:left="4320" w:hanging="360"/>
-      </w:pPr>
-    </w:lvl>
-    <w:lvl w:ilvl="6" w:tentative="1">
-      <w:start w:val="1"/>
-      <w:numFmt w:val="decimal"/>
-      <w:lvlText w:val="%7."/>
-      <w:lvlJc w:val="left"/>
-      <w:pPr>
-        <w:tabs>
-          <w:tab w:val="num" w:pos="5040"/>
-        </w:tabs>
-        <w:ind w:left="5040" w:hanging="360"/>
-      </w:pPr>
-    </w:lvl>
-    <w:lvl w:ilvl="7" w:tentative="1">
-      <w:start w:val="1"/>
-      <w:numFmt w:val="decimal"/>
-      <w:lvlText w:val="%8."/>
-      <w:lvlJc w:val="left"/>
-      <w:pPr>
-        <w:tabs>
-          <w:tab w:val="num" w:pos="5760"/>
-        </w:tabs>
-        <w:ind w:left="5760" w:hanging="360"/>
-      </w:pPr>
-    </w:lvl>
-    <w:lvl w:ilvl="8" w:tentative="1">
-      <w:start w:val="1"/>
-      <w:numFmt w:val="decimal"/>
-      <w:lvlText w:val="%9."/>
-      <w:lvlJc w:val="left"/>
-      <w:pPr>
-        <w:tabs>
-          <w:tab w:val="num" w:pos="6480"/>
-        </w:tabs>
-        <w:ind w:left="6480" w:hanging="360"/>
-      </w:pPr>
-    </w:lvl>
-  </w:abstractNum>
-  <w:abstractNum w:abstractNumId="45" w15:restartNumberingAfterBreak="0">
-    <w:nsid w:val="78187164"/>
-    <w:multiLevelType w:val="hybridMultilevel"/>
-    <w:tmpl w:val="B19E826E"/>
-    <w:lvl w:ilvl="0" w:tplc="FB92AE98">
-      <w:start w:val="1"/>
-      <w:numFmt w:val="lowerLetter"/>
-      <w:lvlText w:val="%1)"/>
-      <w:lvlJc w:val="left"/>
-      <w:pPr>
-        <w:ind w:left="720" w:hanging="360"/>
-      </w:pPr>
-      <w:rPr>
-        <w:rFonts w:hint="default"/>
-      </w:rPr>
-    </w:lvl>
-    <w:lvl w:ilvl="1" w:tplc="40090019" w:tentative="1">
-      <w:start w:val="1"/>
-      <w:numFmt w:val="lowerLetter"/>
-      <w:lvlText w:val="%2."/>
-      <w:lvlJc w:val="left"/>
-      <w:pPr>
-        <w:ind w:left="1440" w:hanging="360"/>
-      </w:pPr>
-    </w:lvl>
-    <w:lvl w:ilvl="2" w:tplc="4009001B" w:tentative="1">
-      <w:start w:val="1"/>
-      <w:numFmt w:val="lowerRoman"/>
-      <w:lvlText w:val="%3."/>
-      <w:lvlJc w:val="right"/>
-      <w:pPr>
-        <w:ind w:left="2160" w:hanging="180"/>
-      </w:pPr>
-    </w:lvl>
-    <w:lvl w:ilvl="3" w:tplc="4009000F" w:tentative="1">
-      <w:start w:val="1"/>
-      <w:numFmt w:val="decimal"/>
-      <w:lvlText w:val="%4."/>
-      <w:lvlJc w:val="left"/>
-      <w:pPr>
-        <w:ind w:left="2880" w:hanging="360"/>
-      </w:pPr>
-    </w:lvl>
-    <w:lvl w:ilvl="4" w:tplc="40090019" w:tentative="1">
-      <w:start w:val="1"/>
-      <w:numFmt w:val="lowerLetter"/>
-      <w:lvlText w:val="%5."/>
-      <w:lvlJc w:val="left"/>
-      <w:pPr>
-        <w:ind w:left="3600" w:hanging="360"/>
-      </w:pPr>
-    </w:lvl>
-    <w:lvl w:ilvl="5" w:tplc="4009001B" w:tentative="1">
-      <w:start w:val="1"/>
-      <w:numFmt w:val="lowerRoman"/>
-      <w:lvlText w:val="%6."/>
-      <w:lvlJc w:val="right"/>
-      <w:pPr>
-        <w:ind w:left="4320" w:hanging="180"/>
-      </w:pPr>
-    </w:lvl>
-    <w:lvl w:ilvl="6" w:tplc="4009000F" w:tentative="1">
-      <w:start w:val="1"/>
-      <w:numFmt w:val="decimal"/>
-      <w:lvlText w:val="%7."/>
-      <w:lvlJc w:val="left"/>
-      <w:pPr>
-        <w:ind w:left="5040" w:hanging="360"/>
-      </w:pPr>
-    </w:lvl>
-    <w:lvl w:ilvl="7" w:tplc="40090019" w:tentative="1">
-      <w:start w:val="1"/>
-      <w:numFmt w:val="lowerLetter"/>
-      <w:lvlText w:val="%8."/>
-      <w:lvlJc w:val="left"/>
-      <w:pPr>
-        <w:ind w:left="5760" w:hanging="360"/>
-      </w:pPr>
-    </w:lvl>
-    <w:lvl w:ilvl="8" w:tplc="4009001B" w:tentative="1">
-      <w:start w:val="1"/>
-      <w:numFmt w:val="lowerRoman"/>
-      <w:lvlText w:val="%9."/>
-      <w:lvlJc w:val="right"/>
-      <w:pPr>
-        <w:ind w:left="6480" w:hanging="180"/>
-      </w:pPr>
-    </w:lvl>
-  </w:abstractNum>
-  <w:abstractNum w:abstractNumId="46" w15:restartNumberingAfterBreak="0">
-    <w:nsid w:val="7BA6616B"/>
-    <w:multiLevelType w:val="hybridMultilevel"/>
-    <w:tmpl w:val="56F212F6"/>
-    <w:lvl w:ilvl="0" w:tplc="40090017">
-      <w:start w:val="1"/>
-      <w:numFmt w:val="lowerLetter"/>
-      <w:lvlText w:val="%1)"/>
-      <w:lvlJc w:val="left"/>
-      <w:pPr>
-        <w:ind w:left="720" w:hanging="360"/>
-      </w:pPr>
-    </w:lvl>
-    <w:lvl w:ilvl="1" w:tplc="FFFFFFFF" w:tentative="1">
-      <w:start w:val="1"/>
-      <w:numFmt w:val="lowerLetter"/>
-      <w:lvlText w:val="%2."/>
-      <w:lvlJc w:val="left"/>
-      <w:pPr>
-        <w:ind w:left="1440" w:hanging="360"/>
-      </w:pPr>
-    </w:lvl>
-    <w:lvl w:ilvl="2" w:tplc="FFFFFFFF" w:tentative="1">
-      <w:start w:val="1"/>
-      <w:numFmt w:val="lowerRoman"/>
-      <w:lvlText w:val="%3."/>
-      <w:lvlJc w:val="right"/>
-      <w:pPr>
-        <w:ind w:left="2160" w:hanging="180"/>
-      </w:pPr>
-    </w:lvl>
-    <w:lvl w:ilvl="3" w:tplc="FFFFFFFF" w:tentative="1">
-      <w:start w:val="1"/>
-      <w:numFmt w:val="decimal"/>
-      <w:lvlText w:val="%4."/>
-      <w:lvlJc w:val="left"/>
-      <w:pPr>
-        <w:ind w:left="2880" w:hanging="360"/>
-      </w:pPr>
-    </w:lvl>
-    <w:lvl w:ilvl="4" w:tplc="FFFFFFFF" w:tentative="1">
-      <w:start w:val="1"/>
-      <w:numFmt w:val="lowerLetter"/>
-      <w:lvlText w:val="%5."/>
-      <w:lvlJc w:val="left"/>
-      <w:pPr>
-        <w:ind w:left="3600" w:hanging="360"/>
-      </w:pPr>
-    </w:lvl>
-    <w:lvl w:ilvl="5" w:tplc="FFFFFFFF" w:tentative="1">
-      <w:start w:val="1"/>
-      <w:numFmt w:val="lowerRoman"/>
-      <w:lvlText w:val="%6."/>
-      <w:lvlJc w:val="right"/>
-      <w:pPr>
-        <w:ind w:left="4320" w:hanging="180"/>
-      </w:pPr>
-    </w:lvl>
-    <w:lvl w:ilvl="6" w:tplc="FFFFFFFF" w:tentative="1">
-      <w:start w:val="1"/>
-      <w:numFmt w:val="decimal"/>
-      <w:lvlText w:val="%7."/>
-      <w:lvlJc w:val="left"/>
-      <w:pPr>
-        <w:ind w:left="5040" w:hanging="360"/>
-      </w:pPr>
-    </w:lvl>
-    <w:lvl w:ilvl="7" w:tplc="FFFFFFFF" w:tentative="1">
-      <w:start w:val="1"/>
-      <w:numFmt w:val="lowerLetter"/>
-      <w:lvlText w:val="%8."/>
-      <w:lvlJc w:val="left"/>
-      <w:pPr>
-        <w:ind w:left="5760" w:hanging="360"/>
-      </w:pPr>
-    </w:lvl>
-    <w:lvl w:ilvl="8" w:tplc="FFFFFFFF" w:tentative="1">
-      <w:start w:val="1"/>
-      <w:numFmt w:val="lowerRoman"/>
-      <w:lvlText w:val="%9."/>
-      <w:lvlJc w:val="right"/>
-      <w:pPr>
-        <w:ind w:left="6480" w:hanging="180"/>
-      </w:pPr>
-    </w:lvl>
-  </w:abstractNum>
-  <w:abstractNum w:abstractNumId="47" w15:restartNumberingAfterBreak="0">
-    <w:nsid w:val="7BCA52F3"/>
-    <w:multiLevelType w:val="hybridMultilevel"/>
-    <w:tmpl w:val="3F28314C"/>
-    <w:lvl w:ilvl="0" w:tplc="FC18DF6C">
-      <w:start w:val="3"/>
-      <w:numFmt w:val="decimal"/>
-      <w:lvlText w:val="%1."/>
-      <w:lvlJc w:val="left"/>
-      <w:pPr>
-        <w:ind w:left="720" w:hanging="360"/>
-      </w:pPr>
-      <w:rPr>
-        <w:rFonts w:hint="default"/>
-      </w:rPr>
-    </w:lvl>
-    <w:lvl w:ilvl="1" w:tplc="40090019" w:tentative="1">
-      <w:start w:val="1"/>
-      <w:numFmt w:val="lowerLetter"/>
-      <w:lvlText w:val="%2."/>
-      <w:lvlJc w:val="left"/>
-      <w:pPr>
-        <w:ind w:left="1440" w:hanging="360"/>
-      </w:pPr>
-    </w:lvl>
-    <w:lvl w:ilvl="2" w:tplc="4009001B" w:tentative="1">
-      <w:start w:val="1"/>
-      <w:numFmt w:val="lowerRoman"/>
-      <w:lvlText w:val="%3."/>
-      <w:lvlJc w:val="right"/>
-      <w:pPr>
-        <w:ind w:left="2160" w:hanging="180"/>
-      </w:pPr>
-    </w:lvl>
-    <w:lvl w:ilvl="3" w:tplc="4009000F" w:tentative="1">
-      <w:start w:val="1"/>
-      <w:numFmt w:val="decimal"/>
-      <w:lvlText w:val="%4."/>
-      <w:lvlJc w:val="left"/>
-      <w:pPr>
-        <w:ind w:left="2880" w:hanging="360"/>
-      </w:pPr>
-    </w:lvl>
-    <w:lvl w:ilvl="4" w:tplc="40090019" w:tentative="1">
-      <w:start w:val="1"/>
-      <w:numFmt w:val="lowerLetter"/>
-      <w:lvlText w:val="%5."/>
-      <w:lvlJc w:val="left"/>
-      <w:pPr>
-        <w:ind w:left="3600" w:hanging="360"/>
-      </w:pPr>
-    </w:lvl>
-    <w:lvl w:ilvl="5" w:tplc="4009001B" w:tentative="1">
-      <w:start w:val="1"/>
-      <w:numFmt w:val="lowerRoman"/>
-      <w:lvlText w:val="%6."/>
-      <w:lvlJc w:val="right"/>
-      <w:pPr>
-        <w:ind w:left="4320" w:hanging="180"/>
-      </w:pPr>
-    </w:lvl>
-    <w:lvl w:ilvl="6" w:tplc="4009000F" w:tentative="1">
-      <w:start w:val="1"/>
-      <w:numFmt w:val="decimal"/>
-      <w:lvlText w:val="%7."/>
-      <w:lvlJc w:val="left"/>
-      <w:pPr>
-        <w:ind w:left="5040" w:hanging="360"/>
-      </w:pPr>
-    </w:lvl>
-    <w:lvl w:ilvl="7" w:tplc="40090019" w:tentative="1">
-      <w:start w:val="1"/>
-      <w:numFmt w:val="lowerLetter"/>
-      <w:lvlText w:val="%8."/>
-      <w:lvlJc w:val="left"/>
-      <w:pPr>
-        <w:ind w:left="5760" w:hanging="360"/>
-      </w:pPr>
-    </w:lvl>
-    <w:lvl w:ilvl="8" w:tplc="4009001B" w:tentative="1">
-      <w:start w:val="1"/>
-      <w:numFmt w:val="lowerRoman"/>
-      <w:lvlText w:val="%9."/>
-      <w:lvlJc w:val="right"/>
-      <w:pPr>
-        <w:ind w:left="6480" w:hanging="180"/>
-      </w:pPr>
-    </w:lvl>
-  </w:abstractNum>
-  <w:abstractNum w:abstractNumId="48" w15:restartNumberingAfterBreak="0">
+  <w:abstractNum w:abstractNumId="15" w15:restartNumberingAfterBreak="0">
     <w:nsid w:val="7E2348FB"/>
     <w:multiLevelType w:val="hybridMultilevel"/>
     <w:tmpl w:val="DEF2A526"/>
@@ -10066,269 +8141,55 @@
       </w:rPr>
     </w:lvl>
   </w:abstractNum>
-  <w:abstractNum w:abstractNumId="49" w15:restartNumberingAfterBreak="0">
-    <w:nsid w:val="7EEC6D15"/>
-    <w:multiLevelType w:val="hybridMultilevel"/>
-    <w:tmpl w:val="F670B1C2"/>
-    <w:lvl w:ilvl="0" w:tplc="40090001">
-      <w:start w:val="1"/>
-      <w:numFmt w:val="bullet"/>
-      <w:lvlText w:val=""/>
-      <w:lvlJc w:val="left"/>
-      <w:pPr>
-        <w:ind w:left="720" w:hanging="360"/>
-      </w:pPr>
-      <w:rPr>
-        <w:rFonts w:ascii="Symbol" w:hAnsi="Symbol" w:hint="default"/>
-      </w:rPr>
-    </w:lvl>
-    <w:lvl w:ilvl="1" w:tplc="40090003">
-      <w:start w:val="1"/>
-      <w:numFmt w:val="bullet"/>
-      <w:lvlText w:val="o"/>
-      <w:lvlJc w:val="left"/>
-      <w:pPr>
-        <w:ind w:left="1440" w:hanging="360"/>
-      </w:pPr>
-      <w:rPr>
-        <w:rFonts w:ascii="Courier New" w:hAnsi="Courier New" w:cs="Courier New" w:hint="default"/>
-      </w:rPr>
-    </w:lvl>
-    <w:lvl w:ilvl="2" w:tplc="40090005" w:tentative="1">
-      <w:start w:val="1"/>
-      <w:numFmt w:val="bullet"/>
-      <w:lvlText w:val=""/>
-      <w:lvlJc w:val="left"/>
-      <w:pPr>
-        <w:ind w:left="2160" w:hanging="360"/>
-      </w:pPr>
-      <w:rPr>
-        <w:rFonts w:ascii="Wingdings" w:hAnsi="Wingdings" w:hint="default"/>
-      </w:rPr>
-    </w:lvl>
-    <w:lvl w:ilvl="3" w:tplc="40090001" w:tentative="1">
-      <w:start w:val="1"/>
-      <w:numFmt w:val="bullet"/>
-      <w:lvlText w:val=""/>
-      <w:lvlJc w:val="left"/>
-      <w:pPr>
-        <w:ind w:left="2880" w:hanging="360"/>
-      </w:pPr>
-      <w:rPr>
-        <w:rFonts w:ascii="Symbol" w:hAnsi="Symbol" w:hint="default"/>
-      </w:rPr>
-    </w:lvl>
-    <w:lvl w:ilvl="4" w:tplc="40090003" w:tentative="1">
-      <w:start w:val="1"/>
-      <w:numFmt w:val="bullet"/>
-      <w:lvlText w:val="o"/>
-      <w:lvlJc w:val="left"/>
-      <w:pPr>
-        <w:ind w:left="3600" w:hanging="360"/>
-      </w:pPr>
-      <w:rPr>
-        <w:rFonts w:ascii="Courier New" w:hAnsi="Courier New" w:cs="Courier New" w:hint="default"/>
-      </w:rPr>
-    </w:lvl>
-    <w:lvl w:ilvl="5" w:tplc="40090005" w:tentative="1">
-      <w:start w:val="1"/>
-      <w:numFmt w:val="bullet"/>
-      <w:lvlText w:val=""/>
-      <w:lvlJc w:val="left"/>
-      <w:pPr>
-        <w:ind w:left="4320" w:hanging="360"/>
-      </w:pPr>
-      <w:rPr>
-        <w:rFonts w:ascii="Wingdings" w:hAnsi="Wingdings" w:hint="default"/>
-      </w:rPr>
-    </w:lvl>
-    <w:lvl w:ilvl="6" w:tplc="40090001" w:tentative="1">
-      <w:start w:val="1"/>
-      <w:numFmt w:val="bullet"/>
-      <w:lvlText w:val=""/>
-      <w:lvlJc w:val="left"/>
-      <w:pPr>
-        <w:ind w:left="5040" w:hanging="360"/>
-      </w:pPr>
-      <w:rPr>
-        <w:rFonts w:ascii="Symbol" w:hAnsi="Symbol" w:hint="default"/>
-      </w:rPr>
-    </w:lvl>
-    <w:lvl w:ilvl="7" w:tplc="40090003" w:tentative="1">
-      <w:start w:val="1"/>
-      <w:numFmt w:val="bullet"/>
-      <w:lvlText w:val="o"/>
-      <w:lvlJc w:val="left"/>
-      <w:pPr>
-        <w:ind w:left="5760" w:hanging="360"/>
-      </w:pPr>
-      <w:rPr>
-        <w:rFonts w:ascii="Courier New" w:hAnsi="Courier New" w:cs="Courier New" w:hint="default"/>
-      </w:rPr>
-    </w:lvl>
-    <w:lvl w:ilvl="8" w:tplc="40090005" w:tentative="1">
-      <w:start w:val="1"/>
-      <w:numFmt w:val="bullet"/>
-      <w:lvlText w:val=""/>
-      <w:lvlJc w:val="left"/>
-      <w:pPr>
-        <w:ind w:left="6480" w:hanging="360"/>
-      </w:pPr>
-      <w:rPr>
-        <w:rFonts w:ascii="Wingdings" w:hAnsi="Wingdings" w:hint="default"/>
-      </w:rPr>
-    </w:lvl>
-  </w:abstractNum>
-  <w:num w:numId="1" w16cid:durableId="516504734">
-    <w:abstractNumId w:val="39"/>
+  <w:num w:numId="1" w16cid:durableId="245111979">
+    <w:abstractNumId w:val="6"/>
   </w:num>
-  <w:num w:numId="2" w16cid:durableId="1968120768">
-    <w:abstractNumId w:val="18"/>
+  <w:num w:numId="2" w16cid:durableId="1350763721">
+    <w:abstractNumId w:val="1"/>
   </w:num>
-  <w:num w:numId="3" w16cid:durableId="975838155">
+  <w:num w:numId="3" w16cid:durableId="1511988115">
+    <w:abstractNumId w:val="10"/>
+  </w:num>
+  <w:num w:numId="4" w16cid:durableId="661350196">
+    <w:abstractNumId w:val="7"/>
+  </w:num>
+  <w:num w:numId="5" w16cid:durableId="277638763">
+    <w:abstractNumId w:val="0"/>
+  </w:num>
+  <w:num w:numId="6" w16cid:durableId="684596088">
+    <w:abstractNumId w:val="13"/>
+  </w:num>
+  <w:num w:numId="7" w16cid:durableId="256788468">
+    <w:abstractNumId w:val="9"/>
+  </w:num>
+  <w:num w:numId="8" w16cid:durableId="1090811234">
+    <w:abstractNumId w:val="15"/>
+  </w:num>
+  <w:num w:numId="9" w16cid:durableId="1693603515">
+    <w:abstractNumId w:val="4"/>
+  </w:num>
+  <w:num w:numId="10" w16cid:durableId="695737064">
+    <w:abstractNumId w:val="14"/>
+  </w:num>
+  <w:num w:numId="11" w16cid:durableId="1601523868">
+    <w:abstractNumId w:val="3"/>
+  </w:num>
+  <w:num w:numId="12" w16cid:durableId="1383020327">
+    <w:abstractNumId w:val="8"/>
+  </w:num>
+  <w:num w:numId="13" w16cid:durableId="920063814">
     <w:abstractNumId w:val="5"/>
   </w:num>
-  <w:num w:numId="4" w16cid:durableId="244343255">
-    <w:abstractNumId w:val="37"/>
+  <w:num w:numId="14" w16cid:durableId="379326878">
+    <w:abstractNumId w:val="2"/>
   </w:num>
-  <w:num w:numId="5" w16cid:durableId="1888759496">
-    <w:abstractNumId w:val="14"/>
-  </w:num>
-  <w:num w:numId="6" w16cid:durableId="1057900043">
-    <w:abstractNumId w:val="3"/>
-  </w:num>
-  <w:num w:numId="7" w16cid:durableId="975140369">
-    <w:abstractNumId w:val="9"/>
-  </w:num>
-  <w:num w:numId="8" w16cid:durableId="1734695386">
-    <w:abstractNumId w:val="35"/>
-  </w:num>
-  <w:num w:numId="9" w16cid:durableId="447891383">
-    <w:abstractNumId w:val="42"/>
-  </w:num>
-  <w:num w:numId="10" w16cid:durableId="1163010442">
-    <w:abstractNumId w:val="24"/>
-  </w:num>
-  <w:num w:numId="11" w16cid:durableId="39091284">
-    <w:abstractNumId w:val="21"/>
-  </w:num>
-  <w:num w:numId="12" w16cid:durableId="1386371471">
-    <w:abstractNumId w:val="30"/>
-  </w:num>
-  <w:num w:numId="13" w16cid:durableId="969289891">
+  <w:num w:numId="15" w16cid:durableId="658656876">
     <w:abstractNumId w:val="12"/>
   </w:num>
-  <w:num w:numId="14" w16cid:durableId="1825048780">
+  <w:num w:numId="16" w16cid:durableId="1186555983">
     <w:abstractNumId w:val="11"/>
   </w:num>
-  <w:num w:numId="15" w16cid:durableId="501244713">
-    <w:abstractNumId w:val="20"/>
-  </w:num>
-  <w:num w:numId="16" w16cid:durableId="782921197">
-    <w:abstractNumId w:val="36"/>
-  </w:num>
-  <w:num w:numId="17" w16cid:durableId="967665931">
-    <w:abstractNumId w:val="7"/>
-  </w:num>
-  <w:num w:numId="18" w16cid:durableId="30308746">
-    <w:abstractNumId w:val="43"/>
-  </w:num>
-  <w:num w:numId="19" w16cid:durableId="70396007">
-    <w:abstractNumId w:val="46"/>
-  </w:num>
-  <w:num w:numId="20" w16cid:durableId="300842965">
-    <w:abstractNumId w:val="33"/>
-  </w:num>
-  <w:num w:numId="21" w16cid:durableId="1332220087">
-    <w:abstractNumId w:val="47"/>
-  </w:num>
-  <w:num w:numId="22" w16cid:durableId="1853758650">
-    <w:abstractNumId w:val="27"/>
-  </w:num>
-  <w:num w:numId="23" w16cid:durableId="1458835664">
-    <w:abstractNumId w:val="19"/>
-  </w:num>
-  <w:num w:numId="24" w16cid:durableId="809060056">
-    <w:abstractNumId w:val="13"/>
-  </w:num>
-  <w:num w:numId="25" w16cid:durableId="1529294610">
-    <w:abstractNumId w:val="6"/>
-  </w:num>
-  <w:num w:numId="26" w16cid:durableId="40177003">
-    <w:abstractNumId w:val="40"/>
-  </w:num>
-  <w:num w:numId="27" w16cid:durableId="1877155957">
-    <w:abstractNumId w:val="32"/>
-  </w:num>
-  <w:num w:numId="28" w16cid:durableId="1939605039">
-    <w:abstractNumId w:val="41"/>
-  </w:num>
-  <w:num w:numId="29" w16cid:durableId="1052852828">
-    <w:abstractNumId w:val="45"/>
-  </w:num>
-  <w:num w:numId="30" w16cid:durableId="969090592">
-    <w:abstractNumId w:val="29"/>
-  </w:num>
-  <w:num w:numId="31" w16cid:durableId="1548956301">
-    <w:abstractNumId w:val="49"/>
-  </w:num>
-  <w:num w:numId="32" w16cid:durableId="1272861155">
-    <w:abstractNumId w:val="22"/>
-  </w:num>
-  <w:num w:numId="33" w16cid:durableId="793409017">
-    <w:abstractNumId w:val="8"/>
-  </w:num>
-  <w:num w:numId="34" w16cid:durableId="111557790">
-    <w:abstractNumId w:val="28"/>
-  </w:num>
-  <w:num w:numId="35" w16cid:durableId="1360277418">
-    <w:abstractNumId w:val="25"/>
-  </w:num>
-  <w:num w:numId="36" w16cid:durableId="454638002">
-    <w:abstractNumId w:val="26"/>
-  </w:num>
-  <w:num w:numId="37" w16cid:durableId="245111979">
-    <w:abstractNumId w:val="16"/>
-  </w:num>
-  <w:num w:numId="38" w16cid:durableId="1614366848">
-    <w:abstractNumId w:val="2"/>
-  </w:num>
-  <w:num w:numId="39" w16cid:durableId="1350763721">
-    <w:abstractNumId w:val="4"/>
-  </w:num>
-  <w:num w:numId="40" w16cid:durableId="349331814">
-    <w:abstractNumId w:val="15"/>
-  </w:num>
-  <w:num w:numId="41" w16cid:durableId="1511988115">
-    <w:abstractNumId w:val="34"/>
-  </w:num>
-  <w:num w:numId="42" w16cid:durableId="2092041252">
-    <w:abstractNumId w:val="44"/>
-  </w:num>
-  <w:num w:numId="43" w16cid:durableId="2079327223">
-    <w:abstractNumId w:val="1"/>
-  </w:num>
-  <w:num w:numId="44" w16cid:durableId="354238171">
-    <w:abstractNumId w:val="31"/>
-  </w:num>
-  <w:num w:numId="45" w16cid:durableId="661350196">
-    <w:abstractNumId w:val="17"/>
-  </w:num>
-  <w:num w:numId="46" w16cid:durableId="277638763">
-    <w:abstractNumId w:val="0"/>
-  </w:num>
-  <w:num w:numId="47" w16cid:durableId="684596088">
-    <w:abstractNumId w:val="38"/>
-  </w:num>
-  <w:num w:numId="48" w16cid:durableId="256788468">
-    <w:abstractNumId w:val="23"/>
-  </w:num>
-  <w:num w:numId="49" w16cid:durableId="1090811234">
-    <w:abstractNumId w:val="48"/>
-  </w:num>
-  <w:num w:numId="50" w16cid:durableId="1693603515">
-    <w:abstractNumId w:val="10"/>
-  </w:num>
+  <w:numIdMacAtCleanup w:val="16"/>
 </w:numbering>
 </file>
 

--- a/Assignment on customers salespeople and orders table.docx
+++ b/Assignment on customers salespeople and orders table.docx
@@ -130,7 +130,6 @@
                 <w:rFonts w:ascii="Palatino Linotype" w:hAnsi="Palatino Linotype"/>
                 <w:bCs/>
                 <w:iCs/>
-                <w:color w:val="0070C0"/>
               </w:rPr>
             </w:pPr>
             <w:r>
@@ -158,7 +157,6 @@
                 <w:rFonts w:ascii="Palatino Linotype" w:hAnsi="Palatino Linotype"/>
                 <w:bCs/>
                 <w:iCs/>
-                <w:color w:val="0070C0"/>
               </w:rPr>
             </w:pPr>
             <w:r>
@@ -240,7 +238,6 @@
                 <w:rFonts w:ascii="Palatino Linotype" w:hAnsi="Palatino Linotype"/>
                 <w:bCs/>
                 <w:iCs/>
-                <w:color w:val="0070C0"/>
               </w:rPr>
             </w:pPr>
             <w:r>
@@ -268,7 +265,6 @@
                 <w:rFonts w:ascii="Palatino Linotype" w:hAnsi="Palatino Linotype"/>
                 <w:bCs/>
                 <w:iCs/>
-                <w:color w:val="0070C0"/>
               </w:rPr>
             </w:pPr>
             <w:r>
@@ -350,7 +346,6 @@
                 <w:rFonts w:ascii="Palatino Linotype" w:hAnsi="Palatino Linotype"/>
                 <w:bCs/>
                 <w:iCs/>
-                <w:color w:val="0070C0"/>
               </w:rPr>
             </w:pPr>
             <w:r>
@@ -432,7 +427,6 @@
                 <w:rFonts w:ascii="Palatino Linotype" w:hAnsi="Palatino Linotype"/>
                 <w:bCs/>
                 <w:iCs/>
-                <w:color w:val="0070C0"/>
               </w:rPr>
             </w:pPr>
             <w:r>
@@ -541,7 +535,6 @@
                 <w:rFonts w:ascii="Palatino Linotype" w:hAnsi="Palatino Linotype"/>
                 <w:bCs/>
                 <w:iCs/>
-                <w:color w:val="0070C0"/>
               </w:rPr>
             </w:pPr>
             <w:r>
@@ -623,7 +616,6 @@
                 <w:rFonts w:ascii="Palatino Linotype" w:hAnsi="Palatino Linotype"/>
                 <w:bCs/>
                 <w:iCs/>
-                <w:color w:val="0070C0"/>
               </w:rPr>
             </w:pPr>
             <w:r>
@@ -705,7 +697,6 @@
                 <w:rFonts w:ascii="Palatino Linotype" w:hAnsi="Palatino Linotype"/>
                 <w:bCs/>
                 <w:iCs/>
-                <w:color w:val="0070C0"/>
               </w:rPr>
             </w:pPr>
             <w:r>
@@ -787,7 +778,6 @@
                 <w:rFonts w:ascii="Palatino Linotype" w:hAnsi="Palatino Linotype"/>
                 <w:bCs/>
                 <w:iCs/>
-                <w:color w:val="0070C0"/>
               </w:rPr>
             </w:pPr>
             <w:r>
@@ -1118,7 +1108,21 @@
               <w:rPr>
                 <w:rFonts w:ascii="Palatino Linotype" w:hAnsi="Palatino Linotype"/>
               </w:rPr>
-              <w:t>Find payment methods containing the word Cards.</w:t>
+              <w:t xml:space="preserve">Find payment methods containing the </w:t>
+            </w:r>
+            <w:proofErr w:type="gramStart"/>
+            <w:r>
+              <w:rPr>
+                <w:rFonts w:ascii="Palatino Linotype" w:hAnsi="Palatino Linotype"/>
+              </w:rPr>
+              <w:t>word</w:t>
+            </w:r>
+            <w:proofErr w:type="gramEnd"/>
+            <w:r>
+              <w:rPr>
+                <w:rFonts w:ascii="Palatino Linotype" w:hAnsi="Palatino Linotype"/>
+              </w:rPr>
+              <w:t xml:space="preserve"> Cards.</w:t>
             </w:r>
           </w:p>
         </w:tc>
@@ -2472,7 +2476,21 @@
               <w:rPr>
                 <w:rFonts w:ascii="Palatino Linotype" w:hAnsi="Palatino Linotype"/>
               </w:rPr>
-              <w:t>Find highest order for each salesman using ROW_NUMBER().</w:t>
+              <w:t>Find highest order for each salesman using ROW_</w:t>
+            </w:r>
+            <w:proofErr w:type="gramStart"/>
+            <w:r>
+              <w:rPr>
+                <w:rFonts w:ascii="Palatino Linotype" w:hAnsi="Palatino Linotype"/>
+              </w:rPr>
+              <w:t>NUMBER(</w:t>
+            </w:r>
+            <w:proofErr w:type="gramEnd"/>
+            <w:r>
+              <w:rPr>
+                <w:rFonts w:ascii="Palatino Linotype" w:hAnsi="Palatino Linotype"/>
+              </w:rPr>
+              <w:t>).</w:t>
             </w:r>
           </w:p>
         </w:tc>
@@ -2526,7 +2544,21 @@
               <w:rPr>
                 <w:rFonts w:ascii="Palatino Linotype" w:hAnsi="Palatino Linotype"/>
               </w:rPr>
-              <w:t>Find previous order amount using LAG().</w:t>
+              <w:t xml:space="preserve">Find previous order amount using </w:t>
+            </w:r>
+            <w:proofErr w:type="gramStart"/>
+            <w:r>
+              <w:rPr>
+                <w:rFonts w:ascii="Palatino Linotype" w:hAnsi="Palatino Linotype"/>
+              </w:rPr>
+              <w:t>LAG(</w:t>
+            </w:r>
+            <w:proofErr w:type="gramEnd"/>
+            <w:r>
+              <w:rPr>
+                <w:rFonts w:ascii="Palatino Linotype" w:hAnsi="Palatino Linotype"/>
+              </w:rPr>
+              <w:t>).</w:t>
             </w:r>
           </w:p>
         </w:tc>
@@ -2553,7 +2585,21 @@
               <w:rPr>
                 <w:rFonts w:ascii="Palatino Linotype" w:hAnsi="Palatino Linotype"/>
               </w:rPr>
-              <w:t>Find next order amount using LEAD().</w:t>
+              <w:t xml:space="preserve">Find next order amount using </w:t>
+            </w:r>
+            <w:proofErr w:type="gramStart"/>
+            <w:r>
+              <w:rPr>
+                <w:rFonts w:ascii="Palatino Linotype" w:hAnsi="Palatino Linotype"/>
+              </w:rPr>
+              <w:t>LEAD(</w:t>
+            </w:r>
+            <w:proofErr w:type="gramEnd"/>
+            <w:r>
+              <w:rPr>
+                <w:rFonts w:ascii="Palatino Linotype" w:hAnsi="Palatino Linotype"/>
+              </w:rPr>
+              <w:t>).</w:t>
             </w:r>
           </w:p>
         </w:tc>
@@ -3699,7 +3745,25 @@
                 <w:bCs/>
                 <w:iCs/>
               </w:rPr>
-              <w:t xml:space="preserve"> BlueDart </w:t>
+              <w:t xml:space="preserve"> </w:t>
+            </w:r>
+            <w:proofErr w:type="spellStart"/>
+            <w:r>
+              <w:rPr>
+                <w:rFonts w:ascii="Palatino Linotype" w:hAnsi="Palatino Linotype"/>
+                <w:bCs/>
+                <w:iCs/>
+              </w:rPr>
+              <w:t>BlueDart</w:t>
+            </w:r>
+            <w:proofErr w:type="spellEnd"/>
+            <w:r>
+              <w:rPr>
+                <w:rFonts w:ascii="Palatino Linotype" w:hAnsi="Palatino Linotype"/>
+                <w:bCs/>
+                <w:iCs/>
+              </w:rPr>
+              <w:t xml:space="preserve"> </w:t>
             </w:r>
           </w:p>
           <w:p>
@@ -3740,7 +3804,25 @@
                 <w:bCs/>
                 <w:iCs/>
               </w:rPr>
-              <w:t xml:space="preserve"> Delhivery </w:t>
+              <w:t xml:space="preserve"> </w:t>
+            </w:r>
+            <w:proofErr w:type="spellStart"/>
+            <w:r>
+              <w:rPr>
+                <w:rFonts w:ascii="Palatino Linotype" w:hAnsi="Palatino Linotype"/>
+                <w:bCs/>
+                <w:iCs/>
+              </w:rPr>
+              <w:t>Delhivery</w:t>
+            </w:r>
+            <w:proofErr w:type="spellEnd"/>
+            <w:r>
+              <w:rPr>
+                <w:rFonts w:ascii="Palatino Linotype" w:hAnsi="Palatino Linotype"/>
+                <w:bCs/>
+                <w:iCs/>
+              </w:rPr>
+              <w:t xml:space="preserve"> </w:t>
             </w:r>
           </w:p>
           <w:p>
@@ -4103,7 +4185,25 @@
                 <w:bCs/>
                 <w:iCs/>
               </w:rPr>
-              <w:t xml:space="preserve">    old_amt DECIMAL(10,2),</w:t>
+              <w:t xml:space="preserve">    old_amt </w:t>
+            </w:r>
+            <w:proofErr w:type="gramStart"/>
+            <w:r>
+              <w:rPr>
+                <w:rFonts w:ascii="Palatino Linotype" w:hAnsi="Palatino Linotype"/>
+                <w:bCs/>
+                <w:iCs/>
+              </w:rPr>
+              <w:t>DECIMAL(</w:t>
+            </w:r>
+            <w:proofErr w:type="gramEnd"/>
+            <w:r>
+              <w:rPr>
+                <w:rFonts w:ascii="Palatino Linotype" w:hAnsi="Palatino Linotype"/>
+                <w:bCs/>
+                <w:iCs/>
+              </w:rPr>
+              <w:t>10,2),</w:t>
             </w:r>
           </w:p>
           <w:p>
@@ -4121,7 +4221,25 @@
                 <w:bCs/>
                 <w:iCs/>
               </w:rPr>
-              <w:t xml:space="preserve">    new_amt DECIMAL(10,2),</w:t>
+              <w:t xml:space="preserve">    new_amt </w:t>
+            </w:r>
+            <w:proofErr w:type="gramStart"/>
+            <w:r>
+              <w:rPr>
+                <w:rFonts w:ascii="Palatino Linotype" w:hAnsi="Palatino Linotype"/>
+                <w:bCs/>
+                <w:iCs/>
+              </w:rPr>
+              <w:t>DECIMAL(</w:t>
+            </w:r>
+            <w:proofErr w:type="gramEnd"/>
+            <w:r>
+              <w:rPr>
+                <w:rFonts w:ascii="Palatino Linotype" w:hAnsi="Palatino Linotype"/>
+                <w:bCs/>
+                <w:iCs/>
+              </w:rPr>
+              <w:t>10,2),</w:t>
             </w:r>
           </w:p>
           <w:p>
@@ -4389,23 +4507,7 @@
                 <w:bCs/>
                 <w:iCs/>
               </w:rPr>
-              <w:t>ALTER TABLE orders</w:t>
-            </w:r>
-            <w:r>
-              <w:rPr>
-                <w:rFonts w:ascii="Palatino Linotype" w:hAnsi="Palatino Linotype"/>
-                <w:bCs/>
-                <w:iCs/>
-              </w:rPr>
-              <w:t xml:space="preserve"> </w:t>
-            </w:r>
-            <w:r>
-              <w:rPr>
-                <w:rFonts w:ascii="Palatino Linotype" w:hAnsi="Palatino Linotype"/>
-                <w:bCs/>
-                <w:iCs/>
-              </w:rPr>
-              <w:t>ADD COLUMN reward_points INT DEFAULT 0;</w:t>
+              <w:t>ALTER TABLE orders ADD COLUMN reward_points INT DEFAULT 0;</w:t>
             </w:r>
           </w:p>
           <w:p>
@@ -4484,7 +4586,25 @@
                 <w:bCs/>
                 <w:iCs/>
               </w:rPr>
-              <w:t>reward_points = FLOOR(NEW.AMT / 100)</w:t>
+              <w:t xml:space="preserve">reward_points = </w:t>
+            </w:r>
+            <w:proofErr w:type="gramStart"/>
+            <w:r>
+              <w:rPr>
+                <w:rFonts w:ascii="Palatino Linotype" w:hAnsi="Palatino Linotype"/>
+                <w:bCs/>
+                <w:iCs/>
+              </w:rPr>
+              <w:t>FLOOR(</w:t>
+            </w:r>
+            <w:proofErr w:type="gramEnd"/>
+            <w:r>
+              <w:rPr>
+                <w:rFonts w:ascii="Palatino Linotype" w:hAnsi="Palatino Linotype"/>
+                <w:bCs/>
+                <w:iCs/>
+              </w:rPr>
+              <w:t>NEW.AMT / 100)</w:t>
             </w:r>
           </w:p>
         </w:tc>
@@ -4566,23 +4686,7 @@
                 <w:bCs/>
                 <w:iCs/>
               </w:rPr>
-              <w:t xml:space="preserve"> (</w:t>
-            </w:r>
-            <w:r>
-              <w:rPr>
-                <w:rFonts w:ascii="Palatino Linotype" w:hAnsi="Palatino Linotype"/>
-                <w:bCs/>
-                <w:iCs/>
-              </w:rPr>
-              <w:t>MESSAGE_TEXT = 'COD orders above 10000 not allowed'</w:t>
-            </w:r>
-            <w:r>
-              <w:rPr>
-                <w:rFonts w:ascii="Palatino Linotype" w:hAnsi="Palatino Linotype"/>
-                <w:bCs/>
-                <w:iCs/>
-              </w:rPr>
-              <w:t>)</w:t>
+              <w:t xml:space="preserve"> (MESSAGE_TEXT = 'COD orders above 10000 not allowed')</w:t>
             </w:r>
           </w:p>
         </w:tc>
@@ -8663,6 +8767,7 @@
   <w:style w:type="character" w:default="1" w:styleId="DefaultParagraphFont">
     <w:name w:val="Default Paragraph Font"/>
     <w:uiPriority w:val="1"/>
+    <w:semiHidden/>
     <w:unhideWhenUsed/>
   </w:style>
   <w:style w:type="table" w:default="1" w:styleId="TableNormal">

--- a/Assignment on customers salespeople and orders table.docx
+++ b/Assignment on customers salespeople and orders table.docx
@@ -5344,44 +5344,480 @@
           </w:tcPr>
           <w:p>
             <w:pPr>
-              <w:rPr>
-                <w:rFonts w:ascii="Palatino Linotype" w:hAnsi="Palatino Linotype"/>
-                <w:bCs/>
-                <w:iCs/>
-              </w:rPr>
-            </w:pPr>
-          </w:p>
-        </w:tc>
-      </w:tr>
-      <w:tr>
-        <w:tc>
-          <w:tcPr>
-            <w:tcW w:w="10422" w:type="dxa"/>
-          </w:tcPr>
-          <w:p>
-            <w:pPr>
-              <w:rPr>
-                <w:rFonts w:ascii="Palatino Linotype" w:hAnsi="Palatino Linotype"/>
-                <w:bCs/>
-                <w:iCs/>
-              </w:rPr>
-            </w:pPr>
-          </w:p>
-        </w:tc>
-      </w:tr>
-      <w:tr>
-        <w:tc>
-          <w:tcPr>
-            <w:tcW w:w="10422" w:type="dxa"/>
-          </w:tcPr>
-          <w:p>
-            <w:pPr>
-              <w:rPr>
-                <w:rFonts w:ascii="Palatino Linotype" w:hAnsi="Palatino Linotype"/>
-                <w:bCs/>
-                <w:iCs/>
-              </w:rPr>
-            </w:pPr>
+              <w:pStyle w:val="ListParagraph"/>
+              <w:numPr>
+                <w:ilvl w:val="0"/>
+                <w:numId w:val="19"/>
+              </w:numPr>
+              <w:rPr>
+                <w:rFonts w:ascii="Palatino Linotype" w:hAnsi="Palatino Linotype"/>
+                <w:b/>
+                <w:bCs/>
+                <w:iCs/>
+              </w:rPr>
+            </w:pPr>
+            <w:r>
+              <w:rPr>
+                <w:rFonts w:ascii="Palatino Linotype" w:hAnsi="Palatino Linotype"/>
+                <w:b/>
+                <w:bCs/>
+                <w:iCs/>
+              </w:rPr>
+              <w:t>Auto-Cancel Fake Guest Orders</w:t>
+            </w:r>
+          </w:p>
+          <w:p>
+            <w:pPr>
+              <w:ind w:left="709"/>
+              <w:rPr>
+                <w:rFonts w:ascii="Palatino Linotype" w:hAnsi="Palatino Linotype"/>
+                <w:b/>
+                <w:bCs/>
+                <w:iCs/>
+              </w:rPr>
+            </w:pPr>
+            <w:r>
+              <w:rPr>
+                <w:rFonts w:ascii="Palatino Linotype" w:hAnsi="Palatino Linotype"/>
+                <w:b/>
+                <w:bCs/>
+                <w:iCs/>
+              </w:rPr>
+              <w:t>Rule</w:t>
+            </w:r>
+          </w:p>
+          <w:p>
+            <w:pPr>
+              <w:ind w:left="709"/>
+              <w:rPr>
+                <w:rFonts w:ascii="Palatino Linotype" w:hAnsi="Palatino Linotype"/>
+                <w:b/>
+                <w:bCs/>
+                <w:iCs/>
+                <w:sz w:val="8"/>
+                <w:szCs w:val="8"/>
+              </w:rPr>
+            </w:pPr>
+          </w:p>
+          <w:p>
+            <w:pPr>
+              <w:ind w:left="709"/>
+              <w:rPr>
+                <w:rFonts w:ascii="Palatino Linotype" w:hAnsi="Palatino Linotype"/>
+                <w:b/>
+                <w:iCs/>
+              </w:rPr>
+            </w:pPr>
+            <w:r>
+              <w:rPr>
+                <w:rFonts w:ascii="Palatino Linotype" w:hAnsi="Palatino Linotype"/>
+                <w:b/>
+                <w:iCs/>
+              </w:rPr>
+              <w:t>If:</w:t>
+            </w:r>
+          </w:p>
+          <w:p>
+            <w:pPr>
+              <w:numPr>
+                <w:ilvl w:val="0"/>
+                <w:numId w:val="17"/>
+              </w:numPr>
+              <w:tabs>
+                <w:tab w:val="clear" w:pos="720"/>
+              </w:tabs>
+              <w:ind w:left="1276"/>
+              <w:rPr>
+                <w:rFonts w:ascii="Palatino Linotype" w:hAnsi="Palatino Linotype"/>
+                <w:bCs/>
+                <w:iCs/>
+              </w:rPr>
+            </w:pPr>
+            <w:r>
+              <w:rPr>
+                <w:rFonts w:ascii="Palatino Linotype" w:hAnsi="Palatino Linotype"/>
+                <w:bCs/>
+                <w:iCs/>
+              </w:rPr>
+              <w:t xml:space="preserve">CNUM is NULL </w:t>
+            </w:r>
+          </w:p>
+          <w:p>
+            <w:pPr>
+              <w:numPr>
+                <w:ilvl w:val="0"/>
+                <w:numId w:val="17"/>
+              </w:numPr>
+              <w:tabs>
+                <w:tab w:val="clear" w:pos="720"/>
+              </w:tabs>
+              <w:ind w:left="1276"/>
+              <w:rPr>
+                <w:rFonts w:ascii="Palatino Linotype" w:hAnsi="Palatino Linotype"/>
+                <w:bCs/>
+                <w:iCs/>
+              </w:rPr>
+            </w:pPr>
+            <w:r>
+              <w:rPr>
+                <w:rFonts w:ascii="Palatino Linotype" w:hAnsi="Palatino Linotype"/>
+                <w:bCs/>
+                <w:iCs/>
+              </w:rPr>
+              <w:t>amount &gt; 10000</w:t>
+            </w:r>
+          </w:p>
+          <w:p>
+            <w:pPr>
+              <w:rPr>
+                <w:rFonts w:ascii="Palatino Linotype" w:hAnsi="Palatino Linotype"/>
+                <w:bCs/>
+                <w:iCs/>
+                <w:sz w:val="8"/>
+                <w:szCs w:val="8"/>
+              </w:rPr>
+            </w:pPr>
+          </w:p>
+          <w:p>
+            <w:pPr>
+              <w:ind w:left="1134"/>
+              <w:rPr>
+                <w:rFonts w:ascii="Palatino Linotype" w:hAnsi="Palatino Linotype"/>
+                <w:bCs/>
+                <w:iCs/>
+              </w:rPr>
+            </w:pPr>
+            <w:r>
+              <w:rPr>
+                <w:rFonts w:ascii="Palatino Linotype" w:hAnsi="Palatino Linotype"/>
+                <w:bCs/>
+                <w:iCs/>
+              </w:rPr>
+              <w:t>MESSAGE_TEXT =</w:t>
+            </w:r>
+            <w:r>
+              <w:rPr>
+                <w:rFonts w:ascii="Palatino Linotype" w:hAnsi="Palatino Linotype"/>
+                <w:bCs/>
+                <w:iCs/>
+              </w:rPr>
+              <w:t xml:space="preserve"> </w:t>
+            </w:r>
+            <w:r>
+              <w:rPr>
+                <w:rFonts w:ascii="Palatino Linotype" w:hAnsi="Palatino Linotype"/>
+                <w:bCs/>
+                <w:iCs/>
+              </w:rPr>
+              <w:t>'Guest orders above 10000 not allowed';</w:t>
+            </w:r>
+          </w:p>
+        </w:tc>
+      </w:tr>
+      <w:tr>
+        <w:tc>
+          <w:tcPr>
+            <w:tcW w:w="10422" w:type="dxa"/>
+          </w:tcPr>
+          <w:p>
+            <w:pPr>
+              <w:pStyle w:val="ListParagraph"/>
+              <w:numPr>
+                <w:ilvl w:val="0"/>
+                <w:numId w:val="19"/>
+              </w:numPr>
+              <w:rPr>
+                <w:rFonts w:ascii="Palatino Linotype" w:hAnsi="Palatino Linotype"/>
+                <w:b/>
+                <w:bCs/>
+                <w:iCs/>
+              </w:rPr>
+            </w:pPr>
+            <w:r>
+              <w:rPr>
+                <w:rFonts w:ascii="Palatino Linotype" w:hAnsi="Palatino Linotype"/>
+                <w:b/>
+                <w:bCs/>
+                <w:iCs/>
+              </w:rPr>
+              <w:t>Create Automatic Cashback</w:t>
+            </w:r>
+          </w:p>
+          <w:p>
+            <w:pPr>
+              <w:pStyle w:val="ListParagraph"/>
+              <w:rPr>
+                <w:rFonts w:ascii="Palatino Linotype" w:hAnsi="Palatino Linotype"/>
+                <w:b/>
+                <w:bCs/>
+                <w:iCs/>
+              </w:rPr>
+            </w:pPr>
+            <w:r>
+              <w:rPr>
+                <w:rFonts w:ascii="Palatino Linotype" w:hAnsi="Palatino Linotype"/>
+                <w:b/>
+                <w:bCs/>
+                <w:iCs/>
+              </w:rPr>
+              <w:t>Rule</w:t>
+            </w:r>
+          </w:p>
+          <w:p>
+            <w:pPr>
+              <w:pStyle w:val="ListParagraph"/>
+              <w:numPr>
+                <w:ilvl w:val="0"/>
+                <w:numId w:val="20"/>
+              </w:numPr>
+              <w:tabs>
+                <w:tab w:val="clear" w:pos="720"/>
+              </w:tabs>
+              <w:ind w:left="1418"/>
+              <w:rPr>
+                <w:rFonts w:ascii="Palatino Linotype" w:hAnsi="Palatino Linotype"/>
+                <w:b/>
+                <w:bCs/>
+                <w:iCs/>
+              </w:rPr>
+            </w:pPr>
+            <w:r>
+              <w:rPr>
+                <w:rFonts w:ascii="Palatino Linotype" w:hAnsi="Palatino Linotype"/>
+                <w:b/>
+                <w:bCs/>
+                <w:iCs/>
+              </w:rPr>
+              <w:t xml:space="preserve">Wallets </w:t>
+            </w:r>
+            <w:r>
+              <w:rPr>
+                <w:rFonts w:ascii="Times New Roman" w:hAnsi="Times New Roman" w:cs="Times New Roman"/>
+                <w:b/>
+                <w:bCs/>
+                <w:iCs/>
+              </w:rPr>
+              <w:t>→</w:t>
+            </w:r>
+            <w:r>
+              <w:rPr>
+                <w:rFonts w:ascii="Palatino Linotype" w:hAnsi="Palatino Linotype"/>
+                <w:b/>
+                <w:bCs/>
+                <w:iCs/>
+              </w:rPr>
+              <w:t xml:space="preserve"> 5% </w:t>
+            </w:r>
+            <w:r>
+              <w:rPr>
+                <w:rFonts w:ascii="Palatino Linotype" w:hAnsi="Palatino Linotype"/>
+                <w:b/>
+                <w:bCs/>
+                <w:iCs/>
+              </w:rPr>
+              <w:t>Cashback</w:t>
+            </w:r>
+          </w:p>
+          <w:p>
+            <w:pPr>
+              <w:pStyle w:val="ListParagraph"/>
+              <w:numPr>
+                <w:ilvl w:val="0"/>
+                <w:numId w:val="20"/>
+              </w:numPr>
+              <w:tabs>
+                <w:tab w:val="clear" w:pos="720"/>
+              </w:tabs>
+              <w:ind w:left="1418"/>
+              <w:rPr>
+                <w:rFonts w:ascii="Palatino Linotype" w:hAnsi="Palatino Linotype"/>
+                <w:b/>
+                <w:bCs/>
+                <w:iCs/>
+              </w:rPr>
+            </w:pPr>
+            <w:r>
+              <w:rPr>
+                <w:rFonts w:ascii="Palatino Linotype" w:hAnsi="Palatino Linotype"/>
+                <w:b/>
+                <w:bCs/>
+                <w:iCs/>
+              </w:rPr>
+              <w:t xml:space="preserve">PhonePe/GPay/Paytm </w:t>
+            </w:r>
+            <w:r>
+              <w:rPr>
+                <w:rFonts w:ascii="Times New Roman" w:hAnsi="Times New Roman" w:cs="Times New Roman"/>
+                <w:b/>
+                <w:bCs/>
+                <w:iCs/>
+              </w:rPr>
+              <w:t>→</w:t>
+            </w:r>
+            <w:r>
+              <w:rPr>
+                <w:rFonts w:ascii="Palatino Linotype" w:hAnsi="Palatino Linotype"/>
+                <w:b/>
+                <w:bCs/>
+                <w:iCs/>
+              </w:rPr>
+              <w:t xml:space="preserve"> 10% </w:t>
+            </w:r>
+            <w:r>
+              <w:rPr>
+                <w:rFonts w:ascii="Palatino Linotype" w:hAnsi="Palatino Linotype"/>
+                <w:b/>
+                <w:bCs/>
+                <w:iCs/>
+              </w:rPr>
+              <w:t>Cashback</w:t>
+            </w:r>
+          </w:p>
+          <w:p>
+            <w:pPr>
+              <w:pStyle w:val="ListParagraph"/>
+              <w:numPr>
+                <w:ilvl w:val="0"/>
+                <w:numId w:val="20"/>
+              </w:numPr>
+              <w:tabs>
+                <w:tab w:val="clear" w:pos="720"/>
+              </w:tabs>
+              <w:ind w:left="1418"/>
+              <w:rPr>
+                <w:rFonts w:ascii="Palatino Linotype" w:hAnsi="Palatino Linotype"/>
+                <w:b/>
+                <w:bCs/>
+                <w:iCs/>
+              </w:rPr>
+            </w:pPr>
+            <w:r>
+              <w:rPr>
+                <w:rFonts w:ascii="Palatino Linotype" w:hAnsi="Palatino Linotype"/>
+                <w:b/>
+                <w:bCs/>
+                <w:iCs/>
+              </w:rPr>
+              <w:t xml:space="preserve">EMI </w:t>
+            </w:r>
+            <w:r>
+              <w:rPr>
+                <w:rFonts w:ascii="Times New Roman" w:hAnsi="Times New Roman" w:cs="Times New Roman"/>
+                <w:b/>
+                <w:bCs/>
+                <w:iCs/>
+              </w:rPr>
+              <w:t>→</w:t>
+            </w:r>
+            <w:r>
+              <w:rPr>
+                <w:rFonts w:ascii="Palatino Linotype" w:hAnsi="Palatino Linotype"/>
+                <w:b/>
+                <w:bCs/>
+                <w:iCs/>
+              </w:rPr>
+              <w:t xml:space="preserve"> 2%</w:t>
+            </w:r>
+            <w:r>
+              <w:rPr>
+                <w:rFonts w:ascii="Palatino Linotype" w:hAnsi="Palatino Linotype"/>
+                <w:b/>
+                <w:bCs/>
+                <w:iCs/>
+              </w:rPr>
+              <w:t xml:space="preserve"> </w:t>
+            </w:r>
+            <w:r>
+              <w:rPr>
+                <w:rFonts w:ascii="Palatino Linotype" w:hAnsi="Palatino Linotype"/>
+                <w:b/>
+                <w:bCs/>
+                <w:iCs/>
+              </w:rPr>
+              <w:t>Cashback</w:t>
+            </w:r>
+          </w:p>
+        </w:tc>
+      </w:tr>
+      <w:tr>
+        <w:tc>
+          <w:tcPr>
+            <w:tcW w:w="10422" w:type="dxa"/>
+          </w:tcPr>
+          <w:p>
+            <w:pPr>
+              <w:pStyle w:val="ListParagraph"/>
+              <w:numPr>
+                <w:ilvl w:val="0"/>
+                <w:numId w:val="19"/>
+              </w:numPr>
+              <w:rPr>
+                <w:rFonts w:ascii="Palatino Linotype" w:hAnsi="Palatino Linotype"/>
+                <w:b/>
+                <w:bCs/>
+                <w:iCs/>
+              </w:rPr>
+            </w:pPr>
+            <w:r>
+              <w:rPr>
+                <w:rFonts w:ascii="Palatino Linotype" w:hAnsi="Palatino Linotype"/>
+                <w:b/>
+                <w:bCs/>
+                <w:iCs/>
+              </w:rPr>
+              <w:t>Prevent Night-Time COD Orders</w:t>
+            </w:r>
+          </w:p>
+          <w:p>
+            <w:pPr>
+              <w:ind w:left="709"/>
+              <w:rPr>
+                <w:rFonts w:ascii="Palatino Linotype" w:hAnsi="Palatino Linotype"/>
+                <w:b/>
+                <w:bCs/>
+                <w:iCs/>
+              </w:rPr>
+            </w:pPr>
+            <w:r>
+              <w:rPr>
+                <w:rFonts w:ascii="Palatino Linotype" w:hAnsi="Palatino Linotype"/>
+                <w:b/>
+                <w:bCs/>
+                <w:iCs/>
+              </w:rPr>
+              <w:t>Rule</w:t>
+            </w:r>
+          </w:p>
+          <w:p>
+            <w:pPr>
+              <w:ind w:left="709"/>
+              <w:rPr>
+                <w:rFonts w:ascii="Palatino Linotype" w:hAnsi="Palatino Linotype"/>
+                <w:b/>
+                <w:bCs/>
+                <w:iCs/>
+                <w:sz w:val="8"/>
+                <w:szCs w:val="8"/>
+              </w:rPr>
+            </w:pPr>
+          </w:p>
+          <w:p>
+            <w:pPr>
+              <w:ind w:left="1134"/>
+              <w:rPr>
+                <w:rFonts w:ascii="Palatino Linotype" w:hAnsi="Palatino Linotype"/>
+                <w:bCs/>
+                <w:iCs/>
+              </w:rPr>
+            </w:pPr>
+            <w:r>
+              <w:rPr>
+                <w:rFonts w:ascii="Palatino Linotype" w:hAnsi="Palatino Linotype"/>
+                <w:bCs/>
+                <w:iCs/>
+              </w:rPr>
+              <w:t>COD orders not allowed between 11 PM and 6 AM.</w:t>
+            </w:r>
           </w:p>
         </w:tc>
       </w:tr>
@@ -7064,6 +7500,92 @@
     </w:lvl>
   </w:abstractNum>
   <w:abstractNum w:abstractNumId="7" w15:restartNumberingAfterBreak="0">
+    <w:nsid w:val="245A4EBE"/>
+    <w:multiLevelType w:val="hybridMultilevel"/>
+    <w:tmpl w:val="388EEBB4"/>
+    <w:lvl w:ilvl="0" w:tplc="4009000F">
+      <w:start w:val="1"/>
+      <w:numFmt w:val="decimal"/>
+      <w:lvlText w:val="%1."/>
+      <w:lvlJc w:val="left"/>
+      <w:pPr>
+        <w:ind w:left="720" w:hanging="360"/>
+      </w:pPr>
+    </w:lvl>
+    <w:lvl w:ilvl="1" w:tplc="40090019" w:tentative="1">
+      <w:start w:val="1"/>
+      <w:numFmt w:val="lowerLetter"/>
+      <w:lvlText w:val="%2."/>
+      <w:lvlJc w:val="left"/>
+      <w:pPr>
+        <w:ind w:left="1440" w:hanging="360"/>
+      </w:pPr>
+    </w:lvl>
+    <w:lvl w:ilvl="2" w:tplc="4009001B" w:tentative="1">
+      <w:start w:val="1"/>
+      <w:numFmt w:val="lowerRoman"/>
+      <w:lvlText w:val="%3."/>
+      <w:lvlJc w:val="right"/>
+      <w:pPr>
+        <w:ind w:left="2160" w:hanging="180"/>
+      </w:pPr>
+    </w:lvl>
+    <w:lvl w:ilvl="3" w:tplc="4009000F" w:tentative="1">
+      <w:start w:val="1"/>
+      <w:numFmt w:val="decimal"/>
+      <w:lvlText w:val="%4."/>
+      <w:lvlJc w:val="left"/>
+      <w:pPr>
+        <w:ind w:left="2880" w:hanging="360"/>
+      </w:pPr>
+    </w:lvl>
+    <w:lvl w:ilvl="4" w:tplc="40090019" w:tentative="1">
+      <w:start w:val="1"/>
+      <w:numFmt w:val="lowerLetter"/>
+      <w:lvlText w:val="%5."/>
+      <w:lvlJc w:val="left"/>
+      <w:pPr>
+        <w:ind w:left="3600" w:hanging="360"/>
+      </w:pPr>
+    </w:lvl>
+    <w:lvl w:ilvl="5" w:tplc="4009001B" w:tentative="1">
+      <w:start w:val="1"/>
+      <w:numFmt w:val="lowerRoman"/>
+      <w:lvlText w:val="%6."/>
+      <w:lvlJc w:val="right"/>
+      <w:pPr>
+        <w:ind w:left="4320" w:hanging="180"/>
+      </w:pPr>
+    </w:lvl>
+    <w:lvl w:ilvl="6" w:tplc="4009000F" w:tentative="1">
+      <w:start w:val="1"/>
+      <w:numFmt w:val="decimal"/>
+      <w:lvlText w:val="%7."/>
+      <w:lvlJc w:val="left"/>
+      <w:pPr>
+        <w:ind w:left="5040" w:hanging="360"/>
+      </w:pPr>
+    </w:lvl>
+    <w:lvl w:ilvl="7" w:tplc="40090019" w:tentative="1">
+      <w:start w:val="1"/>
+      <w:numFmt w:val="lowerLetter"/>
+      <w:lvlText w:val="%8."/>
+      <w:lvlJc w:val="left"/>
+      <w:pPr>
+        <w:ind w:left="5760" w:hanging="360"/>
+      </w:pPr>
+    </w:lvl>
+    <w:lvl w:ilvl="8" w:tplc="4009001B" w:tentative="1">
+      <w:start w:val="1"/>
+      <w:numFmt w:val="lowerRoman"/>
+      <w:lvlText w:val="%9."/>
+      <w:lvlJc w:val="right"/>
+      <w:pPr>
+        <w:ind w:left="6480" w:hanging="180"/>
+      </w:pPr>
+    </w:lvl>
+  </w:abstractNum>
+  <w:abstractNum w:abstractNumId="8" w15:restartNumberingAfterBreak="0">
     <w:nsid w:val="247F670E"/>
     <w:multiLevelType w:val="multilevel"/>
     <w:tmpl w:val="C64A7AC4"/>
@@ -7212,7 +7734,156 @@
       </w:rPr>
     </w:lvl>
   </w:abstractNum>
-  <w:abstractNum w:abstractNumId="8" w15:restartNumberingAfterBreak="0">
+  <w:abstractNum w:abstractNumId="9" w15:restartNumberingAfterBreak="0">
+    <w:nsid w:val="26EA252F"/>
+    <w:multiLevelType w:val="multilevel"/>
+    <w:tmpl w:val="73B8EAFC"/>
+    <w:lvl w:ilvl="0">
+      <w:start w:val="1"/>
+      <w:numFmt w:val="bullet"/>
+      <w:lvlText w:val=""/>
+      <w:lvlJc w:val="left"/>
+      <w:pPr>
+        <w:tabs>
+          <w:tab w:val="num" w:pos="720"/>
+        </w:tabs>
+        <w:ind w:left="720" w:hanging="360"/>
+      </w:pPr>
+      <w:rPr>
+        <w:rFonts w:ascii="Symbol" w:hAnsi="Symbol" w:hint="default"/>
+        <w:sz w:val="20"/>
+      </w:rPr>
+    </w:lvl>
+    <w:lvl w:ilvl="1" w:tentative="1">
+      <w:start w:val="1"/>
+      <w:numFmt w:val="bullet"/>
+      <w:lvlText w:val="o"/>
+      <w:lvlJc w:val="left"/>
+      <w:pPr>
+        <w:tabs>
+          <w:tab w:val="num" w:pos="1440"/>
+        </w:tabs>
+        <w:ind w:left="1440" w:hanging="360"/>
+      </w:pPr>
+      <w:rPr>
+        <w:rFonts w:ascii="Courier New" w:hAnsi="Courier New" w:hint="default"/>
+        <w:sz w:val="20"/>
+      </w:rPr>
+    </w:lvl>
+    <w:lvl w:ilvl="2" w:tentative="1">
+      <w:start w:val="1"/>
+      <w:numFmt w:val="bullet"/>
+      <w:lvlText w:val=""/>
+      <w:lvlJc w:val="left"/>
+      <w:pPr>
+        <w:tabs>
+          <w:tab w:val="num" w:pos="2160"/>
+        </w:tabs>
+        <w:ind w:left="2160" w:hanging="360"/>
+      </w:pPr>
+      <w:rPr>
+        <w:rFonts w:ascii="Wingdings" w:hAnsi="Wingdings" w:hint="default"/>
+        <w:sz w:val="20"/>
+      </w:rPr>
+    </w:lvl>
+    <w:lvl w:ilvl="3" w:tentative="1">
+      <w:start w:val="1"/>
+      <w:numFmt w:val="bullet"/>
+      <w:lvlText w:val=""/>
+      <w:lvlJc w:val="left"/>
+      <w:pPr>
+        <w:tabs>
+          <w:tab w:val="num" w:pos="2880"/>
+        </w:tabs>
+        <w:ind w:left="2880" w:hanging="360"/>
+      </w:pPr>
+      <w:rPr>
+        <w:rFonts w:ascii="Wingdings" w:hAnsi="Wingdings" w:hint="default"/>
+        <w:sz w:val="20"/>
+      </w:rPr>
+    </w:lvl>
+    <w:lvl w:ilvl="4" w:tentative="1">
+      <w:start w:val="1"/>
+      <w:numFmt w:val="bullet"/>
+      <w:lvlText w:val=""/>
+      <w:lvlJc w:val="left"/>
+      <w:pPr>
+        <w:tabs>
+          <w:tab w:val="num" w:pos="3600"/>
+        </w:tabs>
+        <w:ind w:left="3600" w:hanging="360"/>
+      </w:pPr>
+      <w:rPr>
+        <w:rFonts w:ascii="Wingdings" w:hAnsi="Wingdings" w:hint="default"/>
+        <w:sz w:val="20"/>
+      </w:rPr>
+    </w:lvl>
+    <w:lvl w:ilvl="5" w:tentative="1">
+      <w:start w:val="1"/>
+      <w:numFmt w:val="bullet"/>
+      <w:lvlText w:val=""/>
+      <w:lvlJc w:val="left"/>
+      <w:pPr>
+        <w:tabs>
+          <w:tab w:val="num" w:pos="4320"/>
+        </w:tabs>
+        <w:ind w:left="4320" w:hanging="360"/>
+      </w:pPr>
+      <w:rPr>
+        <w:rFonts w:ascii="Wingdings" w:hAnsi="Wingdings" w:hint="default"/>
+        <w:sz w:val="20"/>
+      </w:rPr>
+    </w:lvl>
+    <w:lvl w:ilvl="6" w:tentative="1">
+      <w:start w:val="1"/>
+      <w:numFmt w:val="bullet"/>
+      <w:lvlText w:val=""/>
+      <w:lvlJc w:val="left"/>
+      <w:pPr>
+        <w:tabs>
+          <w:tab w:val="num" w:pos="5040"/>
+        </w:tabs>
+        <w:ind w:left="5040" w:hanging="360"/>
+      </w:pPr>
+      <w:rPr>
+        <w:rFonts w:ascii="Wingdings" w:hAnsi="Wingdings" w:hint="default"/>
+        <w:sz w:val="20"/>
+      </w:rPr>
+    </w:lvl>
+    <w:lvl w:ilvl="7" w:tentative="1">
+      <w:start w:val="1"/>
+      <w:numFmt w:val="bullet"/>
+      <w:lvlText w:val=""/>
+      <w:lvlJc w:val="left"/>
+      <w:pPr>
+        <w:tabs>
+          <w:tab w:val="num" w:pos="5760"/>
+        </w:tabs>
+        <w:ind w:left="5760" w:hanging="360"/>
+      </w:pPr>
+      <w:rPr>
+        <w:rFonts w:ascii="Wingdings" w:hAnsi="Wingdings" w:hint="default"/>
+        <w:sz w:val="20"/>
+      </w:rPr>
+    </w:lvl>
+    <w:lvl w:ilvl="8" w:tentative="1">
+      <w:start w:val="1"/>
+      <w:numFmt w:val="bullet"/>
+      <w:lvlText w:val=""/>
+      <w:lvlJc w:val="left"/>
+      <w:pPr>
+        <w:tabs>
+          <w:tab w:val="num" w:pos="6480"/>
+        </w:tabs>
+        <w:ind w:left="6480" w:hanging="360"/>
+      </w:pPr>
+      <w:rPr>
+        <w:rFonts w:ascii="Wingdings" w:hAnsi="Wingdings" w:hint="default"/>
+        <w:sz w:val="20"/>
+      </w:rPr>
+    </w:lvl>
+  </w:abstractNum>
+  <w:abstractNum w:abstractNumId="10" w15:restartNumberingAfterBreak="0">
     <w:nsid w:val="28057BC3"/>
     <w:multiLevelType w:val="multilevel"/>
     <w:tmpl w:val="96360302"/>
@@ -7361,7 +8032,7 @@
       </w:rPr>
     </w:lvl>
   </w:abstractNum>
-  <w:abstractNum w:abstractNumId="9" w15:restartNumberingAfterBreak="0">
+  <w:abstractNum w:abstractNumId="11" w15:restartNumberingAfterBreak="0">
     <w:nsid w:val="3EAA335E"/>
     <w:multiLevelType w:val="multilevel"/>
     <w:tmpl w:val="A09C1C18"/>
@@ -7510,7 +8181,96 @@
       </w:rPr>
     </w:lvl>
   </w:abstractNum>
-  <w:abstractNum w:abstractNumId="10" w15:restartNumberingAfterBreak="0">
+  <w:abstractNum w:abstractNumId="12" w15:restartNumberingAfterBreak="0">
+    <w:nsid w:val="48C561D3"/>
+    <w:multiLevelType w:val="hybridMultilevel"/>
+    <w:tmpl w:val="6554B0E4"/>
+    <w:lvl w:ilvl="0" w:tplc="E95AD6E8">
+      <w:start w:val="14"/>
+      <w:numFmt w:val="decimal"/>
+      <w:lvlText w:val="%1."/>
+      <w:lvlJc w:val="left"/>
+      <w:pPr>
+        <w:ind w:left="720" w:hanging="360"/>
+      </w:pPr>
+      <w:rPr>
+        <w:rFonts w:hint="default"/>
+      </w:rPr>
+    </w:lvl>
+    <w:lvl w:ilvl="1" w:tplc="40090019" w:tentative="1">
+      <w:start w:val="1"/>
+      <w:numFmt w:val="lowerLetter"/>
+      <w:lvlText w:val="%2."/>
+      <w:lvlJc w:val="left"/>
+      <w:pPr>
+        <w:ind w:left="1440" w:hanging="360"/>
+      </w:pPr>
+    </w:lvl>
+    <w:lvl w:ilvl="2" w:tplc="4009001B" w:tentative="1">
+      <w:start w:val="1"/>
+      <w:numFmt w:val="lowerRoman"/>
+      <w:lvlText w:val="%3."/>
+      <w:lvlJc w:val="right"/>
+      <w:pPr>
+        <w:ind w:left="2160" w:hanging="180"/>
+      </w:pPr>
+    </w:lvl>
+    <w:lvl w:ilvl="3" w:tplc="4009000F" w:tentative="1">
+      <w:start w:val="1"/>
+      <w:numFmt w:val="decimal"/>
+      <w:lvlText w:val="%4."/>
+      <w:lvlJc w:val="left"/>
+      <w:pPr>
+        <w:ind w:left="2880" w:hanging="360"/>
+      </w:pPr>
+    </w:lvl>
+    <w:lvl w:ilvl="4" w:tplc="40090019" w:tentative="1">
+      <w:start w:val="1"/>
+      <w:numFmt w:val="lowerLetter"/>
+      <w:lvlText w:val="%5."/>
+      <w:lvlJc w:val="left"/>
+      <w:pPr>
+        <w:ind w:left="3600" w:hanging="360"/>
+      </w:pPr>
+    </w:lvl>
+    <w:lvl w:ilvl="5" w:tplc="4009001B" w:tentative="1">
+      <w:start w:val="1"/>
+      <w:numFmt w:val="lowerRoman"/>
+      <w:lvlText w:val="%6."/>
+      <w:lvlJc w:val="right"/>
+      <w:pPr>
+        <w:ind w:left="4320" w:hanging="180"/>
+      </w:pPr>
+    </w:lvl>
+    <w:lvl w:ilvl="6" w:tplc="4009000F" w:tentative="1">
+      <w:start w:val="1"/>
+      <w:numFmt w:val="decimal"/>
+      <w:lvlText w:val="%7."/>
+      <w:lvlJc w:val="left"/>
+      <w:pPr>
+        <w:ind w:left="5040" w:hanging="360"/>
+      </w:pPr>
+    </w:lvl>
+    <w:lvl w:ilvl="7" w:tplc="40090019" w:tentative="1">
+      <w:start w:val="1"/>
+      <w:numFmt w:val="lowerLetter"/>
+      <w:lvlText w:val="%8."/>
+      <w:lvlJc w:val="left"/>
+      <w:pPr>
+        <w:ind w:left="5760" w:hanging="360"/>
+      </w:pPr>
+    </w:lvl>
+    <w:lvl w:ilvl="8" w:tplc="4009001B" w:tentative="1">
+      <w:start w:val="1"/>
+      <w:numFmt w:val="lowerRoman"/>
+      <w:lvlText w:val="%9."/>
+      <w:lvlJc w:val="right"/>
+      <w:pPr>
+        <w:ind w:left="6480" w:hanging="180"/>
+      </w:pPr>
+    </w:lvl>
+  </w:abstractNum>
+  <w:abstractNum w:abstractNumId="13" w15:restartNumberingAfterBreak="0">
     <w:nsid w:val="51087534"/>
     <w:multiLevelType w:val="multilevel"/>
     <w:tmpl w:val="5E28BE72"/>
@@ -7659,7 +8419,7 @@
       </w:rPr>
     </w:lvl>
   </w:abstractNum>
-  <w:abstractNum w:abstractNumId="11" w15:restartNumberingAfterBreak="0">
+  <w:abstractNum w:abstractNumId="14" w15:restartNumberingAfterBreak="0">
     <w:nsid w:val="542C6394"/>
     <w:multiLevelType w:val="multilevel"/>
     <w:tmpl w:val="BC6AAF16"/>
@@ -7808,7 +8568,7 @@
       </w:rPr>
     </w:lvl>
   </w:abstractNum>
-  <w:abstractNum w:abstractNumId="12" w15:restartNumberingAfterBreak="0">
+  <w:abstractNum w:abstractNumId="15" w15:restartNumberingAfterBreak="0">
     <w:nsid w:val="596D69D7"/>
     <w:multiLevelType w:val="hybridMultilevel"/>
     <w:tmpl w:val="B4E08B10"/>
@@ -7897,7 +8657,156 @@
       </w:pPr>
     </w:lvl>
   </w:abstractNum>
-  <w:abstractNum w:abstractNumId="13" w15:restartNumberingAfterBreak="0">
+  <w:abstractNum w:abstractNumId="16" w15:restartNumberingAfterBreak="0">
+    <w:nsid w:val="5E274F49"/>
+    <w:multiLevelType w:val="multilevel"/>
+    <w:tmpl w:val="ED8829FA"/>
+    <w:lvl w:ilvl="0">
+      <w:start w:val="1"/>
+      <w:numFmt w:val="bullet"/>
+      <w:lvlText w:val=""/>
+      <w:lvlJc w:val="left"/>
+      <w:pPr>
+        <w:tabs>
+          <w:tab w:val="num" w:pos="720"/>
+        </w:tabs>
+        <w:ind w:left="720" w:hanging="360"/>
+      </w:pPr>
+      <w:rPr>
+        <w:rFonts w:ascii="Symbol" w:hAnsi="Symbol" w:hint="default"/>
+        <w:sz w:val="20"/>
+      </w:rPr>
+    </w:lvl>
+    <w:lvl w:ilvl="1" w:tentative="1">
+      <w:start w:val="1"/>
+      <w:numFmt w:val="bullet"/>
+      <w:lvlText w:val="o"/>
+      <w:lvlJc w:val="left"/>
+      <w:pPr>
+        <w:tabs>
+          <w:tab w:val="num" w:pos="1440"/>
+        </w:tabs>
+        <w:ind w:left="1440" w:hanging="360"/>
+      </w:pPr>
+      <w:rPr>
+        <w:rFonts w:ascii="Courier New" w:hAnsi="Courier New" w:hint="default"/>
+        <w:sz w:val="20"/>
+      </w:rPr>
+    </w:lvl>
+    <w:lvl w:ilvl="2" w:tentative="1">
+      <w:start w:val="1"/>
+      <w:numFmt w:val="bullet"/>
+      <w:lvlText w:val=""/>
+      <w:lvlJc w:val="left"/>
+      <w:pPr>
+        <w:tabs>
+          <w:tab w:val="num" w:pos="2160"/>
+        </w:tabs>
+        <w:ind w:left="2160" w:hanging="360"/>
+      </w:pPr>
+      <w:rPr>
+        <w:rFonts w:ascii="Wingdings" w:hAnsi="Wingdings" w:hint="default"/>
+        <w:sz w:val="20"/>
+      </w:rPr>
+    </w:lvl>
+    <w:lvl w:ilvl="3" w:tentative="1">
+      <w:start w:val="1"/>
+      <w:numFmt w:val="bullet"/>
+      <w:lvlText w:val=""/>
+      <w:lvlJc w:val="left"/>
+      <w:pPr>
+        <w:tabs>
+          <w:tab w:val="num" w:pos="2880"/>
+        </w:tabs>
+        <w:ind w:left="2880" w:hanging="360"/>
+      </w:pPr>
+      <w:rPr>
+        <w:rFonts w:ascii="Wingdings" w:hAnsi="Wingdings" w:hint="default"/>
+        <w:sz w:val="20"/>
+      </w:rPr>
+    </w:lvl>
+    <w:lvl w:ilvl="4" w:tentative="1">
+      <w:start w:val="1"/>
+      <w:numFmt w:val="bullet"/>
+      <w:lvlText w:val=""/>
+      <w:lvlJc w:val="left"/>
+      <w:pPr>
+        <w:tabs>
+          <w:tab w:val="num" w:pos="3600"/>
+        </w:tabs>
+        <w:ind w:left="3600" w:hanging="360"/>
+      </w:pPr>
+      <w:rPr>
+        <w:rFonts w:ascii="Wingdings" w:hAnsi="Wingdings" w:hint="default"/>
+        <w:sz w:val="20"/>
+      </w:rPr>
+    </w:lvl>
+    <w:lvl w:ilvl="5" w:tentative="1">
+      <w:start w:val="1"/>
+      <w:numFmt w:val="bullet"/>
+      <w:lvlText w:val=""/>
+      <w:lvlJc w:val="left"/>
+      <w:pPr>
+        <w:tabs>
+          <w:tab w:val="num" w:pos="4320"/>
+        </w:tabs>
+        <w:ind w:left="4320" w:hanging="360"/>
+      </w:pPr>
+      <w:rPr>
+        <w:rFonts w:ascii="Wingdings" w:hAnsi="Wingdings" w:hint="default"/>
+        <w:sz w:val="20"/>
+      </w:rPr>
+    </w:lvl>
+    <w:lvl w:ilvl="6" w:tentative="1">
+      <w:start w:val="1"/>
+      <w:numFmt w:val="bullet"/>
+      <w:lvlText w:val=""/>
+      <w:lvlJc w:val="left"/>
+      <w:pPr>
+        <w:tabs>
+          <w:tab w:val="num" w:pos="5040"/>
+        </w:tabs>
+        <w:ind w:left="5040" w:hanging="360"/>
+      </w:pPr>
+      <w:rPr>
+        <w:rFonts w:ascii="Wingdings" w:hAnsi="Wingdings" w:hint="default"/>
+        <w:sz w:val="20"/>
+      </w:rPr>
+    </w:lvl>
+    <w:lvl w:ilvl="7" w:tentative="1">
+      <w:start w:val="1"/>
+      <w:numFmt w:val="bullet"/>
+      <w:lvlText w:val=""/>
+      <w:lvlJc w:val="left"/>
+      <w:pPr>
+        <w:tabs>
+          <w:tab w:val="num" w:pos="5760"/>
+        </w:tabs>
+        <w:ind w:left="5760" w:hanging="360"/>
+      </w:pPr>
+      <w:rPr>
+        <w:rFonts w:ascii="Wingdings" w:hAnsi="Wingdings" w:hint="default"/>
+        <w:sz w:val="20"/>
+      </w:rPr>
+    </w:lvl>
+    <w:lvl w:ilvl="8" w:tentative="1">
+      <w:start w:val="1"/>
+      <w:numFmt w:val="bullet"/>
+      <w:lvlText w:val=""/>
+      <w:lvlJc w:val="left"/>
+      <w:pPr>
+        <w:tabs>
+          <w:tab w:val="num" w:pos="6480"/>
+        </w:tabs>
+        <w:ind w:left="6480" w:hanging="360"/>
+      </w:pPr>
+      <w:rPr>
+        <w:rFonts w:ascii="Wingdings" w:hAnsi="Wingdings" w:hint="default"/>
+        <w:sz w:val="20"/>
+      </w:rPr>
+    </w:lvl>
+  </w:abstractNum>
+  <w:abstractNum w:abstractNumId="17" w15:restartNumberingAfterBreak="0">
     <w:nsid w:val="66DB2AE0"/>
     <w:multiLevelType w:val="multilevel"/>
     <w:tmpl w:val="F8FA17EE"/>
@@ -8046,7 +8955,7 @@
       </w:rPr>
     </w:lvl>
   </w:abstractNum>
-  <w:abstractNum w:abstractNumId="14" w15:restartNumberingAfterBreak="0">
+  <w:abstractNum w:abstractNumId="18" w15:restartNumberingAfterBreak="0">
     <w:nsid w:val="70FB1ED5"/>
     <w:multiLevelType w:val="hybridMultilevel"/>
     <w:tmpl w:val="0A245B58"/>
@@ -8132,7 +9041,7 @@
       </w:pPr>
     </w:lvl>
   </w:abstractNum>
-  <w:abstractNum w:abstractNumId="15" w15:restartNumberingAfterBreak="0">
+  <w:abstractNum w:abstractNumId="19" w15:restartNumberingAfterBreak="0">
     <w:nsid w:val="7E2348FB"/>
     <w:multiLevelType w:val="hybridMultilevel"/>
     <w:tmpl w:val="DEF2A526"/>
@@ -8252,34 +9161,34 @@
     <w:abstractNumId w:val="1"/>
   </w:num>
   <w:num w:numId="3" w16cid:durableId="1511988115">
-    <w:abstractNumId w:val="10"/>
+    <w:abstractNumId w:val="13"/>
   </w:num>
   <w:num w:numId="4" w16cid:durableId="661350196">
-    <w:abstractNumId w:val="7"/>
+    <w:abstractNumId w:val="8"/>
   </w:num>
   <w:num w:numId="5" w16cid:durableId="277638763">
     <w:abstractNumId w:val="0"/>
   </w:num>
   <w:num w:numId="6" w16cid:durableId="684596088">
-    <w:abstractNumId w:val="13"/>
+    <w:abstractNumId w:val="17"/>
   </w:num>
   <w:num w:numId="7" w16cid:durableId="256788468">
-    <w:abstractNumId w:val="9"/>
+    <w:abstractNumId w:val="11"/>
   </w:num>
   <w:num w:numId="8" w16cid:durableId="1090811234">
-    <w:abstractNumId w:val="15"/>
+    <w:abstractNumId w:val="19"/>
   </w:num>
   <w:num w:numId="9" w16cid:durableId="1693603515">
     <w:abstractNumId w:val="4"/>
   </w:num>
   <w:num w:numId="10" w16cid:durableId="695737064">
-    <w:abstractNumId w:val="14"/>
+    <w:abstractNumId w:val="18"/>
   </w:num>
   <w:num w:numId="11" w16cid:durableId="1601523868">
     <w:abstractNumId w:val="3"/>
   </w:num>
   <w:num w:numId="12" w16cid:durableId="1383020327">
-    <w:abstractNumId w:val="8"/>
+    <w:abstractNumId w:val="10"/>
   </w:num>
   <w:num w:numId="13" w16cid:durableId="920063814">
     <w:abstractNumId w:val="5"/>
@@ -8288,10 +9197,22 @@
     <w:abstractNumId w:val="2"/>
   </w:num>
   <w:num w:numId="15" w16cid:durableId="658656876">
+    <w:abstractNumId w:val="15"/>
+  </w:num>
+  <w:num w:numId="16" w16cid:durableId="1186555983">
+    <w:abstractNumId w:val="14"/>
+  </w:num>
+  <w:num w:numId="17" w16cid:durableId="777220707">
+    <w:abstractNumId w:val="9"/>
+  </w:num>
+  <w:num w:numId="18" w16cid:durableId="1888833698">
+    <w:abstractNumId w:val="7"/>
+  </w:num>
+  <w:num w:numId="19" w16cid:durableId="50464105">
     <w:abstractNumId w:val="12"/>
   </w:num>
-  <w:num w:numId="16" w16cid:durableId="1186555983">
-    <w:abstractNumId w:val="11"/>
+  <w:num w:numId="20" w16cid:durableId="1440756748">
+    <w:abstractNumId w:val="16"/>
   </w:num>
   <w:numIdMacAtCleanup w:val="16"/>
 </w:numbering>
@@ -8767,7 +9688,6 @@
   <w:style w:type="character" w:default="1" w:styleId="DefaultParagraphFont">
     <w:name w:val="Default Paragraph Font"/>
     <w:uiPriority w:val="1"/>
-    <w:semiHidden/>
     <w:unhideWhenUsed/>
   </w:style>
   <w:style w:type="table" w:default="1" w:styleId="TableNormal">

--- a/Assignment on customers salespeople and orders table.docx
+++ b/Assignment on customers salespeople and orders table.docx
@@ -4006,14 +4006,12 @@
               <w:ind w:left="1418"/>
               <w:rPr>
                 <w:rFonts w:ascii="Palatino Linotype" w:hAnsi="Palatino Linotype"/>
-                <w:bCs/>
-                <w:iCs/>
-              </w:rPr>
-            </w:pPr>
-            <w:r>
-              <w:rPr>
-                <w:rFonts w:ascii="Palatino Linotype" w:hAnsi="Palatino Linotype"/>
-                <w:bCs/>
+                <w:iCs/>
+              </w:rPr>
+            </w:pPr>
+            <w:r>
+              <w:rPr>
+                <w:rFonts w:ascii="Palatino Linotype" w:hAnsi="Palatino Linotype"/>
                 <w:iCs/>
               </w:rPr>
               <w:t>AMT &gt;= 5000 then discount_flag = 'PREMIUM'</w:t>
@@ -4029,14 +4027,12 @@
               <w:ind w:left="1418"/>
               <w:rPr>
                 <w:rFonts w:ascii="Palatino Linotype" w:hAnsi="Palatino Linotype"/>
-                <w:bCs/>
-                <w:iCs/>
-              </w:rPr>
-            </w:pPr>
-            <w:r>
-              <w:rPr>
-                <w:rFonts w:ascii="Palatino Linotype" w:hAnsi="Palatino Linotype"/>
-                <w:bCs/>
+                <w:iCs/>
+              </w:rPr>
+            </w:pPr>
+            <w:r>
+              <w:rPr>
+                <w:rFonts w:ascii="Palatino Linotype" w:hAnsi="Palatino Linotype"/>
                 <w:iCs/>
               </w:rPr>
               <w:t>AMT &gt;= 2000 then discount_flag = 'STANDARD'</w:t>
@@ -4052,14 +4048,14 @@
               <w:ind w:left="1418"/>
               <w:rPr>
                 <w:rFonts w:ascii="Palatino Linotype" w:hAnsi="Palatino Linotype"/>
-                <w:bCs/>
-                <w:iCs/>
-              </w:rPr>
-            </w:pPr>
-            <w:r>
-              <w:rPr>
-                <w:rFonts w:ascii="Palatino Linotype" w:hAnsi="Palatino Linotype"/>
-                <w:bCs/>
+                <w:b/>
+                <w:bCs/>
+                <w:iCs/>
+              </w:rPr>
+            </w:pPr>
+            <w:r>
+              <w:rPr>
+                <w:rFonts w:ascii="Palatino Linotype" w:hAnsi="Palatino Linotype"/>
                 <w:iCs/>
               </w:rPr>
               <w:t>ELSE discount_flag = 'NONE'</w:t>
@@ -5219,15 +5215,6 @@
               <w:t>Maximum 5 orders per customer in one day.</w:t>
             </w:r>
           </w:p>
-          <w:p>
-            <w:pPr>
-              <w:rPr>
-                <w:rFonts w:ascii="Palatino Linotype" w:hAnsi="Palatino Linotype"/>
-                <w:bCs/>
-                <w:iCs/>
-              </w:rPr>
-            </w:pPr>
-          </w:p>
         </w:tc>
       </w:tr>
       <w:tr>
@@ -5493,23 +5480,7 @@
                 <w:bCs/>
                 <w:iCs/>
               </w:rPr>
-              <w:t>MESSAGE_TEXT =</w:t>
-            </w:r>
-            <w:r>
-              <w:rPr>
-                <w:rFonts w:ascii="Palatino Linotype" w:hAnsi="Palatino Linotype"/>
-                <w:bCs/>
-                <w:iCs/>
-              </w:rPr>
-              <w:t xml:space="preserve"> </w:t>
-            </w:r>
-            <w:r>
-              <w:rPr>
-                <w:rFonts w:ascii="Palatino Linotype" w:hAnsi="Palatino Linotype"/>
-                <w:bCs/>
-                <w:iCs/>
-              </w:rPr>
-              <w:t>'Guest orders above 10000 not allowed';</w:t>
+              <w:t>MESSAGE_TEXT = 'Guest orders above 10000 not allowed';</w:t>
             </w:r>
           </w:p>
         </w:tc>
@@ -5819,17 +5790,82 @@
               <w:t>COD orders not allowed between 11 PM and 6 AM.</w:t>
             </w:r>
           </w:p>
-        </w:tc>
-      </w:tr>
-      <w:tr>
-        <w:tc>
-          <w:tcPr>
-            <w:tcW w:w="10422" w:type="dxa"/>
-          </w:tcPr>
-          <w:p>
-            <w:pPr>
-              <w:rPr>
-                <w:rFonts w:ascii="Palatino Linotype" w:hAnsi="Palatino Linotype"/>
+          <w:p>
+            <w:pPr>
+              <w:ind w:left="1134"/>
+              <w:rPr>
+                <w:rFonts w:ascii="Palatino Linotype" w:hAnsi="Palatino Linotype"/>
+                <w:bCs/>
+                <w:iCs/>
+                <w:sz w:val="12"/>
+                <w:szCs w:val="12"/>
+              </w:rPr>
+            </w:pPr>
+          </w:p>
+          <w:p>
+            <w:pPr>
+              <w:ind w:left="709"/>
+              <w:rPr>
+                <w:rFonts w:ascii="Palatino Linotype" w:hAnsi="Palatino Linotype"/>
+                <w:bCs/>
+                <w:iCs/>
+              </w:rPr>
+            </w:pPr>
+            <w:r>
+              <w:rPr>
+                <w:rFonts w:ascii="Palatino Linotype" w:hAnsi="Palatino Linotype"/>
+                <w:bCs/>
+                <w:iCs/>
+              </w:rPr>
+              <w:t>MESSAGE_TEXT = 'COD orders not allowed at night'</w:t>
+            </w:r>
+          </w:p>
+        </w:tc>
+      </w:tr>
+      <w:tr>
+        <w:tc>
+          <w:tcPr>
+            <w:tcW w:w="10422" w:type="dxa"/>
+          </w:tcPr>
+          <w:p>
+            <w:pPr>
+              <w:pStyle w:val="ListParagraph"/>
+              <w:numPr>
+                <w:ilvl w:val="0"/>
+                <w:numId w:val="19"/>
+              </w:numPr>
+              <w:rPr>
+                <w:rFonts w:ascii="Palatino Linotype" w:hAnsi="Palatino Linotype"/>
+                <w:b/>
+                <w:bCs/>
+                <w:iCs/>
+              </w:rPr>
+            </w:pPr>
+            <w:r>
+              <w:rPr>
+                <w:rFonts w:ascii="Palatino Linotype" w:hAnsi="Palatino Linotype"/>
+                <w:b/>
+                <w:bCs/>
+                <w:iCs/>
+              </w:rPr>
+              <w:t>Auto-Generate Fraud Risk Level</w:t>
+            </w:r>
+          </w:p>
+          <w:p>
+            <w:pPr>
+              <w:rPr>
+                <w:rFonts w:ascii="Palatino Linotype" w:hAnsi="Palatino Linotype"/>
+                <w:b/>
+                <w:bCs/>
+                <w:iCs/>
+              </w:rPr>
+            </w:pPr>
+          </w:p>
+          <w:p>
+            <w:pPr>
+              <w:rPr>
+                <w:rFonts w:ascii="Palatino Linotype" w:hAnsi="Palatino Linotype"/>
+                <w:b/>
                 <w:bCs/>
                 <w:iCs/>
               </w:rPr>

--- a/Assignment on customers salespeople and orders table.docx
+++ b/Assignment on customers salespeople and orders table.docx
@@ -5853,23 +5853,157 @@
           </w:p>
           <w:p>
             <w:pPr>
-              <w:rPr>
-                <w:rFonts w:ascii="Palatino Linotype" w:hAnsi="Palatino Linotype"/>
-                <w:b/>
-                <w:bCs/>
-                <w:iCs/>
-              </w:rPr>
-            </w:pPr>
-          </w:p>
-          <w:p>
-            <w:pPr>
-              <w:rPr>
-                <w:rFonts w:ascii="Palatino Linotype" w:hAnsi="Palatino Linotype"/>
-                <w:b/>
-                <w:bCs/>
-                <w:iCs/>
-              </w:rPr>
-            </w:pPr>
+              <w:ind w:left="709"/>
+              <w:rPr>
+                <w:rFonts w:ascii="Palatino Linotype" w:hAnsi="Palatino Linotype"/>
+                <w:b/>
+                <w:bCs/>
+                <w:iCs/>
+              </w:rPr>
+            </w:pPr>
+            <w:r>
+              <w:rPr>
+                <w:rFonts w:ascii="Palatino Linotype" w:hAnsi="Palatino Linotype"/>
+                <w:b/>
+                <w:bCs/>
+                <w:iCs/>
+              </w:rPr>
+              <w:t xml:space="preserve">Task </w:t>
+            </w:r>
+          </w:p>
+          <w:p>
+            <w:pPr>
+              <w:ind w:left="709"/>
+              <w:rPr>
+                <w:rFonts w:ascii="Palatino Linotype" w:hAnsi="Palatino Linotype"/>
+                <w:b/>
+                <w:bCs/>
+                <w:iCs/>
+                <w:sz w:val="8"/>
+                <w:szCs w:val="8"/>
+              </w:rPr>
+            </w:pPr>
+          </w:p>
+          <w:p>
+            <w:pPr>
+              <w:ind w:left="709"/>
+              <w:rPr>
+                <w:rFonts w:ascii="Palatino Linotype" w:hAnsi="Palatino Linotype"/>
+                <w:b/>
+                <w:bCs/>
+                <w:iCs/>
+              </w:rPr>
+            </w:pPr>
+            <w:r>
+              <w:rPr>
+                <w:rFonts w:ascii="Palatino Linotype" w:hAnsi="Palatino Linotype"/>
+                <w:b/>
+                <w:bCs/>
+                <w:iCs/>
+              </w:rPr>
+              <w:t>IF:</w:t>
+            </w:r>
+          </w:p>
+          <w:p>
+            <w:pPr>
+              <w:ind w:left="709"/>
+              <w:rPr>
+                <w:rFonts w:ascii="Palatino Linotype" w:hAnsi="Palatino Linotype"/>
+                <w:b/>
+                <w:bCs/>
+                <w:iCs/>
+                <w:sz w:val="8"/>
+                <w:szCs w:val="8"/>
+              </w:rPr>
+            </w:pPr>
+          </w:p>
+          <w:p>
+            <w:pPr>
+              <w:pStyle w:val="ListParagraph"/>
+              <w:numPr>
+                <w:ilvl w:val="0"/>
+                <w:numId w:val="21"/>
+              </w:numPr>
+              <w:rPr>
+                <w:rFonts w:ascii="Palatino Linotype" w:hAnsi="Palatino Linotype"/>
+                <w:iCs/>
+              </w:rPr>
+            </w:pPr>
+            <w:r>
+              <w:rPr>
+                <w:rFonts w:ascii="Palatino Linotype" w:hAnsi="Palatino Linotype"/>
+                <w:iCs/>
+              </w:rPr>
+              <w:t>NEW.CNUM IS NULL AND NEW.AMT &gt; 5000 THEN</w:t>
+            </w:r>
+            <w:r>
+              <w:rPr>
+                <w:rFonts w:ascii="Palatino Linotype" w:hAnsi="Palatino Linotype"/>
+                <w:iCs/>
+              </w:rPr>
+              <w:t xml:space="preserve"> </w:t>
+            </w:r>
+            <w:r>
+              <w:rPr>
+                <w:rFonts w:ascii="Palatino Linotype" w:hAnsi="Palatino Linotype"/>
+                <w:iCs/>
+              </w:rPr>
+              <w:t xml:space="preserve">  NEW.fraud_risk = 'HIGH';</w:t>
+            </w:r>
+          </w:p>
+          <w:p>
+            <w:pPr>
+              <w:pStyle w:val="ListParagraph"/>
+              <w:numPr>
+                <w:ilvl w:val="0"/>
+                <w:numId w:val="21"/>
+              </w:numPr>
+              <w:rPr>
+                <w:rFonts w:ascii="Palatino Linotype" w:hAnsi="Palatino Linotype"/>
+                <w:iCs/>
+              </w:rPr>
+            </w:pPr>
+            <w:r>
+              <w:rPr>
+                <w:rFonts w:ascii="Palatino Linotype" w:hAnsi="Palatino Linotype"/>
+                <w:iCs/>
+              </w:rPr>
+              <w:t>NEW.AMT &gt; 3000 THEN</w:t>
+            </w:r>
+            <w:r>
+              <w:rPr>
+                <w:rFonts w:ascii="Palatino Linotype" w:hAnsi="Palatino Linotype"/>
+                <w:iCs/>
+              </w:rPr>
+              <w:t xml:space="preserve"> </w:t>
+            </w:r>
+            <w:r>
+              <w:rPr>
+                <w:rFonts w:ascii="Palatino Linotype" w:hAnsi="Palatino Linotype"/>
+                <w:iCs/>
+              </w:rPr>
+              <w:t>NEW.fraud_risk = 'MEDIUM';</w:t>
+            </w:r>
+          </w:p>
+          <w:p>
+            <w:pPr>
+              <w:pStyle w:val="ListParagraph"/>
+              <w:numPr>
+                <w:ilvl w:val="0"/>
+                <w:numId w:val="21"/>
+              </w:numPr>
+              <w:rPr>
+                <w:rFonts w:ascii="Palatino Linotype" w:hAnsi="Palatino Linotype"/>
+                <w:iCs/>
+              </w:rPr>
+            </w:pPr>
+            <w:r>
+              <w:rPr>
+                <w:rFonts w:ascii="Palatino Linotype" w:hAnsi="Palatino Linotype"/>
+                <w:iCs/>
+              </w:rPr>
+              <w:t>ELSE NEW.fraud_risk = 'LOW';</w:t>
+            </w:r>
           </w:p>
         </w:tc>
       </w:tr>
@@ -8069,6 +8203,92 @@
     </w:lvl>
   </w:abstractNum>
   <w:abstractNum w:abstractNumId="11" w15:restartNumberingAfterBreak="0">
+    <w:nsid w:val="29EE3EB6"/>
+    <w:multiLevelType w:val="hybridMultilevel"/>
+    <w:tmpl w:val="1E3898EA"/>
+    <w:lvl w:ilvl="0" w:tplc="4009000F">
+      <w:start w:val="1"/>
+      <w:numFmt w:val="decimal"/>
+      <w:lvlText w:val="%1."/>
+      <w:lvlJc w:val="left"/>
+      <w:pPr>
+        <w:ind w:left="1429" w:hanging="360"/>
+      </w:pPr>
+    </w:lvl>
+    <w:lvl w:ilvl="1" w:tplc="40090019" w:tentative="1">
+      <w:start w:val="1"/>
+      <w:numFmt w:val="lowerLetter"/>
+      <w:lvlText w:val="%2."/>
+      <w:lvlJc w:val="left"/>
+      <w:pPr>
+        <w:ind w:left="2149" w:hanging="360"/>
+      </w:pPr>
+    </w:lvl>
+    <w:lvl w:ilvl="2" w:tplc="4009001B" w:tentative="1">
+      <w:start w:val="1"/>
+      <w:numFmt w:val="lowerRoman"/>
+      <w:lvlText w:val="%3."/>
+      <w:lvlJc w:val="right"/>
+      <w:pPr>
+        <w:ind w:left="2869" w:hanging="180"/>
+      </w:pPr>
+    </w:lvl>
+    <w:lvl w:ilvl="3" w:tplc="4009000F" w:tentative="1">
+      <w:start w:val="1"/>
+      <w:numFmt w:val="decimal"/>
+      <w:lvlText w:val="%4."/>
+      <w:lvlJc w:val="left"/>
+      <w:pPr>
+        <w:ind w:left="3589" w:hanging="360"/>
+      </w:pPr>
+    </w:lvl>
+    <w:lvl w:ilvl="4" w:tplc="40090019" w:tentative="1">
+      <w:start w:val="1"/>
+      <w:numFmt w:val="lowerLetter"/>
+      <w:lvlText w:val="%5."/>
+      <w:lvlJc w:val="left"/>
+      <w:pPr>
+        <w:ind w:left="4309" w:hanging="360"/>
+      </w:pPr>
+    </w:lvl>
+    <w:lvl w:ilvl="5" w:tplc="4009001B" w:tentative="1">
+      <w:start w:val="1"/>
+      <w:numFmt w:val="lowerRoman"/>
+      <w:lvlText w:val="%6."/>
+      <w:lvlJc w:val="right"/>
+      <w:pPr>
+        <w:ind w:left="5029" w:hanging="180"/>
+      </w:pPr>
+    </w:lvl>
+    <w:lvl w:ilvl="6" w:tplc="4009000F" w:tentative="1">
+      <w:start w:val="1"/>
+      <w:numFmt w:val="decimal"/>
+      <w:lvlText w:val="%7."/>
+      <w:lvlJc w:val="left"/>
+      <w:pPr>
+        <w:ind w:left="5749" w:hanging="360"/>
+      </w:pPr>
+    </w:lvl>
+    <w:lvl w:ilvl="7" w:tplc="40090019" w:tentative="1">
+      <w:start w:val="1"/>
+      <w:numFmt w:val="lowerLetter"/>
+      <w:lvlText w:val="%8."/>
+      <w:lvlJc w:val="left"/>
+      <w:pPr>
+        <w:ind w:left="6469" w:hanging="360"/>
+      </w:pPr>
+    </w:lvl>
+    <w:lvl w:ilvl="8" w:tplc="4009001B" w:tentative="1">
+      <w:start w:val="1"/>
+      <w:numFmt w:val="lowerRoman"/>
+      <w:lvlText w:val="%9."/>
+      <w:lvlJc w:val="right"/>
+      <w:pPr>
+        <w:ind w:left="7189" w:hanging="180"/>
+      </w:pPr>
+    </w:lvl>
+  </w:abstractNum>
+  <w:abstractNum w:abstractNumId="12" w15:restartNumberingAfterBreak="0">
     <w:nsid w:val="3EAA335E"/>
     <w:multiLevelType w:val="multilevel"/>
     <w:tmpl w:val="A09C1C18"/>
@@ -8217,7 +8437,7 @@
       </w:rPr>
     </w:lvl>
   </w:abstractNum>
-  <w:abstractNum w:abstractNumId="12" w15:restartNumberingAfterBreak="0">
+  <w:abstractNum w:abstractNumId="13" w15:restartNumberingAfterBreak="0">
     <w:nsid w:val="48C561D3"/>
     <w:multiLevelType w:val="hybridMultilevel"/>
     <w:tmpl w:val="6554B0E4"/>
@@ -8306,7 +8526,7 @@
       </w:pPr>
     </w:lvl>
   </w:abstractNum>
-  <w:abstractNum w:abstractNumId="13" w15:restartNumberingAfterBreak="0">
+  <w:abstractNum w:abstractNumId="14" w15:restartNumberingAfterBreak="0">
     <w:nsid w:val="51087534"/>
     <w:multiLevelType w:val="multilevel"/>
     <w:tmpl w:val="5E28BE72"/>
@@ -8455,7 +8675,7 @@
       </w:rPr>
     </w:lvl>
   </w:abstractNum>
-  <w:abstractNum w:abstractNumId="14" w15:restartNumberingAfterBreak="0">
+  <w:abstractNum w:abstractNumId="15" w15:restartNumberingAfterBreak="0">
     <w:nsid w:val="542C6394"/>
     <w:multiLevelType w:val="multilevel"/>
     <w:tmpl w:val="BC6AAF16"/>
@@ -8604,7 +8824,7 @@
       </w:rPr>
     </w:lvl>
   </w:abstractNum>
-  <w:abstractNum w:abstractNumId="15" w15:restartNumberingAfterBreak="0">
+  <w:abstractNum w:abstractNumId="16" w15:restartNumberingAfterBreak="0">
     <w:nsid w:val="596D69D7"/>
     <w:multiLevelType w:val="hybridMultilevel"/>
     <w:tmpl w:val="B4E08B10"/>
@@ -8693,7 +8913,7 @@
       </w:pPr>
     </w:lvl>
   </w:abstractNum>
-  <w:abstractNum w:abstractNumId="16" w15:restartNumberingAfterBreak="0">
+  <w:abstractNum w:abstractNumId="17" w15:restartNumberingAfterBreak="0">
     <w:nsid w:val="5E274F49"/>
     <w:multiLevelType w:val="multilevel"/>
     <w:tmpl w:val="ED8829FA"/>
@@ -8842,7 +9062,7 @@
       </w:rPr>
     </w:lvl>
   </w:abstractNum>
-  <w:abstractNum w:abstractNumId="17" w15:restartNumberingAfterBreak="0">
+  <w:abstractNum w:abstractNumId="18" w15:restartNumberingAfterBreak="0">
     <w:nsid w:val="66DB2AE0"/>
     <w:multiLevelType w:val="multilevel"/>
     <w:tmpl w:val="F8FA17EE"/>
@@ -8991,7 +9211,7 @@
       </w:rPr>
     </w:lvl>
   </w:abstractNum>
-  <w:abstractNum w:abstractNumId="18" w15:restartNumberingAfterBreak="0">
+  <w:abstractNum w:abstractNumId="19" w15:restartNumberingAfterBreak="0">
     <w:nsid w:val="70FB1ED5"/>
     <w:multiLevelType w:val="hybridMultilevel"/>
     <w:tmpl w:val="0A245B58"/>
@@ -9077,7 +9297,7 @@
       </w:pPr>
     </w:lvl>
   </w:abstractNum>
-  <w:abstractNum w:abstractNumId="19" w15:restartNumberingAfterBreak="0">
+  <w:abstractNum w:abstractNumId="20" w15:restartNumberingAfterBreak="0">
     <w:nsid w:val="7E2348FB"/>
     <w:multiLevelType w:val="hybridMultilevel"/>
     <w:tmpl w:val="DEF2A526"/>
@@ -9197,7 +9417,7 @@
     <w:abstractNumId w:val="1"/>
   </w:num>
   <w:num w:numId="3" w16cid:durableId="1511988115">
-    <w:abstractNumId w:val="13"/>
+    <w:abstractNumId w:val="14"/>
   </w:num>
   <w:num w:numId="4" w16cid:durableId="661350196">
     <w:abstractNumId w:val="8"/>
@@ -9206,19 +9426,19 @@
     <w:abstractNumId w:val="0"/>
   </w:num>
   <w:num w:numId="6" w16cid:durableId="684596088">
-    <w:abstractNumId w:val="17"/>
+    <w:abstractNumId w:val="18"/>
   </w:num>
   <w:num w:numId="7" w16cid:durableId="256788468">
-    <w:abstractNumId w:val="11"/>
+    <w:abstractNumId w:val="12"/>
   </w:num>
   <w:num w:numId="8" w16cid:durableId="1090811234">
-    <w:abstractNumId w:val="19"/>
+    <w:abstractNumId w:val="20"/>
   </w:num>
   <w:num w:numId="9" w16cid:durableId="1693603515">
     <w:abstractNumId w:val="4"/>
   </w:num>
   <w:num w:numId="10" w16cid:durableId="695737064">
-    <w:abstractNumId w:val="18"/>
+    <w:abstractNumId w:val="19"/>
   </w:num>
   <w:num w:numId="11" w16cid:durableId="1601523868">
     <w:abstractNumId w:val="3"/>
@@ -9233,10 +9453,10 @@
     <w:abstractNumId w:val="2"/>
   </w:num>
   <w:num w:numId="15" w16cid:durableId="658656876">
-    <w:abstractNumId w:val="15"/>
+    <w:abstractNumId w:val="16"/>
   </w:num>
   <w:num w:numId="16" w16cid:durableId="1186555983">
-    <w:abstractNumId w:val="14"/>
+    <w:abstractNumId w:val="15"/>
   </w:num>
   <w:num w:numId="17" w16cid:durableId="777220707">
     <w:abstractNumId w:val="9"/>
@@ -9245,10 +9465,13 @@
     <w:abstractNumId w:val="7"/>
   </w:num>
   <w:num w:numId="19" w16cid:durableId="50464105">
-    <w:abstractNumId w:val="12"/>
+    <w:abstractNumId w:val="13"/>
   </w:num>
   <w:num w:numId="20" w16cid:durableId="1440756748">
-    <w:abstractNumId w:val="16"/>
+    <w:abstractNumId w:val="17"/>
+  </w:num>
+  <w:num w:numId="21" w16cid:durableId="899287691">
+    <w:abstractNumId w:val="11"/>
   </w:num>
   <w:numIdMacAtCleanup w:val="16"/>
 </w:numbering>
@@ -9724,6 +9947,7 @@
   <w:style w:type="character" w:default="1" w:styleId="DefaultParagraphFont">
     <w:name w:val="Default Paragraph Font"/>
     <w:uiPriority w:val="1"/>
+    <w:semiHidden/>
     <w:unhideWhenUsed/>
   </w:style>
   <w:style w:type="table" w:default="1" w:styleId="TableNormal">
